--- a/07-third-party-risk/Third_Party_Risk_and_Supply_Chain/Portugues_BR/Third_Party_Risk_Management_and_Cyber_Supply_Chain_Security_Manual_Portugues_BR_v1.0.docx
+++ b/07-third-party-risk/Third_Party_Risk_and_Supply_Chain/Portugues_BR/Third_Party_Risk_Management_and_Cyber_Supply_Chain_Security_Manual_Portugues_BR_v1.0.docx
@@ -2,32 +2,6 @@
 <file path=word/document.xml><?xml version="1.0" encoding="utf-8"?>
 <w:document xmlns:w="http://schemas.openxmlformats.org/wordprocessingml/2006/main" xmlns:m="http://schemas.openxmlformats.org/officeDocument/2006/math" xmlns:r="http://schemas.openxmlformats.org/officeDocument/2006/relationships" xmlns:o="urn:schemas-microsoft-com:office:office" xmlns:v="urn:schemas-microsoft-com:vml" xmlns:w10="urn:schemas-microsoft-com:office:word" xmlns:a="http://schemas.openxmlformats.org/drawingml/2006/main" xmlns:pic="http://schemas.openxmlformats.org/drawingml/2006/picture" xmlns:wp="http://schemas.openxmlformats.org/drawingml/2006/wordprocessingDrawing">
   <w:body>
-    <w:sdt>
-      <w:sdtPr>
-        <w:docPartObj>
-          <w:docPartGallery w:val="Table of Contents"/>
-          <w:docPartUnique/>
-        </w:docPartObj>
-      </w:sdtPr>
-      <w:sdtContent>
-        <w:p>
-          <w:pPr>
-            <w:pStyle w:val="TOCHeading"/>
-          </w:pPr>
-          <w:r>
-            <w:t xml:space="preserve">Table of Contents</w:t>
-          </w:r>
-        </w:p>
-        <w:p>
-          <w:r>
-            <w:fldChar w:fldCharType="begin" w:dirty="true"/>
-            <w:instrText xml:space="preserve">TOC \o "1-3" \h \z \u</w:instrText>
-            <w:fldChar w:fldCharType="separate"/>
-            <w:fldChar w:fldCharType="end"/>
-          </w:r>
-        </w:p>
-      </w:sdtContent>
-    </w:sdt>
     <w:p>
       <w:pPr>
         <w:pStyle w:val="BlockText"/>

--- a/07-third-party-risk/Third_Party_Risk_and_Supply_Chain/Portugues_BR/Third_Party_Risk_Management_and_Cyber_Supply_Chain_Security_Manual_Portugues_BR_v1.0.docx
+++ b/07-third-party-risk/Third_Party_Risk_and_Supply_Chain/Portugues_BR/Third_Party_Risk_Management_and_Cyber_Supply_Chain_Security_Manual_Portugues_BR_v1.0.docx
@@ -2,6 +2,32 @@
 <file path=word/document.xml><?xml version="1.0" encoding="utf-8"?>
 <w:document xmlns:w="http://schemas.openxmlformats.org/wordprocessingml/2006/main" xmlns:m="http://schemas.openxmlformats.org/officeDocument/2006/math" xmlns:r="http://schemas.openxmlformats.org/officeDocument/2006/relationships" xmlns:o="urn:schemas-microsoft-com:office:office" xmlns:v="urn:schemas-microsoft-com:vml" xmlns:w10="urn:schemas-microsoft-com:office:word" xmlns:a="http://schemas.openxmlformats.org/drawingml/2006/main" xmlns:pic="http://schemas.openxmlformats.org/drawingml/2006/picture" xmlns:wp="http://schemas.openxmlformats.org/drawingml/2006/wordprocessingDrawing">
   <w:body>
+    <w:sdt>
+      <w:sdtPr>
+        <w:docPartObj>
+          <w:docPartGallery w:val="Table of Contents"/>
+          <w:docPartUnique/>
+        </w:docPartObj>
+      </w:sdtPr>
+      <w:sdtContent>
+        <w:p>
+          <w:pPr>
+            <w:pStyle w:val="TOCHeading"/>
+          </w:pPr>
+          <w:r>
+            <w:t xml:space="preserve">Table of Contents</w:t>
+          </w:r>
+        </w:p>
+        <w:p>
+          <w:r>
+            <w:fldChar w:fldCharType="begin" w:dirty="true"/>
+            <w:instrText xml:space="preserve">TOC \o "1-3" \h \z \u</w:instrText>
+            <w:fldChar w:fldCharType="separate"/>
+            <w:fldChar w:fldCharType="end"/>
+          </w:r>
+        </w:p>
+      </w:sdtContent>
+    </w:sdt>
     <w:p>
       <w:pPr>
         <w:pStyle w:val="BlockText"/>

--- a/07-third-party-risk/Third_Party_Risk_and_Supply_Chain/Portugues_BR/Third_Party_Risk_Management_and_Cyber_Supply_Chain_Security_Manual_Portugues_BR_v1.0.docx
+++ b/07-third-party-risk/Third_Party_Risk_and_Supply_Chain/Portugues_BR/Third_Party_Risk_Management_and_Cyber_Supply_Chain_Security_Manual_Portugues_BR_v1.0.docx
@@ -34,8 +34,8 @@
       </w:pPr>
       <w:r>
         <w:rPr>
+          <w:bCs/>
           <w:b/>
-          <w:bCs/>
         </w:rPr>
         <w:t xml:space="preserve">Status da revisão:</w:t>
       </w:r>
@@ -70,7 +70,7 @@
         <w:t xml:space="preserve">Prático Gerente e Manual de Analista Júnior</w:t>
       </w:r>
     </w:p>
-    <w:bookmarkStart w:id="9" w:name="X137593aa26f3e73a43fc54221802674f9277cf0"/>
+    <w:bookmarkStart w:id="20" w:name="X137593aa26f3e73a43fc54221802674f9277cf0"/>
     <w:p>
       <w:pPr>
         <w:pStyle w:val="Heading2"/>
@@ -119,8 +119,8 @@
         <w:t xml:space="preserve">Este manual ensina um método de ciclo de vida repetitivo. Não é uma opinião legal, uma garantia, ou um programa de certificação universal. Os requisitos variam de acordo com contrato, lei, regulador, setor, cliente, sistema e país. Use profissionais qualificados de direito, privacidade, compras, segurança e auditoria quando as decisões as exigem.</w:t>
       </w:r>
     </w:p>
-    <w:bookmarkEnd w:id="9"/>
-    <w:bookmarkStart w:id="10" w:name="X1e0ec8bad2eb1fecef3825a80ed0a65aaa334ae"/>
+    <w:bookmarkEnd w:id="20"/>
+    <w:bookmarkStart w:id="21" w:name="X1e0ec8bad2eb1fecef3825a80ed0a65aaa334ae"/>
     <w:p>
       <w:pPr>
         <w:pStyle w:val="Heading2"/>
@@ -129,8 +129,8 @@
         <w:t xml:space="preserve">Nota de informação actual:** O manual reflete o material oficial verificado em 14 de julho de 2026, incluindo NIST SP 1326 (final de julho 8, 2026), NIST SP 800-18 Rev. 2 (final de junho 30, 2026), NIST SP 800-161 Rev. 1 Atualização 1, NIST SP 1305 e NIST CSF 2.0.</w:t>
       </w:r>
     </w:p>
-    <w:bookmarkEnd w:id="10"/>
-    <w:bookmarkStart w:id="11" w:name="como-usar-este-manual"/>
+    <w:bookmarkEnd w:id="21"/>
+    <w:bookmarkStart w:id="22" w:name="como-usar-este-manual"/>
     <w:p>
       <w:pPr>
         <w:pStyle w:val="Heading1"/>
@@ -1405,8 +1405,8 @@
         <w:t xml:space="preserve">Guia do Capítulo</w:t>
       </w:r>
     </w:p>
-    <w:bookmarkEnd w:id="11"/>
-    <w:bookmarkStart w:id="15" w:name="tprm-e-cyber-supply-chain-fundações"/>
+    <w:bookmarkEnd w:id="22"/>
+    <w:bookmarkStart w:id="26" w:name="tprm-e-cyber-supply-chain-fundações"/>
     <w:p>
       <w:pPr>
         <w:pStyle w:val="Heading1"/>
@@ -1417,11 +1417,11 @@
     </w:p>
     <w:p>
       <w:pPr>
+        <w:numPr>
+          <w:ilvl w:val="0"/>
+          <w:numId w:val="1002"/>
+        </w:numPr>
         <w:pStyle w:val="Compact"/>
-        <w:numPr>
-          <w:ilvl w:val="0"/>
-          <w:numId w:val="1002"/>
-        </w:numPr>
       </w:pPr>
       <w:r>
         <w:t xml:space="preserve">Gerência de risco de terceiros (TPRM) controla riscos colocados por organizações externas, produtos, pessoas e serviços.*</w:t>
@@ -1435,7 +1435,7 @@
         <w:t xml:space="preserve">Um terceiro pode hospedar sistemas, processar dados, fornecer software, fornecer pessoal, executar operações críticas ou apoiar clientes. O gerenciamento de risco da cadeia de suprimentos cibernética (C-SCRM) é mais amplo: considera como a tecnologia é projetada, desenvolvida, fabricada, integrada, entregue, operada, mantida e aposentada em muitas camadas.</w:t>
       </w:r>
     </w:p>
-    <w:bookmarkStart w:id="12" w:name="o-que-bom-tprm-produz"/>
+    <w:bookmarkStart w:id="23" w:name="o-que-bom-tprm-produz"/>
     <w:p>
       <w:pPr>
         <w:pStyle w:val="Heading2"/>
@@ -1492,8 +1492,8 @@
         <w:t xml:space="preserve">Coordenação de incidentes praticada e um plano de saída executável.</w:t>
       </w:r>
     </w:p>
-    <w:bookmarkEnd w:id="12"/>
-    <w:bookmarkStart w:id="13" w:name="limites-importantes"/>
+    <w:bookmarkEnd w:id="23"/>
+    <w:bookmarkStart w:id="24" w:name="limites-importantes"/>
     <w:p>
       <w:pPr>
         <w:pStyle w:val="Heading2"/>
@@ -1568,11 +1568,11 @@
     </w:p>
     <w:p>
       <w:pPr>
+        <w:numPr>
+          <w:ilvl w:val="0"/>
+          <w:numId w:val="1003"/>
+        </w:numPr>
         <w:pStyle w:val="Compact"/>
-        <w:numPr>
-          <w:ilvl w:val="0"/>
-          <w:numId w:val="1003"/>
-        </w:numPr>
       </w:pPr>
       <w:r>
         <w:t xml:space="preserve">O Ciclo de Vida da Terceira Parte</w:t>
@@ -1580,11 +1580,11 @@
     </w:p>
     <w:p>
       <w:pPr>
+        <w:numPr>
+          <w:ilvl w:val="0"/>
+          <w:numId w:val="1004"/>
+        </w:numPr>
         <w:pStyle w:val="Compact"/>
-        <w:numPr>
-          <w:ilvl w:val="0"/>
-          <w:numId w:val="1004"/>
-        </w:numPr>
       </w:pPr>
       <w:r>
         <w:t xml:space="preserve">Um processo de ciclo de vida impede que a avaliação se torne um questionário único.*</w:t>
@@ -1603,8 +1603,8 @@
         <w:t xml:space="preserve">Figura 1. Ciclo de vida de risco de terceiros</w:t>
       </w:r>
     </w:p>
-    <w:bookmarkEnd w:id="13"/>
-    <w:bookmarkStart w:id="14" w:name="section"/>
+    <w:bookmarkEnd w:id="24"/>
+    <w:bookmarkStart w:id="25" w:name="section"/>
     <w:p>
       <w:pPr>
         <w:pStyle w:val="Heading2"/>
@@ -1657,9 +1657,9 @@
         <w:t xml:space="preserve">□ Sair □ São removidos o acesso, dados, ativos e dependências? • Revogação, exclusão/retorno, transição, confirmação</w:t>
       </w:r>
     </w:p>
-    <w:bookmarkEnd w:id="14"/>
-    <w:bookmarkEnd w:id="15"/>
-    <w:bookmarkStart w:id="19" w:name="governança-estratégia-e-apetito-de-risco"/>
+    <w:bookmarkEnd w:id="25"/>
+    <w:bookmarkEnd w:id="26"/>
+    <w:bookmarkStart w:id="30" w:name="governança-estratégia-e-apetito-de-risco"/>
     <w:p>
       <w:pPr>
         <w:pStyle w:val="Heading1"/>
@@ -1674,13 +1674,13 @@
       </w:pPr>
       <w:r>
         <w:rPr>
+          <w:iCs/>
           <w:i/>
-          <w:iCs/>
         </w:rPr>
         <w:t xml:space="preserve">Governança estabelece direitos de decisão, limites de risco, financiamento e escalada.</w:t>
       </w:r>
     </w:p>
-    <w:bookmarkStart w:id="16" w:name="documentos-do-programa"/>
+    <w:bookmarkStart w:id="27" w:name="documentos-do-programa"/>
     <w:p>
       <w:pPr>
         <w:pStyle w:val="Heading2"/>
@@ -1755,8 +1755,8 @@
         <w:t xml:space="preserve">Métricas, relatórios, retenção de registros, revisão de qualidade e melhoria do programa.</w:t>
       </w:r>
     </w:p>
-    <w:bookmarkEnd w:id="16"/>
-    <w:bookmarkStart w:id="17" w:name="section-1"/>
+    <w:bookmarkEnd w:id="27"/>
+    <w:bookmarkStart w:id="28" w:name="section-1"/>
     <w:p>
       <w:pPr>
         <w:pStyle w:val="Heading2"/>
@@ -1815,8 +1815,8 @@
         <w:t xml:space="preserve">□ Fornecedor □ Informação precisa, controles contratados, aviso, correção, cooperação</w:t>
       </w:r>
     </w:p>
-    <w:bookmarkEnd w:id="17"/>
-    <w:bookmarkStart w:id="18" w:name="X0a83d428daa4bc62eac0479fa17900484f8a109"/>
+    <w:bookmarkEnd w:id="28"/>
+    <w:bookmarkStart w:id="29" w:name="X0a83d428daa4bc62eac0479fa17900484f8a109"/>
     <w:p>
       <w:pPr>
         <w:pStyle w:val="Heading2"/>
@@ -1825,9 +1825,9 @@
         <w:t xml:space="preserve">Decisão de gestão:** Definir quem pode aceitar que nível de risco residual. Um proprietário de risco deve ter autoridade, contexto e responsabilidade – não apenas uma assinatura conveniente. □</w:t>
       </w:r>
     </w:p>
-    <w:bookmarkEnd w:id="18"/>
-    <w:bookmarkEnd w:id="19"/>
-    <w:bookmarkStart w:id="23" w:name="inventário-classificação-e-nivelamento"/>
+    <w:bookmarkEnd w:id="29"/>
+    <w:bookmarkEnd w:id="30"/>
+    <w:bookmarkStart w:id="34" w:name="inventário-classificação-e-nivelamento"/>
     <w:p>
       <w:pPr>
         <w:pStyle w:val="Heading1"/>
@@ -1842,8 +1842,8 @@
       </w:pPr>
       <w:r>
         <w:rPr>
+          <w:iCs/>
           <w:i/>
-          <w:iCs/>
         </w:rPr>
         <w:t xml:space="preserve">Conheça todos os fornecedores e escalas trabalham para provavelmente prejudicar.</w:t>
       </w:r>
@@ -1861,7 +1861,7 @@
         <w:t xml:space="preserve">Figura 2. Listas de fornecedores de exemplo</w:t>
       </w:r>
     </w:p>
-    <w:bookmarkStart w:id="20" w:name="campos-de-inventário"/>
+    <w:bookmarkStart w:id="31" w:name="campos-de-inventário"/>
     <w:p>
       <w:pPr>
         <w:pStyle w:val="Heading2"/>
@@ -1914,8 +1914,8 @@
         <w:t xml:space="preserve">Nível, risco inerente, risco residual, estado de avaliação, conclusões, exceções, datas do contrato, renovação e status de saída.</w:t>
       </w:r>
     </w:p>
-    <w:bookmarkEnd w:id="20"/>
-    <w:bookmarkStart w:id="21" w:name="fatores-de-nivelamento"/>
+    <w:bookmarkEnd w:id="31"/>
+    <w:bookmarkStart w:id="32" w:name="fatores-de-nivelamento"/>
     <w:p>
       <w:pPr>
         <w:pStyle w:val="Heading2"/>
@@ -1924,8 +1924,8 @@
         <w:t xml:space="preserve">4.2 Fatores de nivelamento</w:t>
       </w:r>
     </w:p>
-    <w:bookmarkEnd w:id="21"/>
-    <w:bookmarkStart w:id="22" w:name="factor-exemplo-de-estado-de-alto-risco"/>
+    <w:bookmarkEnd w:id="32"/>
+    <w:bookmarkStart w:id="33" w:name="factor-exemplo-de-estado-de-alto-risco"/>
     <w:p>
       <w:pPr>
         <w:pStyle w:val="Heading2"/>
@@ -1938,8 +1938,8 @@
       </w:r>
       <w:r>
         <w:rPr>
+          <w:bCs/>
           <w:b/>
-          <w:bCs/>
         </w:rPr>
         <w:t xml:space="preserve">Exemplo de estado de alto risco</w:t>
       </w:r>
@@ -1990,11 +1990,11 @@
     </w:p>
     <w:p>
       <w:pPr>
+        <w:numPr>
+          <w:ilvl w:val="0"/>
+          <w:numId w:val="1007"/>
+        </w:numPr>
         <w:pStyle w:val="Compact"/>
-        <w:numPr>
-          <w:ilvl w:val="0"/>
-          <w:numId w:val="1007"/>
-        </w:numPr>
       </w:pPr>
       <w:r>
         <w:t xml:space="preserve">Risco de Ingestão e Inerência</w:t>
@@ -2006,8 +2006,8 @@
       </w:pPr>
       <w:r>
         <w:rPr>
+          <w:iCs/>
           <w:i/>
-          <w:iCs/>
         </w:rPr>
         <w:t xml:space="preserve">Intake capta o uso completo proposto antes da pressão comercial torna a revisão difícil.</w:t>
       </w:r>
@@ -2114,9 +2114,9 @@
         <w:t xml:space="preserve">□—————————————————————————————————————————————————————————————————————————————————————————————————————–</w:t>
       </w:r>
     </w:p>
-    <w:bookmarkEnd w:id="22"/>
-    <w:bookmarkEnd w:id="23"/>
-    <w:bookmarkStart w:id="27" w:name="due-diligence-and-research"/>
+    <w:bookmarkEnd w:id="33"/>
+    <w:bookmarkEnd w:id="34"/>
+    <w:bookmarkStart w:id="38" w:name="due-diligence-and-research"/>
     <w:p>
       <w:pPr>
         <w:pStyle w:val="Heading1"/>
@@ -2131,8 +2131,8 @@
       </w:pPr>
       <w:r>
         <w:rPr>
+          <w:iCs/>
           <w:i/>
-          <w:iCs/>
         </w:rPr>
         <w:t xml:space="preserve">Due diligence reúne informações pertinentes para que a organização possa fazer uma aquisição informada ou decisão de uso contínuo.</w:t>
       </w:r>
@@ -2158,7 +2158,7 @@
         <w:t xml:space="preserve">6.1 NIST SP 1326 componentes de avaliação</w:t>
       </w:r>
     </w:p>
-    <w:bookmarkStart w:id="24" w:name="component-perguntas-para-investigar"/>
+    <w:bookmarkStart w:id="35" w:name="component-perguntas-para-investigar"/>
     <w:p>
       <w:pPr>
         <w:pStyle w:val="Heading2"/>
@@ -2251,8 +2251,8 @@
         <w:t xml:space="preserve">Arquitetura e entrevistas de fluxo de dados com pessoas que operam o serviço – não apenas pessoal de vendas.</w:t>
       </w:r>
     </w:p>
-    <w:bookmarkEnd w:id="24"/>
-    <w:bookmarkStart w:id="26" w:name="X08461ed718861752328f5fcfb8f4641f6578ad9"/>
+    <w:bookmarkEnd w:id="35"/>
+    <w:bookmarkStart w:id="37" w:name="X08461ed718861752328f5fcfb8f4641f6578ad9"/>
     <w:p>
       <w:pPr>
         <w:pStyle w:val="Heading2"/>
@@ -2263,11 +2263,11 @@
     </w:p>
     <w:p>
       <w:pPr>
+        <w:numPr>
+          <w:ilvl w:val="0"/>
+          <w:numId w:val="1010"/>
+        </w:numPr>
         <w:pStyle w:val="Compact"/>
-        <w:numPr>
-          <w:ilvl w:val="0"/>
-          <w:numId w:val="1010"/>
-        </w:numPr>
       </w:pPr>
       <w:r>
         <w:t xml:space="preserve">Revisão e Confiança de Evidências</w:t>
@@ -2275,11 +2275,11 @@
     </w:p>
     <w:p>
       <w:pPr>
+        <w:numPr>
+          <w:ilvl w:val="0"/>
+          <w:numId w:val="1011"/>
+        </w:numPr>
         <w:pStyle w:val="Compact"/>
-        <w:numPr>
-          <w:ilvl w:val="0"/>
-          <w:numId w:val="1011"/>
-        </w:numPr>
       </w:pPr>
       <w:r>
         <w:t xml:space="preserve">A evidência é útil apenas quando corresponde ao serviço, período, controle e risco de ser avaliado.*</w:t>
@@ -2300,25 +2300,25 @@
     </w:p>
     <w:p>
       <w:pPr>
+        <w:numPr>
+          <w:ilvl w:val="0"/>
+          <w:numId w:val="1012"/>
+        </w:numPr>
         <w:pStyle w:val="Heading2"/>
-        <w:numPr>
-          <w:ilvl w:val="0"/>
-          <w:numId w:val="1012"/>
-        </w:numPr>
-      </w:pPr>
-      <w:bookmarkStart w:id="25" w:name="Xaa957440699d25bbde39eaa6e0eb5bbc21779bf"/>
+      </w:pPr>
+      <w:bookmarkStart w:id="36" w:name="Xaa957440699d25bbde39eaa6e0eb5bbc21779bf"/>
       <w:r>
         <w:t xml:space="preserve">Artifact** ** Pontos de revisão** ** Armadilha comum**</w:t>
       </w:r>
-      <w:bookmarkEnd w:id="25"/>
-    </w:p>
-    <w:p>
-      <w:pPr>
+      <w:bookmarkEnd w:id="36"/>
+    </w:p>
+    <w:p>
+      <w:pPr>
+        <w:numPr>
+          <w:ilvl w:val="0"/>
+          <w:numId w:val="1000"/>
+        </w:numPr>
         <w:pStyle w:val="Compact"/>
-        <w:numPr>
-          <w:ilvl w:val="0"/>
-          <w:numId w:val="1000"/>
-        </w:numPr>
       </w:pPr>
       <w:r>
         <w:t xml:space="preserve">□ SOC 2 Tipo 2 □ Âmbito da entidade/sistema, critérios, período, opinião, testes, exceções, CUECs, organizações de subserviço, eventos subseqüentes</w:t>
@@ -2366,9 +2366,9 @@
         <w:t xml:space="preserve">□ Vulnerabilidade evidência □ Cobertura de ativos, credenciais, data, gravidade, remediação, exceções, reescane a saída da varredura como tratamento de risco</w:t>
       </w:r>
     </w:p>
-    <w:bookmarkEnd w:id="26"/>
-    <w:bookmarkEnd w:id="27"/>
-    <w:bookmarkStart w:id="31" w:name="pontuação-de-risco-e-tratamento"/>
+    <w:bookmarkEnd w:id="37"/>
+    <w:bookmarkEnd w:id="38"/>
+    <w:bookmarkStart w:id="42" w:name="pontuação-de-risco-e-tratamento"/>
     <w:p>
       <w:pPr>
         <w:pStyle w:val="Heading1"/>
@@ -2383,13 +2383,13 @@
       </w:pPr>
       <w:r>
         <w:rPr>
+          <w:iCs/>
           <w:i/>
-          <w:iCs/>
         </w:rPr>
         <w:t xml:space="preserve">A pontuação de Risk suporta decisões consistentes, mas os números não devem esconder incerteza ou problemas graves.</w:t>
       </w:r>
     </w:p>
-    <w:bookmarkStart w:id="28" w:name="um-método-defensável"/>
+    <w:bookmarkStart w:id="39" w:name="um-método-defensável"/>
     <w:p>
       <w:pPr>
         <w:pStyle w:val="Heading2"/>
@@ -2464,8 +2464,8 @@
         <w:t xml:space="preserve">Exigir aprovação ao nível correcto da autoridade e revisão/expiração do registo.</w:t>
       </w:r>
     </w:p>
-    <w:bookmarkEnd w:id="28"/>
-    <w:bookmarkStart w:id="29" w:name="tradução-e-legendagem"/>
+    <w:bookmarkEnd w:id="39"/>
+    <w:bookmarkStart w:id="40" w:name="tradução-e-legendagem"/>
     <w:p>
       <w:pPr>
         <w:pStyle w:val="Heading2"/>
@@ -2506,8 +2506,8 @@
         <w:t xml:space="preserve">□ Contingência; fornecedor de backup; processo manual; exportação de dados; recuperação testada; gatilho; recursos; resultado do teste;</w:t>
       </w:r>
     </w:p>
-    <w:bookmarkEnd w:id="29"/>
-    <w:bookmarkStart w:id="30" w:name="X2519f35ab082352e2cb4eed06c09e4e2ee9aac7"/>
+    <w:bookmarkEnd w:id="40"/>
+    <w:bookmarkStart w:id="41" w:name="X2519f35ab082352e2cb4eed06c09e4e2ee9aac7"/>
     <w:p>
       <w:pPr>
         <w:pStyle w:val="Heading2"/>
@@ -2516,9 +2516,9 @@
         <w:t xml:space="preserve">Aviso de gravação: ** Não é uma questão catastrófica. Relate cenários graves, lacunas de evidência e concentração separadamente da pontuação global.</w:t>
       </w:r>
     </w:p>
-    <w:bookmarkEnd w:id="30"/>
-    <w:bookmarkEnd w:id="31"/>
-    <w:bookmarkStart w:id="34" w:name="requisitos-do-contrato"/>
+    <w:bookmarkEnd w:id="41"/>
+    <w:bookmarkEnd w:id="42"/>
+    <w:bookmarkStart w:id="45" w:name="requisitos-do-contrato"/>
     <w:p>
       <w:pPr>
         <w:pStyle w:val="Heading1"/>
@@ -2533,13 +2533,13 @@
       </w:pPr>
       <w:r>
         <w:rPr>
+          <w:iCs/>
           <w:i/>
-          <w:iCs/>
         </w:rPr>
         <w:t xml:space="preserve">Contratos convertem requisitos selecionados em responsabilidades executórias.</w:t>
       </w:r>
     </w:p>
-    <w:bookmarkStart w:id="32" w:name="área-de-cláusula-perguntas-para-o-acordo"/>
+    <w:bookmarkStart w:id="43" w:name="área-de-cláusula-perguntas-para-o-acordo"/>
     <w:p>
       <w:pPr>
         <w:pStyle w:val="Heading2"/>
@@ -2616,8 +2616,8 @@
         <w:t xml:space="preserve">Como as limitações, indenização, seguro, remédios e cooperação regulatória se alinham com o risco?</w:t>
       </w:r>
     </w:p>
-    <w:bookmarkEnd w:id="32"/>
-    <w:bookmarkStart w:id="33" w:name="Xca7271795c789a42698df033ab460fb2fb9a839"/>
+    <w:bookmarkEnd w:id="43"/>
+    <w:bookmarkStart w:id="44" w:name="Xca7271795c789a42698df033ab460fb2fb9a839"/>
     <w:p>
       <w:pPr>
         <w:pStyle w:val="Heading2"/>
@@ -2628,11 +2628,11 @@
     </w:p>
     <w:p>
       <w:pPr>
+        <w:numPr>
+          <w:ilvl w:val="0"/>
+          <w:numId w:val="1014"/>
+        </w:numPr>
         <w:pStyle w:val="Compact"/>
-        <w:numPr>
-          <w:ilvl w:val="0"/>
-          <w:numId w:val="1014"/>
-        </w:numPr>
       </w:pPr>
       <w:r>
         <w:t xml:space="preserve">Abordagem segura</w:t>
@@ -2644,8 +2644,8 @@
       </w:pPr>
       <w:r>
         <w:rPr>
+          <w:iCs/>
           <w:i/>
-          <w:iCs/>
         </w:rPr>
         <w:t xml:space="preserve">A bordo transforma promessas em configurações técnicas e operacionais seguras.</w:t>
       </w:r>
@@ -2727,9 +2727,9 @@
         <w:t xml:space="preserve">Registre a linha de base de configuração aceita e adicione o fornecedor aos horários de monitoramento, incidente, renovação e saída.</w:t>
       </w:r>
     </w:p>
-    <w:bookmarkEnd w:id="33"/>
-    <w:bookmarkEnd w:id="34"/>
-    <w:bookmarkStart w:id="35" w:name="evidência-de-aceitação"/>
+    <w:bookmarkEnd w:id="44"/>
+    <w:bookmarkEnd w:id="45"/>
+    <w:bookmarkStart w:id="46" w:name="evidência-de-aceitação"/>
     <w:p>
       <w:pPr>
         <w:pStyle w:val="Heading1"/>
@@ -2793,8 +2793,8 @@
         <w:t xml:space="preserve">Monitoramento, contato incidente, backup/exportação e teste de prontidão de saída.</w:t>
       </w:r>
     </w:p>
-    <w:bookmarkEnd w:id="35"/>
-    <w:bookmarkStart w:id="37" w:name="monitoramento-contínuo"/>
+    <w:bookmarkEnd w:id="46"/>
+    <w:bookmarkStart w:id="48" w:name="monitoramento-contínuo"/>
     <w:p>
       <w:pPr>
         <w:pStyle w:val="Heading1"/>
@@ -2809,13 +2809,13 @@
       </w:pPr>
       <w:r>
         <w:rPr>
+          <w:iCs/>
           <w:i/>
-          <w:iCs/>
         </w:rPr>
         <w:t xml:space="preserve">O monitoramento detecta mudanças significativas e verifica que o tratamento continua funcionando.</w:t>
       </w:r>
     </w:p>
-    <w:bookmarkStart w:id="36" w:name="signal-possible-action"/>
+    <w:bookmarkStart w:id="47" w:name="signal-possible-action"/>
     <w:p>
       <w:pPr>
         <w:pStyle w:val="Heading2"/>
@@ -2825,141 +2825,141 @@
       </w:r>
       <w:r>
         <w:rPr>
+          <w:bCs/>
           <w:b/>
+        </w:rPr>
+        <w:t xml:space="preserve"> </w:t>
+      </w:r>
+      <w:r>
+        <w:t xml:space="preserve">Possible action**</w:t>
+      </w:r>
+    </w:p>
+    <w:p>
+      <w:pPr>
+        <w:pStyle w:val="FirstParagraph"/>
+      </w:pPr>
+      <w:r>
+        <w:t xml:space="preserve">• Nova vulnerabilidade crítica ou exploração • Confirmar produto/versão afetado, exposição, mitigação, patch e reteste</w:t>
+      </w:r>
+      <w:r>
+        <w:t xml:space="preserve"> </w:t>
+      </w:r>
+      <w:r>
+        <w:t xml:space="preserve">• Incidente, falha ou falha de controle</w:t>
+      </w:r>
+      <w:r>
+        <w:t xml:space="preserve"> </w:t>
+      </w:r>
+      <w:r>
+        <w:t xml:space="preserve">□ SOC/ISO/alteração do teste da caneta</w:t>
+      </w:r>
+      <w:r>
+        <w:t xml:space="preserve"> </w:t>
+      </w:r>
+      <w:r>
+        <w:t xml:space="preserve">Novo subprocessador, proprietário, local ou fornecedor de modelos □ Avaliar alterações, direitos de contrato, caminho de dados e concentração</w:t>
+      </w:r>
+      <w:r>
+        <w:t xml:space="preserve"> </w:t>
+      </w:r>
+      <w:r>
+        <w:t xml:space="preserve">• Desconforto financeiro ou operacional;</w:t>
+      </w:r>
+      <w:r>
+        <w:t xml:space="preserve"> </w:t>
+      </w:r>
+      <w:r>
+        <w:t xml:space="preserve">□ Repetição do SLA ou falha na detecção de falhas</w:t>
+      </w:r>
+      <w:r>
+        <w:t xml:space="preserve"> </w:t>
+      </w:r>
+      <w:r>
+        <w:t xml:space="preserve">• Renovação ou mudança de características do material</w:t>
+      </w:r>
+      <w:r>
+        <w:t xml:space="preserve"> </w:t>
+      </w:r>
+      <w:r>
+        <w:t xml:space="preserve">Não há evidência ou contato defasado . Escada de acordo com a camada e contrato; não marca silenciosamente completo .</w:t>
+      </w:r>
+    </w:p>
+    <w:p>
+      <w:pPr>
+        <w:pStyle w:val="BodyText"/>
+      </w:pPr>
+      <w:r>
+        <w:t xml:space="preserve">11.1 Frequência</w:t>
+      </w:r>
+    </w:p>
+    <w:p>
+      <w:pPr>
+        <w:numPr>
+          <w:ilvl w:val="0"/>
+          <w:numId w:val="1017"/>
+        </w:numPr>
+      </w:pPr>
+      <w:r>
+        <w:t xml:space="preserve">Use eventos baseados em nível e gatilho, não uma única programação anual universal.</w:t>
+      </w:r>
+    </w:p>
+    <w:p>
+      <w:pPr>
+        <w:numPr>
+          <w:ilvl w:val="0"/>
+          <w:numId w:val="1017"/>
+        </w:numPr>
+      </w:pPr>
+      <w:r>
+        <w:t xml:space="preserve">Os fornecedores críticos podem necessitar de sinais contínuos, revisão regular do serviço, garantia anual, exercícios e reavaliação orientada pelo evento.</w:t>
+      </w:r>
+    </w:p>
+    <w:p>
+      <w:pPr>
+        <w:numPr>
+          <w:ilvl w:val="0"/>
+          <w:numId w:val="1017"/>
+        </w:numPr>
+      </w:pPr>
+      <w:r>
+        <w:t xml:space="preserve">Os fornecedores de nível inferior ainda precisam de propriedade, controle sobre contratos/renovações, roteamento de incidentes e revisão orientada para mudanças.</w:t>
+      </w:r>
+    </w:p>
+    <w:bookmarkEnd w:id="47"/>
+    <w:bookmarkEnd w:id="48"/>
+    <w:bookmarkStart w:id="51" w:name="achados-remediação-e-excepções"/>
+    <w:p>
+      <w:pPr>
+        <w:pStyle w:val="Heading1"/>
+      </w:pPr>
+      <w:r>
+        <w:t xml:space="preserve">12. Achados, Remediação e Excepções</w:t>
+      </w:r>
+    </w:p>
+    <w:p>
+      <w:pPr>
+        <w:numPr>
+          <w:ilvl w:val="0"/>
+          <w:numId w:val="1018"/>
+        </w:numPr>
+      </w:pPr>
+      <w:r>
+        <w:t xml:space="preserve">Um achado é uma lacuna documentada entre critérios e condição observada.*</w:t>
+      </w:r>
+    </w:p>
+    <w:p>
+      <w:pPr>
+        <w:numPr>
+          <w:ilvl w:val="0"/>
+          <w:numId w:val="1018"/>
+        </w:numPr>
+        <w:pStyle w:val="Heading2"/>
+      </w:pPr>
+      <w:bookmarkStart w:id="49" w:name="elemento-de-localização-conteúdo"/>
+      <w:r>
+        <w:rPr>
           <w:bCs/>
-        </w:rPr>
-        <w:t xml:space="preserve"> </w:t>
-      </w:r>
-      <w:r>
-        <w:t xml:space="preserve">Possible action**</w:t>
-      </w:r>
-    </w:p>
-    <w:p>
-      <w:pPr>
-        <w:pStyle w:val="FirstParagraph"/>
-      </w:pPr>
-      <w:r>
-        <w:t xml:space="preserve">• Nova vulnerabilidade crítica ou exploração • Confirmar produto/versão afetado, exposição, mitigação, patch e reteste</w:t>
-      </w:r>
-      <w:r>
-        <w:t xml:space="preserve"> </w:t>
-      </w:r>
-      <w:r>
-        <w:t xml:space="preserve">• Incidente, falha ou falha de controle</w:t>
-      </w:r>
-      <w:r>
-        <w:t xml:space="preserve"> </w:t>
-      </w:r>
-      <w:r>
-        <w:t xml:space="preserve">□ SOC/ISO/alteração do teste da caneta</w:t>
-      </w:r>
-      <w:r>
-        <w:t xml:space="preserve"> </w:t>
-      </w:r>
-      <w:r>
-        <w:t xml:space="preserve">Novo subprocessador, proprietário, local ou fornecedor de modelos □ Avaliar alterações, direitos de contrato, caminho de dados e concentração</w:t>
-      </w:r>
-      <w:r>
-        <w:t xml:space="preserve"> </w:t>
-      </w:r>
-      <w:r>
-        <w:t xml:space="preserve">• Desconforto financeiro ou operacional;</w:t>
-      </w:r>
-      <w:r>
-        <w:t xml:space="preserve"> </w:t>
-      </w:r>
-      <w:r>
-        <w:t xml:space="preserve">□ Repetição do SLA ou falha na detecção de falhas</w:t>
-      </w:r>
-      <w:r>
-        <w:t xml:space="preserve"> </w:t>
-      </w:r>
-      <w:r>
-        <w:t xml:space="preserve">• Renovação ou mudança de características do material</w:t>
-      </w:r>
-      <w:r>
-        <w:t xml:space="preserve"> </w:t>
-      </w:r>
-      <w:r>
-        <w:t xml:space="preserve">Não há evidência ou contato defasado . Escada de acordo com a camada e contrato; não marca silenciosamente completo .</w:t>
-      </w:r>
-    </w:p>
-    <w:p>
-      <w:pPr>
-        <w:pStyle w:val="BodyText"/>
-      </w:pPr>
-      <w:r>
-        <w:t xml:space="preserve">11.1 Frequência</w:t>
-      </w:r>
-    </w:p>
-    <w:p>
-      <w:pPr>
-        <w:numPr>
-          <w:ilvl w:val="0"/>
-          <w:numId w:val="1017"/>
-        </w:numPr>
-      </w:pPr>
-      <w:r>
-        <w:t xml:space="preserve">Use eventos baseados em nível e gatilho, não uma única programação anual universal.</w:t>
-      </w:r>
-    </w:p>
-    <w:p>
-      <w:pPr>
-        <w:numPr>
-          <w:ilvl w:val="0"/>
-          <w:numId w:val="1017"/>
-        </w:numPr>
-      </w:pPr>
-      <w:r>
-        <w:t xml:space="preserve">Os fornecedores críticos podem necessitar de sinais contínuos, revisão regular do serviço, garantia anual, exercícios e reavaliação orientada pelo evento.</w:t>
-      </w:r>
-    </w:p>
-    <w:p>
-      <w:pPr>
-        <w:numPr>
-          <w:ilvl w:val="0"/>
-          <w:numId w:val="1017"/>
-        </w:numPr>
-      </w:pPr>
-      <w:r>
-        <w:t xml:space="preserve">Os fornecedores de nível inferior ainda precisam de propriedade, controle sobre contratos/renovações, roteamento de incidentes e revisão orientada para mudanças.</w:t>
-      </w:r>
-    </w:p>
-    <w:bookmarkEnd w:id="36"/>
-    <w:bookmarkEnd w:id="37"/>
-    <w:bookmarkStart w:id="40" w:name="achados-remediação-e-excepções"/>
-    <w:p>
-      <w:pPr>
-        <w:pStyle w:val="Heading1"/>
-      </w:pPr>
-      <w:r>
-        <w:t xml:space="preserve">12. Achados, Remediação e Excepções</w:t>
-      </w:r>
-    </w:p>
-    <w:p>
-      <w:pPr>
-        <w:numPr>
-          <w:ilvl w:val="0"/>
-          <w:numId w:val="1018"/>
-        </w:numPr>
-      </w:pPr>
-      <w:r>
-        <w:t xml:space="preserve">Um achado é uma lacuna documentada entre critérios e condição observada.*</w:t>
-      </w:r>
-    </w:p>
-    <w:p>
-      <w:pPr>
-        <w:pStyle w:val="Heading2"/>
-        <w:numPr>
-          <w:ilvl w:val="0"/>
-          <w:numId w:val="1018"/>
-        </w:numPr>
-      </w:pPr>
-      <w:bookmarkStart w:id="38" w:name="elemento-de-localização-conteúdo"/>
-      <w:r>
-        <w:rPr>
           <w:b/>
-          <w:bCs/>
         </w:rPr>
         <w:t xml:space="preserve">Elemento de localização</w:t>
       </w:r>
@@ -2968,12 +2968,12 @@
       </w:r>
       <w:r>
         <w:rPr>
+          <w:bCs/>
           <w:b/>
-          <w:bCs/>
         </w:rPr>
         <w:t xml:space="preserve">Conteúdo</w:t>
       </w:r>
-      <w:bookmarkEnd w:id="38"/>
+      <w:bookmarkEnd w:id="49"/>
     </w:p>
     <w:p>
       <w:pPr>
@@ -3028,7 +3028,7 @@
         <w:t xml:space="preserve">Método, evidência, resultado, revisor e data de encerramento</w:t>
       </w:r>
     </w:p>
-    <w:bookmarkStart w:id="39" w:name="disciplina-de-exceção"/>
+    <w:bookmarkStart w:id="50" w:name="disciplina-de-exceção"/>
     <w:p>
       <w:pPr>
         <w:pStyle w:val="Heading2"/>
@@ -3077,9 +3077,9 @@
         <w:t xml:space="preserve">Fecha apenas quando a evidência prova a correção ou o relacionamento afetado termina.</w:t>
       </w:r>
     </w:p>
-    <w:bookmarkEnd w:id="39"/>
-    <w:bookmarkEnd w:id="40"/>
-    <w:bookmarkStart w:id="41" w:name="incidentes-de-fornecedor-e-notificação"/>
+    <w:bookmarkEnd w:id="50"/>
+    <w:bookmarkEnd w:id="51"/>
+    <w:bookmarkStart w:id="52" w:name="incidentes-de-fornecedor-e-notificação"/>
     <w:p>
       <w:pPr>
         <w:pStyle w:val="Heading1"/>
@@ -3090,11 +3090,11 @@
     </w:p>
     <w:p>
       <w:pPr>
+        <w:numPr>
+          <w:ilvl w:val="0"/>
+          <w:numId w:val="1019"/>
+        </w:numPr>
         <w:pStyle w:val="Compact"/>
-        <w:numPr>
-          <w:ilvl w:val="0"/>
-          <w:numId w:val="1019"/>
-        </w:numPr>
       </w:pPr>
       <w:r>
         <w:t xml:space="preserve">Incidentes de fornecedores exigem fatos compartilhados, papéis, relógios, canais e decisões de recuperação.*</w:t>
@@ -3113,8 +3113,8 @@
         <w:t xml:space="preserve">Figura 5. Coordenação incidente do fornecedor</w:t>
       </w:r>
     </w:p>
-    <w:bookmarkEnd w:id="41"/>
-    <w:bookmarkStart w:id="43" w:name="preparar-antes-de-um-incidente"/>
+    <w:bookmarkEnd w:id="52"/>
+    <w:bookmarkStart w:id="54" w:name="preparar-antes-de-um-incidente"/>
     <w:p>
       <w:pPr>
         <w:pStyle w:val="Heading1"/>
@@ -3180,25 +3180,25 @@
     </w:p>
     <w:p>
       <w:pPr>
+        <w:numPr>
+          <w:ilvl w:val="0"/>
+          <w:numId w:val="1021"/>
+        </w:numPr>
         <w:pStyle w:val="Heading2"/>
-        <w:numPr>
-          <w:ilvl w:val="0"/>
-          <w:numId w:val="1021"/>
-        </w:numPr>
-      </w:pPr>
-      <w:bookmarkStart w:id="42" w:name="X945e943b0fe098cef9963a72368a1f25cc8ad95"/>
+      </w:pPr>
+      <w:bookmarkStart w:id="53" w:name="X945e943b0fe098cef9963a72368a1f25cc8ad95"/>
       <w:r>
         <w:t xml:space="preserve">Primeiras perguntas** Por que elas importam**</w:t>
       </w:r>
-      <w:bookmarkEnd w:id="42"/>
-    </w:p>
-    <w:p>
-      <w:pPr>
+      <w:bookmarkEnd w:id="53"/>
+    </w:p>
+    <w:p>
+      <w:pPr>
+        <w:numPr>
+          <w:ilvl w:val="0"/>
+          <w:numId w:val="1000"/>
+        </w:numPr>
         <w:pStyle w:val="Compact"/>
-        <w:numPr>
-          <w:ilvl w:val="0"/>
-          <w:numId w:val="1000"/>
-        </w:numPr>
       </w:pPr>
       <w:r>
         <w:t xml:space="preserve">O que aconteceu e quando? □ Estabelecer prazos e obrigações de notificação</w:t>
@@ -3234,8 +3234,8 @@
         <w:t xml:space="preserve">□ Quando é a próxima atualização? Manter um ritmo de operação confiável</w:t>
       </w:r>
     </w:p>
-    <w:bookmarkEnd w:id="43"/>
-    <w:bookmarkStart w:id="44" w:name="Xba95c8e7224d71e52087a6db6843f9c0e56f9f4"/>
+    <w:bookmarkEnd w:id="54"/>
+    <w:bookmarkStart w:id="55" w:name="Xba95c8e7224d71e52087a6db6843f9c0e56f9f4"/>
     <w:p>
       <w:pPr>
         <w:pStyle w:val="Heading1"/>
@@ -3250,8 +3250,8 @@
       </w:pPr>
       <w:r>
         <w:rPr>
+          <w:iCs/>
           <w:i/>
-          <w:iCs/>
         </w:rPr>
         <w:t xml:space="preserve">Quarto partido e risco de concentração pode transformar muitos registros de fornecedores separados em uma falha compartilhada.</w:t>
       </w:r>
@@ -3269,8 +3269,8 @@
         <w:t xml:space="preserve">Figura 6. Concentração oculta da quarta parte</w:t>
       </w:r>
     </w:p>
-    <w:bookmarkEnd w:id="44"/>
-    <w:bookmarkStart w:id="45" w:name="o-que-fazer-no-mapa"/>
+    <w:bookmarkEnd w:id="55"/>
+    <w:bookmarkStart w:id="56" w:name="o-que-fazer-no-mapa"/>
     <w:p>
       <w:pPr>
         <w:pStyle w:val="Heading1"/>
@@ -3323,8 +3323,8 @@
         <w:t xml:space="preserve">Visibilidade contratual, controles de fluxo-down, aviso de incidente, direitos de prova e apoio de saída para as quartas partes materiais.</w:t>
       </w:r>
     </w:p>
-    <w:bookmarkEnd w:id="45"/>
-    <w:bookmarkStart w:id="47" w:name="concentração-de-tratamento"/>
+    <w:bookmarkEnd w:id="56"/>
+    <w:bookmarkStart w:id="58" w:name="concentração-de-tratamento"/>
     <w:p>
       <w:pPr>
         <w:pStyle w:val="Heading1"/>
@@ -3379,11 +3379,11 @@
     </w:p>
     <w:p>
       <w:pPr>
+        <w:numPr>
+          <w:ilvl w:val="0"/>
+          <w:numId w:val="1024"/>
+        </w:numPr>
         <w:pStyle w:val="Compact"/>
-        <w:numPr>
-          <w:ilvl w:val="0"/>
-          <w:numId w:val="1024"/>
-        </w:numPr>
       </w:pPr>
       <w:r>
         <w:t xml:space="preserve">Cloud e SaaS Vendedores</w:t>
@@ -3391,17 +3391,17 @@
     </w:p>
     <w:p>
       <w:pPr>
+        <w:numPr>
+          <w:ilvl w:val="0"/>
+          <w:numId w:val="1025"/>
+        </w:numPr>
         <w:pStyle w:val="Compact"/>
-        <w:numPr>
-          <w:ilvl w:val="0"/>
-          <w:numId w:val="1025"/>
-        </w:numPr>
       </w:pPr>
       <w:r>
         <w:t xml:space="preserve">O risco de nuvem e SaaS depende do modelo de responsabilidade compartilhada e da configuração da organização.*</w:t>
       </w:r>
     </w:p>
-    <w:bookmarkStart w:id="46" w:name="área-área-área-área"/>
+    <w:bookmarkStart w:id="57" w:name="área-área-área-área"/>
     <w:p>
       <w:pPr>
         <w:pStyle w:val="Heading2"/>
@@ -3468,9 +3468,9 @@
         <w:t xml:space="preserve">□——————————————————————————————————————————————————————————————————————————————————————</w:t>
       </w:r>
     </w:p>
-    <w:bookmarkEnd w:id="46"/>
-    <w:bookmarkEnd w:id="47"/>
-    <w:bookmarkStart w:id="48" w:name="software-e-correntes-de-fonte-aberta"/>
+    <w:bookmarkEnd w:id="57"/>
+    <w:bookmarkEnd w:id="58"/>
+    <w:bookmarkStart w:id="59" w:name="software-e-correntes-de-fonte-aberta"/>
     <w:p>
       <w:pPr>
         <w:pStyle w:val="Heading1"/>
@@ -3481,11 +3481,11 @@
     </w:p>
     <w:p>
       <w:pPr>
+        <w:numPr>
+          <w:ilvl w:val="0"/>
+          <w:numId w:val="1026"/>
+        </w:numPr>
         <w:pStyle w:val="Compact"/>
-        <w:numPr>
-          <w:ilvl w:val="0"/>
-          <w:numId w:val="1026"/>
-        </w:numPr>
       </w:pPr>
       <w:r>
         <w:t xml:space="preserve">Risco de software inclui práticas de fornecedor e cada componente, passo de construção, canal de atualização e dependência.*</w:t>
@@ -3504,8 +3504,8 @@
         <w:t xml:space="preserve">Figura 7. Fluxo de evidência da cadeia de fornecimento de software</w:t>
       </w:r>
     </w:p>
-    <w:bookmarkEnd w:id="48"/>
-    <w:bookmarkStart w:id="51" w:name="verificação-de-fornecedores-e-produtos"/>
+    <w:bookmarkEnd w:id="59"/>
+    <w:bookmarkStart w:id="62" w:name="verificação-de-fornecedores-e-produtos"/>
     <w:p>
       <w:pPr>
         <w:pStyle w:val="Heading1"/>
@@ -3569,7 +3569,7 @@
         <w:t xml:space="preserve">Manutenção de código aberto, confiança do contribuinte, transferência de propriedade, processo de liberação, fixação de dependência e plano de componentes abandonados.</w:t>
       </w:r>
     </w:p>
-    <w:bookmarkStart w:id="49" w:name="limites-da-sbom"/>
+    <w:bookmarkStart w:id="60" w:name="limites-da-sbom"/>
     <w:p>
       <w:pPr>
         <w:pStyle w:val="Heading2"/>
@@ -3624,11 +3624,11 @@
     </w:p>
     <w:p>
       <w:pPr>
+        <w:numPr>
+          <w:ilvl w:val="0"/>
+          <w:numId w:val="1029"/>
+        </w:numPr>
         <w:pStyle w:val="Compact"/>
-        <w:numPr>
-          <w:ilvl w:val="0"/>
-          <w:numId w:val="1029"/>
-        </w:numPr>
       </w:pPr>
       <w:r>
         <w:t xml:space="preserve">Vendedores de Inteligência Artificial</w:t>
@@ -3640,8 +3640,8 @@
       </w:pPr>
       <w:r>
         <w:rPr>
+          <w:iCs/>
           <w:i/>
-          <w:iCs/>
         </w:rPr>
         <w:t xml:space="preserve">Fornecedores de IA adicionam modelos, treinamento e dados rápidos, saídas incertas e cadeias de provedores ocultos.</w:t>
       </w:r>
@@ -3659,8 +3659,8 @@
         <w:t xml:space="preserve">Figura 8. Fluxo de trabalho de risco do fornecedor de IA</w:t>
       </w:r>
     </w:p>
-    <w:bookmarkEnd w:id="49"/>
-    <w:bookmarkStart w:id="50" w:name="área-perguntas"/>
+    <w:bookmarkEnd w:id="60"/>
+    <w:bookmarkStart w:id="61" w:name="área-perguntas"/>
     <w:p>
       <w:pPr>
         <w:pStyle w:val="Heading2"/>
@@ -3725,9 +3725,9 @@
         <w:t xml:space="preserve">□ Sair □ Pode prompts, arquivos, índices, ajustes finos, logs e dados derivados serem exportados ou excluídos? □</w:t>
       </w:r>
     </w:p>
-    <w:bookmarkEnd w:id="50"/>
-    <w:bookmarkEnd w:id="51"/>
-    <w:bookmarkStart w:id="52" w:name="privacidade-e-proteção-de-dados"/>
+    <w:bookmarkEnd w:id="61"/>
+    <w:bookmarkEnd w:id="62"/>
+    <w:bookmarkStart w:id="63" w:name="privacidade-e-proteção-de-dados"/>
     <w:p>
       <w:pPr>
         <w:pStyle w:val="Heading1"/>
@@ -3742,8 +3742,8 @@
       </w:pPr>
       <w:r>
         <w:rPr>
+          <w:iCs/>
           <w:i/>
-          <w:iCs/>
         </w:rPr>
         <w:t xml:space="preserve">A revisão da privacidade segue os dados através de toda a cadeia de fornecedores.</w:t>
       </w:r>
@@ -3839,8 +3839,8 @@
         <w:t xml:space="preserve">□———————————————————————————————————————————————————————————————————————————-</w:t>
       </w:r>
     </w:p>
-    <w:bookmarkEnd w:id="52"/>
-    <w:bookmarkStart w:id="54" w:name="resiliência-continuidade-e-saída"/>
+    <w:bookmarkEnd w:id="63"/>
+    <w:bookmarkStart w:id="65" w:name="resiliência-continuidade-e-saída"/>
     <w:p>
       <w:pPr>
         <w:pStyle w:val="Heading1"/>
@@ -3851,17 +3851,17 @@
     </w:p>
     <w:p>
       <w:pPr>
+        <w:numPr>
+          <w:ilvl w:val="0"/>
+          <w:numId w:val="1031"/>
+        </w:numPr>
         <w:pStyle w:val="Compact"/>
-        <w:numPr>
-          <w:ilvl w:val="0"/>
-          <w:numId w:val="1031"/>
-        </w:numPr>
       </w:pPr>
       <w:r>
         <w:t xml:space="preserve">Resiliência significa entregar resultados críticos, apesar da interrupção do fornecedor e deixando com segurança quando necessário.*</w:t>
       </w:r>
     </w:p>
-    <w:bookmarkStart w:id="53" w:name="capacidade-prova-de-teste"/>
+    <w:bookmarkStart w:id="64" w:name="capacidade-prova-de-teste"/>
     <w:p>
       <w:pPr>
         <w:pStyle w:val="Heading2"/>
@@ -3914,9 +3914,9 @@
         <w:t xml:space="preserve">□ Retenção, detenção legal, confidencialidade, vulnerabilidade/notificação de incidente, suporte</w:t>
       </w:r>
     </w:p>
-    <w:bookmarkEnd w:id="53"/>
-    <w:bookmarkEnd w:id="54"/>
-    <w:bookmarkStart w:id="57" w:name="teste-de-saída"/>
+    <w:bookmarkEnd w:id="64"/>
+    <w:bookmarkEnd w:id="65"/>
+    <w:bookmarkStart w:id="68" w:name="teste-de-saída"/>
     <w:p>
       <w:pPr>
         <w:pStyle w:val="Heading1"/>
@@ -3983,13 +3983,13 @@
       </w:pPr>
       <w:r>
         <w:rPr>
+          <w:iCs/>
           <w:i/>
-          <w:iCs/>
         </w:rPr>
         <w:t xml:space="preserve">NIST CSF 2.0 coloca a governança da cadeia de suprimentos na categoria GV.SC.</w:t>
       </w:r>
     </w:p>
-    <w:bookmarkStart w:id="55" w:name="X1c311baf520dfc41554034b43bc933be38f9b2d"/>
+    <w:bookmarkStart w:id="66" w:name="X1c311baf520dfc41554034b43bc933be38f9b2d"/>
     <w:p>
       <w:pPr>
         <w:pStyle w:val="Heading2"/>
@@ -4060,8 +4060,8 @@
         <w:t xml:space="preserve">Os planos da cadeia de suprimentos de segurança cibernética incluem atividades que ocorrem após o término de um acordo de parceria ou serviço. □ Plano de saída, acesso/remoção de dados, direitos pós-terminação</w:t>
       </w:r>
     </w:p>
-    <w:bookmarkEnd w:id="55"/>
-    <w:bookmarkStart w:id="56" w:name="Xe4a9a656bc1a7092d25b82465f9128e133c7353"/>
+    <w:bookmarkEnd w:id="66"/>
+    <w:bookmarkStart w:id="67" w:name="Xe4a9a656bc1a7092d25b82465f9128e133c7353"/>
     <w:p>
       <w:pPr>
         <w:pStyle w:val="Heading2"/>
@@ -4070,9 +4070,9 @@
         <w:t xml:space="preserve">Utilizar GV.SC:** Defina um perfil atual de resultados observados e um perfil alvo de necessidades de negócios. Priorize lacunas, proprietários, recursos e datas; não trate um mapeamento como implementação automática. □</w:t>
       </w:r>
     </w:p>
-    <w:bookmarkEnd w:id="56"/>
-    <w:bookmarkEnd w:id="57"/>
-    <w:bookmarkStart w:id="59" w:name="nist-c-scrm-orientação-na-prática"/>
+    <w:bookmarkEnd w:id="67"/>
+    <w:bookmarkEnd w:id="68"/>
+    <w:bookmarkStart w:id="70" w:name="nist-c-scrm-orientação-na-prática"/>
     <w:p>
       <w:pPr>
         <w:pStyle w:val="Heading1"/>
@@ -4083,25 +4083,25 @@
     </w:p>
     <w:p>
       <w:pPr>
+        <w:numPr>
+          <w:ilvl w:val="0"/>
+          <w:numId w:val="1033"/>
+        </w:numPr>
         <w:pStyle w:val="Compact"/>
-        <w:numPr>
-          <w:ilvl w:val="0"/>
-          <w:numId w:val="1033"/>
-        </w:numPr>
       </w:pPr>
       <w:r>
         <w:t xml:space="preserve">As publicações atuais NIST fornecem orientações complementares sobre programa, avaliação e planejamento.*</w:t>
       </w:r>
     </w:p>
-    <w:bookmarkStart w:id="58" w:name="publicação-papel-actual"/>
+    <w:bookmarkStart w:id="69" w:name="publicação-papel-actual"/>
     <w:p>
       <w:pPr>
         <w:pStyle w:val="Heading2"/>
       </w:pPr>
       <w:r>
         <w:rPr>
+          <w:bCs/>
           <w:b/>
-          <w:bCs/>
         </w:rPr>
         <w:t xml:space="preserve">Publicação</w:t>
       </w:r>
@@ -4138,9 +4138,9 @@
         <w:t xml:space="preserve">NIST SP 800-18 Rev. 2 (final 30 de junho de 2026) □ Define elementos essenciais para os planos de segurança do sistema, privacidade e C-SCRM, incluindo propósito, status de controle, responsabilidades e comportamento esperado.</w:t>
       </w:r>
     </w:p>
-    <w:bookmarkEnd w:id="58"/>
-    <w:bookmarkEnd w:id="59"/>
-    <w:bookmarkStart w:id="61" w:name="pensamento-de-três-níveis"/>
+    <w:bookmarkEnd w:id="69"/>
+    <w:bookmarkEnd w:id="70"/>
+    <w:bookmarkStart w:id="72" w:name="pensamento-de-três-níveis"/>
     <w:p>
       <w:pPr>
         <w:pStyle w:val="Heading1"/>
@@ -4149,7 +4149,7 @@
         <w:t xml:space="preserve"># 21,1 Pensamento de três níveis</w:t>
       </w:r>
     </w:p>
-    <w:bookmarkStart w:id="60" w:name="nível-foco-exemplo"/>
+    <w:bookmarkStart w:id="71" w:name="nível-foco-exemplo"/>
     <w:p>
       <w:pPr>
         <w:pStyle w:val="Heading2"/>
@@ -4192,9 +4192,9 @@
         <w:t xml:space="preserve">O que é que se passa?</w:t>
       </w:r>
     </w:p>
-    <w:bookmarkEnd w:id="60"/>
-    <w:bookmarkEnd w:id="61"/>
-    <w:bookmarkStart w:id="63" w:name="conformidade-e-mapeamento-de-framework"/>
+    <w:bookmarkEnd w:id="71"/>
+    <w:bookmarkEnd w:id="72"/>
+    <w:bookmarkStart w:id="74" w:name="conformidade-e-mapeamento-de-framework"/>
     <w:p>
       <w:pPr>
         <w:pStyle w:val="Heading1"/>
@@ -4205,17 +4205,17 @@
     </w:p>
     <w:p>
       <w:pPr>
+        <w:numPr>
+          <w:ilvl w:val="0"/>
+          <w:numId w:val="1034"/>
+        </w:numPr>
         <w:pStyle w:val="Compact"/>
-        <w:numPr>
-          <w:ilvl w:val="0"/>
-          <w:numId w:val="1034"/>
-        </w:numPr>
       </w:pPr>
       <w:r>
         <w:t xml:space="preserve">Os mapeamentos coordenam o trabalho, mas cada obrigação deve ser interpretada e testada em seus próprios termos.*</w:t>
       </w:r>
     </w:p>
-    <w:bookmarkStart w:id="62" w:name="section-2"/>
+    <w:bookmarkStart w:id="73" w:name="section-2"/>
     <w:p>
       <w:pPr>
         <w:pStyle w:val="Heading2"/>
@@ -4268,9 +4268,9 @@
         <w:t xml:space="preserve">NIST CSF 2.0 □ GV.SC plus organization-wide Govern, Identifique, Proteja, Detecte, Responda, Recupere os resultados; CSF não é uma certificação</w:t>
       </w:r>
     </w:p>
-    <w:bookmarkEnd w:id="62"/>
-    <w:bookmarkEnd w:id="63"/>
-    <w:bookmarkStart w:id="66" w:name="testes-de-evidência-e-métricas"/>
+    <w:bookmarkEnd w:id="73"/>
+    <w:bookmarkEnd w:id="74"/>
+    <w:bookmarkStart w:id="77" w:name="testes-de-evidência-e-métricas"/>
     <w:p>
       <w:pPr>
         <w:pStyle w:val="Heading1"/>
@@ -4285,8 +4285,8 @@
       </w:pPr>
       <w:r>
         <w:rPr>
+          <w:iCs/>
           <w:i/>
-          <w:iCs/>
         </w:rPr>
         <w:t xml:space="preserve">Testing pergunta se os controles são corretamente projetados, implementados e operando para o escopo completo.</w:t>
       </w:r>
@@ -4304,7 +4304,7 @@
         <w:t xml:space="preserve">Figura 9. Cadeia de testes de evidência</w:t>
       </w:r>
     </w:p>
-    <w:bookmarkStart w:id="65" w:name="método-de-ensaio"/>
+    <w:bookmarkStart w:id="76" w:name="método-de-ensaio"/>
     <w:p>
       <w:pPr>
         <w:pStyle w:val="Heading2"/>
@@ -4371,72 +4371,72 @@
     </w:p>
     <w:p>
       <w:pPr>
+        <w:numPr>
+          <w:ilvl w:val="0"/>
+          <w:numId w:val="1035"/>
+        </w:numPr>
         <w:pStyle w:val="Heading2"/>
+      </w:pPr>
+      <w:bookmarkStart w:id="75" w:name="X86179dcd7fbe5fe8ce156f57e535ae3b397de4c"/>
+      <w:r>
+        <w:t xml:space="preserve">** ** ** ** Cálculo de exemplo** ** ** O que ele pode revelar**</w:t>
+      </w:r>
+      <w:bookmarkEnd w:id="75"/>
+    </w:p>
+    <w:p>
+      <w:pPr>
+        <w:numPr>
+          <w:ilvl w:val="0"/>
+          <w:numId w:val="1000"/>
+        </w:numPr>
+      </w:pPr>
+      <w:r>
+        <w:t xml:space="preserve">□ Propriedade do inventário Fornecedores com proprietário válido □ fornecedores ativos</w:t>
+      </w:r>
+      <w:r>
+        <w:t xml:space="preserve"> </w:t>
+      </w:r>
+      <w:r>
+        <w:t xml:space="preserve">□ Cobertura de avaliação □ Fornecedores no âmbito com avaliação concluída actual</w:t>
+      </w:r>
+      <w:r>
+        <w:t xml:space="preserve"> </w:t>
+      </w:r>
+      <w:r>
+        <w:t xml:space="preserve">□ Cobertura de contratos □ Fornecedores de alto nível com cláusulas exigidas □ fornecedores de alto nível</w:t>
+      </w:r>
+      <w:r>
+        <w:t xml:space="preserve"> </w:t>
+      </w:r>
+      <w:r>
+        <w:t xml:space="preserve">□ Idade de descoberta crítica □ Dias desde a data de descoberta até ao encerramento ou hoje</w:t>
+      </w:r>
+      <w:r>
+        <w:t xml:space="preserve"> </w:t>
+      </w:r>
+      <w:r>
+        <w:t xml:space="preserve">Notificação de incidentes de desempenho . . . . .</w:t>
+      </w:r>
+      <w:r>
+        <w:t xml:space="preserve"> </w:t>
+      </w:r>
+      <w:r>
+        <w:t xml:space="preserve">Os fornecedores críticos com o plano de exportação/saída testado são fornecedores críticos.</w:t>
+      </w:r>
+      <w:r>
+        <w:t xml:space="preserve"> </w:t>
+      </w:r>
+      <w:r>
+        <w:t xml:space="preserve">• Concentração • Serviços críticos dependentes do mesmo fornecedor/região/tecnologia</w:t>
+      </w:r>
+    </w:p>
+    <w:p>
+      <w:pPr>
         <w:numPr>
           <w:ilvl w:val="0"/>
           <w:numId w:val="1035"/>
         </w:numPr>
       </w:pPr>
-      <w:bookmarkStart w:id="64" w:name="X86179dcd7fbe5fe8ce156f57e535ae3b397de4c"/>
-      <w:r>
-        <w:t xml:space="preserve">** ** ** ** Cálculo de exemplo** ** ** O que ele pode revelar**</w:t>
-      </w:r>
-      <w:bookmarkEnd w:id="64"/>
-    </w:p>
-    <w:p>
-      <w:pPr>
-        <w:numPr>
-          <w:ilvl w:val="0"/>
-          <w:numId w:val="1000"/>
-        </w:numPr>
-      </w:pPr>
-      <w:r>
-        <w:t xml:space="preserve">□ Propriedade do inventário Fornecedores com proprietário válido □ fornecedores ativos</w:t>
-      </w:r>
-      <w:r>
-        <w:t xml:space="preserve"> </w:t>
-      </w:r>
-      <w:r>
-        <w:t xml:space="preserve">□ Cobertura de avaliação □ Fornecedores no âmbito com avaliação concluída actual</w:t>
-      </w:r>
-      <w:r>
-        <w:t xml:space="preserve"> </w:t>
-      </w:r>
-      <w:r>
-        <w:t xml:space="preserve">□ Cobertura de contratos □ Fornecedores de alto nível com cláusulas exigidas □ fornecedores de alto nível</w:t>
-      </w:r>
-      <w:r>
-        <w:t xml:space="preserve"> </w:t>
-      </w:r>
-      <w:r>
-        <w:t xml:space="preserve">□ Idade de descoberta crítica □ Dias desde a data de descoberta até ao encerramento ou hoje</w:t>
-      </w:r>
-      <w:r>
-        <w:t xml:space="preserve"> </w:t>
-      </w:r>
-      <w:r>
-        <w:t xml:space="preserve">Notificação de incidentes de desempenho . . . . .</w:t>
-      </w:r>
-      <w:r>
-        <w:t xml:space="preserve"> </w:t>
-      </w:r>
-      <w:r>
-        <w:t xml:space="preserve">Os fornecedores críticos com o plano de exportação/saída testado são fornecedores críticos.</w:t>
-      </w:r>
-      <w:r>
-        <w:t xml:space="preserve"> </w:t>
-      </w:r>
-      <w:r>
-        <w:t xml:space="preserve">• Concentração • Serviços críticos dependentes do mesmo fornecedor/região/tecnologia</w:t>
-      </w:r>
-    </w:p>
-    <w:p>
-      <w:pPr>
-        <w:numPr>
-          <w:ilvl w:val="0"/>
-          <w:numId w:val="1035"/>
-        </w:numPr>
-      </w:pPr>
       <w:r>
         <w:t xml:space="preserve">Qualidade métrica:** Mostrar sempre numerador, denominador, data, regras de inclusão, proprietário de dados, limitações, tendência e ação. Uma percentagem verde pode esconder uma excepção grave. □</w:t>
       </w:r>
@@ -4445,370 +4445,370 @@
       </w:r>
       <w:r>
         <w:t xml:space="preserve">□——————————————————————————————————————————————————————————————————————————————————————</w:t>
-      </w:r>
-    </w:p>
-    <w:bookmarkEnd w:id="65"/>
-    <w:bookmarkEnd w:id="66"/>
-    <w:bookmarkStart w:id="69" w:name="ferramentas-de-código-aberto"/>
-    <w:p>
-      <w:pPr>
-        <w:pStyle w:val="Heading1"/>
-      </w:pPr>
-      <w:r>
-        <w:t xml:space="preserve">24. Ferramentas de Código Aberto</w:t>
-      </w:r>
-    </w:p>
-    <w:p>
-      <w:pPr>
-        <w:pStyle w:val="Compact"/>
-        <w:numPr>
-          <w:ilvl w:val="0"/>
-          <w:numId w:val="1036"/>
-        </w:numPr>
-      </w:pPr>
-      <w:r>
-        <w:t xml:space="preserve">Ferramentas de código aberto podem suportar inventário, evidência, garantia de software, testes técnicos, monitoramento e remediação.*</w:t>
-      </w:r>
-    </w:p>
-    <w:bookmarkStart w:id="67" w:name="ferramenta-purpose"/>
-    <w:p>
-      <w:pPr>
-        <w:pStyle w:val="Heading2"/>
-      </w:pPr>
-      <w:r>
-        <w:t xml:space="preserve">*Ferramenta** *Purpose**</w:t>
-      </w:r>
-    </w:p>
-    <w:p>
-      <w:pPr>
-        <w:pStyle w:val="Compact"/>
-        <w:numPr>
-          <w:ilvl w:val="0"/>
-          <w:numId w:val="1037"/>
-        </w:numPr>
-      </w:pPr>
-      <w:r>
-        <w:t xml:space="preserve">Assistente CISO * Risco, controles, avaliações, evidências e achados</w:t>
-      </w:r>
-      <w:r>
-        <w:t xml:space="preserve"> </w:t>
-      </w:r>
-      <w:r>
-        <w:t xml:space="preserve">• Dependência-Monitoramento da SBOM</w:t>
-      </w:r>
-      <w:r>
-        <w:t xml:space="preserve"> </w:t>
-      </w:r>
-      <w:r>
-        <w:t xml:space="preserve">Google CycloneDX Google Software de materiais padrão e ferramentas</w:t>
-      </w:r>
-      <w:r>
-        <w:t xml:space="preserve"> </w:t>
-      </w:r>
-      <w:r>
-        <w:t xml:space="preserve">A geração do SBOM para imagens e sistemas de arquivos</w:t>
-      </w:r>
-    </w:p>
-    <w:p>
-      <w:pPr>
-        <w:pStyle w:val="Compact"/>
-        <w:numPr>
-          <w:ilvl w:val="0"/>
-          <w:numId w:val="1037"/>
-        </w:numPr>
-      </w:pPr>
-      <w:r>
-        <w:t xml:space="preserve">Varredura de vulnerabilidade para imagens e SBOMs</w:t>
-      </w:r>
-      <w:r>
-        <w:t xml:space="preserve"> </w:t>
-      </w:r>
-      <w:r>
-        <w:t xml:space="preserve">Repositório, imagem, dependência, segredo e verificação de IAC</w:t>
-      </w:r>
-      <w:r>
-        <w:t xml:space="preserve"> </w:t>
-      </w:r>
-      <w:r>
-        <w:t xml:space="preserve">O OpenSSF Scorecard Open-source Signals about open-source project security practices</w:t>
-      </w:r>
-      <w:r>
-        <w:t xml:space="preserve"> </w:t>
-      </w:r>
-      <w:r>
-        <w:t xml:space="preserve">□ GUAC □ Graphing software supply-chain metadados</w:t>
-      </w:r>
-    </w:p>
-    <w:p>
-      <w:pPr>
-        <w:pStyle w:val="Compact"/>
-        <w:numPr>
-          <w:ilvl w:val="0"/>
-          <w:numId w:val="1037"/>
-        </w:numPr>
-      </w:pPr>
-      <w:r>
-        <w:t xml:space="preserve">OSV-Scanner * Verificações de vulnerabilidade conhecidas para dependências *</w:t>
-      </w:r>
-    </w:p>
-    <w:p>
-      <w:pPr>
-        <w:pStyle w:val="Compact"/>
-        <w:numPr>
-          <w:ilvl w:val="0"/>
-          <w:numId w:val="1037"/>
-        </w:numPr>
-      </w:pPr>
-      <w:r>
-        <w:t xml:space="preserve">DefectDojo * Encontrar ingestão, deduplicação, remediação e reteste *</w:t>
-      </w:r>
-    </w:p>
-    <w:p>
-      <w:pPr>
-        <w:pStyle w:val="Compact"/>
-        <w:numPr>
-          <w:ilvl w:val="0"/>
-          <w:numId w:val="1037"/>
-        </w:numPr>
-      </w:pPr>
-      <w:r>
-        <w:t xml:space="preserve">Wazuh * Monitoramento de endpoint, integridade do arquivo, análise de log e alertas</w:t>
-      </w:r>
-      <w:r>
-        <w:t xml:space="preserve"> </w:t>
-      </w:r>
-      <w:r>
-        <w:t xml:space="preserve">Keycloak, identidade, papéis, MFA, sessões e eventos</w:t>
-      </w:r>
-      <w:r>
-        <w:t xml:space="preserve"> </w:t>
-      </w:r>
-      <w:r>
-        <w:t xml:space="preserve">OWASP ZAP</w:t>
-      </w:r>
-      <w:r>
-        <w:t xml:space="preserve"> </w:t>
-      </w:r>
-      <w:r>
-        <w:t xml:space="preserve">Edição da Comunidade Greenbone</w:t>
-      </w:r>
-    </w:p>
-    <w:p>
-      <w:pPr>
-        <w:pStyle w:val="Compact"/>
-        <w:numPr>
-          <w:ilvl w:val="0"/>
-          <w:numId w:val="1037"/>
-        </w:numPr>
-      </w:pPr>
-      <w:r>
-        <w:t xml:space="preserve">Nmap * Serviço autorizado e descoberta de activos *</w:t>
-      </w:r>
-      <w:r>
-        <w:t xml:space="preserve"> </w:t>
-      </w:r>
-      <w:r>
-        <w:t xml:space="preserve">□ Agente de Política Aberta</w:t>
-      </w:r>
-    </w:p>
-    <w:bookmarkEnd w:id="67"/>
-    <w:bookmarkStart w:id="68" w:name="X9d8808c8e4e93ee0ad9dff0f0a0467bc608194f"/>
-    <w:p>
-      <w:pPr>
-        <w:pStyle w:val="Heading2"/>
-      </w:pPr>
-      <w:r>
-        <w:t xml:space="preserve">Autorização e limites:** Use ferramentas apenas em sistemas, repositórios, redes, dados e contas que possui ou tem permissão escrita para testar. Proteger os resultados. Uma ferramenta suporta evidências; não certifica um fornecedor ou substitui julgamento legal, comercial e humano. □</w:t>
-      </w:r>
-    </w:p>
-    <w:bookmarkEnd w:id="68"/>
-    <w:bookmarkEnd w:id="69"/>
-    <w:bookmarkStart w:id="71" w:name="assistente-ciso"/>
-    <w:p>
-      <w:pPr>
-        <w:pStyle w:val="Heading1"/>
-      </w:pPr>
-      <w:r>
-        <w:t xml:space="preserve"># 24,1 Assistente CISO</w:t>
-      </w:r>
-    </w:p>
-    <w:p>
-      <w:pPr>
-        <w:pStyle w:val="FirstParagraph"/>
-      </w:pPr>
-      <w:r>
-        <w:t xml:space="preserve">Objetivo: Risco, controles, avaliações, evidências e achados. Projeto oficial:</w:t>
-      </w:r>
-      <w:r>
-        <w:t xml:space="preserve"> </w:t>
-      </w:r>
-      <w:hyperlink r:id="rId70">
-        <w:r>
-          <w:rPr>
-            <w:rStyle w:val="Hyperlink"/>
-          </w:rPr>
-          <w:t xml:space="preserve">CISO Assistant</w:t>
-        </w:r>
-      </w:hyperlink>
-    </w:p>
-    <w:p>
-      <w:pPr>
-        <w:pStyle w:val="BodyText"/>
-      </w:pPr>
-      <w:r>
-        <w:t xml:space="preserve">Início rápido e seguro: Criar um projeto abrangente, definir critérios de risco, atribuir proprietários, anexar evidências revisadas, registrar descobertas e restringir o acesso.</w:t>
-      </w:r>
-    </w:p>
-    <w:p>
-      <w:pPr>
-        <w:pStyle w:val="BodyText"/>
-      </w:pPr>
-      <w:r>
-        <w:t xml:space="preserve">Evidência para reter: aprovação e escopo, ferramenta/versão, configuração ou comando, data, população alvo, resultado bruto, validação do analista, limitação, achado, ação e reteste. Limitar o acesso porque os resultados podem expor arquitetura sensível ou fraquezas.</w:t>
-      </w:r>
-    </w:p>
-    <w:bookmarkEnd w:id="71"/>
-    <w:bookmarkStart w:id="73" w:name="faixa-de-dependência"/>
-    <w:p>
-      <w:pPr>
-        <w:pStyle w:val="Heading1"/>
-      </w:pPr>
-      <w:r>
-        <w:t xml:space="preserve"># 24.2 Faixa de Dependência</w:t>
-      </w:r>
-    </w:p>
-    <w:p>
-      <w:pPr>
-        <w:pStyle w:val="FirstParagraph"/>
-      </w:pPr>
-      <w:r>
-        <w:t xml:space="preserve">Objetivo: Análise da SBOM e monitoramento do risco-componente. Projeto oficial:</w:t>
-      </w:r>
-      <w:r>
-        <w:t xml:space="preserve"> </w:t>
-      </w:r>
-      <w:hyperlink r:id="rId72">
-        <w:r>
-          <w:rPr>
-            <w:rStyle w:val="Hyperlink"/>
-          </w:rPr>
-          <w:t xml:space="preserve">Dependência-Track</w:t>
-        </w:r>
-      </w:hyperlink>
-    </w:p>
-    <w:p>
-      <w:pPr>
-        <w:pStyle w:val="BodyText"/>
-      </w:pPr>
-      <w:r>
-        <w:t xml:space="preserve">Início rápido seguro: Importe um CycloneDX SBOM de um projeto de laboratório, confirme componentes, revise alertas de vulnerabilidade e políticas, atribua ação e importe um SBOM novo após correção.</w:t>
-      </w:r>
-    </w:p>
-    <w:p>
-      <w:pPr>
-        <w:pStyle w:val="BodyText"/>
-      </w:pPr>
-      <w:r>
-        <w:t xml:space="preserve">Evidência para reter: aprovação e escopo, ferramenta/versão, configuração ou comando, data, população alvo, resultado bruto, validação do analista, limitação, achado, ação e reteste. Limitar o acesso porque os resultados podem expor arquitetura sensível ou fraquezas.</w:t>
-      </w:r>
-    </w:p>
-    <w:bookmarkEnd w:id="73"/>
-    <w:bookmarkStart w:id="77" w:name="cyclonedx"/>
-    <w:p>
-      <w:pPr>
-        <w:pStyle w:val="Heading1"/>
-      </w:pPr>
-      <w:r>
-        <w:t xml:space="preserve"># 24.3 CycloneDX</w:t>
-      </w:r>
-    </w:p>
-    <w:p>
-      <w:pPr>
-        <w:pStyle w:val="FirstParagraph"/>
-      </w:pPr>
-      <w:r>
-        <w:t xml:space="preserve">Objetivo: Projeto de Software de materiais padrão e ferramentas. Projeto oficial:</w:t>
-      </w:r>
-      <w:r>
-        <w:t xml:space="preserve"> </w:t>
-      </w:r>
-      <w:hyperlink r:id="rId74">
-        <w:r>
-          <w:rPr>
-            <w:rStyle w:val="Hyperlink"/>
-          </w:rPr>
-          <w:t xml:space="preserve">CycloneDX</w:t>
-        </w:r>
-      </w:hyperlink>
-    </w:p>
-    <w:p>
-      <w:pPr>
-        <w:pStyle w:val="BodyText"/>
-      </w:pPr>
-      <w:r>
-        <w:t xml:space="preserve">Início rápido e seguro: Use um gerador oficial para a linguagem do projeto, crie um SBOM, valide-o, proteja metadados sensíveis e forneça-o para ferramentas de análise aprovadas.</w:t>
-      </w:r>
-    </w:p>
-    <w:p>
-      <w:pPr>
-        <w:pStyle w:val="BodyText"/>
-      </w:pPr>
-      <w:r>
-        <w:t xml:space="preserve">Evidência para reter: aprovação e escopo, ferramenta/versão, configuração ou comando, data, população alvo, resultado bruto, validação do analista, limitação, achado, ação e reteste. Limitar o acesso porque os resultados podem expor arquitetura sensível ou fraquezas.</w:t>
-      </w:r>
-    </w:p>
-    <w:bookmarkStart w:id="76" w:name="syft"/>
-    <w:p>
-      <w:pPr>
-        <w:pStyle w:val="Heading2"/>
-      </w:pPr>
-      <w:r>
-        <w:t xml:space="preserve">24.4 Syft</w:t>
-      </w:r>
-    </w:p>
-    <w:p>
-      <w:pPr>
-        <w:pStyle w:val="FirstParagraph"/>
-      </w:pPr>
-      <w:r>
-        <w:t xml:space="preserve">Objetivo: Geração SBOM para imagens e sistemas de arquivos. Projeto oficial:</w:t>
-      </w:r>
-      <w:r>
-        <w:t xml:space="preserve"> </w:t>
-      </w:r>
-      <w:hyperlink r:id="rId75">
-        <w:r>
-          <w:rPr>
-            <w:rStyle w:val="Hyperlink"/>
-          </w:rPr>
-          <w:t xml:space="preserve">Syft</w:t>
-        </w:r>
-      </w:hyperlink>
-    </w:p>
-    <w:p>
-      <w:pPr>
-        <w:pStyle w:val="BodyText"/>
-      </w:pPr>
-      <w:r>
-        <w:t xml:space="preserve">Início rápido seguro: Corra contra uma imagem de laboratório autorizada, exporte CycloneDX JSON, reveja a cobertura do pacote, grave a versão e o comando e armazene o resultado com segurança.</w:t>
-      </w:r>
-    </w:p>
-    <w:p>
-      <w:pPr>
-        <w:pStyle w:val="BodyText"/>
-      </w:pPr>
-      <w:r>
-        <w:t xml:space="preserve">Evidência para reter: aprovação e escopo, ferramenta/versão, configuração ou comando, data, população alvo, resultado bruto, validação do analista, limitação, achado, ação e reteste. Limitar o acesso porque os resultados podem expor arquitetura sensível ou fraquezas.</w:t>
       </w:r>
     </w:p>
     <w:bookmarkEnd w:id="76"/>
     <w:bookmarkEnd w:id="77"/>
-    <w:bookmarkStart w:id="79" w:name="grype"/>
+    <w:bookmarkStart w:id="80" w:name="ferramentas-de-código-aberto"/>
     <w:p>
       <w:pPr>
         <w:pStyle w:val="Heading1"/>
       </w:pPr>
       <w:r>
+        <w:t xml:space="preserve">24. Ferramentas de Código Aberto</w:t>
+      </w:r>
+    </w:p>
+    <w:p>
+      <w:pPr>
+        <w:numPr>
+          <w:ilvl w:val="0"/>
+          <w:numId w:val="1036"/>
+        </w:numPr>
+        <w:pStyle w:val="Compact"/>
+      </w:pPr>
+      <w:r>
+        <w:t xml:space="preserve">Ferramentas de código aberto podem suportar inventário, evidência, garantia de software, testes técnicos, monitoramento e remediação.*</w:t>
+      </w:r>
+    </w:p>
+    <w:bookmarkStart w:id="78" w:name="ferramenta-purpose"/>
+    <w:p>
+      <w:pPr>
+        <w:pStyle w:val="Heading2"/>
+      </w:pPr>
+      <w:r>
+        <w:t xml:space="preserve">*Ferramenta** *Purpose**</w:t>
+      </w:r>
+    </w:p>
+    <w:p>
+      <w:pPr>
+        <w:numPr>
+          <w:ilvl w:val="0"/>
+          <w:numId w:val="1037"/>
+        </w:numPr>
+        <w:pStyle w:val="Compact"/>
+      </w:pPr>
+      <w:r>
+        <w:t xml:space="preserve">Assistente CISO * Risco, controles, avaliações, evidências e achados</w:t>
+      </w:r>
+      <w:r>
+        <w:t xml:space="preserve"> </w:t>
+      </w:r>
+      <w:r>
+        <w:t xml:space="preserve">• Dependência-Monitoramento da SBOM</w:t>
+      </w:r>
+      <w:r>
+        <w:t xml:space="preserve"> </w:t>
+      </w:r>
+      <w:r>
+        <w:t xml:space="preserve">Google CycloneDX Google Software de materiais padrão e ferramentas</w:t>
+      </w:r>
+      <w:r>
+        <w:t xml:space="preserve"> </w:t>
+      </w:r>
+      <w:r>
+        <w:t xml:space="preserve">A geração do SBOM para imagens e sistemas de arquivos</w:t>
+      </w:r>
+    </w:p>
+    <w:p>
+      <w:pPr>
+        <w:numPr>
+          <w:ilvl w:val="0"/>
+          <w:numId w:val="1037"/>
+        </w:numPr>
+        <w:pStyle w:val="Compact"/>
+      </w:pPr>
+      <w:r>
+        <w:t xml:space="preserve">Varredura de vulnerabilidade para imagens e SBOMs</w:t>
+      </w:r>
+      <w:r>
+        <w:t xml:space="preserve"> </w:t>
+      </w:r>
+      <w:r>
+        <w:t xml:space="preserve">Repositório, imagem, dependência, segredo e verificação de IAC</w:t>
+      </w:r>
+      <w:r>
+        <w:t xml:space="preserve"> </w:t>
+      </w:r>
+      <w:r>
+        <w:t xml:space="preserve">O OpenSSF Scorecard Open-source Signals about open-source project security practices</w:t>
+      </w:r>
+      <w:r>
+        <w:t xml:space="preserve"> </w:t>
+      </w:r>
+      <w:r>
+        <w:t xml:space="preserve">□ GUAC □ Graphing software supply-chain metadados</w:t>
+      </w:r>
+    </w:p>
+    <w:p>
+      <w:pPr>
+        <w:numPr>
+          <w:ilvl w:val="0"/>
+          <w:numId w:val="1037"/>
+        </w:numPr>
+        <w:pStyle w:val="Compact"/>
+      </w:pPr>
+      <w:r>
+        <w:t xml:space="preserve">OSV-Scanner * Verificações de vulnerabilidade conhecidas para dependências *</w:t>
+      </w:r>
+    </w:p>
+    <w:p>
+      <w:pPr>
+        <w:numPr>
+          <w:ilvl w:val="0"/>
+          <w:numId w:val="1037"/>
+        </w:numPr>
+        <w:pStyle w:val="Compact"/>
+      </w:pPr>
+      <w:r>
+        <w:t xml:space="preserve">DefectDojo * Encontrar ingestão, deduplicação, remediação e reteste *</w:t>
+      </w:r>
+    </w:p>
+    <w:p>
+      <w:pPr>
+        <w:numPr>
+          <w:ilvl w:val="0"/>
+          <w:numId w:val="1037"/>
+        </w:numPr>
+        <w:pStyle w:val="Compact"/>
+      </w:pPr>
+      <w:r>
+        <w:t xml:space="preserve">Wazuh * Monitoramento de endpoint, integridade do arquivo, análise de log e alertas</w:t>
+      </w:r>
+      <w:r>
+        <w:t xml:space="preserve"> </w:t>
+      </w:r>
+      <w:r>
+        <w:t xml:space="preserve">Keycloak, identidade, papéis, MFA, sessões e eventos</w:t>
+      </w:r>
+      <w:r>
+        <w:t xml:space="preserve"> </w:t>
+      </w:r>
+      <w:r>
+        <w:t xml:space="preserve">OWASP ZAP</w:t>
+      </w:r>
+      <w:r>
+        <w:t xml:space="preserve"> </w:t>
+      </w:r>
+      <w:r>
+        <w:t xml:space="preserve">Edição da Comunidade Greenbone</w:t>
+      </w:r>
+    </w:p>
+    <w:p>
+      <w:pPr>
+        <w:numPr>
+          <w:ilvl w:val="0"/>
+          <w:numId w:val="1037"/>
+        </w:numPr>
+        <w:pStyle w:val="Compact"/>
+      </w:pPr>
+      <w:r>
+        <w:t xml:space="preserve">Nmap * Serviço autorizado e descoberta de activos *</w:t>
+      </w:r>
+      <w:r>
+        <w:t xml:space="preserve"> </w:t>
+      </w:r>
+      <w:r>
+        <w:t xml:space="preserve">□ Agente de Política Aberta</w:t>
+      </w:r>
+    </w:p>
+    <w:bookmarkEnd w:id="78"/>
+    <w:bookmarkStart w:id="79" w:name="X9d8808c8e4e93ee0ad9dff0f0a0467bc608194f"/>
+    <w:p>
+      <w:pPr>
+        <w:pStyle w:val="Heading2"/>
+      </w:pPr>
+      <w:r>
+        <w:t xml:space="preserve">Autorização e limites:** Use ferramentas apenas em sistemas, repositórios, redes, dados e contas que possui ou tem permissão escrita para testar. Proteger os resultados. Uma ferramenta suporta evidências; não certifica um fornecedor ou substitui julgamento legal, comercial e humano. □</w:t>
+      </w:r>
+    </w:p>
+    <w:bookmarkEnd w:id="79"/>
+    <w:bookmarkEnd w:id="80"/>
+    <w:bookmarkStart w:id="82" w:name="assistente-ciso"/>
+    <w:p>
+      <w:pPr>
+        <w:pStyle w:val="Heading1"/>
+      </w:pPr>
+      <w:r>
+        <w:t xml:space="preserve"># 24,1 Assistente CISO</w:t>
+      </w:r>
+    </w:p>
+    <w:p>
+      <w:pPr>
+        <w:pStyle w:val="FirstParagraph"/>
+      </w:pPr>
+      <w:r>
+        <w:t xml:space="preserve">Objetivo: Risco, controles, avaliações, evidências e achados. Projeto oficial:</w:t>
+      </w:r>
+      <w:r>
+        <w:t xml:space="preserve"> </w:t>
+      </w:r>
+      <w:hyperlink r:id="rId81">
+        <w:r>
+          <w:rPr>
+            <w:rStyle w:val="Hyperlink"/>
+          </w:rPr>
+          <w:t xml:space="preserve">CISO Assistant</w:t>
+        </w:r>
+      </w:hyperlink>
+    </w:p>
+    <w:p>
+      <w:pPr>
+        <w:pStyle w:val="BodyText"/>
+      </w:pPr>
+      <w:r>
+        <w:t xml:space="preserve">Início rápido e seguro: Criar um projeto abrangente, definir critérios de risco, atribuir proprietários, anexar evidências revisadas, registrar descobertas e restringir o acesso.</w:t>
+      </w:r>
+    </w:p>
+    <w:p>
+      <w:pPr>
+        <w:pStyle w:val="BodyText"/>
+      </w:pPr>
+      <w:r>
+        <w:t xml:space="preserve">Evidência para reter: aprovação e escopo, ferramenta/versão, configuração ou comando, data, população alvo, resultado bruto, validação do analista, limitação, achado, ação e reteste. Limitar o acesso porque os resultados podem expor arquitetura sensível ou fraquezas.</w:t>
+      </w:r>
+    </w:p>
+    <w:bookmarkEnd w:id="82"/>
+    <w:bookmarkStart w:id="84" w:name="faixa-de-dependência"/>
+    <w:p>
+      <w:pPr>
+        <w:pStyle w:val="Heading1"/>
+      </w:pPr>
+      <w:r>
+        <w:t xml:space="preserve"># 24.2 Faixa de Dependência</w:t>
+      </w:r>
+    </w:p>
+    <w:p>
+      <w:pPr>
+        <w:pStyle w:val="FirstParagraph"/>
+      </w:pPr>
+      <w:r>
+        <w:t xml:space="preserve">Objetivo: Análise da SBOM e monitoramento do risco-componente. Projeto oficial:</w:t>
+      </w:r>
+      <w:r>
+        <w:t xml:space="preserve"> </w:t>
+      </w:r>
+      <w:hyperlink r:id="rId83">
+        <w:r>
+          <w:rPr>
+            <w:rStyle w:val="Hyperlink"/>
+          </w:rPr>
+          <w:t xml:space="preserve">Dependência-Track</w:t>
+        </w:r>
+      </w:hyperlink>
+    </w:p>
+    <w:p>
+      <w:pPr>
+        <w:pStyle w:val="BodyText"/>
+      </w:pPr>
+      <w:r>
+        <w:t xml:space="preserve">Início rápido seguro: Importe um CycloneDX SBOM de um projeto de laboratório, confirme componentes, revise alertas de vulnerabilidade e políticas, atribua ação e importe um SBOM novo após correção.</w:t>
+      </w:r>
+    </w:p>
+    <w:p>
+      <w:pPr>
+        <w:pStyle w:val="BodyText"/>
+      </w:pPr>
+      <w:r>
+        <w:t xml:space="preserve">Evidência para reter: aprovação e escopo, ferramenta/versão, configuração ou comando, data, população alvo, resultado bruto, validação do analista, limitação, achado, ação e reteste. Limitar o acesso porque os resultados podem expor arquitetura sensível ou fraquezas.</w:t>
+      </w:r>
+    </w:p>
+    <w:bookmarkEnd w:id="84"/>
+    <w:bookmarkStart w:id="88" w:name="cyclonedx"/>
+    <w:p>
+      <w:pPr>
+        <w:pStyle w:val="Heading1"/>
+      </w:pPr>
+      <w:r>
+        <w:t xml:space="preserve"># 24.3 CycloneDX</w:t>
+      </w:r>
+    </w:p>
+    <w:p>
+      <w:pPr>
+        <w:pStyle w:val="FirstParagraph"/>
+      </w:pPr>
+      <w:r>
+        <w:t xml:space="preserve">Objetivo: Projeto de Software de materiais padrão e ferramentas. Projeto oficial:</w:t>
+      </w:r>
+      <w:r>
+        <w:t xml:space="preserve"> </w:t>
+      </w:r>
+      <w:hyperlink r:id="rId85">
+        <w:r>
+          <w:rPr>
+            <w:rStyle w:val="Hyperlink"/>
+          </w:rPr>
+          <w:t xml:space="preserve">CycloneDX</w:t>
+        </w:r>
+      </w:hyperlink>
+    </w:p>
+    <w:p>
+      <w:pPr>
+        <w:pStyle w:val="BodyText"/>
+      </w:pPr>
+      <w:r>
+        <w:t xml:space="preserve">Início rápido e seguro: Use um gerador oficial para a linguagem do projeto, crie um SBOM, valide-o, proteja metadados sensíveis e forneça-o para ferramentas de análise aprovadas.</w:t>
+      </w:r>
+    </w:p>
+    <w:p>
+      <w:pPr>
+        <w:pStyle w:val="BodyText"/>
+      </w:pPr>
+      <w:r>
+        <w:t xml:space="preserve">Evidência para reter: aprovação e escopo, ferramenta/versão, configuração ou comando, data, população alvo, resultado bruto, validação do analista, limitação, achado, ação e reteste. Limitar o acesso porque os resultados podem expor arquitetura sensível ou fraquezas.</w:t>
+      </w:r>
+    </w:p>
+    <w:bookmarkStart w:id="87" w:name="syft"/>
+    <w:p>
+      <w:pPr>
+        <w:pStyle w:val="Heading2"/>
+      </w:pPr>
+      <w:r>
+        <w:t xml:space="preserve">24.4 Syft</w:t>
+      </w:r>
+    </w:p>
+    <w:p>
+      <w:pPr>
+        <w:pStyle w:val="FirstParagraph"/>
+      </w:pPr>
+      <w:r>
+        <w:t xml:space="preserve">Objetivo: Geração SBOM para imagens e sistemas de arquivos. Projeto oficial:</w:t>
+      </w:r>
+      <w:r>
+        <w:t xml:space="preserve"> </w:t>
+      </w:r>
+      <w:hyperlink r:id="rId86">
+        <w:r>
+          <w:rPr>
+            <w:rStyle w:val="Hyperlink"/>
+          </w:rPr>
+          <w:t xml:space="preserve">Syft</w:t>
+        </w:r>
+      </w:hyperlink>
+    </w:p>
+    <w:p>
+      <w:pPr>
+        <w:pStyle w:val="BodyText"/>
+      </w:pPr>
+      <w:r>
+        <w:t xml:space="preserve">Início rápido seguro: Corra contra uma imagem de laboratório autorizada, exporte CycloneDX JSON, reveja a cobertura do pacote, grave a versão e o comando e armazene o resultado com segurança.</w:t>
+      </w:r>
+    </w:p>
+    <w:p>
+      <w:pPr>
+        <w:pStyle w:val="BodyText"/>
+      </w:pPr>
+      <w:r>
+        <w:t xml:space="preserve">Evidência para reter: aprovação e escopo, ferramenta/versão, configuração ou comando, data, população alvo, resultado bruto, validação do analista, limitação, achado, ação e reteste. Limitar o acesso porque os resultados podem expor arquitetura sensível ou fraquezas.</w:t>
+      </w:r>
+    </w:p>
+    <w:bookmarkEnd w:id="87"/>
+    <w:bookmarkEnd w:id="88"/>
+    <w:bookmarkStart w:id="90" w:name="grype"/>
+    <w:p>
+      <w:pPr>
+        <w:pStyle w:val="Heading1"/>
+      </w:pPr>
+      <w:r>
         <w:t xml:space="preserve"># 24.5 Grype</w:t>
       </w:r>
     </w:p>
@@ -4822,7 +4822,7 @@
       <w:r>
         <w:t xml:space="preserve"> </w:t>
       </w:r>
-      <w:hyperlink r:id="rId78">
+      <w:hyperlink r:id="rId89">
         <w:r>
           <w:rPr>
             <w:rStyle w:val="Hyperlink"/>
@@ -4847,8 +4847,8 @@
         <w:t xml:space="preserve">Evidência para reter: aprovação e escopo, ferramenta/versão, configuração ou comando, data, população alvo, resultado bruto, validação do analista, limitação, achado, ação e reteste. Limitar o acesso porque os resultados podem expor arquitetura sensível ou fraquezas.</w:t>
       </w:r>
     </w:p>
-    <w:bookmarkEnd w:id="79"/>
-    <w:bookmarkStart w:id="81" w:name="trivy"/>
+    <w:bookmarkEnd w:id="90"/>
+    <w:bookmarkStart w:id="92" w:name="trivy"/>
     <w:p>
       <w:pPr>
         <w:pStyle w:val="Heading1"/>
@@ -4867,7 +4867,7 @@
       <w:r>
         <w:t xml:space="preserve"> </w:t>
       </w:r>
-      <w:hyperlink r:id="rId80">
+      <w:hyperlink r:id="rId91">
         <w:r>
           <w:rPr>
             <w:rStyle w:val="Hyperlink"/>
@@ -4892,8 +4892,8 @@
         <w:t xml:space="preserve">Evidência para reter: aprovação e escopo, ferramenta/versão, configuração ou comando, data, população alvo, resultado bruto, validação do analista, limitação, achado, ação e reteste. Limitar o acesso porque os resultados podem expor arquitetura sensível ou fraquezas.</w:t>
       </w:r>
     </w:p>
-    <w:bookmarkEnd w:id="81"/>
-    <w:bookmarkStart w:id="83" w:name="openssf-scorecard"/>
+    <w:bookmarkEnd w:id="92"/>
+    <w:bookmarkStart w:id="94" w:name="openssf-scorecard"/>
     <w:p>
       <w:pPr>
         <w:pStyle w:val="Heading1"/>
@@ -4912,7 +4912,7 @@
       <w:r>
         <w:t xml:space="preserve"> </w:t>
       </w:r>
-      <w:hyperlink r:id="rId82">
+      <w:hyperlink r:id="rId93">
         <w:r>
           <w:rPr>
             <w:rStyle w:val="Hyperlink"/>
@@ -4937,8 +4937,8 @@
         <w:t xml:space="preserve">Evidência para reter: aprovação e escopo, ferramenta/versão, configuração ou comando, data, população alvo, resultado bruto, validação do analista, limitação, achado, ação e reteste. Limitar o acesso porque os resultados podem expor arquitetura sensível ou fraquezas.</w:t>
       </w:r>
     </w:p>
-    <w:bookmarkEnd w:id="83"/>
-    <w:bookmarkStart w:id="87" w:name="guac"/>
+    <w:bookmarkEnd w:id="94"/>
+    <w:bookmarkStart w:id="98" w:name="guac"/>
     <w:p>
       <w:pPr>
         <w:pStyle w:val="Heading1"/>
@@ -4957,7 +4957,7 @@
       <w:r>
         <w:t xml:space="preserve"> </w:t>
       </w:r>
-      <w:hyperlink r:id="rId84">
+      <w:hyperlink r:id="rId95">
         <w:r>
           <w:rPr>
             <w:rStyle w:val="Hyperlink"/>
@@ -4982,7 +4982,7 @@
         <w:t xml:space="preserve">Evidência para reter: aprovação e escopo, ferramenta/versão, configuração ou comando, data, população alvo, resultado bruto, validação do analista, limitação, achado, ação e reteste. Limitar o acesso porque os resultados podem expor arquitetura sensível ou fraquezas.</w:t>
       </w:r>
     </w:p>
-    <w:bookmarkStart w:id="86" w:name="osv-scanner"/>
+    <w:bookmarkStart w:id="97" w:name="osv-scanner"/>
     <w:p>
       <w:pPr>
         <w:pStyle w:val="Heading2"/>
@@ -5001,7 +5001,7 @@
       <w:r>
         <w:t xml:space="preserve"> </w:t>
       </w:r>
-      <w:hyperlink r:id="rId85">
+      <w:hyperlink r:id="rId96">
         <w:r>
           <w:rPr>
             <w:rStyle w:val="Hyperlink"/>
@@ -5026,9 +5026,9 @@
         <w:t xml:space="preserve">Evidência para reter: aprovação e escopo, ferramenta/versão, configuração ou comando, data, população alvo, resultado bruto, validação do analista, limitação, achado, ação e reteste. Limitar o acesso porque os resultados podem expor arquitetura sensível ou fraquezas.</w:t>
       </w:r>
     </w:p>
-    <w:bookmarkEnd w:id="86"/>
-    <w:bookmarkEnd w:id="87"/>
-    <w:bookmarkStart w:id="89" w:name="defectdojo"/>
+    <w:bookmarkEnd w:id="97"/>
+    <w:bookmarkEnd w:id="98"/>
+    <w:bookmarkStart w:id="100" w:name="defectdojo"/>
     <w:p>
       <w:pPr>
         <w:pStyle w:val="Heading1"/>
@@ -5047,7 +5047,7 @@
       <w:r>
         <w:t xml:space="preserve"> </w:t>
       </w:r>
-      <w:hyperlink r:id="rId88">
+      <w:hyperlink r:id="rId99">
         <w:r>
           <w:rPr>
             <w:rStyle w:val="Hyperlink"/>
@@ -5072,8 +5072,8 @@
         <w:t xml:space="preserve">Evidência para reter: aprovação e escopo, ferramenta/versão, configuração ou comando, data, população alvo, resultado bruto, validação do analista, limitação, achado, ação e reteste. Limitar o acesso porque os resultados podem expor arquitetura sensível ou fraquezas.</w:t>
       </w:r>
     </w:p>
-    <w:bookmarkEnd w:id="89"/>
-    <w:bookmarkStart w:id="91" w:name="wazuh"/>
+    <w:bookmarkEnd w:id="100"/>
+    <w:bookmarkStart w:id="102" w:name="wazuh"/>
     <w:p>
       <w:pPr>
         <w:pStyle w:val="Heading1"/>
@@ -5092,7 +5092,7 @@
       <w:r>
         <w:t xml:space="preserve"> </w:t>
       </w:r>
-      <w:hyperlink r:id="rId90">
+      <w:hyperlink r:id="rId101">
         <w:r>
           <w:rPr>
             <w:rStyle w:val="Hyperlink"/>
@@ -5117,8 +5117,8 @@
         <w:t xml:space="preserve">Evidência para reter: aprovação e escopo, ferramenta/versão, configuração ou comando, data, população alvo, resultado bruto, validação do analista, limitação, achado, ação e reteste. Limitar o acesso porque os resultados podem expor arquitetura sensível ou fraquezas.</w:t>
       </w:r>
     </w:p>
-    <w:bookmarkEnd w:id="91"/>
-    <w:bookmarkStart w:id="93" w:name="keycloak"/>
+    <w:bookmarkEnd w:id="102"/>
+    <w:bookmarkStart w:id="104" w:name="keycloak"/>
     <w:p>
       <w:pPr>
         <w:pStyle w:val="Heading1"/>
@@ -5137,7 +5137,7 @@
       <w:r>
         <w:t xml:space="preserve"> </w:t>
       </w:r>
-      <w:hyperlink r:id="rId92">
+      <w:hyperlink r:id="rId103">
         <w:r>
           <w:rPr>
             <w:rStyle w:val="Hyperlink"/>
@@ -5162,8 +5162,8 @@
         <w:t xml:space="preserve">Evidência para reter: aprovação e escopo, ferramenta/versão, configuração ou comando, data, população alvo, resultado bruto, validação do analista, limitação, achado, ação e reteste. Limitar o acesso porque os resultados podem expor arquitetura sensível ou fraquezas.</w:t>
       </w:r>
     </w:p>
-    <w:bookmarkEnd w:id="93"/>
-    <w:bookmarkStart w:id="95" w:name="owasp-zap"/>
+    <w:bookmarkEnd w:id="104"/>
+    <w:bookmarkStart w:id="106" w:name="owasp-zap"/>
     <w:p>
       <w:pPr>
         <w:pStyle w:val="Heading1"/>
@@ -5182,7 +5182,7 @@
       <w:r>
         <w:t xml:space="preserve"> </w:t>
       </w:r>
-      <w:hyperlink r:id="rId94">
+      <w:hyperlink r:id="rId105">
         <w:r>
           <w:rPr>
             <w:rStyle w:val="Hyperlink"/>
@@ -5207,8 +5207,8 @@
         <w:t xml:space="preserve">Evidência para reter: aprovação e escopo, ferramenta/versão, configuração ou comando, data, população alvo, resultado bruto, validação do analista, limitação, achado, ação e reteste. Limitar o acesso porque os resultados podem expor arquitetura sensível ou fraquezas.</w:t>
       </w:r>
     </w:p>
-    <w:bookmarkEnd w:id="95"/>
-    <w:bookmarkStart w:id="97" w:name="greenbone-community-edition"/>
+    <w:bookmarkEnd w:id="106"/>
+    <w:bookmarkStart w:id="108" w:name="greenbone-community-edition"/>
     <w:p>
       <w:pPr>
         <w:pStyle w:val="Heading1"/>
@@ -5227,7 +5227,7 @@
       <w:r>
         <w:t xml:space="preserve"> </w:t>
       </w:r>
-      <w:hyperlink r:id="rId96">
+      <w:hyperlink r:id="rId107">
         <w:r>
           <w:rPr>
             <w:rStyle w:val="Hyperlink"/>
@@ -5252,8 +5252,8 @@
         <w:t xml:space="preserve">Evidência para reter: aprovação e escopo, ferramenta/versão, configuração ou comando, data, população alvo, resultado bruto, validação do analista, limitação, achado, ação e reteste. Limitar o acesso porque os resultados podem expor arquitetura sensível ou fraquezas.</w:t>
       </w:r>
     </w:p>
-    <w:bookmarkEnd w:id="97"/>
-    <w:bookmarkStart w:id="99" w:name="nmap"/>
+    <w:bookmarkEnd w:id="108"/>
+    <w:bookmarkStart w:id="110" w:name="nmap"/>
     <w:p>
       <w:pPr>
         <w:pStyle w:val="Heading1"/>
@@ -5272,7 +5272,7 @@
       <w:r>
         <w:t xml:space="preserve"> </w:t>
       </w:r>
-      <w:hyperlink r:id="rId98">
+      <w:hyperlink r:id="rId109">
         <w:r>
           <w:rPr>
             <w:rStyle w:val="Hyperlink"/>
@@ -5297,8 +5297,8 @@
         <w:t xml:space="preserve">Evidência para reter: aprovação e escopo, ferramenta/versão, configuração ou comando, data, população alvo, resultado bruto, validação do analista, limitação, achado, ação e reteste. Limitar o acesso porque os resultados podem expor arquitetura sensível ou fraquezas.</w:t>
       </w:r>
     </w:p>
-    <w:bookmarkEnd w:id="99"/>
-    <w:bookmarkStart w:id="101" w:name="open-policy-agent"/>
+    <w:bookmarkEnd w:id="110"/>
+    <w:bookmarkStart w:id="112" w:name="open-policy-agent"/>
     <w:p>
       <w:pPr>
         <w:pStyle w:val="Heading1"/>
@@ -5317,7 +5317,7 @@
       <w:r>
         <w:t xml:space="preserve"> </w:t>
       </w:r>
-      <w:hyperlink r:id="rId100">
+      <w:hyperlink r:id="rId111">
         <w:r>
           <w:rPr>
             <w:rStyle w:val="Hyperlink"/>
@@ -5342,8 +5342,8 @@
         <w:t xml:space="preserve">Evidência para reter: aprovação e escopo, ferramenta/versão, configuração ou comando, data, população alvo, resultado bruto, validação do analista, limitação, achado, ação e reteste. Limitar o acesso porque os resultados podem expor arquitetura sensível ou fraquezas.</w:t>
       </w:r>
     </w:p>
-    <w:bookmarkEnd w:id="101"/>
-    <w:bookmarkStart w:id="103" w:name="playbook-de-tprm-do-gerente"/>
+    <w:bookmarkEnd w:id="112"/>
+    <w:bookmarkStart w:id="114" w:name="playbook-de-tprm-do-gerente"/>
     <w:p>
       <w:pPr>
         <w:pStyle w:val="Heading1"/>
@@ -5365,17 +5365,17 @@
     </w:p>
     <w:p>
       <w:pPr>
+        <w:numPr>
+          <w:ilvl w:val="0"/>
+          <w:numId w:val="1038"/>
+        </w:numPr>
         <w:pStyle w:val="Heading2"/>
-        <w:numPr>
-          <w:ilvl w:val="0"/>
-          <w:numId w:val="1038"/>
-        </w:numPr>
-      </w:pPr>
-      <w:bookmarkStart w:id="102" w:name="Xb56cd5a87bf42f1975f9050a867341e00622698"/>
+      </w:pPr>
+      <w:bookmarkStart w:id="113" w:name="Xb56cd5a87bf42f1975f9050a867341e00622698"/>
       <w:r>
         <w:t xml:space="preserve">** Área do tabuleiro** ** Pergunta do gestor** ** Escalar quando**</w:t>
       </w:r>
-      <w:bookmarkEnd w:id="102"/>
+      <w:bookmarkEnd w:id="113"/>
     </w:p>
     <w:p>
       <w:pPr>
@@ -5430,8 +5430,8 @@
         <w:t xml:space="preserve">□ Sair □ Podemos recuperar dados e substituir o serviço a tempo? □ Nenhum caminho de exportação, alternativa ou eliminação testado</w:t>
       </w:r>
     </w:p>
-    <w:bookmarkEnd w:id="103"/>
-    <w:bookmarkStart w:id="104" w:name="gerenciar-ritmo-de-operação"/>
+    <w:bookmarkEnd w:id="114"/>
+    <w:bookmarkStart w:id="115" w:name="gerenciar-ritmo-de-operação"/>
     <w:p>
       <w:pPr>
         <w:pStyle w:val="Heading1"/>
@@ -5486,8 +5486,8 @@
         <w:t xml:space="preserve">□——————————————————————————————————————————————————————————————————————————————————————-</w:t>
       </w:r>
     </w:p>
-    <w:bookmarkEnd w:id="104"/>
-    <w:bookmarkStart w:id="105" w:name="guia-de-carreira-do-analista-júnior"/>
+    <w:bookmarkEnd w:id="115"/>
+    <w:bookmarkStart w:id="116" w:name="guia-de-carreira-do-analista-júnior"/>
     <w:p>
       <w:pPr>
         <w:pStyle w:val="Heading1"/>
@@ -5498,11 +5498,11 @@
     </w:p>
     <w:p>
       <w:pPr>
+        <w:numPr>
+          <w:ilvl w:val="0"/>
+          <w:numId w:val="1039"/>
+        </w:numPr>
         <w:pStyle w:val="Compact"/>
-        <w:numPr>
-          <w:ilvl w:val="0"/>
-          <w:numId w:val="1039"/>
-        </w:numPr>
       </w:pPr>
       <w:r>
         <w:t xml:space="preserve">Os analistas juniores criam valor produzindo inventários precisos, revisões de evidências, descobertas e acompanhamento.*</w:t>
@@ -5521,8 +5521,8 @@
         <w:t xml:space="preserve">Figura 10. Caminho de analista de TPRM júnior</w:t>
       </w:r>
     </w:p>
-    <w:bookmarkEnd w:id="105"/>
-    <w:bookmarkStart w:id="106" w:name="títulos-comuns"/>
+    <w:bookmarkEnd w:id="116"/>
+    <w:bookmarkStart w:id="117" w:name="títulos-comuns"/>
     <w:p>
       <w:pPr>
         <w:pStyle w:val="Heading1"/>
@@ -5595,8 +5595,8 @@
         <w:t xml:space="preserve">Analisador de cadeia de fornecimento de software</w:t>
       </w:r>
     </w:p>
-    <w:bookmarkEnd w:id="106"/>
-    <w:bookmarkStart w:id="108" w:name="trabalho-júnior-típico"/>
+    <w:bookmarkEnd w:id="117"/>
+    <w:bookmarkStart w:id="119" w:name="trabalho-júnior-típico"/>
     <w:p>
       <w:pPr>
         <w:pStyle w:val="Heading1"/>
@@ -5669,7 +5669,7 @@
         <w:t xml:space="preserve">Preparar resumos claros do gestor sem reivindicar certeza para além dos elementos de prova.</w:t>
       </w:r>
     </w:p>
-    <w:bookmarkStart w:id="107" w:name="competência-comprovação-de-portfólio"/>
+    <w:bookmarkStart w:id="118" w:name="competência-comprovação-de-portfólio"/>
     <w:p>
       <w:pPr>
         <w:pStyle w:val="Heading2"/>
@@ -5722,9 +5722,9 @@
         <w:t xml:space="preserve">Ético, autorização escrita, dados sintéticos, redação e limitações honestas</w:t>
       </w:r>
     </w:p>
-    <w:bookmarkEnd w:id="107"/>
-    <w:bookmarkEnd w:id="108"/>
-    <w:bookmarkStart w:id="109" w:name="laboratório-fictício-e-portfólio"/>
+    <w:bookmarkEnd w:id="118"/>
+    <w:bookmarkEnd w:id="119"/>
+    <w:bookmarkStart w:id="120" w:name="laboratório-fictício-e-portfólio"/>
     <w:p>
       <w:pPr>
         <w:pStyle w:val="Heading1"/>
@@ -5735,11 +5735,11 @@
     </w:p>
     <w:p>
       <w:pPr>
+        <w:numPr>
+          <w:ilvl w:val="0"/>
+          <w:numId w:val="1040"/>
+        </w:numPr>
         <w:pStyle w:val="Compact"/>
-        <w:numPr>
-          <w:ilvl w:val="0"/>
-          <w:numId w:val="1040"/>
-        </w:numPr>
       </w:pPr>
       <w:r>
         <w:t xml:space="preserve">Construir um portfólio seguro com uma empresa fictícia, fornecedores sintéticos e laboratórios técnicos isolados.*</w:t>
@@ -5937,8 +5937,8 @@
         <w:t xml:space="preserve">Painel do gerenciador . Limpar métricas, problemas graves, incerteza e ação .</w:t>
       </w:r>
     </w:p>
-    <w:bookmarkEnd w:id="109"/>
-    <w:bookmarkStart w:id="111" w:name="plano-de-aprendizagem-de-trinta-dias"/>
+    <w:bookmarkEnd w:id="120"/>
+    <w:bookmarkStart w:id="122" w:name="plano-de-aprendizagem-de-trinta-dias"/>
     <w:p>
       <w:pPr>
         <w:pStyle w:val="Heading1"/>
@@ -5960,17 +5960,17 @@
     </w:p>
     <w:p>
       <w:pPr>
+        <w:numPr>
+          <w:ilvl w:val="0"/>
+          <w:numId w:val="1042"/>
+        </w:numPr>
         <w:pStyle w:val="Heading2"/>
-        <w:numPr>
-          <w:ilvl w:val="0"/>
-          <w:numId w:val="1042"/>
-        </w:numPr>
-      </w:pPr>
-      <w:bookmarkStart w:id="110" w:name="dias-foco-entrega"/>
+      </w:pPr>
+      <w:bookmarkStart w:id="121" w:name="dias-foco-entrega"/>
       <w:r>
         <w:t xml:space="preserve">Dias** * Foco** * Entrega**</w:t>
       </w:r>
-      <w:bookmarkEnd w:id="110"/>
+      <w:bookmarkEnd w:id="121"/>
     </w:p>
     <w:p>
       <w:pPr>
@@ -6039,11 +6039,11 @@
     </w:p>
     <w:p>
       <w:pPr>
+        <w:numPr>
+          <w:ilvl w:val="0"/>
+          <w:numId w:val="1043"/>
+        </w:numPr>
         <w:pStyle w:val="Compact"/>
-        <w:numPr>
-          <w:ilvl w:val="0"/>
-          <w:numId w:val="1043"/>
-        </w:numPr>
       </w:pPr>
       <w:r>
         <w:t xml:space="preserve">Preparação da entrevista</w:t>
@@ -6051,18 +6051,18 @@
     </w:p>
     <w:p>
       <w:pPr>
+        <w:numPr>
+          <w:ilvl w:val="0"/>
+          <w:numId w:val="1044"/>
+        </w:numPr>
         <w:pStyle w:val="Compact"/>
-        <w:numPr>
-          <w:ilvl w:val="0"/>
-          <w:numId w:val="1044"/>
-        </w:numPr>
       </w:pPr>
       <w:r>
         <w:t xml:space="preserve">As respostas de entrevista devem ser curtas, precisas e ligadas a exemplos.*</w:t>
       </w:r>
     </w:p>
-    <w:bookmarkEnd w:id="111"/>
-    <w:bookmarkStart w:id="112" w:name="o-que-é-tprm"/>
+    <w:bookmarkEnd w:id="122"/>
+    <w:bookmarkStart w:id="123" w:name="o-que-é-tprm"/>
     <w:p>
       <w:pPr>
         <w:pStyle w:val="Heading1"/>
@@ -6079,8 +6079,8 @@
         <w:t xml:space="preserve">Um processo de ciclo de vida para identificar, avaliar, contratar, monitorar, responder e sair dos riscos de organizações, produtos, pessoas e serviços externos.</w:t>
       </w:r>
     </w:p>
-    <w:bookmarkEnd w:id="112"/>
-    <w:bookmarkStart w:id="113" w:name="tprm-versus-c-scrm"/>
+    <w:bookmarkEnd w:id="123"/>
+    <w:bookmarkStart w:id="124" w:name="tprm-versus-c-scrm"/>
     <w:p>
       <w:pPr>
         <w:pStyle w:val="Heading1"/>
@@ -6097,8 +6097,8 @@
         <w:t xml:space="preserve">TPRM gerencia relações externas amplamente. O C-SCRM se concentra no risco de segurança cibernética em toda a cadeia de suprimentos de tecnologia e no ciclo de vida do produto ou serviço.</w:t>
       </w:r>
     </w:p>
-    <w:bookmarkEnd w:id="113"/>
-    <w:bookmarkStart w:id="120" w:name="risco-inerente-versus-residual"/>
+    <w:bookmarkEnd w:id="124"/>
+    <w:bookmarkStart w:id="131" w:name="risco-inerente-versus-residual"/>
     <w:p>
       <w:pPr>
         <w:pStyle w:val="Heading1"/>
@@ -6115,7 +6115,7 @@
         <w:t xml:space="preserve">O risco inerente existe antes dos controlos. O risco residual permanece após controles e tratamento verificados.</w:t>
       </w:r>
     </w:p>
-    <w:bookmarkStart w:id="114" w:name="como-se-classifica-um-fornecedor"/>
+    <w:bookmarkStart w:id="125" w:name="como-se-classifica-um-fornecedor"/>
     <w:p>
       <w:pPr>
         <w:pStyle w:val="Heading2"/>
@@ -6132,8 +6132,8 @@
         <w:t xml:space="preserve">Use fatores de impacto documentados como dados, privilégios, disponibilidade, autoridade de mudança, substituibilidade, alcance, geografia e dependências a jusante.</w:t>
       </w:r>
     </w:p>
-    <w:bookmarkEnd w:id="114"/>
-    <w:bookmarkStart w:id="115" w:name="como-você-revê-um-relatório-soc-2"/>
+    <w:bookmarkEnd w:id="125"/>
+    <w:bookmarkStart w:id="126" w:name="como-você-revê-um-relatório-soc-2"/>
     <w:p>
       <w:pPr>
         <w:pStyle w:val="Heading2"/>
@@ -6150,8 +6150,8 @@
         <w:t xml:space="preserve">Verifique a entidade e sistema exatos, critérios, período, opinião, testes, exceções, CUECs, organizações de subserviço e eventos subsequentes; em seguida, mapeá-lo para o uso real.</w:t>
       </w:r>
     </w:p>
-    <w:bookmarkEnd w:id="115"/>
-    <w:bookmarkStart w:id="116" w:name="limitação-do-questionário"/>
+    <w:bookmarkEnd w:id="126"/>
+    <w:bookmarkStart w:id="127" w:name="limitação-do-questionário"/>
     <w:p>
       <w:pPr>
         <w:pStyle w:val="Heading2"/>
@@ -6168,8 +6168,8 @@
         <w:t xml:space="preserve">É uma afirmação de fornecedor. Valido respostas importantes com evidências relevantes, atuais, confiáveis e lacunas de registro.</w:t>
       </w:r>
     </w:p>
-    <w:bookmarkEnd w:id="116"/>
-    <w:bookmarkStart w:id="117" w:name="o-que-é-uma-sbom"/>
+    <w:bookmarkEnd w:id="127"/>
+    <w:bookmarkStart w:id="128" w:name="o-que-é-uma-sbom"/>
     <w:p>
       <w:pPr>
         <w:pStyle w:val="Heading2"/>
@@ -6186,8 +6186,8 @@
         <w:t xml:space="preserve">Um inventário estruturado de componentes de software e relacionamentos. Ele melhora a visibilidade, mas não prova segurança ou vulnerabilidade aplicabilidade.</w:t>
       </w:r>
     </w:p>
-    <w:bookmarkEnd w:id="117"/>
-    <w:bookmarkStart w:id="118" w:name="como-se-fecha-uma-descoberta"/>
+    <w:bookmarkEnd w:id="128"/>
+    <w:bookmarkStart w:id="129" w:name="como-se-fecha-uma-descoberta"/>
     <w:p>
       <w:pPr>
         <w:pStyle w:val="Heading2"/>
@@ -6204,8 +6204,8 @@
         <w:t xml:space="preserve">Reteste o controle corrigido usando critérios definidos e evidências confiáveis; não feche apenas porque o fornecedor diz que é fixo.</w:t>
       </w:r>
     </w:p>
-    <w:bookmarkEnd w:id="118"/>
-    <w:bookmarkStart w:id="119" w:name="Xd9085b9990fbedf9e4d32e1c3938c350a126f3f"/>
+    <w:bookmarkEnd w:id="129"/>
+    <w:bookmarkStart w:id="130" w:name="Xd9085b9990fbedf9e4d32e1c3938c350a126f3f"/>
     <w:p>
       <w:pPr>
         <w:pStyle w:val="Heading2"/>
@@ -6220,686 +6220,686 @@
       </w:pPr>
       <w:r>
         <w:t xml:space="preserve">Registre a lacuna, use provas independentes disponíveis, considere opções de design e contrato, avalie incerteza e risco e aumente para o tomador de decisão autorizado.</w:t>
-      </w:r>
-    </w:p>
-    <w:bookmarkEnd w:id="119"/>
-    <w:bookmarkEnd w:id="120"/>
-    <w:bookmarkStart w:id="121" w:name="o-que-faz-um-bom-analista-júnior"/>
-    <w:p>
-      <w:pPr>
-        <w:pStyle w:val="Heading1"/>
-      </w:pPr>
-      <w:r>
-        <w:t xml:space="preserve"># 29.10 O que faz um bom analista júnior?</w:t>
-      </w:r>
-    </w:p>
-    <w:p>
-      <w:pPr>
-        <w:pStyle w:val="FirstParagraph"/>
-      </w:pPr>
-      <w:r>
-        <w:t xml:space="preserve">Escopo cuidadoso, registros completos, ceticismo de evidência, escrita clara, acompanhamento respeitoso, manipulação segura e conclusões honestas.</w:t>
-      </w:r>
-    </w:p>
-    <w:bookmarkEnd w:id="121"/>
-    <w:bookmarkStart w:id="122" w:name="perguntas-para-fazer-ao-empregador"/>
-    <w:p>
-      <w:pPr>
-        <w:pStyle w:val="Heading1"/>
-      </w:pPr>
-      <w:r>
-        <w:t xml:space="preserve"># 29.11 Perguntas para fazer ao empregador</w:t>
-      </w:r>
-    </w:p>
-    <w:p>
-      <w:pPr>
-        <w:pStyle w:val="FirstParagraph"/>
-      </w:pPr>
-      <w:r>
-        <w:t xml:space="preserve">Quais fornecedores e riscos são mais importantes para o programa?</w:t>
-      </w:r>
-    </w:p>
-    <w:p>
-      <w:pPr>
-        <w:pStyle w:val="BodyText"/>
-      </w:pPr>
-      <w:r>
-        <w:t xml:space="preserve">Como os inventários são reconciliados com os registros de compras, finanças, identidade, rede e aplicativos?</w:t>
-      </w:r>
-    </w:p>
-    <w:p>
-      <w:pPr>
-        <w:pStyle w:val="BodyText"/>
-      </w:pPr>
-      <w:r>
-        <w:t xml:space="preserve">Que provas e normas contratuais são utilizadas por nível?</w:t>
-      </w:r>
-    </w:p>
-    <w:p>
-      <w:pPr>
-        <w:pStyle w:val="BodyText"/>
-      </w:pPr>
-      <w:r>
-        <w:t xml:space="preserve">Como se agravam as graves descobertas, exceções, incidentes e renovações?</w:t>
-      </w:r>
-    </w:p>
-    <w:p>
-      <w:pPr>
-        <w:pStyle w:val="BodyText"/>
-      </w:pPr>
-      <w:r>
-        <w:t xml:space="preserve">Quais ferramentas são aprovadas, e como é analisado o trabalho do analista?</w:t>
-      </w:r>
-    </w:p>
-    <w:p>
-      <w:pPr>
-        <w:pStyle w:val="BodyText"/>
-      </w:pPr>
-      <w:r>
-        <w:t xml:space="preserve">Como seria o sucesso nos primeiros 90 dias?</w:t>
-      </w:r>
-    </w:p>
-    <w:bookmarkEnd w:id="122"/>
-    <w:bookmarkStart w:id="123" w:name="modelos-glossário-índice-e-referências"/>
-    <w:p>
-      <w:pPr>
-        <w:pStyle w:val="Heading1"/>
-      </w:pPr>
-      <w:r>
-        <w:t xml:space="preserve">30. Modelos, Glossário, Índice e Referências</w:t>
-      </w:r>
-    </w:p>
-    <w:p>
-      <w:pPr>
-        <w:pStyle w:val="Compact"/>
-        <w:numPr>
-          <w:ilvl w:val="0"/>
-          <w:numId w:val="1045"/>
-        </w:numPr>
-      </w:pPr>
-      <w:r>
-        <w:t xml:space="preserve">Estruturas reutilizáveis, termos-chave, índice de assunto e pontos de partida oficiais.*</w:t>
-      </w:r>
-    </w:p>
-    <w:bookmarkEnd w:id="123"/>
-    <w:bookmarkStart w:id="125" w:name="registro-de-inventário-do-fornecedor"/>
-    <w:p>
-      <w:pPr>
-        <w:pStyle w:val="Heading1"/>
-      </w:pPr>
-      <w:r>
-        <w:t xml:space="preserve"># 30.1 Registro de inventário do fornecedor</w:t>
-      </w:r>
-    </w:p>
-    <w:p>
-      <w:pPr>
-        <w:pStyle w:val="Heading2"/>
-        <w:numPr>
-          <w:ilvl w:val="0"/>
-          <w:numId w:val="1046"/>
-        </w:numPr>
-      </w:pPr>
-      <w:bookmarkStart w:id="124" w:name="campo-entrada"/>
-      <w:r>
-        <w:t xml:space="preserve">Campo** * Entrada**</w:t>
-      </w:r>
-      <w:bookmarkEnd w:id="124"/>
-    </w:p>
-    <w:p>
-      <w:pPr>
-        <w:pStyle w:val="Compact"/>
-        <w:numPr>
-          <w:ilvl w:val="0"/>
-          <w:numId w:val="1000"/>
-        </w:numPr>
-      </w:pPr>
-      <w:r>
-        <w:t xml:space="preserve">Nome jurídico / serviço</w:t>
-      </w:r>
-      <w:r>
-        <w:t xml:space="preserve"> </w:t>
-      </w:r>
-      <w:r>
-        <w:t xml:space="preserve">Os donos de empresas e técnicos</w:t>
-      </w:r>
-      <w:r>
-        <w:t xml:space="preserve"> </w:t>
-      </w:r>
-      <w:r>
-        <w:t xml:space="preserve">O objectivo e os processos críticos</w:t>
-      </w:r>
-      <w:r>
-        <w:t xml:space="preserve"> </w:t>
-      </w:r>
-      <w:r>
-        <w:t xml:space="preserve">Dados/localizações/transferências</w:t>
-      </w:r>
-      <w:r>
-        <w:t xml:space="preserve"> </w:t>
-      </w:r>
-      <w:r>
-        <w:t xml:space="preserve">Acesso / integrações / privilégios</w:t>
-      </w:r>
-      <w:r>
-        <w:t xml:space="preserve"> </w:t>
-      </w:r>
-      <w:r>
-        <w:t xml:space="preserve">Quartas partes / concentração</w:t>
-      </w:r>
-    </w:p>
-    <w:p>
-      <w:pPr>
-        <w:pStyle w:val="Compact"/>
-        <w:numPr>
-          <w:ilvl w:val="0"/>
-          <w:numId w:val="1046"/>
-        </w:numPr>
-      </w:pPr>
-      <w:r>
-        <w:t xml:space="preserve">Risco inerente / residual :                                                  </w:t>
-      </w:r>
-      <w:r>
-        <w:t xml:space="preserve"> </w:t>
-      </w:r>
-      <w:r>
-        <w:t xml:space="preserve">Datas do contrato / renovação / anúncio</w:t>
-      </w:r>
-      <w:r>
-        <w:t xml:space="preserve"> </w:t>
-      </w:r>
-      <w:r>
-        <w:t xml:space="preserve">Avaliação / conclusões / excepções</w:t>
-      </w:r>
-    </w:p>
-    <w:p>
-      <w:pPr>
-        <w:pStyle w:val="Compact"/>
-        <w:numPr>
-          <w:ilvl w:val="0"/>
-          <w:numId w:val="1046"/>
-        </w:numPr>
-      </w:pPr>
-      <w:r>
-        <w:t xml:space="preserve">Monitorização / incidente / estado de saída</w:t>
-      </w:r>
-    </w:p>
-    <w:bookmarkEnd w:id="125"/>
-    <w:bookmarkStart w:id="127" w:name="papel-de-trabalho-de-dupla-diligencia"/>
-    <w:p>
-      <w:pPr>
-        <w:pStyle w:val="Heading1"/>
-      </w:pPr>
-      <w:r>
-        <w:t xml:space="preserve"># 30.2 Papel de trabalho de dupla diligencia</w:t>
-      </w:r>
-    </w:p>
-    <w:p>
-      <w:pPr>
-        <w:pStyle w:val="Compact"/>
-        <w:numPr>
-          <w:ilvl w:val="0"/>
-          <w:numId w:val="1047"/>
-        </w:numPr>
-      </w:pPr>
-      <w:r>
-        <w:t xml:space="preserve">Campo** * Entrada**</w:t>
-      </w:r>
-      <w:r>
-        <w:t xml:space="preserve"> </w:t>
-      </w:r>
-      <w:r>
-        <w:t xml:space="preserve">□—————————————————————————————————————-</w:t>
-      </w:r>
-      <w:r>
-        <w:t xml:space="preserve"> </w:t>
-      </w:r>
-      <w:r>
-        <w:t xml:space="preserve">Decisão e âmbito de aplicação</w:t>
-      </w:r>
-      <w:r>
-        <w:t xml:space="preserve"> </w:t>
-      </w:r>
-      <w:r>
-        <w:t xml:space="preserve">Fontes / datas / fiabilidade</w:t>
-      </w:r>
-    </w:p>
-    <w:p>
-      <w:pPr>
-        <w:pStyle w:val="Compact"/>
-        <w:numPr>
-          <w:ilvl w:val="0"/>
-          <w:numId w:val="1047"/>
-        </w:numPr>
-      </w:pPr>
-      <w:r>
-        <w:t xml:space="preserve">FOCI *                                                        </w:t>
-      </w:r>
-      <w:r>
-        <w:br/>
-      </w:r>
-      <w:r>
-        <w:t xml:space="preserve">Provas</w:t>
-      </w:r>
-      <w:r>
-        <w:t xml:space="preserve"> </w:t>
-      </w:r>
-      <w:r>
-        <w:t xml:space="preserve">Resiliência</w:t>
-      </w:r>
-      <w:r>
-        <w:t xml:space="preserve"> </w:t>
-      </w:r>
-      <w:r>
-        <w:t xml:space="preserve">• Práticas cibernéticas fundamentais</w:t>
-      </w:r>
-    </w:p>
-    <w:p>
-      <w:pPr>
-        <w:pStyle w:val="Compact"/>
-        <w:numPr>
-          <w:ilvl w:val="0"/>
-          <w:numId w:val="1047"/>
-        </w:numPr>
-      </w:pPr>
-      <w:r>
-        <w:t xml:space="preserve">Listas das cadeias de abastecimento</w:t>
-      </w:r>
-    </w:p>
-    <w:p>
-      <w:pPr>
-        <w:pStyle w:val="Compact"/>
-        <w:numPr>
-          <w:ilvl w:val="0"/>
-          <w:numId w:val="1047"/>
-        </w:numPr>
-      </w:pPr>
-      <w:r>
-        <w:t xml:space="preserve">Gaps/incerteza de provas</w:t>
-      </w:r>
-      <w:r>
-        <w:t xml:space="preserve"> </w:t>
-      </w:r>
-      <w:r>
-        <w:t xml:space="preserve">Cenários de risco / tratamento</w:t>
-      </w:r>
-      <w:r>
-        <w:t xml:space="preserve"> </w:t>
-      </w:r>
-      <w:r>
-        <w:t xml:space="preserve">Conclusão / aprovante / expiração</w:t>
-      </w:r>
-    </w:p>
-    <w:bookmarkStart w:id="126" w:name="revisão-da-garantia"/>
-    <w:p>
-      <w:pPr>
-        <w:pStyle w:val="Heading2"/>
-      </w:pPr>
-      <w:r>
-        <w:t xml:space="preserve">30.3 Revisão da garantia</w:t>
-      </w:r>
-    </w:p>
-    <w:p>
-      <w:pPr>
-        <w:pStyle w:val="Compact"/>
-        <w:numPr>
-          <w:ilvl w:val="0"/>
-          <w:numId w:val="1048"/>
-        </w:numPr>
-      </w:pPr>
-      <w:r>
-        <w:t xml:space="preserve">Campo** * Entrada**</w:t>
-      </w:r>
-      <w:r>
-        <w:t xml:space="preserve"> </w:t>
-      </w:r>
-      <w:r>
-        <w:t xml:space="preserve">□——————————————————————————————————————————————————————</w:t>
-      </w:r>
-      <w:r>
-        <w:t xml:space="preserve"> </w:t>
-      </w:r>
-      <w:r>
-        <w:t xml:space="preserve">Artigo / emissor / data</w:t>
-      </w:r>
-      <w:r>
-        <w:t xml:space="preserve"> </w:t>
-      </w:r>
-      <w:r>
-        <w:t xml:space="preserve">Entity / system / location scope (Entity / system / location)</w:t>
-      </w:r>
-      <w:r>
-        <w:t xml:space="preserve"> </w:t>
-      </w:r>
-      <w:r>
-        <w:t xml:space="preserve">□ Critérios / padrão / período</w:t>
-      </w:r>
-      <w:r>
-        <w:t xml:space="preserve"> </w:t>
-      </w:r>
-      <w:r>
-        <w:t xml:space="preserve">Opinião ou estatuto</w:t>
-      </w:r>
-      <w:r>
-        <w:t xml:space="preserve"> </w:t>
-      </w:r>
-      <w:r>
-        <w:t xml:space="preserve">Testes/excepções/descobertas</w:t>
-      </w:r>
-      <w:r>
-        <w:t xml:space="preserve"> </w:t>
-      </w:r>
-      <w:r>
-        <w:t xml:space="preserve">• CUEC / deveres dos clientes</w:t>
-      </w:r>
-      <w:r>
-        <w:t xml:space="preserve"> </w:t>
-      </w:r>
-      <w:r>
-        <w:t xml:space="preserve">As organizações subservientes são:</w:t>
-      </w:r>
-      <w:r>
-        <w:t xml:space="preserve"> </w:t>
-      </w:r>
-      <w:r>
-        <w:t xml:space="preserve">□ Eventos posteriores / mudanças</w:t>
-      </w:r>
-      <w:r>
-        <w:t xml:space="preserve"> </w:t>
-      </w:r>
-      <w:r>
-        <w:t xml:space="preserve">Aplicabilidade à nossa utilização</w:t>
-      </w:r>
-    </w:p>
-    <w:p>
-      <w:pPr>
-        <w:pStyle w:val="Compact"/>
-        <w:numPr>
-          <w:ilvl w:val="0"/>
-          <w:numId w:val="1048"/>
-        </w:numPr>
-      </w:pPr>
-      <w:r>
-        <w:t xml:space="preserve">Gaps / action / reteste *                                                   </w:t>
-      </w:r>
-    </w:p>
-    <w:bookmarkEnd w:id="126"/>
-    <w:bookmarkEnd w:id="127"/>
-    <w:bookmarkStart w:id="129" w:name="registro-de-busca-e-exceção"/>
-    <w:p>
-      <w:pPr>
-        <w:pStyle w:val="Heading1"/>
-      </w:pPr>
-      <w:r>
-        <w:t xml:space="preserve"># 30.4 Registro de busca e exceção</w:t>
-      </w:r>
-    </w:p>
-    <w:p>
-      <w:pPr>
-        <w:pStyle w:val="Compact"/>
-        <w:numPr>
-          <w:ilvl w:val="0"/>
-          <w:numId w:val="1049"/>
-        </w:numPr>
-      </w:pPr>
-      <w:r>
-        <w:t xml:space="preserve">Campo** * Entrada**</w:t>
-      </w:r>
-      <w:r>
-        <w:t xml:space="preserve"> </w:t>
-      </w:r>
-      <w:r>
-        <w:t xml:space="preserve">□————————————————————————————————————————————————-</w:t>
-      </w:r>
-      <w:r>
-        <w:t xml:space="preserve"> </w:t>
-      </w:r>
-      <w:r>
-        <w:t xml:space="preserve">• Critérios:</w:t>
-      </w:r>
-    </w:p>
-    <w:p>
-      <w:pPr>
-        <w:pStyle w:val="Compact"/>
-        <w:numPr>
-          <w:ilvl w:val="0"/>
-          <w:numId w:val="1049"/>
-        </w:numPr>
-      </w:pPr>
-      <w:r>
-        <w:t xml:space="preserve">Condição / população / evidência</w:t>
-      </w:r>
-    </w:p>
-    <w:p>
-      <w:pPr>
-        <w:pStyle w:val="Compact"/>
-        <w:numPr>
-          <w:ilvl w:val="0"/>
-          <w:numId w:val="1049"/>
-        </w:numPr>
-      </w:pPr>
-      <w:r>
-        <w:t xml:space="preserve">Cenário de risco / impacto</w:t>
-      </w:r>
-      <w:r>
-        <w:t xml:space="preserve"> </w:t>
-      </w:r>
-      <w:r>
-        <w:t xml:space="preserve">Causa / incerteza</w:t>
-      </w:r>
-      <w:r>
-        <w:t xml:space="preserve"> </w:t>
-      </w:r>
-      <w:r>
-        <w:t xml:space="preserve">Acção/protecção provisória</w:t>
-      </w:r>
-      <w:r>
-        <w:t xml:space="preserve"> </w:t>
-      </w:r>
-      <w:r>
-        <w:t xml:space="preserve">O proprietário / data de vencimento</w:t>
-      </w:r>
-      <w:r>
-        <w:t xml:space="preserve"> </w:t>
-      </w:r>
-      <w:r>
-        <w:t xml:space="preserve">Aprovador/expirador de excepção</w:t>
-      </w:r>
-    </w:p>
-    <w:p>
-      <w:pPr>
-        <w:pStyle w:val="Compact"/>
-        <w:numPr>
-          <w:ilvl w:val="0"/>
-          <w:numId w:val="1049"/>
-        </w:numPr>
-      </w:pPr>
-      <w:r>
-        <w:t xml:space="preserve">Monitorização / desencadeamento</w:t>
-      </w:r>
-      <w:r>
-        <w:t xml:space="preserve"> </w:t>
-      </w:r>
-      <w:r>
-        <w:t xml:space="preserve">O método de reteste / prova</w:t>
-      </w:r>
-      <w:r>
-        <w:t xml:space="preserve"> </w:t>
-      </w:r>
-      <w:r>
-        <w:t xml:space="preserve">Resultado / data de encerramento</w:t>
-      </w:r>
-    </w:p>
-    <w:bookmarkStart w:id="128" w:name="verificação-de-contrato-e-saída"/>
-    <w:p>
-      <w:pPr>
-        <w:pStyle w:val="Heading2"/>
-      </w:pPr>
-      <w:r>
-        <w:t xml:space="preserve">30.5 Verificação de contrato e saída</w:t>
-      </w:r>
-    </w:p>
-    <w:p>
-      <w:pPr>
-        <w:pStyle w:val="FirstParagraph"/>
-      </w:pPr>
-      <w:r>
-        <w:t xml:space="preserve">Segurança, privacidade, confidencialidade, acesso, registro, vulnerabilidade, desenvolvimento, uso de dados, treinamento de IA, localização, subprocessador, garantia, auditoria, incidente, resiliência, mudança, seguro/passivo, rescisão, transição, retorno, exclusão e deveres pós-terminação revisados.</w:t>
-      </w:r>
-    </w:p>
-    <w:p>
-      <w:pPr>
-        <w:pStyle w:val="BodyText"/>
-      </w:pPr>
-      <w:r>
-        <w:t xml:space="preserve">Cada desvio material tem uma decisão de risco documentada e proprietário.</w:t>
-      </w:r>
-    </w:p>
-    <w:p>
-      <w:pPr>
-        <w:pStyle w:val="BodyText"/>
-      </w:pPr>
-      <w:r>
-        <w:t xml:space="preserve">O inventário de saída abrange dados, contas, chaves, certificados, agentes, rotas, dispositivos, integrações, subprocessadores, backups, logs, artefatos de IA, porões legais e prova de exclusão.</w:t>
-      </w:r>
-    </w:p>
-    <w:bookmarkEnd w:id="128"/>
-    <w:bookmarkEnd w:id="129"/>
-    <w:bookmarkStart w:id="131" w:name="glossário"/>
-    <w:p>
-      <w:pPr>
-        <w:pStyle w:val="Heading1"/>
-      </w:pPr>
-      <w:r>
-        <w:t xml:space="preserve"># 30.6 Glossário</w:t>
-      </w:r>
-    </w:p>
-    <w:bookmarkStart w:id="130" w:name="section-3"/>
-    <w:p>
-      <w:pPr>
-        <w:pStyle w:val="Heading2"/>
-      </w:pPr>
-      <w:r>
-        <w:t xml:space="preserve">* ** ** ** ** ** ** **</w:t>
-      </w:r>
-    </w:p>
-    <w:p>
-      <w:pPr>
-        <w:pStyle w:val="FirstParagraph"/>
-      </w:pPr>
-      <w:r>
-        <w:t xml:space="preserve">□ Atestado : Uma declaração ou relatório que fornece garantias sobre determinado assunto.</w:t>
-      </w:r>
-      <w:r>
-        <w:t xml:space="preserve"> </w:t>
-      </w:r>
-      <w:r>
-        <w:t xml:space="preserve">Gestão do risco da cadeia de abastecimento de segurança cibernética.</w:t>
-      </w:r>
-      <w:r>
-        <w:t xml:space="preserve"> </w:t>
-      </w:r>
-      <w:r>
-        <w:t xml:space="preserve">• Risco de concentração • Exposição criada quando vários serviços críticos dependem do mesmo fornecedor, local, tecnologia ou recurso.</w:t>
-      </w:r>
-      <w:r>
-        <w:t xml:space="preserve"> </w:t>
-      </w:r>
-      <w:r>
-        <w:t xml:space="preserve">(CUEC) Controle complementar da entidade do usuário: um controle que o cliente deve realizar para que os objetivos do relatório sejam alcançados. □</w:t>
-      </w:r>
-      <w:r>
-        <w:t xml:space="preserve"> </w:t>
-      </w:r>
-      <w:r>
-        <w:t xml:space="preserve">• Due diligence • Investigação investigativa de informações pertinentes sobre o fornecedor ou produto para uma decisão informada. □</w:t>
-      </w:r>
-      <w:r>
-        <w:t xml:space="preserve"> </w:t>
-      </w:r>
-      <w:r>
-        <w:t xml:space="preserve">Primeiro partido A organização que gere o seu próprio risco.</w:t>
-      </w:r>
-      <w:r>
-        <w:t xml:space="preserve"> </w:t>
-      </w:r>
-      <w:r>
-        <w:t xml:space="preserve">□ FOCI □ Propriedade estrangeira, controle ou influência.</w:t>
-      </w:r>
-      <w:r>
-        <w:t xml:space="preserve"> </w:t>
-      </w:r>
-      <w:r>
-        <w:t xml:space="preserve">□ Quarta parte : Um fornecedor ou dependência utilizado por terceiros da organização. □</w:t>
-      </w:r>
-      <w:r>
-        <w:t xml:space="preserve"> </w:t>
-      </w:r>
-      <w:r>
-        <w:t xml:space="preserve">- Risco inerente - Risco antes de considerar controles ou tratamento. □</w:t>
-      </w:r>
-      <w:r>
-        <w:t xml:space="preserve"> </w:t>
-      </w:r>
-      <w:r>
-        <w:t xml:space="preserve">□ Provencia □ Origem rastreável e histórico de um produto, componente, código, dados, ou processo.</w:t>
-      </w:r>
-      <w:r>
-        <w:t xml:space="preserve"> </w:t>
-      </w:r>
-      <w:r>
-        <w:t xml:space="preserve">Risco residual . Risco remanescente após o tratamento.</w:t>
-      </w:r>
-      <w:r>
-        <w:t xml:space="preserve"> </w:t>
-      </w:r>
-      <w:r>
-        <w:t xml:space="preserve">□ Apetece-se ao risco □ Quantidade e tipo de risco que uma organização está disposta a perseguir ou reter. □</w:t>
-      </w:r>
-      <w:r>
-        <w:t xml:space="preserve"> </w:t>
-      </w:r>
-      <w:r>
-        <w:t xml:space="preserve">O projeto de lei de software de materiais: um inventário de componentes estruturados.</w:t>
-      </w:r>
-      <w:r>
-        <w:t xml:space="preserve"> </w:t>
-      </w:r>
-      <w:r>
-        <w:t xml:space="preserve">□ Subprocessador; Uma parte envolvida por um processador para processar dados pessoais. □</w:t>
-      </w:r>
-      <w:r>
-        <w:t xml:space="preserve"> </w:t>
-      </w:r>
-      <w:r>
-        <w:t xml:space="preserve">□ Terceiros Uma organização externa, produto, serviço ou pessoa que apoia a organização. □</w:t>
-      </w:r>
-      <w:r>
-        <w:t xml:space="preserve"> </w:t>
-      </w:r>
-      <w:r>
-        <w:t xml:space="preserve">Gestão de riscos de terceiros ao longo do ciclo de vida da relação.</w:t>
       </w:r>
     </w:p>
     <w:bookmarkEnd w:id="130"/>
     <w:bookmarkEnd w:id="131"/>
-    <w:bookmarkStart w:id="145" w:name="índice-de-assunto"/>
+    <w:bookmarkStart w:id="132" w:name="o-que-faz-um-bom-analista-júnior"/>
     <w:p>
       <w:pPr>
         <w:pStyle w:val="Heading1"/>
       </w:pPr>
       <w:r>
+        <w:t xml:space="preserve"># 29.10 O que faz um bom analista júnior?</w:t>
+      </w:r>
+    </w:p>
+    <w:p>
+      <w:pPr>
+        <w:pStyle w:val="FirstParagraph"/>
+      </w:pPr>
+      <w:r>
+        <w:t xml:space="preserve">Escopo cuidadoso, registros completos, ceticismo de evidência, escrita clara, acompanhamento respeitoso, manipulação segura e conclusões honestas.</w:t>
+      </w:r>
+    </w:p>
+    <w:bookmarkEnd w:id="132"/>
+    <w:bookmarkStart w:id="133" w:name="perguntas-para-fazer-ao-empregador"/>
+    <w:p>
+      <w:pPr>
+        <w:pStyle w:val="Heading1"/>
+      </w:pPr>
+      <w:r>
+        <w:t xml:space="preserve"># 29.11 Perguntas para fazer ao empregador</w:t>
+      </w:r>
+    </w:p>
+    <w:p>
+      <w:pPr>
+        <w:pStyle w:val="FirstParagraph"/>
+      </w:pPr>
+      <w:r>
+        <w:t xml:space="preserve">Quais fornecedores e riscos são mais importantes para o programa?</w:t>
+      </w:r>
+    </w:p>
+    <w:p>
+      <w:pPr>
+        <w:pStyle w:val="BodyText"/>
+      </w:pPr>
+      <w:r>
+        <w:t xml:space="preserve">Como os inventários são reconciliados com os registros de compras, finanças, identidade, rede e aplicativos?</w:t>
+      </w:r>
+    </w:p>
+    <w:p>
+      <w:pPr>
+        <w:pStyle w:val="BodyText"/>
+      </w:pPr>
+      <w:r>
+        <w:t xml:space="preserve">Que provas e normas contratuais são utilizadas por nível?</w:t>
+      </w:r>
+    </w:p>
+    <w:p>
+      <w:pPr>
+        <w:pStyle w:val="BodyText"/>
+      </w:pPr>
+      <w:r>
+        <w:t xml:space="preserve">Como se agravam as graves descobertas, exceções, incidentes e renovações?</w:t>
+      </w:r>
+    </w:p>
+    <w:p>
+      <w:pPr>
+        <w:pStyle w:val="BodyText"/>
+      </w:pPr>
+      <w:r>
+        <w:t xml:space="preserve">Quais ferramentas são aprovadas, e como é analisado o trabalho do analista?</w:t>
+      </w:r>
+    </w:p>
+    <w:p>
+      <w:pPr>
+        <w:pStyle w:val="BodyText"/>
+      </w:pPr>
+      <w:r>
+        <w:t xml:space="preserve">Como seria o sucesso nos primeiros 90 dias?</w:t>
+      </w:r>
+    </w:p>
+    <w:bookmarkEnd w:id="133"/>
+    <w:bookmarkStart w:id="134" w:name="modelos-glossário-índice-e-referências"/>
+    <w:p>
+      <w:pPr>
+        <w:pStyle w:val="Heading1"/>
+      </w:pPr>
+      <w:r>
+        <w:t xml:space="preserve">30. Modelos, Glossário, Índice e Referências</w:t>
+      </w:r>
+    </w:p>
+    <w:p>
+      <w:pPr>
+        <w:numPr>
+          <w:ilvl w:val="0"/>
+          <w:numId w:val="1045"/>
+        </w:numPr>
+        <w:pStyle w:val="Compact"/>
+      </w:pPr>
+      <w:r>
+        <w:t xml:space="preserve">Estruturas reutilizáveis, termos-chave, índice de assunto e pontos de partida oficiais.*</w:t>
+      </w:r>
+    </w:p>
+    <w:bookmarkEnd w:id="134"/>
+    <w:bookmarkStart w:id="136" w:name="registro-de-inventário-do-fornecedor"/>
+    <w:p>
+      <w:pPr>
+        <w:pStyle w:val="Heading1"/>
+      </w:pPr>
+      <w:r>
+        <w:t xml:space="preserve"># 30.1 Registro de inventário do fornecedor</w:t>
+      </w:r>
+    </w:p>
+    <w:p>
+      <w:pPr>
+        <w:numPr>
+          <w:ilvl w:val="0"/>
+          <w:numId w:val="1046"/>
+        </w:numPr>
+        <w:pStyle w:val="Heading2"/>
+      </w:pPr>
+      <w:bookmarkStart w:id="135" w:name="campo-entrada"/>
+      <w:r>
+        <w:t xml:space="preserve">Campo** * Entrada**</w:t>
+      </w:r>
+      <w:bookmarkEnd w:id="135"/>
+    </w:p>
+    <w:p>
+      <w:pPr>
+        <w:numPr>
+          <w:ilvl w:val="0"/>
+          <w:numId w:val="1000"/>
+        </w:numPr>
+        <w:pStyle w:val="Compact"/>
+      </w:pPr>
+      <w:r>
+        <w:t xml:space="preserve">Nome jurídico / serviço</w:t>
+      </w:r>
+      <w:r>
+        <w:t xml:space="preserve"> </w:t>
+      </w:r>
+      <w:r>
+        <w:t xml:space="preserve">Os donos de empresas e técnicos</w:t>
+      </w:r>
+      <w:r>
+        <w:t xml:space="preserve"> </w:t>
+      </w:r>
+      <w:r>
+        <w:t xml:space="preserve">O objectivo e os processos críticos</w:t>
+      </w:r>
+      <w:r>
+        <w:t xml:space="preserve"> </w:t>
+      </w:r>
+      <w:r>
+        <w:t xml:space="preserve">Dados/localizações/transferências</w:t>
+      </w:r>
+      <w:r>
+        <w:t xml:space="preserve"> </w:t>
+      </w:r>
+      <w:r>
+        <w:t xml:space="preserve">Acesso / integrações / privilégios</w:t>
+      </w:r>
+      <w:r>
+        <w:t xml:space="preserve"> </w:t>
+      </w:r>
+      <w:r>
+        <w:t xml:space="preserve">Quartas partes / concentração</w:t>
+      </w:r>
+    </w:p>
+    <w:p>
+      <w:pPr>
+        <w:numPr>
+          <w:ilvl w:val="0"/>
+          <w:numId w:val="1046"/>
+        </w:numPr>
+        <w:pStyle w:val="Compact"/>
+      </w:pPr>
+      <w:r>
+        <w:t xml:space="preserve">Risco inerente / residual :                                                  </w:t>
+      </w:r>
+      <w:r>
+        <w:t xml:space="preserve"> </w:t>
+      </w:r>
+      <w:r>
+        <w:t xml:space="preserve">Datas do contrato / renovação / anúncio</w:t>
+      </w:r>
+      <w:r>
+        <w:t xml:space="preserve"> </w:t>
+      </w:r>
+      <w:r>
+        <w:t xml:space="preserve">Avaliação / conclusões / excepções</w:t>
+      </w:r>
+    </w:p>
+    <w:p>
+      <w:pPr>
+        <w:numPr>
+          <w:ilvl w:val="0"/>
+          <w:numId w:val="1046"/>
+        </w:numPr>
+        <w:pStyle w:val="Compact"/>
+      </w:pPr>
+      <w:r>
+        <w:t xml:space="preserve">Monitorização / incidente / estado de saída</w:t>
+      </w:r>
+    </w:p>
+    <w:bookmarkEnd w:id="136"/>
+    <w:bookmarkStart w:id="138" w:name="papel-de-trabalho-de-dupla-diligencia"/>
+    <w:p>
+      <w:pPr>
+        <w:pStyle w:val="Heading1"/>
+      </w:pPr>
+      <w:r>
+        <w:t xml:space="preserve"># 30.2 Papel de trabalho de dupla diligencia</w:t>
+      </w:r>
+    </w:p>
+    <w:p>
+      <w:pPr>
+        <w:numPr>
+          <w:ilvl w:val="0"/>
+          <w:numId w:val="1047"/>
+        </w:numPr>
+        <w:pStyle w:val="Compact"/>
+      </w:pPr>
+      <w:r>
+        <w:t xml:space="preserve">Campo** * Entrada**</w:t>
+      </w:r>
+      <w:r>
+        <w:t xml:space="preserve"> </w:t>
+      </w:r>
+      <w:r>
+        <w:t xml:space="preserve">□—————————————————————————————————————-</w:t>
+      </w:r>
+      <w:r>
+        <w:t xml:space="preserve"> </w:t>
+      </w:r>
+      <w:r>
+        <w:t xml:space="preserve">Decisão e âmbito de aplicação</w:t>
+      </w:r>
+      <w:r>
+        <w:t xml:space="preserve"> </w:t>
+      </w:r>
+      <w:r>
+        <w:t xml:space="preserve">Fontes / datas / fiabilidade</w:t>
+      </w:r>
+    </w:p>
+    <w:p>
+      <w:pPr>
+        <w:numPr>
+          <w:ilvl w:val="0"/>
+          <w:numId w:val="1047"/>
+        </w:numPr>
+        <w:pStyle w:val="Compact"/>
+      </w:pPr>
+      <w:r>
+        <w:t xml:space="preserve">FOCI *                                                        </w:t>
+      </w:r>
+      <w:r>
+        <w:br/>
+      </w:r>
+      <w:r>
+        <w:t xml:space="preserve">Provas</w:t>
+      </w:r>
+      <w:r>
+        <w:t xml:space="preserve"> </w:t>
+      </w:r>
+      <w:r>
+        <w:t xml:space="preserve">Resiliência</w:t>
+      </w:r>
+      <w:r>
+        <w:t xml:space="preserve"> </w:t>
+      </w:r>
+      <w:r>
+        <w:t xml:space="preserve">• Práticas cibernéticas fundamentais</w:t>
+      </w:r>
+    </w:p>
+    <w:p>
+      <w:pPr>
+        <w:numPr>
+          <w:ilvl w:val="0"/>
+          <w:numId w:val="1047"/>
+        </w:numPr>
+        <w:pStyle w:val="Compact"/>
+      </w:pPr>
+      <w:r>
+        <w:t xml:space="preserve">Listas das cadeias de abastecimento</w:t>
+      </w:r>
+    </w:p>
+    <w:p>
+      <w:pPr>
+        <w:numPr>
+          <w:ilvl w:val="0"/>
+          <w:numId w:val="1047"/>
+        </w:numPr>
+        <w:pStyle w:val="Compact"/>
+      </w:pPr>
+      <w:r>
+        <w:t xml:space="preserve">Gaps/incerteza de provas</w:t>
+      </w:r>
+      <w:r>
+        <w:t xml:space="preserve"> </w:t>
+      </w:r>
+      <w:r>
+        <w:t xml:space="preserve">Cenários de risco / tratamento</w:t>
+      </w:r>
+      <w:r>
+        <w:t xml:space="preserve"> </w:t>
+      </w:r>
+      <w:r>
+        <w:t xml:space="preserve">Conclusão / aprovante / expiração</w:t>
+      </w:r>
+    </w:p>
+    <w:bookmarkStart w:id="137" w:name="revisão-da-garantia"/>
+    <w:p>
+      <w:pPr>
+        <w:pStyle w:val="Heading2"/>
+      </w:pPr>
+      <w:r>
+        <w:t xml:space="preserve">30.3 Revisão da garantia</w:t>
+      </w:r>
+    </w:p>
+    <w:p>
+      <w:pPr>
+        <w:numPr>
+          <w:ilvl w:val="0"/>
+          <w:numId w:val="1048"/>
+        </w:numPr>
+        <w:pStyle w:val="Compact"/>
+      </w:pPr>
+      <w:r>
+        <w:t xml:space="preserve">Campo** * Entrada**</w:t>
+      </w:r>
+      <w:r>
+        <w:t xml:space="preserve"> </w:t>
+      </w:r>
+      <w:r>
+        <w:t xml:space="preserve">□——————————————————————————————————————————————————————</w:t>
+      </w:r>
+      <w:r>
+        <w:t xml:space="preserve"> </w:t>
+      </w:r>
+      <w:r>
+        <w:t xml:space="preserve">Artigo / emissor / data</w:t>
+      </w:r>
+      <w:r>
+        <w:t xml:space="preserve"> </w:t>
+      </w:r>
+      <w:r>
+        <w:t xml:space="preserve">Entity / system / location scope (Entity / system / location)</w:t>
+      </w:r>
+      <w:r>
+        <w:t xml:space="preserve"> </w:t>
+      </w:r>
+      <w:r>
+        <w:t xml:space="preserve">□ Critérios / padrão / período</w:t>
+      </w:r>
+      <w:r>
+        <w:t xml:space="preserve"> </w:t>
+      </w:r>
+      <w:r>
+        <w:t xml:space="preserve">Opinião ou estatuto</w:t>
+      </w:r>
+      <w:r>
+        <w:t xml:space="preserve"> </w:t>
+      </w:r>
+      <w:r>
+        <w:t xml:space="preserve">Testes/excepções/descobertas</w:t>
+      </w:r>
+      <w:r>
+        <w:t xml:space="preserve"> </w:t>
+      </w:r>
+      <w:r>
+        <w:t xml:space="preserve">• CUEC / deveres dos clientes</w:t>
+      </w:r>
+      <w:r>
+        <w:t xml:space="preserve"> </w:t>
+      </w:r>
+      <w:r>
+        <w:t xml:space="preserve">As organizações subservientes são:</w:t>
+      </w:r>
+      <w:r>
+        <w:t xml:space="preserve"> </w:t>
+      </w:r>
+      <w:r>
+        <w:t xml:space="preserve">□ Eventos posteriores / mudanças</w:t>
+      </w:r>
+      <w:r>
+        <w:t xml:space="preserve"> </w:t>
+      </w:r>
+      <w:r>
+        <w:t xml:space="preserve">Aplicabilidade à nossa utilização</w:t>
+      </w:r>
+    </w:p>
+    <w:p>
+      <w:pPr>
+        <w:numPr>
+          <w:ilvl w:val="0"/>
+          <w:numId w:val="1048"/>
+        </w:numPr>
+        <w:pStyle w:val="Compact"/>
+      </w:pPr>
+      <w:r>
+        <w:t xml:space="preserve">Gaps / action / reteste *                                                   </w:t>
+      </w:r>
+    </w:p>
+    <w:bookmarkEnd w:id="137"/>
+    <w:bookmarkEnd w:id="138"/>
+    <w:bookmarkStart w:id="140" w:name="registro-de-busca-e-exceção"/>
+    <w:p>
+      <w:pPr>
+        <w:pStyle w:val="Heading1"/>
+      </w:pPr>
+      <w:r>
+        <w:t xml:space="preserve"># 30.4 Registro de busca e exceção</w:t>
+      </w:r>
+    </w:p>
+    <w:p>
+      <w:pPr>
+        <w:numPr>
+          <w:ilvl w:val="0"/>
+          <w:numId w:val="1049"/>
+        </w:numPr>
+        <w:pStyle w:val="Compact"/>
+      </w:pPr>
+      <w:r>
+        <w:t xml:space="preserve">Campo** * Entrada**</w:t>
+      </w:r>
+      <w:r>
+        <w:t xml:space="preserve"> </w:t>
+      </w:r>
+      <w:r>
+        <w:t xml:space="preserve">□————————————————————————————————————————————————-</w:t>
+      </w:r>
+      <w:r>
+        <w:t xml:space="preserve"> </w:t>
+      </w:r>
+      <w:r>
+        <w:t xml:space="preserve">• Critérios:</w:t>
+      </w:r>
+    </w:p>
+    <w:p>
+      <w:pPr>
+        <w:numPr>
+          <w:ilvl w:val="0"/>
+          <w:numId w:val="1049"/>
+        </w:numPr>
+        <w:pStyle w:val="Compact"/>
+      </w:pPr>
+      <w:r>
+        <w:t xml:space="preserve">Condição / população / evidência</w:t>
+      </w:r>
+    </w:p>
+    <w:p>
+      <w:pPr>
+        <w:numPr>
+          <w:ilvl w:val="0"/>
+          <w:numId w:val="1049"/>
+        </w:numPr>
+        <w:pStyle w:val="Compact"/>
+      </w:pPr>
+      <w:r>
+        <w:t xml:space="preserve">Cenário de risco / impacto</w:t>
+      </w:r>
+      <w:r>
+        <w:t xml:space="preserve"> </w:t>
+      </w:r>
+      <w:r>
+        <w:t xml:space="preserve">Causa / incerteza</w:t>
+      </w:r>
+      <w:r>
+        <w:t xml:space="preserve"> </w:t>
+      </w:r>
+      <w:r>
+        <w:t xml:space="preserve">Acção/protecção provisória</w:t>
+      </w:r>
+      <w:r>
+        <w:t xml:space="preserve"> </w:t>
+      </w:r>
+      <w:r>
+        <w:t xml:space="preserve">O proprietário / data de vencimento</w:t>
+      </w:r>
+      <w:r>
+        <w:t xml:space="preserve"> </w:t>
+      </w:r>
+      <w:r>
+        <w:t xml:space="preserve">Aprovador/expirador de excepção</w:t>
+      </w:r>
+    </w:p>
+    <w:p>
+      <w:pPr>
+        <w:numPr>
+          <w:ilvl w:val="0"/>
+          <w:numId w:val="1049"/>
+        </w:numPr>
+        <w:pStyle w:val="Compact"/>
+      </w:pPr>
+      <w:r>
+        <w:t xml:space="preserve">Monitorização / desencadeamento</w:t>
+      </w:r>
+      <w:r>
+        <w:t xml:space="preserve"> </w:t>
+      </w:r>
+      <w:r>
+        <w:t xml:space="preserve">O método de reteste / prova</w:t>
+      </w:r>
+      <w:r>
+        <w:t xml:space="preserve"> </w:t>
+      </w:r>
+      <w:r>
+        <w:t xml:space="preserve">Resultado / data de encerramento</w:t>
+      </w:r>
+    </w:p>
+    <w:bookmarkStart w:id="139" w:name="verificação-de-contrato-e-saída"/>
+    <w:p>
+      <w:pPr>
+        <w:pStyle w:val="Heading2"/>
+      </w:pPr>
+      <w:r>
+        <w:t xml:space="preserve">30.5 Verificação de contrato e saída</w:t>
+      </w:r>
+    </w:p>
+    <w:p>
+      <w:pPr>
+        <w:pStyle w:val="FirstParagraph"/>
+      </w:pPr>
+      <w:r>
+        <w:t xml:space="preserve">Segurança, privacidade, confidencialidade, acesso, registro, vulnerabilidade, desenvolvimento, uso de dados, treinamento de IA, localização, subprocessador, garantia, auditoria, incidente, resiliência, mudança, seguro/passivo, rescisão, transição, retorno, exclusão e deveres pós-terminação revisados.</w:t>
+      </w:r>
+    </w:p>
+    <w:p>
+      <w:pPr>
+        <w:pStyle w:val="BodyText"/>
+      </w:pPr>
+      <w:r>
+        <w:t xml:space="preserve">Cada desvio material tem uma decisão de risco documentada e proprietário.</w:t>
+      </w:r>
+    </w:p>
+    <w:p>
+      <w:pPr>
+        <w:pStyle w:val="BodyText"/>
+      </w:pPr>
+      <w:r>
+        <w:t xml:space="preserve">O inventário de saída abrange dados, contas, chaves, certificados, agentes, rotas, dispositivos, integrações, subprocessadores, backups, logs, artefatos de IA, porões legais e prova de exclusão.</w:t>
+      </w:r>
+    </w:p>
+    <w:bookmarkEnd w:id="139"/>
+    <w:bookmarkEnd w:id="140"/>
+    <w:bookmarkStart w:id="142" w:name="glossário"/>
+    <w:p>
+      <w:pPr>
+        <w:pStyle w:val="Heading1"/>
+      </w:pPr>
+      <w:r>
+        <w:t xml:space="preserve"># 30.6 Glossário</w:t>
+      </w:r>
+    </w:p>
+    <w:bookmarkStart w:id="141" w:name="section-3"/>
+    <w:p>
+      <w:pPr>
+        <w:pStyle w:val="Heading2"/>
+      </w:pPr>
+      <w:r>
+        <w:t xml:space="preserve">* ** ** ** ** ** ** **</w:t>
+      </w:r>
+    </w:p>
+    <w:p>
+      <w:pPr>
+        <w:pStyle w:val="FirstParagraph"/>
+      </w:pPr>
+      <w:r>
+        <w:t xml:space="preserve">□ Atestado : Uma declaração ou relatório que fornece garantias sobre determinado assunto.</w:t>
+      </w:r>
+      <w:r>
+        <w:t xml:space="preserve"> </w:t>
+      </w:r>
+      <w:r>
+        <w:t xml:space="preserve">Gestão do risco da cadeia de abastecimento de segurança cibernética.</w:t>
+      </w:r>
+      <w:r>
+        <w:t xml:space="preserve"> </w:t>
+      </w:r>
+      <w:r>
+        <w:t xml:space="preserve">• Risco de concentração • Exposição criada quando vários serviços críticos dependem do mesmo fornecedor, local, tecnologia ou recurso.</w:t>
+      </w:r>
+      <w:r>
+        <w:t xml:space="preserve"> </w:t>
+      </w:r>
+      <w:r>
+        <w:t xml:space="preserve">(CUEC) Controle complementar da entidade do usuário: um controle que o cliente deve realizar para que os objetivos do relatório sejam alcançados. □</w:t>
+      </w:r>
+      <w:r>
+        <w:t xml:space="preserve"> </w:t>
+      </w:r>
+      <w:r>
+        <w:t xml:space="preserve">• Due diligence • Investigação investigativa de informações pertinentes sobre o fornecedor ou produto para uma decisão informada. □</w:t>
+      </w:r>
+      <w:r>
+        <w:t xml:space="preserve"> </w:t>
+      </w:r>
+      <w:r>
+        <w:t xml:space="preserve">Primeiro partido A organização que gere o seu próprio risco.</w:t>
+      </w:r>
+      <w:r>
+        <w:t xml:space="preserve"> </w:t>
+      </w:r>
+      <w:r>
+        <w:t xml:space="preserve">□ FOCI □ Propriedade estrangeira, controle ou influência.</w:t>
+      </w:r>
+      <w:r>
+        <w:t xml:space="preserve"> </w:t>
+      </w:r>
+      <w:r>
+        <w:t xml:space="preserve">□ Quarta parte : Um fornecedor ou dependência utilizado por terceiros da organização. □</w:t>
+      </w:r>
+      <w:r>
+        <w:t xml:space="preserve"> </w:t>
+      </w:r>
+      <w:r>
+        <w:t xml:space="preserve">- Risco inerente - Risco antes de considerar controles ou tratamento. □</w:t>
+      </w:r>
+      <w:r>
+        <w:t xml:space="preserve"> </w:t>
+      </w:r>
+      <w:r>
+        <w:t xml:space="preserve">□ Provencia □ Origem rastreável e histórico de um produto, componente, código, dados, ou processo.</w:t>
+      </w:r>
+      <w:r>
+        <w:t xml:space="preserve"> </w:t>
+      </w:r>
+      <w:r>
+        <w:t xml:space="preserve">Risco residual . Risco remanescente após o tratamento.</w:t>
+      </w:r>
+      <w:r>
+        <w:t xml:space="preserve"> </w:t>
+      </w:r>
+      <w:r>
+        <w:t xml:space="preserve">□ Apetece-se ao risco □ Quantidade e tipo de risco que uma organização está disposta a perseguir ou reter. □</w:t>
+      </w:r>
+      <w:r>
+        <w:t xml:space="preserve"> </w:t>
+      </w:r>
+      <w:r>
+        <w:t xml:space="preserve">O projeto de lei de software de materiais: um inventário de componentes estruturados.</w:t>
+      </w:r>
+      <w:r>
+        <w:t xml:space="preserve"> </w:t>
+      </w:r>
+      <w:r>
+        <w:t xml:space="preserve">□ Subprocessador; Uma parte envolvida por um processador para processar dados pessoais. □</w:t>
+      </w:r>
+      <w:r>
+        <w:t xml:space="preserve"> </w:t>
+      </w:r>
+      <w:r>
+        <w:t xml:space="preserve">□ Terceiros Uma organização externa, produto, serviço ou pessoa que apoia a organização. □</w:t>
+      </w:r>
+      <w:r>
+        <w:t xml:space="preserve"> </w:t>
+      </w:r>
+      <w:r>
+        <w:t xml:space="preserve">Gestão de riscos de terceiros ao longo do ciclo de vida da relação.</w:t>
+      </w:r>
+    </w:p>
+    <w:bookmarkEnd w:id="141"/>
+    <w:bookmarkEnd w:id="142"/>
+    <w:bookmarkStart w:id="156" w:name="índice-de-assunto"/>
+    <w:p>
+      <w:pPr>
+        <w:pStyle w:val="Heading1"/>
+      </w:pPr>
+      <w:r>
         <w:t xml:space="preserve"># 30.7 Índice de assunto</w:t>
       </w:r>
     </w:p>
-    <w:bookmarkStart w:id="132" w:name="sujeito-capítulo"/>
+    <w:bookmarkStart w:id="143" w:name="sujeito-capítulo"/>
     <w:p>
       <w:pPr>
         <w:pStyle w:val="Heading2"/>
       </w:pPr>
       <w:r>
         <w:rPr>
+          <w:bCs/>
           <w:b/>
-          <w:bCs/>
         </w:rPr>
         <w:t xml:space="preserve">Sujeito</w:t>
       </w:r>
@@ -6908,8 +6908,8 @@
       </w:r>
       <w:r>
         <w:rPr>
+          <w:bCs/>
           <w:b/>
-          <w:bCs/>
         </w:rPr>
         <w:t xml:space="preserve">Capítulo</w:t>
       </w:r>
@@ -7036,8 +7036,8 @@
         <w:t xml:space="preserve">Monitoramento do fornecedor .. 11 .</w:t>
       </w:r>
     </w:p>
-    <w:bookmarkEnd w:id="132"/>
-    <w:bookmarkStart w:id="143" w:name="referências-oficiais"/>
+    <w:bookmarkEnd w:id="143"/>
+    <w:bookmarkStart w:id="154" w:name="referências-oficiais"/>
     <w:p>
       <w:pPr>
         <w:pStyle w:val="Heading2"/>
@@ -7050,7 +7050,7 @@
       <w:pPr>
         <w:pStyle w:val="FirstParagraph"/>
       </w:pPr>
-      <w:hyperlink r:id="rId133">
+      <w:hyperlink r:id="rId144">
         <w:r>
           <w:rPr>
             <w:rStyle w:val="Hyperlink"/>
@@ -7063,7 +7063,7 @@
       <w:pPr>
         <w:pStyle w:val="BodyText"/>
       </w:pPr>
-      <w:hyperlink r:id="rId134">
+      <w:hyperlink r:id="rId145">
         <w:r>
           <w:rPr>
             <w:rStyle w:val="Hyperlink"/>
@@ -7076,7 +7076,7 @@
       <w:pPr>
         <w:pStyle w:val="BodyText"/>
       </w:pPr>
-      <w:hyperlink r:id="rId135">
+      <w:hyperlink r:id="rId146">
         <w:r>
           <w:rPr>
             <w:rStyle w:val="Hyperlink"/>
@@ -7089,7 +7089,7 @@
       <w:pPr>
         <w:pStyle w:val="BodyText"/>
       </w:pPr>
-      <w:hyperlink r:id="rId136">
+      <w:hyperlink r:id="rId147">
         <w:r>
           <w:rPr>
             <w:rStyle w:val="Hyperlink"/>
@@ -7102,7 +7102,7 @@
       <w:pPr>
         <w:pStyle w:val="BodyText"/>
       </w:pPr>
-      <w:hyperlink r:id="rId137">
+      <w:hyperlink r:id="rId148">
         <w:r>
           <w:rPr>
             <w:rStyle w:val="Hyperlink"/>
@@ -7115,7 +7115,7 @@
       <w:pPr>
         <w:pStyle w:val="BodyText"/>
       </w:pPr>
-      <w:hyperlink r:id="rId138">
+      <w:hyperlink r:id="rId149">
         <w:r>
           <w:rPr>
             <w:rStyle w:val="Hyperlink"/>
@@ -7128,7 +7128,7 @@
       <w:pPr>
         <w:pStyle w:val="BodyText"/>
       </w:pPr>
-      <w:hyperlink r:id="rId139">
+      <w:hyperlink r:id="rId150">
         <w:r>
           <w:rPr>
             <w:rStyle w:val="Hyperlink"/>
@@ -7141,7 +7141,7 @@
       <w:pPr>
         <w:pStyle w:val="BodyText"/>
       </w:pPr>
-      <w:hyperlink r:id="rId140">
+      <w:hyperlink r:id="rId151">
         <w:r>
           <w:rPr>
             <w:rStyle w:val="Hyperlink"/>
@@ -7179,7 +7179,7 @@
       <w:pPr>
         <w:pStyle w:val="BodyText"/>
       </w:pPr>
-      <w:hyperlink r:id="rId141">
+      <w:hyperlink r:id="rId152">
         <w:r>
           <w:rPr>
             <w:rStyle w:val="Hyperlink"/>
@@ -7192,7 +7192,7 @@
       <w:pPr>
         <w:pStyle w:val="BodyText"/>
       </w:pPr>
-      <w:hyperlink r:id="rId142">
+      <w:hyperlink r:id="rId153">
         <w:r>
           <w:rPr>
             <w:rStyle w:val="Hyperlink"/>
@@ -7207,16 +7207,16 @@
         </w:r>
       </w:hyperlink>
     </w:p>
-    <w:bookmarkEnd w:id="143"/>
-    <w:bookmarkStart w:id="144" w:name="X3fc763f32871b302217f7620206116c0e53a941"/>
+    <w:bookmarkEnd w:id="154"/>
+    <w:bookmarkStart w:id="155" w:name="X3fc763f32871b302217f7620206116c0e53a941"/>
     <w:p>
       <w:pPr>
         <w:pStyle w:val="Heading2"/>
       </w:pPr>
       <w:r>
         <w:rPr>
+          <w:bCs/>
           <w:b/>
-          <w:bCs/>
         </w:rPr>
         <w:t xml:space="preserve">Lembramento final:</w:t>
       </w:r>
@@ -7227,13 +7227,9 @@
         <w:t xml:space="preserve">Quadros, orientações, leis, contratos, fornecedores, ameaças, ferramentas, produtos e interpretações oficiais mudam. Confirmar a atual fonte oficial e obrigações aplicáveis antes de uma decisão ou avaliação reais. □</w:t>
       </w:r>
     </w:p>
-    <w:bookmarkEnd w:id="144"/>
-    <w:bookmarkEnd w:id="145"/>
-    <w:sectPr>
-      <w:footnotePr>
-        <w:numRestart w:val="eachSect"/>
-      </w:footnotePr>
-    </w:sectPr>
+    <w:bookmarkEnd w:id="155"/>
+    <w:bookmarkEnd w:id="156"/>
+    <w:sectPr/>
   </w:body>
 </w:document>
 </file>
@@ -7264,14 +7260,14 @@
 <file path=word/numbering.xml><?xml version="1.0" encoding="utf-8"?>
 <w:numbering xmlns:w="http://schemas.openxmlformats.org/wordprocessingml/2006/main">
   <w:abstractNum w:abstractNumId="990">
-    <w:nsid w:val="0000A990"/>
+    <w:nsid w:val="A990"/>
     <w:multiLevelType w:val="multilevel"/>
     <w:lvl w:ilvl="0">
       <w:numFmt w:val="bullet"/>
       <w:lvlText w:val=" "/>
       <w:lvlJc w:val="left"/>
       <w:pPr>
-        <w:ind w:left="720" w:hanging="360"/>
+        <w:ind w:left="720" w:hanging="480"/>
       </w:pPr>
     </w:lvl>
     <w:lvl w:ilvl="1">
@@ -7279,7 +7275,7 @@
       <w:lvlText w:val=" "/>
       <w:lvlJc w:val="left"/>
       <w:pPr>
-        <w:ind w:left="1440" w:hanging="360"/>
+        <w:ind w:left="1440" w:hanging="480"/>
       </w:pPr>
     </w:lvl>
     <w:lvl w:ilvl="2">
@@ -7287,7 +7283,7 @@
       <w:lvlText w:val=" "/>
       <w:lvlJc w:val="left"/>
       <w:pPr>
-        <w:ind w:left="2160" w:hanging="360"/>
+        <w:ind w:left="2160" w:hanging="480"/>
       </w:pPr>
     </w:lvl>
     <w:lvl w:ilvl="3">
@@ -7295,7 +7291,7 @@
       <w:lvlText w:val=" "/>
       <w:lvlJc w:val="left"/>
       <w:pPr>
-        <w:ind w:left="2880" w:hanging="360"/>
+        <w:ind w:left="2880" w:hanging="480"/>
       </w:pPr>
     </w:lvl>
     <w:lvl w:ilvl="4">
@@ -7303,7 +7299,7 @@
       <w:lvlText w:val=" "/>
       <w:lvlJc w:val="left"/>
       <w:pPr>
-        <w:ind w:left="3600" w:hanging="360"/>
+        <w:ind w:left="3600" w:hanging="480"/>
       </w:pPr>
     </w:lvl>
     <w:lvl w:ilvl="5">
@@ -7311,7 +7307,7 @@
       <w:lvlText w:val=" "/>
       <w:lvlJc w:val="left"/>
       <w:pPr>
-        <w:ind w:left="4320" w:hanging="360"/>
+        <w:ind w:left="4320" w:hanging="480"/>
       </w:pPr>
     </w:lvl>
     <w:lvl w:ilvl="6">
@@ -7319,7 +7315,7 @@
       <w:lvlText w:val=" "/>
       <w:lvlJc w:val="left"/>
       <w:pPr>
-        <w:ind w:left="5040" w:hanging="360"/>
+        <w:ind w:left="5040" w:hanging="480"/>
       </w:pPr>
     </w:lvl>
     <w:lvl w:ilvl="7">
@@ -7327,7 +7323,7 @@
       <w:lvlText w:val=" "/>
       <w:lvlJc w:val="left"/>
       <w:pPr>
-        <w:ind w:left="5760" w:hanging="360"/>
+        <w:ind w:left="5760" w:hanging="480"/>
       </w:pPr>
     </w:lvl>
     <w:lvl w:ilvl="8">
@@ -7335,115 +7331,88 @@
       <w:lvlText w:val=" "/>
       <w:lvlJc w:val="left"/>
       <w:pPr>
-        <w:ind w:left="6480" w:hanging="360"/>
+        <w:ind w:left="6480" w:hanging="480"/>
       </w:pPr>
     </w:lvl>
   </w:abstractNum>
   <w:abstractNum w:abstractNumId="991">
-    <w:nsid w:val="0000A991"/>
+    <w:nsid w:val="A991"/>
     <w:multiLevelType w:val="multilevel"/>
     <w:lvl w:ilvl="0">
       <w:numFmt w:val="bullet"/>
-      <w:lvlText w:val=""/>
-      <w:lvlJc w:val="left"/>
-      <w:pPr>
-        <w:ind w:left="720" w:hanging="360"/>
-      </w:pPr>
-      <w:rPr>
-        <w:rFonts w:ascii="Symbol" w:hAnsi="Symbol" w:cs="Symbol" w:hint="default"/>
-      </w:rPr>
+      <w:lvlText w:val="•"/>
+      <w:lvlJc w:val="left"/>
+      <w:pPr>
+        <w:ind w:left="720" w:hanging="480"/>
+      </w:pPr>
     </w:lvl>
     <w:lvl w:ilvl="1">
       <w:numFmt w:val="bullet"/>
-      <w:lvlText w:val="o"/>
-      <w:lvlJc w:val="left"/>
-      <w:pPr>
-        <w:ind w:left="1440" w:hanging="360"/>
-      </w:pPr>
-      <w:rPr>
-        <w:rFonts w:ascii="Courier New" w:hAnsi="Courier New" w:cs="Courier New" w:hint="default"/>
-      </w:rPr>
+      <w:lvlText w:val="–"/>
+      <w:lvlJc w:val="left"/>
+      <w:pPr>
+        <w:ind w:left="1440" w:hanging="480"/>
+      </w:pPr>
     </w:lvl>
     <w:lvl w:ilvl="2">
       <w:numFmt w:val="bullet"/>
-      <w:lvlText w:val=""/>
-      <w:lvlJc w:val="left"/>
-      <w:pPr>
-        <w:ind w:left="2160" w:hanging="360"/>
-      </w:pPr>
-      <w:rPr>
-        <w:rFonts w:ascii="Wingdings" w:hAnsi="Wingdings" w:cs="Wingdings" w:hint="default"/>
-      </w:rPr>
+      <w:lvlText w:val="•"/>
+      <w:lvlJc w:val="left"/>
+      <w:pPr>
+        <w:ind w:left="2160" w:hanging="480"/>
+      </w:pPr>
     </w:lvl>
     <w:lvl w:ilvl="3">
       <w:numFmt w:val="bullet"/>
-      <w:lvlText w:val=""/>
-      <w:lvlJc w:val="left"/>
-      <w:pPr>
-        <w:ind w:left="2880" w:hanging="360"/>
-      </w:pPr>
-      <w:rPr>
-        <w:rFonts w:ascii="Symbol" w:hAnsi="Symbol" w:cs="Symbol" w:hint="default"/>
-      </w:rPr>
+      <w:lvlText w:val="–"/>
+      <w:lvlJc w:val="left"/>
+      <w:pPr>
+        <w:ind w:left="2880" w:hanging="480"/>
+      </w:pPr>
     </w:lvl>
     <w:lvl w:ilvl="4">
       <w:numFmt w:val="bullet"/>
-      <w:lvlText w:val="o"/>
-      <w:lvlJc w:val="left"/>
-      <w:pPr>
-        <w:ind w:left="3600" w:hanging="360"/>
-      </w:pPr>
-      <w:rPr>
-        <w:rFonts w:ascii="Courier New" w:hAnsi="Courier New" w:cs="Courier New" w:hint="default"/>
-      </w:rPr>
+      <w:lvlText w:val="•"/>
+      <w:lvlJc w:val="left"/>
+      <w:pPr>
+        <w:ind w:left="3600" w:hanging="480"/>
+      </w:pPr>
     </w:lvl>
     <w:lvl w:ilvl="5">
       <w:numFmt w:val="bullet"/>
-      <w:lvlText w:val=""/>
-      <w:lvlJc w:val="left"/>
-      <w:pPr>
-        <w:ind w:left="4320" w:hanging="360"/>
-      </w:pPr>
-      <w:rPr>
-        <w:rFonts w:ascii="Wingdings" w:hAnsi="Wingdings" w:cs="Wingdings" w:hint="default"/>
-      </w:rPr>
+      <w:lvlText w:val="–"/>
+      <w:lvlJc w:val="left"/>
+      <w:pPr>
+        <w:ind w:left="4320" w:hanging="480"/>
+      </w:pPr>
     </w:lvl>
     <w:lvl w:ilvl="6">
       <w:numFmt w:val="bullet"/>
-      <w:lvlText w:val=""/>
-      <w:lvlJc w:val="left"/>
-      <w:pPr>
-        <w:ind w:left="5040" w:hanging="360"/>
-      </w:pPr>
-      <w:rPr>
-        <w:rFonts w:ascii="Symbol" w:hAnsi="Symbol" w:cs="Symbol" w:hint="default"/>
-      </w:rPr>
+      <w:lvlText w:val="•"/>
+      <w:lvlJc w:val="left"/>
+      <w:pPr>
+        <w:ind w:left="5040" w:hanging="480"/>
+      </w:pPr>
     </w:lvl>
     <w:lvl w:ilvl="7">
       <w:numFmt w:val="bullet"/>
-      <w:lvlText w:val="o"/>
-      <w:lvlJc w:val="left"/>
-      <w:pPr>
-        <w:ind w:left="5760" w:hanging="360"/>
-      </w:pPr>
-      <w:rPr>
-        <w:rFonts w:ascii="Courier New" w:hAnsi="Courier New" w:cs="Courier New" w:hint="default"/>
-      </w:rPr>
+      <w:lvlText w:val="–"/>
+      <w:lvlJc w:val="left"/>
+      <w:pPr>
+        <w:ind w:left="5760" w:hanging="480"/>
+      </w:pPr>
     </w:lvl>
     <w:lvl w:ilvl="8">
       <w:numFmt w:val="bullet"/>
-      <w:lvlText w:val=""/>
-      <w:lvlJc w:val="left"/>
-      <w:pPr>
-        <w:ind w:left="6480" w:hanging="360"/>
-      </w:pPr>
-      <w:rPr>
-        <w:rFonts w:ascii="Wingdings" w:hAnsi="Wingdings" w:cs="Wingdings" w:hint="default"/>
-      </w:rPr>
+      <w:lvlText w:val="•"/>
+      <w:lvlJc w:val="left"/>
+      <w:pPr>
+        <w:ind w:left="6480" w:hanging="480"/>
+      </w:pPr>
     </w:lvl>
   </w:abstractNum>
   <w:abstractNum w:abstractNumId="99412">
-    <w:nsid w:val="00A99412"/>
+    <w:nsid w:val="A99412"/>
     <w:multiLevelType w:val="multilevel"/>
     <w:lvl w:ilvl="0">
       <w:start w:val="2"/>
@@ -7451,7 +7420,7 @@
       <w:lvlText w:val="%1."/>
       <w:lvlJc w:val="left"/>
       <w:pPr>
-        <w:ind w:left="720" w:hanging="360"/>
+        <w:ind w:left="720" w:hanging="480"/>
       </w:pPr>
     </w:lvl>
     <w:lvl w:ilvl="1">
@@ -7460,7 +7429,7 @@
       <w:lvlText w:val="%2."/>
       <w:lvlJc w:val="left"/>
       <w:pPr>
-        <w:ind w:left="1440" w:hanging="360"/>
+        <w:ind w:left="1440" w:hanging="480"/>
       </w:pPr>
     </w:lvl>
     <w:lvl w:ilvl="2">
@@ -7469,7 +7438,7 @@
       <w:lvlText w:val="%3."/>
       <w:lvlJc w:val="left"/>
       <w:pPr>
-        <w:ind w:left="2160" w:hanging="360"/>
+        <w:ind w:left="2160" w:hanging="480"/>
       </w:pPr>
     </w:lvl>
     <w:lvl w:ilvl="3">
@@ -7478,7 +7447,7 @@
       <w:lvlText w:val="%4."/>
       <w:lvlJc w:val="left"/>
       <w:pPr>
-        <w:ind w:left="2880" w:hanging="360"/>
+        <w:ind w:left="2880" w:hanging="480"/>
       </w:pPr>
     </w:lvl>
     <w:lvl w:ilvl="4">
@@ -7487,7 +7456,7 @@
       <w:lvlText w:val="%5."/>
       <w:lvlJc w:val="left"/>
       <w:pPr>
-        <w:ind w:left="3600" w:hanging="360"/>
+        <w:ind w:left="3600" w:hanging="480"/>
       </w:pPr>
     </w:lvl>
     <w:lvl w:ilvl="5">
@@ -7496,7 +7465,7 @@
       <w:lvlText w:val="%6."/>
       <w:lvlJc w:val="left"/>
       <w:pPr>
-        <w:ind w:left="4320" w:hanging="360"/>
+        <w:ind w:left="4320" w:hanging="480"/>
       </w:pPr>
     </w:lvl>
     <w:lvl w:ilvl="6">
@@ -7505,7 +7474,7 @@
       <w:lvlText w:val="%7."/>
       <w:lvlJc w:val="left"/>
       <w:pPr>
-        <w:ind w:left="5040" w:hanging="360"/>
+        <w:ind w:left="5040" w:hanging="480"/>
       </w:pPr>
     </w:lvl>
     <w:lvl w:ilvl="7">
@@ -7514,7 +7483,7 @@
       <w:lvlText w:val="%8."/>
       <w:lvlJc w:val="left"/>
       <w:pPr>
-        <w:ind w:left="5760" w:hanging="360"/>
+        <w:ind w:left="5760" w:hanging="480"/>
       </w:pPr>
     </w:lvl>
     <w:lvl w:ilvl="8">
@@ -7523,12 +7492,12 @@
       <w:lvlText w:val="%9."/>
       <w:lvlJc w:val="left"/>
       <w:pPr>
-        <w:ind w:left="6480" w:hanging="360"/>
+        <w:ind w:left="6480" w:hanging="480"/>
       </w:pPr>
     </w:lvl>
   </w:abstractNum>
   <w:abstractNum w:abstractNumId="99415">
-    <w:nsid w:val="00A99415"/>
+    <w:nsid w:val="A99415"/>
     <w:multiLevelType w:val="multilevel"/>
     <w:lvl w:ilvl="0">
       <w:start w:val="5"/>
@@ -7536,7 +7505,7 @@
       <w:lvlText w:val="%1."/>
       <w:lvlJc w:val="left"/>
       <w:pPr>
-        <w:ind w:left="720" w:hanging="360"/>
+        <w:ind w:left="720" w:hanging="480"/>
       </w:pPr>
     </w:lvl>
     <w:lvl w:ilvl="1">
@@ -7545,7 +7514,7 @@
       <w:lvlText w:val="%2."/>
       <w:lvlJc w:val="left"/>
       <w:pPr>
-        <w:ind w:left="1440" w:hanging="360"/>
+        <w:ind w:left="1440" w:hanging="480"/>
       </w:pPr>
     </w:lvl>
     <w:lvl w:ilvl="2">
@@ -7554,7 +7523,7 @@
       <w:lvlText w:val="%3."/>
       <w:lvlJc w:val="left"/>
       <w:pPr>
-        <w:ind w:left="2160" w:hanging="360"/>
+        <w:ind w:left="2160" w:hanging="480"/>
       </w:pPr>
     </w:lvl>
     <w:lvl w:ilvl="3">
@@ -7563,7 +7532,7 @@
       <w:lvlText w:val="%4."/>
       <w:lvlJc w:val="left"/>
       <w:pPr>
-        <w:ind w:left="2880" w:hanging="360"/>
+        <w:ind w:left="2880" w:hanging="480"/>
       </w:pPr>
     </w:lvl>
     <w:lvl w:ilvl="4">
@@ -7572,7 +7541,7 @@
       <w:lvlText w:val="%5."/>
       <w:lvlJc w:val="left"/>
       <w:pPr>
-        <w:ind w:left="3600" w:hanging="360"/>
+        <w:ind w:left="3600" w:hanging="480"/>
       </w:pPr>
     </w:lvl>
     <w:lvl w:ilvl="5">
@@ -7581,7 +7550,7 @@
       <w:lvlText w:val="%6."/>
       <w:lvlJc w:val="left"/>
       <w:pPr>
-        <w:ind w:left="4320" w:hanging="360"/>
+        <w:ind w:left="4320" w:hanging="480"/>
       </w:pPr>
     </w:lvl>
     <w:lvl w:ilvl="6">
@@ -7590,7 +7559,7 @@
       <w:lvlText w:val="%7."/>
       <w:lvlJc w:val="left"/>
       <w:pPr>
-        <w:ind w:left="5040" w:hanging="360"/>
+        <w:ind w:left="5040" w:hanging="480"/>
       </w:pPr>
     </w:lvl>
     <w:lvl w:ilvl="7">
@@ -7599,7 +7568,7 @@
       <w:lvlText w:val="%8."/>
       <w:lvlJc w:val="left"/>
       <w:pPr>
-        <w:ind w:left="5760" w:hanging="360"/>
+        <w:ind w:left="5760" w:hanging="480"/>
       </w:pPr>
     </w:lvl>
     <w:lvl w:ilvl="8">
@@ -7608,12 +7577,12 @@
       <w:lvlText w:val="%9."/>
       <w:lvlJc w:val="left"/>
       <w:pPr>
-        <w:ind w:left="6480" w:hanging="360"/>
+        <w:ind w:left="6480" w:hanging="480"/>
       </w:pPr>
     </w:lvl>
   </w:abstractNum>
   <w:abstractNum w:abstractNumId="99411">
-    <w:nsid w:val="00A99411"/>
+    <w:nsid w:val="A99411"/>
     <w:multiLevelType w:val="multilevel"/>
     <w:lvl w:ilvl="0">
       <w:start w:val="1"/>
@@ -7621,7 +7590,7 @@
       <w:lvlText w:val="%1."/>
       <w:lvlJc w:val="left"/>
       <w:pPr>
-        <w:ind w:left="720" w:hanging="360"/>
+        <w:ind w:left="720" w:hanging="480"/>
       </w:pPr>
     </w:lvl>
     <w:lvl w:ilvl="1">
@@ -7630,7 +7599,7 @@
       <w:lvlText w:val="%2."/>
       <w:lvlJc w:val="left"/>
       <w:pPr>
-        <w:ind w:left="1440" w:hanging="360"/>
+        <w:ind w:left="1440" w:hanging="480"/>
       </w:pPr>
     </w:lvl>
     <w:lvl w:ilvl="2">
@@ -7639,7 +7608,7 @@
       <w:lvlText w:val="%3."/>
       <w:lvlJc w:val="left"/>
       <w:pPr>
-        <w:ind w:left="2160" w:hanging="360"/>
+        <w:ind w:left="2160" w:hanging="480"/>
       </w:pPr>
     </w:lvl>
     <w:lvl w:ilvl="3">
@@ -7648,7 +7617,7 @@
       <w:lvlText w:val="%4."/>
       <w:lvlJc w:val="left"/>
       <w:pPr>
-        <w:ind w:left="2880" w:hanging="360"/>
+        <w:ind w:left="2880" w:hanging="480"/>
       </w:pPr>
     </w:lvl>
     <w:lvl w:ilvl="4">
@@ -7657,7 +7626,7 @@
       <w:lvlText w:val="%5."/>
       <w:lvlJc w:val="left"/>
       <w:pPr>
-        <w:ind w:left="3600" w:hanging="360"/>
+        <w:ind w:left="3600" w:hanging="480"/>
       </w:pPr>
     </w:lvl>
     <w:lvl w:ilvl="5">
@@ -7666,7 +7635,7 @@
       <w:lvlText w:val="%6."/>
       <w:lvlJc w:val="left"/>
       <w:pPr>
-        <w:ind w:left="4320" w:hanging="360"/>
+        <w:ind w:left="4320" w:hanging="480"/>
       </w:pPr>
     </w:lvl>
     <w:lvl w:ilvl="6">
@@ -7675,7 +7644,7 @@
       <w:lvlText w:val="%7."/>
       <w:lvlJc w:val="left"/>
       <w:pPr>
-        <w:ind w:left="5040" w:hanging="360"/>
+        <w:ind w:left="5040" w:hanging="480"/>
       </w:pPr>
     </w:lvl>
     <w:lvl w:ilvl="7">
@@ -7684,7 +7653,7 @@
       <w:lvlText w:val="%8."/>
       <w:lvlJc w:val="left"/>
       <w:pPr>
-        <w:ind w:left="5760" w:hanging="360"/>
+        <w:ind w:left="5760" w:hanging="480"/>
       </w:pPr>
     </w:lvl>
     <w:lvl w:ilvl="8">
@@ -7693,12 +7662,12 @@
       <w:lvlText w:val="%9."/>
       <w:lvlJc w:val="left"/>
       <w:pPr>
-        <w:ind w:left="6480" w:hanging="360"/>
+        <w:ind w:left="6480" w:hanging="480"/>
       </w:pPr>
     </w:lvl>
   </w:abstractNum>
   <w:abstractNum w:abstractNumId="99417">
-    <w:nsid w:val="00A99417"/>
+    <w:nsid w:val="A99417"/>
     <w:multiLevelType w:val="multilevel"/>
     <w:lvl w:ilvl="0">
       <w:start w:val="7"/>
@@ -7706,7 +7675,7 @@
       <w:lvlText w:val="%1."/>
       <w:lvlJc w:val="left"/>
       <w:pPr>
-        <w:ind w:left="720" w:hanging="360"/>
+        <w:ind w:left="720" w:hanging="480"/>
       </w:pPr>
     </w:lvl>
     <w:lvl w:ilvl="1">
@@ -7715,7 +7684,7 @@
       <w:lvlText w:val="%2."/>
       <w:lvlJc w:val="left"/>
       <w:pPr>
-        <w:ind w:left="1440" w:hanging="360"/>
+        <w:ind w:left="1440" w:hanging="480"/>
       </w:pPr>
     </w:lvl>
     <w:lvl w:ilvl="2">
@@ -7724,7 +7693,7 @@
       <w:lvlText w:val="%3."/>
       <w:lvlJc w:val="left"/>
       <w:pPr>
-        <w:ind w:left="2160" w:hanging="360"/>
+        <w:ind w:left="2160" w:hanging="480"/>
       </w:pPr>
     </w:lvl>
     <w:lvl w:ilvl="3">
@@ -7733,7 +7702,7 @@
       <w:lvlText w:val="%4."/>
       <w:lvlJc w:val="left"/>
       <w:pPr>
-        <w:ind w:left="2880" w:hanging="360"/>
+        <w:ind w:left="2880" w:hanging="480"/>
       </w:pPr>
     </w:lvl>
     <w:lvl w:ilvl="4">
@@ -7742,7 +7711,7 @@
       <w:lvlText w:val="%5."/>
       <w:lvlJc w:val="left"/>
       <w:pPr>
-        <w:ind w:left="3600" w:hanging="360"/>
+        <w:ind w:left="3600" w:hanging="480"/>
       </w:pPr>
     </w:lvl>
     <w:lvl w:ilvl="5">
@@ -7751,7 +7720,7 @@
       <w:lvlText w:val="%6."/>
       <w:lvlJc w:val="left"/>
       <w:pPr>
-        <w:ind w:left="4320" w:hanging="360"/>
+        <w:ind w:left="4320" w:hanging="480"/>
       </w:pPr>
     </w:lvl>
     <w:lvl w:ilvl="6">
@@ -7760,7 +7729,7 @@
       <w:lvlText w:val="%7."/>
       <w:lvlJc w:val="left"/>
       <w:pPr>
-        <w:ind w:left="5040" w:hanging="360"/>
+        <w:ind w:left="5040" w:hanging="480"/>
       </w:pPr>
     </w:lvl>
     <w:lvl w:ilvl="7">
@@ -7769,7 +7738,7 @@
       <w:lvlText w:val="%8."/>
       <w:lvlJc w:val="left"/>
       <w:pPr>
-        <w:ind w:left="5760" w:hanging="360"/>
+        <w:ind w:left="5760" w:hanging="480"/>
       </w:pPr>
     </w:lvl>
     <w:lvl w:ilvl="8">
@@ -7778,12 +7747,12 @@
       <w:lvlText w:val="%9."/>
       <w:lvlJc w:val="left"/>
       <w:pPr>
-        <w:ind w:left="6480" w:hanging="360"/>
+        <w:ind w:left="6480" w:hanging="480"/>
       </w:pPr>
     </w:lvl>
   </w:abstractNum>
   <w:abstractNum w:abstractNumId="994110">
-    <w:nsid w:val="0A994110"/>
+    <w:nsid w:val="A994110"/>
     <w:multiLevelType w:val="multilevel"/>
     <w:lvl w:ilvl="0">
       <w:start w:val="10"/>
@@ -7791,7 +7760,7 @@
       <w:lvlText w:val="%1."/>
       <w:lvlJc w:val="left"/>
       <w:pPr>
-        <w:ind w:left="720" w:hanging="360"/>
+        <w:ind w:left="720" w:hanging="480"/>
       </w:pPr>
     </w:lvl>
     <w:lvl w:ilvl="1">
@@ -7800,7 +7769,7 @@
       <w:lvlText w:val="%2."/>
       <w:lvlJc w:val="left"/>
       <w:pPr>
-        <w:ind w:left="1440" w:hanging="360"/>
+        <w:ind w:left="1440" w:hanging="480"/>
       </w:pPr>
     </w:lvl>
     <w:lvl w:ilvl="2">
@@ -7809,7 +7778,7 @@
       <w:lvlText w:val="%3."/>
       <w:lvlJc w:val="left"/>
       <w:pPr>
-        <w:ind w:left="2160" w:hanging="360"/>
+        <w:ind w:left="2160" w:hanging="480"/>
       </w:pPr>
     </w:lvl>
     <w:lvl w:ilvl="3">
@@ -7818,7 +7787,7 @@
       <w:lvlText w:val="%4."/>
       <w:lvlJc w:val="left"/>
       <w:pPr>
-        <w:ind w:left="2880" w:hanging="360"/>
+        <w:ind w:left="2880" w:hanging="480"/>
       </w:pPr>
     </w:lvl>
     <w:lvl w:ilvl="4">
@@ -7827,7 +7796,7 @@
       <w:lvlText w:val="%5."/>
       <w:lvlJc w:val="left"/>
       <w:pPr>
-        <w:ind w:left="3600" w:hanging="360"/>
+        <w:ind w:left="3600" w:hanging="480"/>
       </w:pPr>
     </w:lvl>
     <w:lvl w:ilvl="5">
@@ -7836,7 +7805,7 @@
       <w:lvlText w:val="%6."/>
       <w:lvlJc w:val="left"/>
       <w:pPr>
-        <w:ind w:left="4320" w:hanging="360"/>
+        <w:ind w:left="4320" w:hanging="480"/>
       </w:pPr>
     </w:lvl>
     <w:lvl w:ilvl="6">
@@ -7845,7 +7814,7 @@
       <w:lvlText w:val="%7."/>
       <w:lvlJc w:val="left"/>
       <w:pPr>
-        <w:ind w:left="5040" w:hanging="360"/>
+        <w:ind w:left="5040" w:hanging="480"/>
       </w:pPr>
     </w:lvl>
     <w:lvl w:ilvl="7">
@@ -7854,7 +7823,7 @@
       <w:lvlText w:val="%8."/>
       <w:lvlJc w:val="left"/>
       <w:pPr>
-        <w:ind w:left="5760" w:hanging="360"/>
+        <w:ind w:left="5760" w:hanging="480"/>
       </w:pPr>
     </w:lvl>
     <w:lvl w:ilvl="8">
@@ -7863,12 +7832,12 @@
       <w:lvlText w:val="%9."/>
       <w:lvlJc w:val="left"/>
       <w:pPr>
-        <w:ind w:left="6480" w:hanging="360"/>
+        <w:ind w:left="6480" w:hanging="480"/>
       </w:pPr>
     </w:lvl>
   </w:abstractNum>
   <w:abstractNum w:abstractNumId="994115">
-    <w:nsid w:val="0A994115"/>
+    <w:nsid w:val="A994115"/>
     <w:multiLevelType w:val="multilevel"/>
     <w:lvl w:ilvl="0">
       <w:start w:val="15"/>
@@ -7876,7 +7845,7 @@
       <w:lvlText w:val="%1."/>
       <w:lvlJc w:val="left"/>
       <w:pPr>
-        <w:ind w:left="720" w:hanging="360"/>
+        <w:ind w:left="720" w:hanging="480"/>
       </w:pPr>
     </w:lvl>
     <w:lvl w:ilvl="1">
@@ -7885,7 +7854,7 @@
       <w:lvlText w:val="%2."/>
       <w:lvlJc w:val="left"/>
       <w:pPr>
-        <w:ind w:left="1440" w:hanging="360"/>
+        <w:ind w:left="1440" w:hanging="480"/>
       </w:pPr>
     </w:lvl>
     <w:lvl w:ilvl="2">
@@ -7894,7 +7863,7 @@
       <w:lvlText w:val="%3."/>
       <w:lvlJc w:val="left"/>
       <w:pPr>
-        <w:ind w:left="2160" w:hanging="360"/>
+        <w:ind w:left="2160" w:hanging="480"/>
       </w:pPr>
     </w:lvl>
     <w:lvl w:ilvl="3">
@@ -7903,7 +7872,7 @@
       <w:lvlText w:val="%4."/>
       <w:lvlJc w:val="left"/>
       <w:pPr>
-        <w:ind w:left="2880" w:hanging="360"/>
+        <w:ind w:left="2880" w:hanging="480"/>
       </w:pPr>
     </w:lvl>
     <w:lvl w:ilvl="4">
@@ -7912,7 +7881,7 @@
       <w:lvlText w:val="%5."/>
       <w:lvlJc w:val="left"/>
       <w:pPr>
-        <w:ind w:left="3600" w:hanging="360"/>
+        <w:ind w:left="3600" w:hanging="480"/>
       </w:pPr>
     </w:lvl>
     <w:lvl w:ilvl="5">
@@ -7921,7 +7890,7 @@
       <w:lvlText w:val="%6."/>
       <w:lvlJc w:val="left"/>
       <w:pPr>
-        <w:ind w:left="4320" w:hanging="360"/>
+        <w:ind w:left="4320" w:hanging="480"/>
       </w:pPr>
     </w:lvl>
     <w:lvl w:ilvl="6">
@@ -7930,7 +7899,7 @@
       <w:lvlText w:val="%7."/>
       <w:lvlJc w:val="left"/>
       <w:pPr>
-        <w:ind w:left="5040" w:hanging="360"/>
+        <w:ind w:left="5040" w:hanging="480"/>
       </w:pPr>
     </w:lvl>
     <w:lvl w:ilvl="7">
@@ -7939,7 +7908,7 @@
       <w:lvlText w:val="%8."/>
       <w:lvlJc w:val="left"/>
       <w:pPr>
-        <w:ind w:left="5760" w:hanging="360"/>
+        <w:ind w:left="5760" w:hanging="480"/>
       </w:pPr>
     </w:lvl>
     <w:lvl w:ilvl="8">
@@ -7948,12 +7917,12 @@
       <w:lvlText w:val="%9."/>
       <w:lvlJc w:val="left"/>
       <w:pPr>
-        <w:ind w:left="6480" w:hanging="360"/>
+        <w:ind w:left="6480" w:hanging="480"/>
       </w:pPr>
     </w:lvl>
   </w:abstractNum>
   <w:abstractNum w:abstractNumId="994117">
-    <w:nsid w:val="0A994117"/>
+    <w:nsid w:val="A994117"/>
     <w:multiLevelType w:val="multilevel"/>
     <w:lvl w:ilvl="0">
       <w:start w:val="17"/>
@@ -7961,7 +7930,7 @@
       <w:lvlText w:val="%1."/>
       <w:lvlJc w:val="left"/>
       <w:pPr>
-        <w:ind w:left="720" w:hanging="360"/>
+        <w:ind w:left="720" w:hanging="480"/>
       </w:pPr>
     </w:lvl>
     <w:lvl w:ilvl="1">
@@ -7970,7 +7939,7 @@
       <w:lvlText w:val="%2."/>
       <w:lvlJc w:val="left"/>
       <w:pPr>
-        <w:ind w:left="1440" w:hanging="360"/>
+        <w:ind w:left="1440" w:hanging="480"/>
       </w:pPr>
     </w:lvl>
     <w:lvl w:ilvl="2">
@@ -7979,7 +7948,7 @@
       <w:lvlText w:val="%3."/>
       <w:lvlJc w:val="left"/>
       <w:pPr>
-        <w:ind w:left="2160" w:hanging="360"/>
+        <w:ind w:left="2160" w:hanging="480"/>
       </w:pPr>
     </w:lvl>
     <w:lvl w:ilvl="3">
@@ -7988,7 +7957,7 @@
       <w:lvlText w:val="%4."/>
       <w:lvlJc w:val="left"/>
       <w:pPr>
-        <w:ind w:left="2880" w:hanging="360"/>
+        <w:ind w:left="2880" w:hanging="480"/>
       </w:pPr>
     </w:lvl>
     <w:lvl w:ilvl="4">
@@ -7997,7 +7966,7 @@
       <w:lvlText w:val="%5."/>
       <w:lvlJc w:val="left"/>
       <w:pPr>
-        <w:ind w:left="3600" w:hanging="360"/>
+        <w:ind w:left="3600" w:hanging="480"/>
       </w:pPr>
     </w:lvl>
     <w:lvl w:ilvl="5">
@@ -8006,7 +7975,7 @@
       <w:lvlText w:val="%6."/>
       <w:lvlJc w:val="left"/>
       <w:pPr>
-        <w:ind w:left="4320" w:hanging="360"/>
+        <w:ind w:left="4320" w:hanging="480"/>
       </w:pPr>
     </w:lvl>
     <w:lvl w:ilvl="6">
@@ -8015,7 +7984,7 @@
       <w:lvlText w:val="%7."/>
       <w:lvlJc w:val="left"/>
       <w:pPr>
-        <w:ind w:left="5040" w:hanging="360"/>
+        <w:ind w:left="5040" w:hanging="480"/>
       </w:pPr>
     </w:lvl>
     <w:lvl w:ilvl="7">
@@ -8024,7 +7993,7 @@
       <w:lvlText w:val="%8."/>
       <w:lvlJc w:val="left"/>
       <w:pPr>
-        <w:ind w:left="5760" w:hanging="360"/>
+        <w:ind w:left="5760" w:hanging="480"/>
       </w:pPr>
     </w:lvl>
     <w:lvl w:ilvl="8">
@@ -8033,12 +8002,12 @@
       <w:lvlText w:val="%9."/>
       <w:lvlJc w:val="left"/>
       <w:pPr>
-        <w:ind w:left="6480" w:hanging="360"/>
+        <w:ind w:left="6480" w:hanging="480"/>
       </w:pPr>
     </w:lvl>
   </w:abstractNum>
   <w:abstractNum w:abstractNumId="99419">
-    <w:nsid w:val="00A99419"/>
+    <w:nsid w:val="A99419"/>
     <w:multiLevelType w:val="multilevel"/>
     <w:lvl w:ilvl="0">
       <w:start w:val="9"/>
@@ -8046,7 +8015,7 @@
       <w:lvlText w:val="%1."/>
       <w:lvlJc w:val="left"/>
       <w:pPr>
-        <w:ind w:left="720" w:hanging="360"/>
+        <w:ind w:left="720" w:hanging="480"/>
       </w:pPr>
     </w:lvl>
     <w:lvl w:ilvl="1">
@@ -8055,7 +8024,7 @@
       <w:lvlText w:val="%2."/>
       <w:lvlJc w:val="left"/>
       <w:pPr>
-        <w:ind w:left="1440" w:hanging="360"/>
+        <w:ind w:left="1440" w:hanging="480"/>
       </w:pPr>
     </w:lvl>
     <w:lvl w:ilvl="2">
@@ -8064,7 +8033,7 @@
       <w:lvlText w:val="%3."/>
       <w:lvlJc w:val="left"/>
       <w:pPr>
-        <w:ind w:left="2160" w:hanging="360"/>
+        <w:ind w:left="2160" w:hanging="480"/>
       </w:pPr>
     </w:lvl>
     <w:lvl w:ilvl="3">
@@ -8073,7 +8042,7 @@
       <w:lvlText w:val="%4."/>
       <w:lvlJc w:val="left"/>
       <w:pPr>
-        <w:ind w:left="2880" w:hanging="360"/>
+        <w:ind w:left="2880" w:hanging="480"/>
       </w:pPr>
     </w:lvl>
     <w:lvl w:ilvl="4">
@@ -8082,7 +8051,7 @@
       <w:lvlText w:val="%5."/>
       <w:lvlJc w:val="left"/>
       <w:pPr>
-        <w:ind w:left="3600" w:hanging="360"/>
+        <w:ind w:left="3600" w:hanging="480"/>
       </w:pPr>
     </w:lvl>
     <w:lvl w:ilvl="5">
@@ -8091,7 +8060,7 @@
       <w:lvlText w:val="%6."/>
       <w:lvlJc w:val="left"/>
       <w:pPr>
-        <w:ind w:left="4320" w:hanging="360"/>
+        <w:ind w:left="4320" w:hanging="480"/>
       </w:pPr>
     </w:lvl>
     <w:lvl w:ilvl="6">
@@ -8100,7 +8069,7 @@
       <w:lvlText w:val="%7."/>
       <w:lvlJc w:val="left"/>
       <w:pPr>
-        <w:ind w:left="5040" w:hanging="360"/>
+        <w:ind w:left="5040" w:hanging="480"/>
       </w:pPr>
     </w:lvl>
     <w:lvl w:ilvl="7">
@@ -8109,7 +8078,7 @@
       <w:lvlText w:val="%8."/>
       <w:lvlJc w:val="left"/>
       <w:pPr>
-        <w:ind w:left="5760" w:hanging="360"/>
+        <w:ind w:left="5760" w:hanging="480"/>
       </w:pPr>
     </w:lvl>
     <w:lvl w:ilvl="8">
@@ -8118,12 +8087,12 @@
       <w:lvlText w:val="%9."/>
       <w:lvlJc w:val="left"/>
       <w:pPr>
-        <w:ind w:left="6480" w:hanging="360"/>
+        <w:ind w:left="6480" w:hanging="480"/>
       </w:pPr>
     </w:lvl>
   </w:abstractNum>
   <w:abstractNum w:abstractNumId="994129">
-    <w:nsid w:val="0A994129"/>
+    <w:nsid w:val="A994129"/>
     <w:multiLevelType w:val="multilevel"/>
     <w:lvl w:ilvl="0">
       <w:start w:val="29"/>
@@ -8131,7 +8100,7 @@
       <w:lvlText w:val="%1."/>
       <w:lvlJc w:val="left"/>
       <w:pPr>
-        <w:ind w:left="720" w:hanging="360"/>
+        <w:ind w:left="720" w:hanging="480"/>
       </w:pPr>
     </w:lvl>
     <w:lvl w:ilvl="1">
@@ -8140,7 +8109,7 @@
       <w:lvlText w:val="%2."/>
       <w:lvlJc w:val="left"/>
       <w:pPr>
-        <w:ind w:left="1440" w:hanging="360"/>
+        <w:ind w:left="1440" w:hanging="480"/>
       </w:pPr>
     </w:lvl>
     <w:lvl w:ilvl="2">
@@ -8149,7 +8118,7 @@
       <w:lvlText w:val="%3."/>
       <w:lvlJc w:val="left"/>
       <w:pPr>
-        <w:ind w:left="2160" w:hanging="360"/>
+        <w:ind w:left="2160" w:hanging="480"/>
       </w:pPr>
     </w:lvl>
     <w:lvl w:ilvl="3">
@@ -8158,7 +8127,7 @@
       <w:lvlText w:val="%4."/>
       <w:lvlJc w:val="left"/>
       <w:pPr>
-        <w:ind w:left="2880" w:hanging="360"/>
+        <w:ind w:left="2880" w:hanging="480"/>
       </w:pPr>
     </w:lvl>
     <w:lvl w:ilvl="4">
@@ -8167,7 +8136,7 @@
       <w:lvlText w:val="%5."/>
       <w:lvlJc w:val="left"/>
       <w:pPr>
-        <w:ind w:left="3600" w:hanging="360"/>
+        <w:ind w:left="3600" w:hanging="480"/>
       </w:pPr>
     </w:lvl>
     <w:lvl w:ilvl="5">
@@ -8176,7 +8145,7 @@
       <w:lvlText w:val="%6."/>
       <w:lvlJc w:val="left"/>
       <w:pPr>
-        <w:ind w:left="4320" w:hanging="360"/>
+        <w:ind w:left="4320" w:hanging="480"/>
       </w:pPr>
     </w:lvl>
     <w:lvl w:ilvl="6">
@@ -8185,7 +8154,7 @@
       <w:lvlText w:val="%7."/>
       <w:lvlJc w:val="left"/>
       <w:pPr>
-        <w:ind w:left="5040" w:hanging="360"/>
+        <w:ind w:left="5040" w:hanging="480"/>
       </w:pPr>
     </w:lvl>
     <w:lvl w:ilvl="7">
@@ -8194,7 +8163,7 @@
       <w:lvlText w:val="%8."/>
       <w:lvlJc w:val="left"/>
       <w:pPr>
-        <w:ind w:left="5760" w:hanging="360"/>
+        <w:ind w:left="5760" w:hanging="480"/>
       </w:pPr>
     </w:lvl>
     <w:lvl w:ilvl="8">
@@ -8203,7 +8172,7 @@
       <w:lvlText w:val="%9."/>
       <w:lvlJc w:val="left"/>
       <w:pPr>
-        <w:ind w:left="6480" w:hanging="360"/>
+        <w:ind w:left="6480" w:hanging="480"/>
       </w:pPr>
     </w:lvl>
   </w:abstractNum>
@@ -8662,10 +8631,10 @@
   <w:docDefaults>
     <w:rPrDefault>
       <w:rPr>
-        <w:rFonts w:asciiTheme="minorHAnsi" w:cstheme="minorBidi" w:eastAsiaTheme="minorEastAsia" w:hAnsiTheme="minorHAnsi"/>
+        <w:rFonts w:asciiTheme="minorHAnsi" w:cstheme="minorBidi" w:eastAsiaTheme="minorHAnsi" w:hAnsiTheme="minorHAnsi"/>
         <w:sz w:val="24"/>
         <w:szCs w:val="24"/>
-        <w:lang w:bidi="ar-SA" w:eastAsia="zh-CN" w:val="en-US"/>
+        <w:lang w:bidi="ar-SA" w:eastAsia="en-US" w:val="en-US"/>
       </w:rPr>
     </w:rPrDefault>
     <w:pPrDefault>
@@ -8683,10 +8652,10 @@
     <w:name w:val="Body Text"/>
     <w:basedOn w:val="Normal"/>
     <w:link w:val="BodyTextChar"/>
-    <w:qFormat/>
     <w:pPr>
       <w:spacing w:after="180" w:before="180"/>
     </w:pPr>
+    <w:qFormat/>
   </w:style>
   <w:style w:customStyle="1" w:styleId="FirstParagraph" w:type="paragraph">
     <w:name w:val="First Paragraph"/>
@@ -8706,94 +8675,57 @@
     <w:name w:val="Title"/>
     <w:basedOn w:val="Normal"/>
     <w:next w:val="BodyText"/>
-    <w:link w:val="TitleChar"/>
-    <w:uiPriority w:val="10"/>
     <w:qFormat/>
-    <w:rsid w:val="00A10FD9"/>
     <w:pPr>
-      <w:spacing w:after="80" w:line="240" w:lineRule="auto"/>
-      <w:contextualSpacing/>
+      <w:keepNext/>
+      <w:keepLines/>
+      <w:spacing w:after="240" w:before="480"/>
       <w:jc w:val="center"/>
     </w:pPr>
     <w:rPr>
       <w:rFonts w:asciiTheme="majorHAnsi" w:cstheme="majorBidi" w:eastAsiaTheme="majorEastAsia" w:hAnsiTheme="majorHAnsi"/>
-      <w:sz w:val="56"/>
-      <w:szCs w:val="56"/>
-    </w:rPr>
-  </w:style>
-  <w:style w:customStyle="1" w:styleId="TitleChar" w:type="character">
-    <w:name w:val="Title Char"/>
-    <w:basedOn w:val="DefaultParagraphFont"/>
-    <w:link w:val="Title"/>
-    <w:uiPriority w:val="10"/>
-    <w:rsid w:val="00A10FD9"/>
-    <w:rPr>
-      <w:rFonts w:asciiTheme="majorHAnsi" w:cstheme="majorBidi" w:eastAsiaTheme="majorEastAsia" w:hAnsiTheme="majorHAnsi"/>
-      <w:sz w:val="56"/>
-      <w:szCs w:val="56"/>
+      <w:b/>
+      <w:bCs/>
+      <w:color w:themeColor="accent1" w:themeShade="B5" w:val="345A8A"/>
+      <w:sz w:val="36"/>
+      <w:szCs w:val="36"/>
     </w:rPr>
   </w:style>
   <w:style w:styleId="Subtitle" w:type="paragraph">
     <w:name w:val="Subtitle"/>
     <w:basedOn w:val="Title"/>
     <w:next w:val="BodyText"/>
-    <w:link w:val="SubtitleChar"/>
-    <w:uiPriority w:val="11"/>
     <w:qFormat/>
-    <w:rsid w:val="00A10FD9"/>
     <w:pPr>
-      <w:numPr>
-        <w:ilvl w:val="1"/>
-      </w:numPr>
+      <w:keepNext/>
+      <w:keepLines/>
+      <w:spacing w:after="240" w:before="240"/>
+      <w:jc w:val="center"/>
     </w:pPr>
     <w:rPr>
-      <w:rFonts w:cstheme="majorBidi" w:eastAsiaTheme="majorEastAsia"/>
-      <w:spacing w:val="15"/>
-      <w:sz w:val="28"/>
-      <w:szCs w:val="28"/>
-    </w:rPr>
-  </w:style>
-  <w:style w:customStyle="1" w:styleId="SubtitleChar" w:type="character">
-    <w:name w:val="Subtitle Char"/>
-    <w:basedOn w:val="DefaultParagraphFont"/>
-    <w:link w:val="Subtitle"/>
-    <w:uiPriority w:val="11"/>
-    <w:rsid w:val="00A10FD9"/>
-    <w:rPr>
-      <w:rFonts w:cstheme="majorBidi" w:eastAsiaTheme="majorEastAsia"/>
-      <w:color w:themeColor="text1" w:themeTint="A6" w:val="595959"/>
-      <w:spacing w:val="15"/>
-      <w:sz w:val="28"/>
-      <w:szCs w:val="28"/>
+      <w:sz w:val="30"/>
+      <w:szCs w:val="30"/>
     </w:rPr>
   </w:style>
   <w:style w:customStyle="1" w:styleId="Author" w:type="paragraph">
     <w:name w:val="Author"/>
-    <w:basedOn w:val="Title"/>
     <w:next w:val="BodyText"/>
     <w:qFormat/>
     <w:pPr>
       <w:keepNext/>
       <w:keepLines/>
+      <w:jc w:val="center"/>
     </w:pPr>
-    <w:rPr>
-      <w:sz w:val="24"/>
-      <w:szCs w:val="24"/>
-    </w:rPr>
   </w:style>
   <w:style w:styleId="Date" w:type="paragraph">
     <w:name w:val="Date"/>
-    <w:basedOn w:val="Title"/>
     <w:next w:val="BodyText"/>
     <w:qFormat/>
     <w:pPr>
       <w:keepNext/>
       <w:keepLines/>
+      <w:jc w:val="center"/>
     </w:pPr>
-    <w:rPr>
-      <w:sz w:val="24"/>
-      <w:szCs w:val="24"/>
-    </w:rPr>
   </w:style>
   <w:style w:customStyle="1" w:styleId="AbstractTitle" w:type="paragraph">
     <w:name w:val="Abstract Title"/>
@@ -8803,13 +8735,15 @@
     <w:pPr>
       <w:keepNext/>
       <w:keepLines/>
+      <w:jc w:val="center"/>
       <w:spacing w:after="0" w:before="300"/>
-      <w:jc w:val="center"/>
     </w:pPr>
     <w:rPr>
-      <w:b/>
       <w:sz w:val="20"/>
       <w:szCs w:val="20"/>
+      <w:b/>
+      <w:color w:val="345A8A"/>
+      &gt;
     </w:rPr>
   </w:style>
   <w:style w:customStyle="1" w:styleId="Abstract" w:type="paragraph">
@@ -8836,321 +8770,191 @@
     <w:rPr/>
   </w:style>
   <w:style w:styleId="Heading1" w:type="paragraph">
-    <w:name w:val="heading 1"/>
+    <w:name w:val="Heading 1"/>
     <w:basedOn w:val="Normal"/>
     <w:next w:val="BodyText"/>
-    <w:link w:val="Heading1Char"/>
     <w:uiPriority w:val="9"/>
     <w:qFormat/>
-    <w:rsid w:val="00A10FD9"/>
     <w:pPr>
       <w:keepNext/>
       <w:keepLines/>
-      <w:spacing w:after="80" w:before="360"/>
+      <w:spacing w:after="0" w:before="480"/>
       <w:outlineLvl w:val="0"/>
     </w:pPr>
     <w:rPr>
       <w:rFonts w:asciiTheme="majorHAnsi" w:cstheme="majorBidi" w:eastAsiaTheme="majorEastAsia" w:hAnsiTheme="majorHAnsi"/>
-      <w:color w:themeColor="accent1" w:themeShade="BF" w:val="0F4761"/>
-      <w:sz w:val="40"/>
-      <w:szCs w:val="40"/>
+      <w:b/>
+      <w:bCs/>
+      <w:color w:themeColor="accent1" w:val="4F81BD"/>
+      <w:sz w:val="32"/>
+      <w:szCs w:val="32"/>
     </w:rPr>
   </w:style>
   <w:style w:styleId="Heading2" w:type="paragraph">
-    <w:name w:val="heading 2"/>
+    <w:name w:val="Heading 2"/>
     <w:basedOn w:val="Normal"/>
     <w:next w:val="BodyText"/>
-    <w:link w:val="Heading2Char"/>
     <w:uiPriority w:val="9"/>
-    <w:semiHidden/>
     <w:unhideWhenUsed/>
     <w:qFormat/>
-    <w:rsid w:val="00A10FD9"/>
     <w:pPr>
       <w:keepNext/>
       <w:keepLines/>
-      <w:spacing w:after="80" w:before="160"/>
+      <w:spacing w:after="0" w:before="200"/>
       <w:outlineLvl w:val="1"/>
     </w:pPr>
     <w:rPr>
       <w:rFonts w:asciiTheme="majorHAnsi" w:cstheme="majorBidi" w:eastAsiaTheme="majorEastAsia" w:hAnsiTheme="majorHAnsi"/>
-      <w:color w:themeColor="accent1" w:themeShade="BF" w:val="0F4761"/>
-      <w:sz w:val="32"/>
-      <w:szCs w:val="32"/>
-    </w:rPr>
-  </w:style>
-  <w:style w:styleId="Heading3" w:type="paragraph">
-    <w:name w:val="heading 3"/>
-    <w:basedOn w:val="Normal"/>
-    <w:next w:val="BodyText"/>
-    <w:link w:val="Heading3Char"/>
-    <w:uiPriority w:val="9"/>
-    <w:semiHidden/>
-    <w:unhideWhenUsed/>
-    <w:qFormat/>
-    <w:rsid w:val="00A10FD9"/>
-    <w:pPr>
-      <w:keepNext/>
-      <w:keepLines/>
-      <w:spacing w:after="80" w:before="160"/>
-      <w:outlineLvl w:val="2"/>
-    </w:pPr>
-    <w:rPr>
-      <w:rFonts w:cstheme="majorBidi" w:eastAsiaTheme="majorEastAsia"/>
-      <w:color w:themeColor="accent1" w:themeShade="BF" w:val="0F4761"/>
+      <w:b/>
+      <w:bCs/>
+      <w:color w:themeColor="accent1" w:val="4F81BD"/>
       <w:sz w:val="28"/>
       <w:szCs w:val="28"/>
     </w:rPr>
   </w:style>
-  <w:style w:styleId="Heading4" w:type="paragraph">
-    <w:name w:val="heading 4"/>
+  <w:style w:styleId="Heading3" w:type="paragraph">
+    <w:name w:val="Heading 3"/>
     <w:basedOn w:val="Normal"/>
     <w:next w:val="BodyText"/>
-    <w:link w:val="Heading4Char"/>
     <w:uiPriority w:val="9"/>
-    <w:semiHidden/>
     <w:unhideWhenUsed/>
     <w:qFormat/>
-    <w:rsid w:val="00A10FD9"/>
     <w:pPr>
       <w:keepNext/>
       <w:keepLines/>
-      <w:spacing w:after="40" w:before="80"/>
+      <w:spacing w:after="0" w:before="200"/>
+      <w:outlineLvl w:val="2"/>
+    </w:pPr>
+    <w:rPr>
+      <w:rFonts w:asciiTheme="majorHAnsi" w:cstheme="majorBidi" w:eastAsiaTheme="majorEastAsia" w:hAnsiTheme="majorHAnsi"/>
+      <w:b/>
+      <w:bCs/>
+      <w:color w:themeColor="accent1" w:val="4F81BD"/>
+      <w:sz w:val="24"/>
+      <w:szCs w:val="24"/>
+    </w:rPr>
+  </w:style>
+  <w:style w:styleId="Heading4" w:type="paragraph">
+    <w:name w:val="Heading 4"/>
+    <w:basedOn w:val="Normal"/>
+    <w:next w:val="BodyText"/>
+    <w:uiPriority w:val="9"/>
+    <w:unhideWhenUsed/>
+    <w:qFormat/>
+    <w:pPr>
+      <w:keepNext/>
+      <w:keepLines/>
+      <w:spacing w:after="0" w:before="200"/>
       <w:outlineLvl w:val="3"/>
     </w:pPr>
     <w:rPr>
-      <w:rFonts w:cstheme="majorBidi" w:eastAsiaTheme="majorEastAsia"/>
+      <w:rFonts w:asciiTheme="majorHAnsi" w:cstheme="majorBidi" w:eastAsiaTheme="majorEastAsia" w:hAnsiTheme="majorHAnsi"/>
       <w:i/>
-      <w:iCs/>
-      <w:color w:themeColor="accent1" w:themeShade="BF" w:val="0F4761"/>
+      <w:bCs/>
+      <w:color w:themeColor="accent1" w:val="4F81BD"/>
+      <w:sz w:val="24"/>
+      <w:szCs w:val="24"/>
     </w:rPr>
   </w:style>
   <w:style w:styleId="Heading5" w:type="paragraph">
-    <w:name w:val="heading 5"/>
+    <w:name w:val="Heading 5"/>
     <w:basedOn w:val="Normal"/>
     <w:next w:val="BodyText"/>
-    <w:link w:val="Heading5Char"/>
     <w:uiPriority w:val="9"/>
-    <w:semiHidden/>
     <w:unhideWhenUsed/>
     <w:qFormat/>
-    <w:rsid w:val="00A10FD9"/>
     <w:pPr>
       <w:keepNext/>
       <w:keepLines/>
-      <w:spacing w:after="40" w:before="80"/>
+      <w:spacing w:after="0" w:before="200"/>
       <w:outlineLvl w:val="4"/>
     </w:pPr>
     <w:rPr>
-      <w:rFonts w:cstheme="majorBidi" w:eastAsiaTheme="majorEastAsia"/>
-      <w:color w:themeColor="accent1" w:themeShade="BF" w:val="0F4761"/>
+      <w:rFonts w:asciiTheme="majorHAnsi" w:cstheme="majorBidi" w:eastAsiaTheme="majorEastAsia" w:hAnsiTheme="majorHAnsi"/>
+      <w:iCs/>
+      <w:color w:themeColor="accent1" w:val="4F81BD"/>
+      <w:sz w:val="24"/>
+      <w:szCs w:val="24"/>
     </w:rPr>
   </w:style>
   <w:style w:styleId="Heading6" w:type="paragraph">
-    <w:name w:val="heading 6"/>
+    <w:name w:val="Heading 6"/>
     <w:basedOn w:val="Normal"/>
     <w:next w:val="BodyText"/>
-    <w:link w:val="Heading6Char"/>
     <w:uiPriority w:val="9"/>
-    <w:semiHidden/>
     <w:unhideWhenUsed/>
     <w:qFormat/>
-    <w:rsid w:val="00A10FD9"/>
     <w:pPr>
       <w:keepNext/>
       <w:keepLines/>
-      <w:spacing w:after="0" w:before="40"/>
+      <w:spacing w:after="0" w:before="200"/>
       <w:outlineLvl w:val="5"/>
     </w:pPr>
     <w:rPr>
-      <w:rFonts w:cstheme="majorBidi" w:eastAsiaTheme="majorEastAsia"/>
-      <w:i/>
-      <w:iCs/>
-      <w:color w:themeColor="text1" w:themeTint="A6" w:val="595959"/>
+      <w:rFonts w:asciiTheme="majorHAnsi" w:cstheme="majorBidi" w:eastAsiaTheme="majorEastAsia" w:hAnsiTheme="majorHAnsi"/>
+      <w:color w:themeColor="accent1" w:val="4F81BD"/>
+      <w:sz w:val="24"/>
+      <w:szCs w:val="24"/>
     </w:rPr>
   </w:style>
   <w:style w:styleId="Heading7" w:type="paragraph">
-    <w:name w:val="heading 7"/>
+    <w:name w:val="Heading 7"/>
     <w:basedOn w:val="Normal"/>
     <w:next w:val="BodyText"/>
-    <w:link w:val="Heading7Char"/>
     <w:uiPriority w:val="9"/>
-    <w:semiHidden/>
     <w:unhideWhenUsed/>
     <w:qFormat/>
-    <w:rsid w:val="00A10FD9"/>
     <w:pPr>
       <w:keepNext/>
       <w:keepLines/>
-      <w:spacing w:after="0" w:before="40"/>
+      <w:spacing w:after="0" w:before="200"/>
       <w:outlineLvl w:val="6"/>
     </w:pPr>
     <w:rPr>
-      <w:rFonts w:cstheme="majorBidi" w:eastAsiaTheme="majorEastAsia"/>
-      <w:color w:themeColor="text1" w:themeTint="A6" w:val="595959"/>
+      <w:rFonts w:asciiTheme="majorHAnsi" w:cstheme="majorBidi" w:eastAsiaTheme="majorEastAsia" w:hAnsiTheme="majorHAnsi"/>
+      <w:color w:themeColor="accent1" w:val="4F81BD"/>
+      <w:sz w:val="24"/>
+      <w:szCs w:val="24"/>
     </w:rPr>
   </w:style>
   <w:style w:styleId="Heading8" w:type="paragraph">
-    <w:name w:val="heading 8"/>
+    <w:name w:val="Heading 8"/>
     <w:basedOn w:val="Normal"/>
     <w:next w:val="BodyText"/>
-    <w:link w:val="Heading8Char"/>
     <w:uiPriority w:val="9"/>
-    <w:semiHidden/>
     <w:unhideWhenUsed/>
     <w:qFormat/>
-    <w:rsid w:val="00A10FD9"/>
     <w:pPr>
       <w:keepNext/>
       <w:keepLines/>
-      <w:spacing w:after="0"/>
+      <w:spacing w:after="0" w:before="200"/>
       <w:outlineLvl w:val="7"/>
     </w:pPr>
     <w:rPr>
-      <w:rFonts w:cstheme="majorBidi" w:eastAsiaTheme="majorEastAsia"/>
-      <w:i/>
-      <w:iCs/>
-      <w:color w:themeColor="text1" w:themeTint="D8" w:val="272727"/>
+      <w:rFonts w:asciiTheme="majorHAnsi" w:cstheme="majorBidi" w:eastAsiaTheme="majorEastAsia" w:hAnsiTheme="majorHAnsi"/>
+      <w:color w:themeColor="accent1" w:val="4F81BD"/>
+      <w:sz w:val="24"/>
+      <w:szCs w:val="24"/>
     </w:rPr>
   </w:style>
   <w:style w:styleId="Heading9" w:type="paragraph">
-    <w:name w:val="heading 9"/>
+    <w:name w:val="Heading 9"/>
     <w:basedOn w:val="Normal"/>
     <w:next w:val="BodyText"/>
-    <w:link w:val="Heading9Char"/>
     <w:uiPriority w:val="9"/>
-    <w:semiHidden/>
     <w:unhideWhenUsed/>
     <w:qFormat/>
-    <w:rsid w:val="00A10FD9"/>
     <w:pPr>
       <w:keepNext/>
       <w:keepLines/>
-      <w:spacing w:after="0"/>
+      <w:spacing w:after="0" w:before="200"/>
       <w:outlineLvl w:val="8"/>
     </w:pPr>
     <w:rPr>
-      <w:rFonts w:cstheme="majorBidi" w:eastAsiaTheme="majorEastAsia"/>
-      <w:color w:themeColor="text1" w:themeTint="D8" w:val="272727"/>
-    </w:rPr>
-  </w:style>
-  <w:style w:customStyle="1" w:styleId="Heading1Char" w:type="character">
-    <w:name w:val="Heading 1 Char"/>
-    <w:basedOn w:val="DefaultParagraphFont"/>
-    <w:link w:val="Heading1"/>
-    <w:uiPriority w:val="9"/>
-    <w:rsid w:val="00A10FD9"/>
-    <w:rPr>
       <w:rFonts w:asciiTheme="majorHAnsi" w:cstheme="majorBidi" w:eastAsiaTheme="majorEastAsia" w:hAnsiTheme="majorHAnsi"/>
-      <w:color w:themeColor="accent1" w:themeShade="BF" w:val="0F4761"/>
-      <w:sz w:val="40"/>
-      <w:szCs w:val="40"/>
-    </w:rPr>
-  </w:style>
-  <w:style w:customStyle="1" w:styleId="Heading2Char" w:type="character">
-    <w:name w:val="Heading 2 Char"/>
-    <w:basedOn w:val="DefaultParagraphFont"/>
-    <w:link w:val="Heading2"/>
-    <w:uiPriority w:val="9"/>
-    <w:semiHidden/>
-    <w:rsid w:val="00A10FD9"/>
-    <w:rPr>
-      <w:rFonts w:asciiTheme="majorHAnsi" w:cstheme="majorBidi" w:eastAsiaTheme="majorEastAsia" w:hAnsiTheme="majorHAnsi"/>
-      <w:color w:themeColor="accent1" w:themeShade="BF" w:val="0F4761"/>
-      <w:sz w:val="32"/>
-      <w:szCs w:val="32"/>
-    </w:rPr>
-  </w:style>
-  <w:style w:customStyle="1" w:styleId="Heading3Char" w:type="character">
-    <w:name w:val="Heading 3 Char"/>
-    <w:basedOn w:val="DefaultParagraphFont"/>
-    <w:link w:val="Heading3"/>
-    <w:uiPriority w:val="9"/>
-    <w:semiHidden/>
-    <w:rsid w:val="00A10FD9"/>
-    <w:rPr>
-      <w:rFonts w:cstheme="majorBidi" w:eastAsiaTheme="majorEastAsia"/>
-      <w:color w:themeColor="accent1" w:themeShade="BF" w:val="0F4761"/>
-      <w:sz w:val="28"/>
-      <w:szCs w:val="28"/>
-    </w:rPr>
-  </w:style>
-  <w:style w:customStyle="1" w:styleId="Heading4Char" w:type="character">
-    <w:name w:val="Heading 4 Char"/>
-    <w:basedOn w:val="DefaultParagraphFont"/>
-    <w:link w:val="Heading4"/>
-    <w:uiPriority w:val="9"/>
-    <w:semiHidden/>
-    <w:rsid w:val="00A10FD9"/>
-    <w:rPr>
-      <w:rFonts w:cstheme="majorBidi" w:eastAsiaTheme="majorEastAsia"/>
-      <w:i/>
-      <w:iCs/>
-      <w:color w:themeColor="accent1" w:themeShade="BF" w:val="0F4761"/>
-    </w:rPr>
-  </w:style>
-  <w:style w:customStyle="1" w:styleId="Heading5Char" w:type="character">
-    <w:name w:val="Heading 5 Char"/>
-    <w:basedOn w:val="DefaultParagraphFont"/>
-    <w:link w:val="Heading5"/>
-    <w:uiPriority w:val="9"/>
-    <w:semiHidden/>
-    <w:rsid w:val="00A10FD9"/>
-    <w:rPr>
-      <w:rFonts w:cstheme="majorBidi" w:eastAsiaTheme="majorEastAsia"/>
-      <w:color w:themeColor="accent1" w:themeShade="BF" w:val="0F4761"/>
-    </w:rPr>
-  </w:style>
-  <w:style w:customStyle="1" w:styleId="Heading6Char" w:type="character">
-    <w:name w:val="Heading 6 Char"/>
-    <w:basedOn w:val="DefaultParagraphFont"/>
-    <w:link w:val="Heading6"/>
-    <w:uiPriority w:val="9"/>
-    <w:semiHidden/>
-    <w:rsid w:val="00A10FD9"/>
-    <w:rPr>
-      <w:rFonts w:cstheme="majorBidi" w:eastAsiaTheme="majorEastAsia"/>
-      <w:i/>
-      <w:iCs/>
-      <w:color w:themeColor="text1" w:themeTint="A6" w:val="595959"/>
-    </w:rPr>
-  </w:style>
-  <w:style w:customStyle="1" w:styleId="Heading7Char" w:type="character">
-    <w:name w:val="Heading 7 Char"/>
-    <w:basedOn w:val="DefaultParagraphFont"/>
-    <w:link w:val="Heading7"/>
-    <w:uiPriority w:val="9"/>
-    <w:semiHidden/>
-    <w:rsid w:val="00A10FD9"/>
-    <w:rPr>
-      <w:rFonts w:cstheme="majorBidi" w:eastAsiaTheme="majorEastAsia"/>
-      <w:color w:themeColor="text1" w:themeTint="A6" w:val="595959"/>
-    </w:rPr>
-  </w:style>
-  <w:style w:customStyle="1" w:styleId="Heading8Char" w:type="character">
-    <w:name w:val="Heading 8 Char"/>
-    <w:basedOn w:val="DefaultParagraphFont"/>
-    <w:link w:val="Heading8"/>
-    <w:uiPriority w:val="9"/>
-    <w:semiHidden/>
-    <w:rsid w:val="00A10FD9"/>
-    <w:rPr>
-      <w:rFonts w:cstheme="majorBidi" w:eastAsiaTheme="majorEastAsia"/>
-      <w:i/>
-      <w:iCs/>
-      <w:color w:themeColor="text1" w:themeTint="D8" w:val="272727"/>
-    </w:rPr>
-  </w:style>
-  <w:style w:customStyle="1" w:styleId="Heading9Char" w:type="character">
-    <w:name w:val="Heading 9 Char"/>
-    <w:basedOn w:val="DefaultParagraphFont"/>
-    <w:link w:val="Heading9"/>
-    <w:uiPriority w:val="9"/>
-    <w:semiHidden/>
-    <w:rsid w:val="00A10FD9"/>
-    <w:rPr>
-      <w:rFonts w:cstheme="majorBidi" w:eastAsiaTheme="majorEastAsia"/>
-      <w:color w:themeColor="text1" w:themeTint="D8" w:val="272727"/>
+      <w:color w:themeColor="accent1" w:val="4F81BD"/>
+      <w:sz w:val="24"/>
+      <w:szCs w:val="24"/>
     </w:rPr>
   </w:style>
   <w:style w:styleId="BlockText" w:type="paragraph">
@@ -9173,18 +8977,6 @@
     <w:unhideWhenUsed/>
     <w:qFormat/>
   </w:style>
-  <w:style w:styleId="FootnoteBlockText" w:type="paragraph">
-    <w:name w:val="Footnote Block Text"/>
-    <w:basedOn w:val="FootnoteText"/>
-    <w:next w:val="FootnoteText"/>
-    <w:uiPriority w:val="9"/>
-    <w:unhideWhenUsed/>
-    <w:qFormat/>
-    <w:pPr>
-      <w:spacing w:after="100" w:before="100"/>
-      <w:ind w:firstLine="0" w:left="480" w:right="480"/>
-    </w:pPr>
-  </w:style>
   <w:style w:default="1" w:styleId="DefaultParagraphFont" w:type="character">
     <w:name w:val="Default Paragraph Font"/>
     <w:semiHidden/>
@@ -9206,11 +8998,18 @@
       </w:tblCellMar>
     </w:tblPr>
     <w:tblStylePr w:type="firstRow">
+      <w:tblPr>
+        <w:jc w:val="left"/>
+        <w:tblInd w:type="dxa" w:w="0"/>
+      </w:tblPr>
+      <w:trPr>
+        <w:jc w:val="left"/>
+      </w:trPr>
       <w:tcPr>
+        <w:vAlign w:val="bottom"/>
         <w:tcBorders>
           <w:bottom w:val="single"/>
         </w:tcBorders>
-        <w:vAlign w:val="bottom"/>
       </w:tcPr>
     </w:tblStylePr>
   </w:style>
@@ -9325,8 +9124,8 @@
     <w:name w:val="KeywordTok"/>
     <w:basedOn w:val="VerbatimChar"/>
     <w:rPr>
+      <w:color w:val="007020"/>
       <w:b/>
-      <w:color w:val="007020"/>
     </w:rPr>
   </w:style>
   <w:style w:type="character" w:customStyle="1" w:styleId="DataTypeTok">
@@ -9403,42 +9202,42 @@
     <w:name w:val="ImportTok"/>
     <w:basedOn w:val="VerbatimChar"/>
     <w:rPr>
+      <w:color w:val="008000"/>
       <w:b/>
-      <w:color w:val="008000"/>
     </w:rPr>
   </w:style>
   <w:style w:type="character" w:customStyle="1" w:styleId="CommentTok">
     <w:name w:val="CommentTok"/>
     <w:basedOn w:val="VerbatimChar"/>
     <w:rPr>
+      <w:color w:val="60a0b0"/>
       <w:i/>
-      <w:color w:val="60a0b0"/>
     </w:rPr>
   </w:style>
   <w:style w:type="character" w:customStyle="1" w:styleId="DocumentationTok">
     <w:name w:val="DocumentationTok"/>
     <w:basedOn w:val="VerbatimChar"/>
     <w:rPr>
+      <w:color w:val="ba2121"/>
       <w:i/>
-      <w:color w:val="ba2121"/>
     </w:rPr>
   </w:style>
   <w:style w:type="character" w:customStyle="1" w:styleId="AnnotationTok">
     <w:name w:val="AnnotationTok"/>
     <w:basedOn w:val="VerbatimChar"/>
     <w:rPr>
+      <w:color w:val="60a0b0"/>
       <w:b/>
       <w:i/>
-      <w:color w:val="60a0b0"/>
     </w:rPr>
   </w:style>
   <w:style w:type="character" w:customStyle="1" w:styleId="CommentVarTok">
     <w:name w:val="CommentVarTok"/>
     <w:basedOn w:val="VerbatimChar"/>
     <w:rPr>
+      <w:color w:val="60a0b0"/>
       <w:b/>
       <w:i/>
-      <w:color w:val="60a0b0"/>
     </w:rPr>
   </w:style>
   <w:style w:type="character" w:customStyle="1" w:styleId="OtherTok">
@@ -9466,8 +9265,8 @@
     <w:name w:val="ControlFlowTok"/>
     <w:basedOn w:val="VerbatimChar"/>
     <w:rPr>
+      <w:color w:val="007020"/>
       <w:b/>
-      <w:color w:val="007020"/>
     </w:rPr>
   </w:style>
   <w:style w:type="character" w:customStyle="1" w:styleId="OperatorTok">
@@ -9512,34 +9311,34 @@
     <w:name w:val="InformationTok"/>
     <w:basedOn w:val="VerbatimChar"/>
     <w:rPr>
+      <w:color w:val="60a0b0"/>
       <w:b/>
       <w:i/>
-      <w:color w:val="60a0b0"/>
     </w:rPr>
   </w:style>
   <w:style w:type="character" w:customStyle="1" w:styleId="WarningTok">
     <w:name w:val="WarningTok"/>
     <w:basedOn w:val="VerbatimChar"/>
     <w:rPr>
+      <w:color w:val="60a0b0"/>
       <w:b/>
       <w:i/>
-      <w:color w:val="60a0b0"/>
     </w:rPr>
   </w:style>
   <w:style w:type="character" w:customStyle="1" w:styleId="AlertTok">
     <w:name w:val="AlertTok"/>
     <w:basedOn w:val="VerbatimChar"/>
     <w:rPr>
+      <w:color w:val="ff0000"/>
       <w:b/>
-      <w:color w:val="ff0000"/>
     </w:rPr>
   </w:style>
   <w:style w:type="character" w:customStyle="1" w:styleId="ErrorTok">
     <w:name w:val="ErrorTok"/>
     <w:basedOn w:val="VerbatimChar"/>
     <w:rPr>
+      <w:color w:val="ff0000"/>
       <w:b/>
-      <w:color w:val="ff0000"/>
     </w:rPr>
   </w:style>
   <w:style w:type="character" w:customStyle="1" w:styleId="NormalTok">
@@ -9561,44 +9360,44 @@
         <a:sysClr val="window" lastClr="FFFFFF"/>
       </a:lt1>
       <a:dk2>
-        <a:srgbClr val="0E2841"/>
+        <a:srgbClr val="1F497D"/>
       </a:dk2>
       <a:lt2>
-        <a:srgbClr val="E8E8E8"/>
+        <a:srgbClr val="EEECE1"/>
       </a:lt2>
       <a:accent1>
-        <a:srgbClr val="156082"/>
+        <a:srgbClr val="4F81BD"/>
       </a:accent1>
       <a:accent2>
-        <a:srgbClr val="E97132"/>
+        <a:srgbClr val="C0504D"/>
       </a:accent2>
       <a:accent3>
-        <a:srgbClr val="196B24"/>
+        <a:srgbClr val="9BBB59"/>
       </a:accent3>
       <a:accent4>
-        <a:srgbClr val="0F9ED5"/>
+        <a:srgbClr val="8064A2"/>
       </a:accent4>
       <a:accent5>
-        <a:srgbClr val="A02B93"/>
+        <a:srgbClr val="4BACC6"/>
       </a:accent5>
       <a:accent6>
-        <a:srgbClr val="4EA72E"/>
+        <a:srgbClr val="F79646"/>
       </a:accent6>
       <a:hlink>
-        <a:srgbClr val="467886"/>
+        <a:srgbClr val="0000FF"/>
       </a:hlink>
       <a:folHlink>
-        <a:srgbClr val="96607D"/>
+        <a:srgbClr val="800080"/>
       </a:folHlink>
     </a:clrScheme>
     <a:fontScheme name="Office">
       <a:majorFont>
-        <a:latin typeface="Aptos Display" panose="02110004020202020204"/>
+        <a:latin typeface="Calibri"/>
         <a:ea typeface=""/>
         <a:cs typeface=""/>
-        <a:font script="Jpan" typeface="游ゴシック Light"/>
+        <a:font script="Jpan" typeface="ＭＳ ゴシック"/>
         <a:font script="Hang" typeface="맑은 고딕"/>
-        <a:font script="Hans" typeface="等线 Light"/>
+        <a:font script="Hans" typeface="宋体"/>
         <a:font script="Hant" typeface="新細明體"/>
         <a:font script="Arab" typeface="Times New Roman"/>
         <a:font script="Hebr" typeface="Times New Roman"/>
@@ -9625,32 +9424,14 @@
         <a:font script="Mong" typeface="Mongolian Baiti"/>
         <a:font script="Viet" typeface="Times New Roman"/>
         <a:font script="Uigh" typeface="Microsoft Uighur"/>
-        <a:font script="Geor" typeface="Sylfaen"/>
-        <a:font script="Armn" typeface="Arial"/>
-        <a:font script="Bugi" typeface="Leelawadee UI"/>
-        <a:font script="Bopo" typeface="Microsoft JhengHei"/>
-        <a:font script="Java" typeface="Javanese Text"/>
-        <a:font script="Lisu" typeface="Segoe UI"/>
-        <a:font script="Mymr" typeface="Myanmar Text"/>
-        <a:font script="Nkoo" typeface="Ebrima"/>
-        <a:font script="Olck" typeface="Nirmala UI"/>
-        <a:font script="Osma" typeface="Ebrima"/>
-        <a:font script="Phag" typeface="Phagspa"/>
-        <a:font script="Syrn" typeface="Estrangelo Edessa"/>
-        <a:font script="Syrj" typeface="Estrangelo Edessa"/>
-        <a:font script="Syre" typeface="Estrangelo Edessa"/>
-        <a:font script="Sora" typeface="Nirmala UI"/>
-        <a:font script="Tale" typeface="Microsoft Tai Le"/>
-        <a:font script="Talu" typeface="Microsoft New Tai Lue"/>
-        <a:font script="Tfng" typeface="Ebrima"/>
       </a:majorFont>
       <a:minorFont>
-        <a:latin typeface="Aptos" panose="02110004020202020204"/>
+        <a:latin typeface="Cambria"/>
         <a:ea typeface=""/>
         <a:cs typeface=""/>
-        <a:font script="Jpan" typeface="游明朝"/>
+        <a:font script="Jpan" typeface="ＭＳ 明朝"/>
         <a:font script="Hang" typeface="맑은 고딕"/>
-        <a:font script="Hans" typeface="等线"/>
+        <a:font script="Hans" typeface="宋体"/>
         <a:font script="Hant" typeface="新細明體"/>
         <a:font script="Arab" typeface="Arial"/>
         <a:font script="Hebr" typeface="Arial"/>
@@ -9677,24 +9458,6 @@
         <a:font script="Mong" typeface="Mongolian Baiti"/>
         <a:font script="Viet" typeface="Arial"/>
         <a:font script="Uigh" typeface="Microsoft Uighur"/>
-        <a:font script="Geor" typeface="Sylfaen"/>
-        <a:font script="Armn" typeface="Arial"/>
-        <a:font script="Bugi" typeface="Leelawadee UI"/>
-        <a:font script="Bopo" typeface="Microsoft JhengHei"/>
-        <a:font script="Java" typeface="Javanese Text"/>
-        <a:font script="Lisu" typeface="Segoe UI"/>
-        <a:font script="Mymr" typeface="Myanmar Text"/>
-        <a:font script="Nkoo" typeface="Ebrima"/>
-        <a:font script="Olck" typeface="Nirmala UI"/>
-        <a:font script="Osma" typeface="Ebrima"/>
-        <a:font script="Phag" typeface="Phagspa"/>
-        <a:font script="Syrn" typeface="Estrangelo Edessa"/>
-        <a:font script="Syrj" typeface="Estrangelo Edessa"/>
-        <a:font script="Syre" typeface="Estrangelo Edessa"/>
-        <a:font script="Sora" typeface="Nirmala UI"/>
-        <a:font script="Tale" typeface="Microsoft Tai Le"/>
-        <a:font script="Talu" typeface="Microsoft New Tai Lue"/>
-        <a:font script="Tfng" typeface="Ebrima"/>
       </a:minorFont>
     </a:fontScheme>
     <a:fmtScheme name="Office">
@@ -9706,141 +9469,200 @@
           <a:gsLst>
             <a:gs pos="0">
               <a:schemeClr val="phClr">
-                <a:lumMod val="110000"/>
-                <a:satMod val="105000"/>
-                <a:tint val="67000"/>
+                <a:tint val="50000"/>
+                <a:satMod val="300000"/>
               </a:schemeClr>
             </a:gs>
-            <a:gs pos="50000">
+            <a:gs pos="35000">
               <a:schemeClr val="phClr">
-                <a:lumMod val="105000"/>
-                <a:satMod val="103000"/>
-                <a:tint val="73000"/>
+                <a:tint val="37000"/>
+                <a:satMod val="300000"/>
               </a:schemeClr>
             </a:gs>
             <a:gs pos="100000">
               <a:schemeClr val="phClr">
-                <a:lumMod val="105000"/>
-                <a:satMod val="109000"/>
-                <a:tint val="81000"/>
+                <a:tint val="15000"/>
+                <a:satMod val="350000"/>
               </a:schemeClr>
             </a:gs>
           </a:gsLst>
-          <a:lin ang="5400000" scaled="0"/>
+          <a:lin ang="16200000" scaled="1"/>
         </a:gradFill>
         <a:gradFill rotWithShape="1">
           <a:gsLst>
             <a:gs pos="0">
               <a:schemeClr val="phClr">
-                <a:satMod val="103000"/>
-                <a:lumMod val="102000"/>
-                <a:tint val="94000"/>
-              </a:schemeClr>
-            </a:gs>
-            <a:gs pos="50000">
-              <a:schemeClr val="phClr">
-                <a:satMod val="110000"/>
-                <a:lumMod val="100000"/>
+                <a:tint val="100000"/>
                 <a:shade val="100000"/>
+                <a:satMod val="130000"/>
               </a:schemeClr>
             </a:gs>
             <a:gs pos="100000">
               <a:schemeClr val="phClr">
-                <a:lumMod val="99000"/>
-                <a:satMod val="120000"/>
-                <a:shade val="78000"/>
+                <a:tint val="50000"/>
+                <a:shade val="100000"/>
+                <a:satMod val="350000"/>
               </a:schemeClr>
             </a:gs>
           </a:gsLst>
-          <a:lin ang="5400000" scaled="0"/>
+          <a:lin ang="16200000" scaled="0"/>
         </a:gradFill>
       </a:fillStyleLst>
       <a:lnStyleLst>
-        <a:ln w="6350" cap="flat" cmpd="sng" algn="ctr">
+        <a:ln w="9525" cap="flat" cmpd="sng" algn="ctr">
+          <a:solidFill>
+            <a:schemeClr val="phClr">
+              <a:shade val="95000"/>
+              <a:satMod val="105000"/>
+            </a:schemeClr>
+          </a:solidFill>
+          <a:prstDash val="solid"/>
+        </a:ln>
+        <a:ln w="25400" cap="flat" cmpd="sng" algn="ctr">
           <a:solidFill>
             <a:schemeClr val="phClr"/>
           </a:solidFill>
           <a:prstDash val="solid"/>
-          <a:miter lim="800000"/>
         </a:ln>
-        <a:ln w="12700" cap="flat" cmpd="sng" algn="ctr">
+        <a:ln w="38100" cap="flat" cmpd="sng" algn="ctr">
           <a:solidFill>
             <a:schemeClr val="phClr"/>
           </a:solidFill>
           <a:prstDash val="solid"/>
-          <a:miter lim="800000"/>
-        </a:ln>
-        <a:ln w="19050" cap="flat" cmpd="sng" algn="ctr">
-          <a:solidFill>
-            <a:schemeClr val="phClr"/>
-          </a:solidFill>
-          <a:prstDash val="solid"/>
-          <a:miter lim="800000"/>
         </a:ln>
       </a:lnStyleLst>
       <a:effectStyleLst>
         <a:effectStyle>
-          <a:effectLst/>
-        </a:effectStyle>
-        <a:effectStyle>
-          <a:effectLst/>
+          <a:effectLst>
+            <a:outerShdw blurRad="40000" dist="20000" dir="5400000" rotWithShape="0">
+              <a:srgbClr val="000000">
+                <a:alpha val="38000"/>
+              </a:srgbClr>
+            </a:outerShdw>
+          </a:effectLst>
         </a:effectStyle>
         <a:effectStyle>
           <a:effectLst>
-            <a:outerShdw blurRad="57150" dist="19050" dir="5400000" algn="ctr" rotWithShape="0">
+            <a:outerShdw blurRad="40000" dist="23000" dir="5400000" rotWithShape="0">
               <a:srgbClr val="000000">
-                <a:alpha val="63000"/>
+                <a:alpha val="35000"/>
               </a:srgbClr>
             </a:outerShdw>
           </a:effectLst>
+        </a:effectStyle>
+        <a:effectStyle>
+          <a:effectLst>
+            <a:outerShdw blurRad="40000" dist="23000" dir="5400000" rotWithShape="0">
+              <a:srgbClr val="000000">
+                <a:alpha val="35000"/>
+              </a:srgbClr>
+            </a:outerShdw>
+          </a:effectLst>
+          <a:scene3d>
+            <a:camera prst="orthographicFront">
+              <a:rot lat="0" lon="0" rev="0"/>
+            </a:camera>
+            <a:lightRig rig="threePt" dir="t">
+              <a:rot lat="0" lon="0" rev="1200000"/>
+            </a:lightRig>
+          </a:scene3d>
+          <a:sp3d>
+            <a:bevelT w="63500" h="25400"/>
+          </a:sp3d>
         </a:effectStyle>
       </a:effectStyleLst>
       <a:bgFillStyleLst>
         <a:solidFill>
           <a:schemeClr val="phClr"/>
         </a:solidFill>
-        <a:solidFill>
-          <a:schemeClr val="phClr">
-            <a:tint val="95000"/>
-            <a:satMod val="170000"/>
-          </a:schemeClr>
-        </a:solidFill>
         <a:gradFill rotWithShape="1">
           <a:gsLst>
             <a:gs pos="0">
               <a:schemeClr val="phClr">
-                <a:tint val="93000"/>
-                <a:satMod val="150000"/>
-                <a:shade val="98000"/>
-                <a:lumMod val="102000"/>
+                <a:tint val="40000"/>
+                <a:satMod val="350000"/>
               </a:schemeClr>
             </a:gs>
-            <a:gs pos="50000">
+            <a:gs pos="40000">
               <a:schemeClr val="phClr">
-                <a:tint val="98000"/>
-                <a:satMod val="130000"/>
-                <a:shade val="90000"/>
-                <a:lumMod val="103000"/>
+                <a:tint val="45000"/>
+                <a:shade val="99000"/>
+                <a:satMod val="350000"/>
               </a:schemeClr>
             </a:gs>
             <a:gs pos="100000">
               <a:schemeClr val="phClr">
-                <a:shade val="63000"/>
-                <a:satMod val="120000"/>
+                <a:shade val="20000"/>
+                <a:satMod val="255000"/>
               </a:schemeClr>
             </a:gs>
           </a:gsLst>
-          <a:lin ang="5400000" scaled="0"/>
+          <a:path path="circle">
+            <a:fillToRect l="50000" t="-80000" r="50000" b="180000"/>
+          </a:path>
+        </a:gradFill>
+        <a:gradFill rotWithShape="1">
+          <a:gsLst>
+            <a:gs pos="0">
+              <a:schemeClr val="phClr">
+                <a:tint val="80000"/>
+                <a:satMod val="300000"/>
+              </a:schemeClr>
+            </a:gs>
+            <a:gs pos="100000">
+              <a:schemeClr val="phClr">
+                <a:shade val="30000"/>
+                <a:satMod val="200000"/>
+              </a:schemeClr>
+            </a:gs>
+          </a:gsLst>
+          <a:path path="circle">
+            <a:fillToRect l="50000" t="50000" r="50000" b="50000"/>
+          </a:path>
         </a:gradFill>
       </a:bgFillStyleLst>
     </a:fmtScheme>
   </a:themeElements>
-  <a:objectDefaults/>
+  <a:objectDefaults>
+    <a:spDef>
+      <a:spPr/>
+      <a:bodyPr/>
+      <a:lstStyle/>
+      <a:style>
+        <a:lnRef idx="1">
+          <a:schemeClr val="accent1"/>
+        </a:lnRef>
+        <a:fillRef idx="3">
+          <a:schemeClr val="accent1"/>
+        </a:fillRef>
+        <a:effectRef idx="2">
+          <a:schemeClr val="accent1"/>
+        </a:effectRef>
+        <a:fontRef idx="minor">
+          <a:schemeClr val="lt1"/>
+        </a:fontRef>
+      </a:style>
+    </a:spDef>
+    <a:lnDef>
+      <a:spPr/>
+      <a:bodyPr/>
+      <a:lstStyle/>
+      <a:style>
+        <a:lnRef idx="2">
+          <a:schemeClr val="accent1"/>
+        </a:lnRef>
+        <a:fillRef idx="0">
+          <a:schemeClr val="accent1"/>
+        </a:fillRef>
+        <a:effectRef idx="1">
+          <a:schemeClr val="accent1"/>
+        </a:effectRef>
+        <a:fontRef idx="minor">
+          <a:schemeClr val="tx1"/>
+        </a:fontRef>
+      </a:style>
+    </a:lnDef>
+  </a:objectDefaults>
   <a:extraClrSchemeLst/>
-  <a:extLst>
-    <a:ext uri="{05A4C25C-085E-4340-85A3-A5531E510DB2}">
-      <thm15:themeFamily xmlns:thm15="http://schemas.microsoft.com/office/thememl/2012/main" name="Office Theme" id="{2E142A2C-CD16-42D6-873A-C26D2A0506FA}" vid="{1BDDFF52-6CD6-40A5-AB3C-68EB2F1E4D0A}"/>
-    </a:ext>
-  </a:extLst>
 </a:theme>
 </file>
--- a/07-third-party-risk/Third_Party_Risk_and_Supply_Chain/Portugues_BR/Third_Party_Risk_Management_and_Cyber_Supply_Chain_Security_Manual_Portugues_BR_v1.0.docx
+++ b/07-third-party-risk/Third_Party_Risk_and_Supply_Chain/Portugues_BR/Third_Party_Risk_Management_and_Cyber_Supply_Chain_Security_Manual_Portugues_BR_v1.0.docx
@@ -8,8 +8,8 @@
       </w:pPr>
       <w:r>
         <w:rPr>
+          <w:bCs/>
           <w:b/>
-          <w:bCs/>
         </w:rPr>
         <w:t xml:space="preserve">Status da revisão:</w:t>
       </w:r>
@@ -44,7 +44,7 @@
         <w:t xml:space="preserve">Prático Gerente e Manual de Analista Júnior</w:t>
       </w:r>
     </w:p>
-    <w:bookmarkStart w:id="9" w:name="X137593aa26f3e73a43fc54221802674f9277cf0"/>
+    <w:bookmarkStart w:id="20" w:name="X137593aa26f3e73a43fc54221802674f9277cf0"/>
     <w:p>
       <w:pPr>
         <w:pStyle w:val="Heading2"/>
@@ -93,8 +93,8 @@
         <w:t xml:space="preserve">Este manual ensina um método de ciclo de vida repetitivo. Não é uma opinião legal, uma garantia, ou um programa de certificação universal. Os requisitos variam de acordo com contrato, lei, regulador, setor, cliente, sistema e país. Use profissionais qualificados de direito, privacidade, compras, segurança e auditoria quando as decisões as exigem.</w:t>
       </w:r>
     </w:p>
-    <w:bookmarkEnd w:id="9"/>
-    <w:bookmarkStart w:id="10" w:name="X1e0ec8bad2eb1fecef3825a80ed0a65aaa334ae"/>
+    <w:bookmarkEnd w:id="20"/>
+    <w:bookmarkStart w:id="21" w:name="X1e0ec8bad2eb1fecef3825a80ed0a65aaa334ae"/>
     <w:p>
       <w:pPr>
         <w:pStyle w:val="Heading2"/>
@@ -103,8 +103,8 @@
         <w:t xml:space="preserve">Nota de informação actual:** O manual reflete o material oficial verificado em 14 de julho de 2026, incluindo NIST SP 1326 (final de julho 8, 2026), NIST SP 800-18 Rev. 2 (final de junho 30, 2026), NIST SP 800-161 Rev. 1 Atualização 1, NIST SP 1305 e NIST CSF 2.0.</w:t>
       </w:r>
     </w:p>
-    <w:bookmarkEnd w:id="10"/>
-    <w:bookmarkStart w:id="11" w:name="como-usar-este-manual"/>
+    <w:bookmarkEnd w:id="21"/>
+    <w:bookmarkStart w:id="22" w:name="como-usar-este-manual"/>
     <w:p>
       <w:pPr>
         <w:pStyle w:val="Heading2"/>
@@ -1379,8 +1379,8 @@
         <w:t xml:space="preserve">Guia do Capítulo</w:t>
       </w:r>
     </w:p>
-    <w:bookmarkEnd w:id="11"/>
-    <w:bookmarkStart w:id="15" w:name="tprm-e-cyber-supply-chain-fundações"/>
+    <w:bookmarkEnd w:id="22"/>
+    <w:bookmarkStart w:id="26" w:name="tprm-e-cyber-supply-chain-fundações"/>
     <w:p>
       <w:pPr>
         <w:pStyle w:val="Heading1"/>
@@ -1391,11 +1391,11 @@
     </w:p>
     <w:p>
       <w:pPr>
+        <w:numPr>
+          <w:ilvl w:val="0"/>
+          <w:numId w:val="1002"/>
+        </w:numPr>
         <w:pStyle w:val="Compact"/>
-        <w:numPr>
-          <w:ilvl w:val="0"/>
-          <w:numId w:val="1002"/>
-        </w:numPr>
       </w:pPr>
       <w:r>
         <w:t xml:space="preserve">Gerência de risco de terceiros (TPRM) controla riscos colocados por organizações externas, produtos, pessoas e serviços.*</w:t>
@@ -1409,7 +1409,7 @@
         <w:t xml:space="preserve">Um terceiro pode hospedar sistemas, processar dados, fornecer software, fornecer pessoal, executar operações críticas ou apoiar clientes. O gerenciamento de risco da cadeia de suprimentos cibernética (C-SCRM) é mais amplo: considera como a tecnologia é projetada, desenvolvida, fabricada, integrada, entregue, operada, mantida e aposentada em muitas camadas.</w:t>
       </w:r>
     </w:p>
-    <w:bookmarkStart w:id="12" w:name="o-que-bom-tprm-produz"/>
+    <w:bookmarkStart w:id="23" w:name="o-que-bom-tprm-produz"/>
     <w:p>
       <w:pPr>
         <w:pStyle w:val="Heading2"/>
@@ -1466,8 +1466,8 @@
         <w:t xml:space="preserve">Coordenação de incidentes praticada e um plano de saída executável.</w:t>
       </w:r>
     </w:p>
-    <w:bookmarkEnd w:id="12"/>
-    <w:bookmarkStart w:id="13" w:name="limites-importantes"/>
+    <w:bookmarkEnd w:id="23"/>
+    <w:bookmarkStart w:id="24" w:name="limites-importantes"/>
     <w:p>
       <w:pPr>
         <w:pStyle w:val="Heading2"/>
@@ -1542,11 +1542,11 @@
     </w:p>
     <w:p>
       <w:pPr>
+        <w:numPr>
+          <w:ilvl w:val="0"/>
+          <w:numId w:val="1003"/>
+        </w:numPr>
         <w:pStyle w:val="Compact"/>
-        <w:numPr>
-          <w:ilvl w:val="0"/>
-          <w:numId w:val="1003"/>
-        </w:numPr>
       </w:pPr>
       <w:r>
         <w:t xml:space="preserve">O Ciclo de Vida da Terceira Parte</w:t>
@@ -1554,11 +1554,11 @@
     </w:p>
     <w:p>
       <w:pPr>
+        <w:numPr>
+          <w:ilvl w:val="0"/>
+          <w:numId w:val="1004"/>
+        </w:numPr>
         <w:pStyle w:val="Compact"/>
-        <w:numPr>
-          <w:ilvl w:val="0"/>
-          <w:numId w:val="1004"/>
-        </w:numPr>
       </w:pPr>
       <w:r>
         <w:t xml:space="preserve">Um processo de ciclo de vida impede que a avaliação se torne um questionário único.*</w:t>
@@ -1577,8 +1577,8 @@
         <w:t xml:space="preserve">Figura 1. Ciclo de vida de risco de terceiros</w:t>
       </w:r>
     </w:p>
-    <w:bookmarkEnd w:id="13"/>
-    <w:bookmarkStart w:id="14" w:name="section"/>
+    <w:bookmarkEnd w:id="24"/>
+    <w:bookmarkStart w:id="25" w:name="section"/>
     <w:p>
       <w:pPr>
         <w:pStyle w:val="Heading2"/>
@@ -1631,9 +1631,9 @@
         <w:t xml:space="preserve">□ Sair □ São removidos o acesso, dados, ativos e dependências? • Revogação, exclusão/retorno, transição, confirmação</w:t>
       </w:r>
     </w:p>
-    <w:bookmarkEnd w:id="14"/>
-    <w:bookmarkEnd w:id="15"/>
-    <w:bookmarkStart w:id="19" w:name="governança-estratégia-e-apetito-de-risco"/>
+    <w:bookmarkEnd w:id="25"/>
+    <w:bookmarkEnd w:id="26"/>
+    <w:bookmarkStart w:id="30" w:name="governança-estratégia-e-apetito-de-risco"/>
     <w:p>
       <w:pPr>
         <w:pStyle w:val="Heading1"/>
@@ -1648,13 +1648,13 @@
       </w:pPr>
       <w:r>
         <w:rPr>
+          <w:iCs/>
           <w:i/>
-          <w:iCs/>
         </w:rPr>
         <w:t xml:space="preserve">Governança estabelece direitos de decisão, limites de risco, financiamento e escalada.</w:t>
       </w:r>
     </w:p>
-    <w:bookmarkStart w:id="16" w:name="documentos-do-programa"/>
+    <w:bookmarkStart w:id="27" w:name="documentos-do-programa"/>
     <w:p>
       <w:pPr>
         <w:pStyle w:val="Heading2"/>
@@ -1729,8 +1729,8 @@
         <w:t xml:space="preserve">Métricas, relatórios, retenção de registros, revisão de qualidade e melhoria do programa.</w:t>
       </w:r>
     </w:p>
-    <w:bookmarkEnd w:id="16"/>
-    <w:bookmarkStart w:id="17" w:name="section-1"/>
+    <w:bookmarkEnd w:id="27"/>
+    <w:bookmarkStart w:id="28" w:name="section-1"/>
     <w:p>
       <w:pPr>
         <w:pStyle w:val="Heading2"/>
@@ -1789,8 +1789,8 @@
         <w:t xml:space="preserve">□ Fornecedor □ Informação precisa, controles contratados, aviso, correção, cooperação</w:t>
       </w:r>
     </w:p>
-    <w:bookmarkEnd w:id="17"/>
-    <w:bookmarkStart w:id="18" w:name="X0a83d428daa4bc62eac0479fa17900484f8a109"/>
+    <w:bookmarkEnd w:id="28"/>
+    <w:bookmarkStart w:id="29" w:name="X0a83d428daa4bc62eac0479fa17900484f8a109"/>
     <w:p>
       <w:pPr>
         <w:pStyle w:val="Heading2"/>
@@ -1799,9 +1799,9 @@
         <w:t xml:space="preserve">Decisão de gestão:** Definir quem pode aceitar que nível de risco residual. Um proprietário de risco deve ter autoridade, contexto e responsabilidade – não apenas uma assinatura conveniente. □</w:t>
       </w:r>
     </w:p>
-    <w:bookmarkEnd w:id="18"/>
-    <w:bookmarkEnd w:id="19"/>
-    <w:bookmarkStart w:id="23" w:name="inventário-classificação-e-nivelamento"/>
+    <w:bookmarkEnd w:id="29"/>
+    <w:bookmarkEnd w:id="30"/>
+    <w:bookmarkStart w:id="34" w:name="inventário-classificação-e-nivelamento"/>
     <w:p>
       <w:pPr>
         <w:pStyle w:val="Heading1"/>
@@ -1816,8 +1816,8 @@
       </w:pPr>
       <w:r>
         <w:rPr>
+          <w:iCs/>
           <w:i/>
-          <w:iCs/>
         </w:rPr>
         <w:t xml:space="preserve">Conheça todos os fornecedores e escalas trabalham para provavelmente prejudicar.</w:t>
       </w:r>
@@ -1835,7 +1835,7 @@
         <w:t xml:space="preserve">Figura 2. Listas de fornecedores de exemplo</w:t>
       </w:r>
     </w:p>
-    <w:bookmarkStart w:id="20" w:name="campos-de-inventário"/>
+    <w:bookmarkStart w:id="31" w:name="campos-de-inventário"/>
     <w:p>
       <w:pPr>
         <w:pStyle w:val="Heading2"/>
@@ -1888,8 +1888,8 @@
         <w:t xml:space="preserve">Nível, risco inerente, risco residual, estado de avaliação, conclusões, exceções, datas do contrato, renovação e status de saída.</w:t>
       </w:r>
     </w:p>
-    <w:bookmarkEnd w:id="20"/>
-    <w:bookmarkStart w:id="21" w:name="fatores-de-nivelamento"/>
+    <w:bookmarkEnd w:id="31"/>
+    <w:bookmarkStart w:id="32" w:name="fatores-de-nivelamento"/>
     <w:p>
       <w:pPr>
         <w:pStyle w:val="Heading2"/>
@@ -1898,8 +1898,8 @@
         <w:t xml:space="preserve">4.2 Fatores de nivelamento</w:t>
       </w:r>
     </w:p>
-    <w:bookmarkEnd w:id="21"/>
-    <w:bookmarkStart w:id="22" w:name="factor-exemplo-de-estado-de-alto-risco"/>
+    <w:bookmarkEnd w:id="32"/>
+    <w:bookmarkStart w:id="33" w:name="factor-exemplo-de-estado-de-alto-risco"/>
     <w:p>
       <w:pPr>
         <w:pStyle w:val="Heading2"/>
@@ -1912,8 +1912,8 @@
       </w:r>
       <w:r>
         <w:rPr>
+          <w:bCs/>
           <w:b/>
-          <w:bCs/>
         </w:rPr>
         <w:t xml:space="preserve">Exemplo de estado de alto risco</w:t>
       </w:r>
@@ -1964,11 +1964,11 @@
     </w:p>
     <w:p>
       <w:pPr>
+        <w:numPr>
+          <w:ilvl w:val="0"/>
+          <w:numId w:val="1007"/>
+        </w:numPr>
         <w:pStyle w:val="Compact"/>
-        <w:numPr>
-          <w:ilvl w:val="0"/>
-          <w:numId w:val="1007"/>
-        </w:numPr>
       </w:pPr>
       <w:r>
         <w:t xml:space="preserve">Risco de Ingestão e Inerência</w:t>
@@ -1980,8 +1980,8 @@
       </w:pPr>
       <w:r>
         <w:rPr>
+          <w:iCs/>
           <w:i/>
-          <w:iCs/>
         </w:rPr>
         <w:t xml:space="preserve">Intake capta o uso completo proposto antes da pressão comercial torna a revisão difícil.</w:t>
       </w:r>
@@ -2088,9 +2088,9 @@
         <w:t xml:space="preserve">□—————————————————————————————————————————————————————————————————————————————————————————————————————–</w:t>
       </w:r>
     </w:p>
-    <w:bookmarkEnd w:id="22"/>
-    <w:bookmarkEnd w:id="23"/>
-    <w:bookmarkStart w:id="27" w:name="due-diligence-and-research"/>
+    <w:bookmarkEnd w:id="33"/>
+    <w:bookmarkEnd w:id="34"/>
+    <w:bookmarkStart w:id="38" w:name="due-diligence-and-research"/>
     <w:p>
       <w:pPr>
         <w:pStyle w:val="Heading1"/>
@@ -2105,8 +2105,8 @@
       </w:pPr>
       <w:r>
         <w:rPr>
+          <w:iCs/>
           <w:i/>
-          <w:iCs/>
         </w:rPr>
         <w:t xml:space="preserve">Due diligence reúne informações pertinentes para que a organização possa fazer uma aquisição informada ou decisão de uso contínuo.</w:t>
       </w:r>
@@ -2132,7 +2132,7 @@
         <w:t xml:space="preserve">6.1 NIST SP 1326 componentes de avaliação</w:t>
       </w:r>
     </w:p>
-    <w:bookmarkStart w:id="24" w:name="component-perguntas-para-investigar"/>
+    <w:bookmarkStart w:id="35" w:name="component-perguntas-para-investigar"/>
     <w:p>
       <w:pPr>
         <w:pStyle w:val="Heading2"/>
@@ -2225,8 +2225,8 @@
         <w:t xml:space="preserve">Arquitetura e entrevistas de fluxo de dados com pessoas que operam o serviço – não apenas pessoal de vendas.</w:t>
       </w:r>
     </w:p>
-    <w:bookmarkEnd w:id="24"/>
-    <w:bookmarkStart w:id="26" w:name="X08461ed718861752328f5fcfb8f4641f6578ad9"/>
+    <w:bookmarkEnd w:id="35"/>
+    <w:bookmarkStart w:id="37" w:name="X08461ed718861752328f5fcfb8f4641f6578ad9"/>
     <w:p>
       <w:pPr>
         <w:pStyle w:val="Heading2"/>
@@ -2237,11 +2237,11 @@
     </w:p>
     <w:p>
       <w:pPr>
+        <w:numPr>
+          <w:ilvl w:val="0"/>
+          <w:numId w:val="1010"/>
+        </w:numPr>
         <w:pStyle w:val="Compact"/>
-        <w:numPr>
-          <w:ilvl w:val="0"/>
-          <w:numId w:val="1010"/>
-        </w:numPr>
       </w:pPr>
       <w:r>
         <w:t xml:space="preserve">Revisão e Confiança de Evidências</w:t>
@@ -2249,11 +2249,11 @@
     </w:p>
     <w:p>
       <w:pPr>
+        <w:numPr>
+          <w:ilvl w:val="0"/>
+          <w:numId w:val="1011"/>
+        </w:numPr>
         <w:pStyle w:val="Compact"/>
-        <w:numPr>
-          <w:ilvl w:val="0"/>
-          <w:numId w:val="1011"/>
-        </w:numPr>
       </w:pPr>
       <w:r>
         <w:t xml:space="preserve">A evidência é útil apenas quando corresponde ao serviço, período, controle e risco de ser avaliado.*</w:t>
@@ -2274,25 +2274,25 @@
     </w:p>
     <w:p>
       <w:pPr>
+        <w:numPr>
+          <w:ilvl w:val="0"/>
+          <w:numId w:val="1012"/>
+        </w:numPr>
         <w:pStyle w:val="Heading2"/>
-        <w:numPr>
-          <w:ilvl w:val="0"/>
-          <w:numId w:val="1012"/>
-        </w:numPr>
-      </w:pPr>
-      <w:bookmarkStart w:id="25" w:name="Xaa957440699d25bbde39eaa6e0eb5bbc21779bf"/>
+      </w:pPr>
+      <w:bookmarkStart w:id="36" w:name="Xaa957440699d25bbde39eaa6e0eb5bbc21779bf"/>
       <w:r>
         <w:t xml:space="preserve">Artifact** ** Pontos de revisão** ** Armadilha comum**</w:t>
       </w:r>
-      <w:bookmarkEnd w:id="25"/>
-    </w:p>
-    <w:p>
-      <w:pPr>
+      <w:bookmarkEnd w:id="36"/>
+    </w:p>
+    <w:p>
+      <w:pPr>
+        <w:numPr>
+          <w:ilvl w:val="0"/>
+          <w:numId w:val="1000"/>
+        </w:numPr>
         <w:pStyle w:val="Compact"/>
-        <w:numPr>
-          <w:ilvl w:val="0"/>
-          <w:numId w:val="1000"/>
-        </w:numPr>
       </w:pPr>
       <w:r>
         <w:t xml:space="preserve">□ SOC 2 Tipo 2 □ Âmbito da entidade/sistema, critérios, período, opinião, testes, exceções, CUECs, organizações de subserviço, eventos subseqüentes</w:t>
@@ -2340,9 +2340,9 @@
         <w:t xml:space="preserve">□ Vulnerabilidade evidência □ Cobertura de ativos, credenciais, data, gravidade, remediação, exceções, reescane a saída da varredura como tratamento de risco</w:t>
       </w:r>
     </w:p>
-    <w:bookmarkEnd w:id="26"/>
-    <w:bookmarkEnd w:id="27"/>
-    <w:bookmarkStart w:id="31" w:name="pontuação-de-risco-e-tratamento"/>
+    <w:bookmarkEnd w:id="37"/>
+    <w:bookmarkEnd w:id="38"/>
+    <w:bookmarkStart w:id="42" w:name="pontuação-de-risco-e-tratamento"/>
     <w:p>
       <w:pPr>
         <w:pStyle w:val="Heading1"/>
@@ -2357,13 +2357,13 @@
       </w:pPr>
       <w:r>
         <w:rPr>
+          <w:iCs/>
           <w:i/>
-          <w:iCs/>
         </w:rPr>
         <w:t xml:space="preserve">A pontuação de Risk suporta decisões consistentes, mas os números não devem esconder incerteza ou problemas graves.</w:t>
       </w:r>
     </w:p>
-    <w:bookmarkStart w:id="28" w:name="um-método-defensável"/>
+    <w:bookmarkStart w:id="39" w:name="um-método-defensável"/>
     <w:p>
       <w:pPr>
         <w:pStyle w:val="Heading2"/>
@@ -2438,8 +2438,8 @@
         <w:t xml:space="preserve">Exigir aprovação ao nível correcto da autoridade e revisão/expiração do registo.</w:t>
       </w:r>
     </w:p>
-    <w:bookmarkEnd w:id="28"/>
-    <w:bookmarkStart w:id="29" w:name="tradução-e-legendagem"/>
+    <w:bookmarkEnd w:id="39"/>
+    <w:bookmarkStart w:id="40" w:name="tradução-e-legendagem"/>
     <w:p>
       <w:pPr>
         <w:pStyle w:val="Heading2"/>
@@ -2480,8 +2480,8 @@
         <w:t xml:space="preserve">□ Contingência; fornecedor de backup; processo manual; exportação de dados; recuperação testada; gatilho; recursos; resultado do teste;</w:t>
       </w:r>
     </w:p>
-    <w:bookmarkEnd w:id="29"/>
-    <w:bookmarkStart w:id="30" w:name="X2519f35ab082352e2cb4eed06c09e4e2ee9aac7"/>
+    <w:bookmarkEnd w:id="40"/>
+    <w:bookmarkStart w:id="41" w:name="X2519f35ab082352e2cb4eed06c09e4e2ee9aac7"/>
     <w:p>
       <w:pPr>
         <w:pStyle w:val="Heading2"/>
@@ -2490,9 +2490,9 @@
         <w:t xml:space="preserve">Aviso de gravação: ** Não é uma questão catastrófica. Relate cenários graves, lacunas de evidência e concentração separadamente da pontuação global.</w:t>
       </w:r>
     </w:p>
-    <w:bookmarkEnd w:id="30"/>
-    <w:bookmarkEnd w:id="31"/>
-    <w:bookmarkStart w:id="34" w:name="requisitos-do-contrato"/>
+    <w:bookmarkEnd w:id="41"/>
+    <w:bookmarkEnd w:id="42"/>
+    <w:bookmarkStart w:id="45" w:name="requisitos-do-contrato"/>
     <w:p>
       <w:pPr>
         <w:pStyle w:val="Heading1"/>
@@ -2507,13 +2507,13 @@
       </w:pPr>
       <w:r>
         <w:rPr>
+          <w:iCs/>
           <w:i/>
-          <w:iCs/>
         </w:rPr>
         <w:t xml:space="preserve">Contratos convertem requisitos selecionados em responsabilidades executórias.</w:t>
       </w:r>
     </w:p>
-    <w:bookmarkStart w:id="32" w:name="área-de-cláusula-perguntas-para-o-acordo"/>
+    <w:bookmarkStart w:id="43" w:name="área-de-cláusula-perguntas-para-o-acordo"/>
     <w:p>
       <w:pPr>
         <w:pStyle w:val="Heading2"/>
@@ -2590,8 +2590,8 @@
         <w:t xml:space="preserve">Como as limitações, indenização, seguro, remédios e cooperação regulatória se alinham com o risco?</w:t>
       </w:r>
     </w:p>
-    <w:bookmarkEnd w:id="32"/>
-    <w:bookmarkStart w:id="33" w:name="Xca7271795c789a42698df033ab460fb2fb9a839"/>
+    <w:bookmarkEnd w:id="43"/>
+    <w:bookmarkStart w:id="44" w:name="Xca7271795c789a42698df033ab460fb2fb9a839"/>
     <w:p>
       <w:pPr>
         <w:pStyle w:val="Heading2"/>
@@ -2602,11 +2602,11 @@
     </w:p>
     <w:p>
       <w:pPr>
+        <w:numPr>
+          <w:ilvl w:val="0"/>
+          <w:numId w:val="1014"/>
+        </w:numPr>
         <w:pStyle w:val="Compact"/>
-        <w:numPr>
-          <w:ilvl w:val="0"/>
-          <w:numId w:val="1014"/>
-        </w:numPr>
       </w:pPr>
       <w:r>
         <w:t xml:space="preserve">Abordagem segura</w:t>
@@ -2618,8 +2618,8 @@
       </w:pPr>
       <w:r>
         <w:rPr>
+          <w:iCs/>
           <w:i/>
-          <w:iCs/>
         </w:rPr>
         <w:t xml:space="preserve">A bordo transforma promessas em configurações técnicas e operacionais seguras.</w:t>
       </w:r>
@@ -2701,9 +2701,9 @@
         <w:t xml:space="preserve">Registre a linha de base de configuração aceita e adicione o fornecedor aos horários de monitoramento, incidente, renovação e saída.</w:t>
       </w:r>
     </w:p>
-    <w:bookmarkEnd w:id="33"/>
-    <w:bookmarkEnd w:id="34"/>
-    <w:bookmarkStart w:id="35" w:name="evidência-de-aceitação"/>
+    <w:bookmarkEnd w:id="44"/>
+    <w:bookmarkEnd w:id="45"/>
+    <w:bookmarkStart w:id="46" w:name="evidência-de-aceitação"/>
     <w:p>
       <w:pPr>
         <w:pStyle w:val="Heading1"/>
@@ -2767,8 +2767,8 @@
         <w:t xml:space="preserve">Monitoramento, contato incidente, backup/exportação e teste de prontidão de saída.</w:t>
       </w:r>
     </w:p>
-    <w:bookmarkEnd w:id="35"/>
-    <w:bookmarkStart w:id="37" w:name="monitoramento-contínuo"/>
+    <w:bookmarkEnd w:id="46"/>
+    <w:bookmarkStart w:id="48" w:name="monitoramento-contínuo"/>
     <w:p>
       <w:pPr>
         <w:pStyle w:val="Heading1"/>
@@ -2783,13 +2783,13 @@
       </w:pPr>
       <w:r>
         <w:rPr>
+          <w:iCs/>
           <w:i/>
-          <w:iCs/>
         </w:rPr>
         <w:t xml:space="preserve">O monitoramento detecta mudanças significativas e verifica que o tratamento continua funcionando.</w:t>
       </w:r>
     </w:p>
-    <w:bookmarkStart w:id="36" w:name="signal-possible-action"/>
+    <w:bookmarkStart w:id="47" w:name="signal-possible-action"/>
     <w:p>
       <w:pPr>
         <w:pStyle w:val="Heading2"/>
@@ -2799,141 +2799,141 @@
       </w:r>
       <w:r>
         <w:rPr>
+          <w:bCs/>
           <w:b/>
+        </w:rPr>
+        <w:t xml:space="preserve"> </w:t>
+      </w:r>
+      <w:r>
+        <w:t xml:space="preserve">Possible action**</w:t>
+      </w:r>
+    </w:p>
+    <w:p>
+      <w:pPr>
+        <w:pStyle w:val="FirstParagraph"/>
+      </w:pPr>
+      <w:r>
+        <w:t xml:space="preserve">• Nova vulnerabilidade crítica ou exploração • Confirmar produto/versão afetado, exposição, mitigação, patch e reteste</w:t>
+      </w:r>
+      <w:r>
+        <w:t xml:space="preserve"> </w:t>
+      </w:r>
+      <w:r>
+        <w:t xml:space="preserve">• Incidente, falha ou falha de controle</w:t>
+      </w:r>
+      <w:r>
+        <w:t xml:space="preserve"> </w:t>
+      </w:r>
+      <w:r>
+        <w:t xml:space="preserve">□ SOC/ISO/alteração do teste da caneta</w:t>
+      </w:r>
+      <w:r>
+        <w:t xml:space="preserve"> </w:t>
+      </w:r>
+      <w:r>
+        <w:t xml:space="preserve">Novo subprocessador, proprietário, local ou fornecedor de modelos □ Avaliar alterações, direitos de contrato, caminho de dados e concentração</w:t>
+      </w:r>
+      <w:r>
+        <w:t xml:space="preserve"> </w:t>
+      </w:r>
+      <w:r>
+        <w:t xml:space="preserve">• Desconforto financeiro ou operacional;</w:t>
+      </w:r>
+      <w:r>
+        <w:t xml:space="preserve"> </w:t>
+      </w:r>
+      <w:r>
+        <w:t xml:space="preserve">□ Repetição do SLA ou falha na detecção de falhas</w:t>
+      </w:r>
+      <w:r>
+        <w:t xml:space="preserve"> </w:t>
+      </w:r>
+      <w:r>
+        <w:t xml:space="preserve">• Renovação ou mudança de características do material</w:t>
+      </w:r>
+      <w:r>
+        <w:t xml:space="preserve"> </w:t>
+      </w:r>
+      <w:r>
+        <w:t xml:space="preserve">Não há evidência ou contato defasado . Escada de acordo com a camada e contrato; não marca silenciosamente completo .</w:t>
+      </w:r>
+    </w:p>
+    <w:p>
+      <w:pPr>
+        <w:pStyle w:val="BodyText"/>
+      </w:pPr>
+      <w:r>
+        <w:t xml:space="preserve">11.1 Frequência</w:t>
+      </w:r>
+    </w:p>
+    <w:p>
+      <w:pPr>
+        <w:numPr>
+          <w:ilvl w:val="0"/>
+          <w:numId w:val="1017"/>
+        </w:numPr>
+      </w:pPr>
+      <w:r>
+        <w:t xml:space="preserve">Use eventos baseados em nível e gatilho, não uma única programação anual universal.</w:t>
+      </w:r>
+    </w:p>
+    <w:p>
+      <w:pPr>
+        <w:numPr>
+          <w:ilvl w:val="0"/>
+          <w:numId w:val="1017"/>
+        </w:numPr>
+      </w:pPr>
+      <w:r>
+        <w:t xml:space="preserve">Os fornecedores críticos podem necessitar de sinais contínuos, revisão regular do serviço, garantia anual, exercícios e reavaliação orientada pelo evento.</w:t>
+      </w:r>
+    </w:p>
+    <w:p>
+      <w:pPr>
+        <w:numPr>
+          <w:ilvl w:val="0"/>
+          <w:numId w:val="1017"/>
+        </w:numPr>
+      </w:pPr>
+      <w:r>
+        <w:t xml:space="preserve">Os fornecedores de nível inferior ainda precisam de propriedade, controle sobre contratos/renovações, roteamento de incidentes e revisão orientada para mudanças.</w:t>
+      </w:r>
+    </w:p>
+    <w:bookmarkEnd w:id="47"/>
+    <w:bookmarkEnd w:id="48"/>
+    <w:bookmarkStart w:id="51" w:name="achados-remediação-e-excepções"/>
+    <w:p>
+      <w:pPr>
+        <w:pStyle w:val="Heading1"/>
+      </w:pPr>
+      <w:r>
+        <w:t xml:space="preserve">12. Achados, Remediação e Excepções</w:t>
+      </w:r>
+    </w:p>
+    <w:p>
+      <w:pPr>
+        <w:numPr>
+          <w:ilvl w:val="0"/>
+          <w:numId w:val="1018"/>
+        </w:numPr>
+      </w:pPr>
+      <w:r>
+        <w:t xml:space="preserve">Um achado é uma lacuna documentada entre critérios e condição observada.*</w:t>
+      </w:r>
+    </w:p>
+    <w:p>
+      <w:pPr>
+        <w:numPr>
+          <w:ilvl w:val="0"/>
+          <w:numId w:val="1018"/>
+        </w:numPr>
+        <w:pStyle w:val="Heading2"/>
+      </w:pPr>
+      <w:bookmarkStart w:id="49" w:name="elemento-de-localização-conteúdo"/>
+      <w:r>
+        <w:rPr>
           <w:bCs/>
-        </w:rPr>
-        <w:t xml:space="preserve"> </w:t>
-      </w:r>
-      <w:r>
-        <w:t xml:space="preserve">Possible action**</w:t>
-      </w:r>
-    </w:p>
-    <w:p>
-      <w:pPr>
-        <w:pStyle w:val="FirstParagraph"/>
-      </w:pPr>
-      <w:r>
-        <w:t xml:space="preserve">• Nova vulnerabilidade crítica ou exploração • Confirmar produto/versão afetado, exposição, mitigação, patch e reteste</w:t>
-      </w:r>
-      <w:r>
-        <w:t xml:space="preserve"> </w:t>
-      </w:r>
-      <w:r>
-        <w:t xml:space="preserve">• Incidente, falha ou falha de controle</w:t>
-      </w:r>
-      <w:r>
-        <w:t xml:space="preserve"> </w:t>
-      </w:r>
-      <w:r>
-        <w:t xml:space="preserve">□ SOC/ISO/alteração do teste da caneta</w:t>
-      </w:r>
-      <w:r>
-        <w:t xml:space="preserve"> </w:t>
-      </w:r>
-      <w:r>
-        <w:t xml:space="preserve">Novo subprocessador, proprietário, local ou fornecedor de modelos □ Avaliar alterações, direitos de contrato, caminho de dados e concentração</w:t>
-      </w:r>
-      <w:r>
-        <w:t xml:space="preserve"> </w:t>
-      </w:r>
-      <w:r>
-        <w:t xml:space="preserve">• Desconforto financeiro ou operacional;</w:t>
-      </w:r>
-      <w:r>
-        <w:t xml:space="preserve"> </w:t>
-      </w:r>
-      <w:r>
-        <w:t xml:space="preserve">□ Repetição do SLA ou falha na detecção de falhas</w:t>
-      </w:r>
-      <w:r>
-        <w:t xml:space="preserve"> </w:t>
-      </w:r>
-      <w:r>
-        <w:t xml:space="preserve">• Renovação ou mudança de características do material</w:t>
-      </w:r>
-      <w:r>
-        <w:t xml:space="preserve"> </w:t>
-      </w:r>
-      <w:r>
-        <w:t xml:space="preserve">Não há evidência ou contato defasado . Escada de acordo com a camada e contrato; não marca silenciosamente completo .</w:t>
-      </w:r>
-    </w:p>
-    <w:p>
-      <w:pPr>
-        <w:pStyle w:val="BodyText"/>
-      </w:pPr>
-      <w:r>
-        <w:t xml:space="preserve">11.1 Frequência</w:t>
-      </w:r>
-    </w:p>
-    <w:p>
-      <w:pPr>
-        <w:numPr>
-          <w:ilvl w:val="0"/>
-          <w:numId w:val="1017"/>
-        </w:numPr>
-      </w:pPr>
-      <w:r>
-        <w:t xml:space="preserve">Use eventos baseados em nível e gatilho, não uma única programação anual universal.</w:t>
-      </w:r>
-    </w:p>
-    <w:p>
-      <w:pPr>
-        <w:numPr>
-          <w:ilvl w:val="0"/>
-          <w:numId w:val="1017"/>
-        </w:numPr>
-      </w:pPr>
-      <w:r>
-        <w:t xml:space="preserve">Os fornecedores críticos podem necessitar de sinais contínuos, revisão regular do serviço, garantia anual, exercícios e reavaliação orientada pelo evento.</w:t>
-      </w:r>
-    </w:p>
-    <w:p>
-      <w:pPr>
-        <w:numPr>
-          <w:ilvl w:val="0"/>
-          <w:numId w:val="1017"/>
-        </w:numPr>
-      </w:pPr>
-      <w:r>
-        <w:t xml:space="preserve">Os fornecedores de nível inferior ainda precisam de propriedade, controle sobre contratos/renovações, roteamento de incidentes e revisão orientada para mudanças.</w:t>
-      </w:r>
-    </w:p>
-    <w:bookmarkEnd w:id="36"/>
-    <w:bookmarkEnd w:id="37"/>
-    <w:bookmarkStart w:id="40" w:name="achados-remediação-e-excepções"/>
-    <w:p>
-      <w:pPr>
-        <w:pStyle w:val="Heading1"/>
-      </w:pPr>
-      <w:r>
-        <w:t xml:space="preserve">12. Achados, Remediação e Excepções</w:t>
-      </w:r>
-    </w:p>
-    <w:p>
-      <w:pPr>
-        <w:numPr>
-          <w:ilvl w:val="0"/>
-          <w:numId w:val="1018"/>
-        </w:numPr>
-      </w:pPr>
-      <w:r>
-        <w:t xml:space="preserve">Um achado é uma lacuna documentada entre critérios e condição observada.*</w:t>
-      </w:r>
-    </w:p>
-    <w:p>
-      <w:pPr>
-        <w:pStyle w:val="Heading2"/>
-        <w:numPr>
-          <w:ilvl w:val="0"/>
-          <w:numId w:val="1018"/>
-        </w:numPr>
-      </w:pPr>
-      <w:bookmarkStart w:id="38" w:name="elemento-de-localização-conteúdo"/>
-      <w:r>
-        <w:rPr>
           <w:b/>
-          <w:bCs/>
         </w:rPr>
         <w:t xml:space="preserve">Elemento de localização</w:t>
       </w:r>
@@ -2942,12 +2942,12 @@
       </w:r>
       <w:r>
         <w:rPr>
+          <w:bCs/>
           <w:b/>
-          <w:bCs/>
         </w:rPr>
         <w:t xml:space="preserve">Conteúdo</w:t>
       </w:r>
-      <w:bookmarkEnd w:id="38"/>
+      <w:bookmarkEnd w:id="49"/>
     </w:p>
     <w:p>
       <w:pPr>
@@ -3002,7 +3002,7 @@
         <w:t xml:space="preserve">Método, evidência, resultado, revisor e data de encerramento</w:t>
       </w:r>
     </w:p>
-    <w:bookmarkStart w:id="39" w:name="disciplina-de-exceção"/>
+    <w:bookmarkStart w:id="50" w:name="disciplina-de-exceção"/>
     <w:p>
       <w:pPr>
         <w:pStyle w:val="Heading2"/>
@@ -3051,9 +3051,9 @@
         <w:t xml:space="preserve">Fecha apenas quando a evidência prova a correção ou o relacionamento afetado termina.</w:t>
       </w:r>
     </w:p>
-    <w:bookmarkEnd w:id="39"/>
-    <w:bookmarkEnd w:id="40"/>
-    <w:bookmarkStart w:id="41" w:name="incidentes-de-fornecedor-e-notificação"/>
+    <w:bookmarkEnd w:id="50"/>
+    <w:bookmarkEnd w:id="51"/>
+    <w:bookmarkStart w:id="52" w:name="incidentes-de-fornecedor-e-notificação"/>
     <w:p>
       <w:pPr>
         <w:pStyle w:val="Heading1"/>
@@ -3064,11 +3064,11 @@
     </w:p>
     <w:p>
       <w:pPr>
+        <w:numPr>
+          <w:ilvl w:val="0"/>
+          <w:numId w:val="1019"/>
+        </w:numPr>
         <w:pStyle w:val="Compact"/>
-        <w:numPr>
-          <w:ilvl w:val="0"/>
-          <w:numId w:val="1019"/>
-        </w:numPr>
       </w:pPr>
       <w:r>
         <w:t xml:space="preserve">Incidentes de fornecedores exigem fatos compartilhados, papéis, relógios, canais e decisões de recuperação.*</w:t>
@@ -3087,8 +3087,8 @@
         <w:t xml:space="preserve">Figura 5. Coordenação incidente do fornecedor</w:t>
       </w:r>
     </w:p>
-    <w:bookmarkEnd w:id="41"/>
-    <w:bookmarkStart w:id="43" w:name="preparar-antes-de-um-incidente"/>
+    <w:bookmarkEnd w:id="52"/>
+    <w:bookmarkStart w:id="54" w:name="preparar-antes-de-um-incidente"/>
     <w:p>
       <w:pPr>
         <w:pStyle w:val="Heading1"/>
@@ -3154,25 +3154,25 @@
     </w:p>
     <w:p>
       <w:pPr>
+        <w:numPr>
+          <w:ilvl w:val="0"/>
+          <w:numId w:val="1021"/>
+        </w:numPr>
         <w:pStyle w:val="Heading2"/>
-        <w:numPr>
-          <w:ilvl w:val="0"/>
-          <w:numId w:val="1021"/>
-        </w:numPr>
-      </w:pPr>
-      <w:bookmarkStart w:id="42" w:name="X945e943b0fe098cef9963a72368a1f25cc8ad95"/>
+      </w:pPr>
+      <w:bookmarkStart w:id="53" w:name="X945e943b0fe098cef9963a72368a1f25cc8ad95"/>
       <w:r>
         <w:t xml:space="preserve">Primeiras perguntas** Por que elas importam**</w:t>
       </w:r>
-      <w:bookmarkEnd w:id="42"/>
-    </w:p>
-    <w:p>
-      <w:pPr>
+      <w:bookmarkEnd w:id="53"/>
+    </w:p>
+    <w:p>
+      <w:pPr>
+        <w:numPr>
+          <w:ilvl w:val="0"/>
+          <w:numId w:val="1000"/>
+        </w:numPr>
         <w:pStyle w:val="Compact"/>
-        <w:numPr>
-          <w:ilvl w:val="0"/>
-          <w:numId w:val="1000"/>
-        </w:numPr>
       </w:pPr>
       <w:r>
         <w:t xml:space="preserve">O que aconteceu e quando? □ Estabelecer prazos e obrigações de notificação</w:t>
@@ -3208,8 +3208,8 @@
         <w:t xml:space="preserve">□ Quando é a próxima atualização? Manter um ritmo de operação confiável</w:t>
       </w:r>
     </w:p>
-    <w:bookmarkEnd w:id="43"/>
-    <w:bookmarkStart w:id="44" w:name="Xba95c8e7224d71e52087a6db6843f9c0e56f9f4"/>
+    <w:bookmarkEnd w:id="54"/>
+    <w:bookmarkStart w:id="55" w:name="Xba95c8e7224d71e52087a6db6843f9c0e56f9f4"/>
     <w:p>
       <w:pPr>
         <w:pStyle w:val="Heading1"/>
@@ -3224,8 +3224,8 @@
       </w:pPr>
       <w:r>
         <w:rPr>
+          <w:iCs/>
           <w:i/>
-          <w:iCs/>
         </w:rPr>
         <w:t xml:space="preserve">Quarto partido e risco de concentração pode transformar muitos registros de fornecedores separados em uma falha compartilhada.</w:t>
       </w:r>
@@ -3243,8 +3243,8 @@
         <w:t xml:space="preserve">Figura 6. Concentração oculta da quarta parte</w:t>
       </w:r>
     </w:p>
-    <w:bookmarkEnd w:id="44"/>
-    <w:bookmarkStart w:id="45" w:name="o-que-fazer-no-mapa"/>
+    <w:bookmarkEnd w:id="55"/>
+    <w:bookmarkStart w:id="56" w:name="o-que-fazer-no-mapa"/>
     <w:p>
       <w:pPr>
         <w:pStyle w:val="Heading1"/>
@@ -3297,8 +3297,8 @@
         <w:t xml:space="preserve">Visibilidade contratual, controles de fluxo-down, aviso de incidente, direitos de prova e apoio de saída para as quartas partes materiais.</w:t>
       </w:r>
     </w:p>
-    <w:bookmarkEnd w:id="45"/>
-    <w:bookmarkStart w:id="47" w:name="concentração-de-tratamento"/>
+    <w:bookmarkEnd w:id="56"/>
+    <w:bookmarkStart w:id="58" w:name="concentração-de-tratamento"/>
     <w:p>
       <w:pPr>
         <w:pStyle w:val="Heading1"/>
@@ -3353,11 +3353,11 @@
     </w:p>
     <w:p>
       <w:pPr>
+        <w:numPr>
+          <w:ilvl w:val="0"/>
+          <w:numId w:val="1024"/>
+        </w:numPr>
         <w:pStyle w:val="Compact"/>
-        <w:numPr>
-          <w:ilvl w:val="0"/>
-          <w:numId w:val="1024"/>
-        </w:numPr>
       </w:pPr>
       <w:r>
         <w:t xml:space="preserve">Cloud e SaaS Vendedores</w:t>
@@ -3365,17 +3365,17 @@
     </w:p>
     <w:p>
       <w:pPr>
+        <w:numPr>
+          <w:ilvl w:val="0"/>
+          <w:numId w:val="1025"/>
+        </w:numPr>
         <w:pStyle w:val="Compact"/>
-        <w:numPr>
-          <w:ilvl w:val="0"/>
-          <w:numId w:val="1025"/>
-        </w:numPr>
       </w:pPr>
       <w:r>
         <w:t xml:space="preserve">O risco de nuvem e SaaS depende do modelo de responsabilidade compartilhada e da configuração da organização.*</w:t>
       </w:r>
     </w:p>
-    <w:bookmarkStart w:id="46" w:name="área-área-área-área"/>
+    <w:bookmarkStart w:id="57" w:name="área-área-área-área"/>
     <w:p>
       <w:pPr>
         <w:pStyle w:val="Heading2"/>
@@ -3442,9 +3442,9 @@
         <w:t xml:space="preserve">□——————————————————————————————————————————————————————————————————————————————————————</w:t>
       </w:r>
     </w:p>
-    <w:bookmarkEnd w:id="46"/>
-    <w:bookmarkEnd w:id="47"/>
-    <w:bookmarkStart w:id="48" w:name="software-e-correntes-de-fonte-aberta"/>
+    <w:bookmarkEnd w:id="57"/>
+    <w:bookmarkEnd w:id="58"/>
+    <w:bookmarkStart w:id="59" w:name="software-e-correntes-de-fonte-aberta"/>
     <w:p>
       <w:pPr>
         <w:pStyle w:val="Heading1"/>
@@ -3455,11 +3455,11 @@
     </w:p>
     <w:p>
       <w:pPr>
+        <w:numPr>
+          <w:ilvl w:val="0"/>
+          <w:numId w:val="1026"/>
+        </w:numPr>
         <w:pStyle w:val="Compact"/>
-        <w:numPr>
-          <w:ilvl w:val="0"/>
-          <w:numId w:val="1026"/>
-        </w:numPr>
       </w:pPr>
       <w:r>
         <w:t xml:space="preserve">Risco de software inclui práticas de fornecedor e cada componente, passo de construção, canal de atualização e dependência.*</w:t>
@@ -3478,8 +3478,8 @@
         <w:t xml:space="preserve">Figura 7. Fluxo de evidência da cadeia de fornecimento de software</w:t>
       </w:r>
     </w:p>
-    <w:bookmarkEnd w:id="48"/>
-    <w:bookmarkStart w:id="51" w:name="verificação-de-fornecedores-e-produtos"/>
+    <w:bookmarkEnd w:id="59"/>
+    <w:bookmarkStart w:id="62" w:name="verificação-de-fornecedores-e-produtos"/>
     <w:p>
       <w:pPr>
         <w:pStyle w:val="Heading1"/>
@@ -3543,7 +3543,7 @@
         <w:t xml:space="preserve">Manutenção de código aberto, confiança do contribuinte, transferência de propriedade, processo de liberação, fixação de dependência e plano de componentes abandonados.</w:t>
       </w:r>
     </w:p>
-    <w:bookmarkStart w:id="49" w:name="limites-da-sbom"/>
+    <w:bookmarkStart w:id="60" w:name="limites-da-sbom"/>
     <w:p>
       <w:pPr>
         <w:pStyle w:val="Heading2"/>
@@ -3598,11 +3598,11 @@
     </w:p>
     <w:p>
       <w:pPr>
+        <w:numPr>
+          <w:ilvl w:val="0"/>
+          <w:numId w:val="1029"/>
+        </w:numPr>
         <w:pStyle w:val="Compact"/>
-        <w:numPr>
-          <w:ilvl w:val="0"/>
-          <w:numId w:val="1029"/>
-        </w:numPr>
       </w:pPr>
       <w:r>
         <w:t xml:space="preserve">Vendedores de Inteligência Artificial</w:t>
@@ -3614,8 +3614,8 @@
       </w:pPr>
       <w:r>
         <w:rPr>
+          <w:iCs/>
           <w:i/>
-          <w:iCs/>
         </w:rPr>
         <w:t xml:space="preserve">Fornecedores de IA adicionam modelos, treinamento e dados rápidos, saídas incertas e cadeias de provedores ocultos.</w:t>
       </w:r>
@@ -3633,8 +3633,8 @@
         <w:t xml:space="preserve">Figura 8. Fluxo de trabalho de risco do fornecedor de IA</w:t>
       </w:r>
     </w:p>
-    <w:bookmarkEnd w:id="49"/>
-    <w:bookmarkStart w:id="50" w:name="área-perguntas"/>
+    <w:bookmarkEnd w:id="60"/>
+    <w:bookmarkStart w:id="61" w:name="área-perguntas"/>
     <w:p>
       <w:pPr>
         <w:pStyle w:val="Heading2"/>
@@ -3699,9 +3699,9 @@
         <w:t xml:space="preserve">□ Sair □ Pode prompts, arquivos, índices, ajustes finos, logs e dados derivados serem exportados ou excluídos? □</w:t>
       </w:r>
     </w:p>
-    <w:bookmarkEnd w:id="50"/>
-    <w:bookmarkEnd w:id="51"/>
-    <w:bookmarkStart w:id="52" w:name="privacidade-e-proteção-de-dados"/>
+    <w:bookmarkEnd w:id="61"/>
+    <w:bookmarkEnd w:id="62"/>
+    <w:bookmarkStart w:id="63" w:name="privacidade-e-proteção-de-dados"/>
     <w:p>
       <w:pPr>
         <w:pStyle w:val="Heading1"/>
@@ -3716,8 +3716,8 @@
       </w:pPr>
       <w:r>
         <w:rPr>
+          <w:iCs/>
           <w:i/>
-          <w:iCs/>
         </w:rPr>
         <w:t xml:space="preserve">A revisão da privacidade segue os dados através de toda a cadeia de fornecedores.</w:t>
       </w:r>
@@ -3813,8 +3813,8 @@
         <w:t xml:space="preserve">□———————————————————————————————————————————————————————————————————————————-</w:t>
       </w:r>
     </w:p>
-    <w:bookmarkEnd w:id="52"/>
-    <w:bookmarkStart w:id="54" w:name="resiliência-continuidade-e-saída"/>
+    <w:bookmarkEnd w:id="63"/>
+    <w:bookmarkStart w:id="65" w:name="resiliência-continuidade-e-saída"/>
     <w:p>
       <w:pPr>
         <w:pStyle w:val="Heading1"/>
@@ -3825,17 +3825,17 @@
     </w:p>
     <w:p>
       <w:pPr>
+        <w:numPr>
+          <w:ilvl w:val="0"/>
+          <w:numId w:val="1031"/>
+        </w:numPr>
         <w:pStyle w:val="Compact"/>
-        <w:numPr>
-          <w:ilvl w:val="0"/>
-          <w:numId w:val="1031"/>
-        </w:numPr>
       </w:pPr>
       <w:r>
         <w:t xml:space="preserve">Resiliência significa entregar resultados críticos, apesar da interrupção do fornecedor e deixando com segurança quando necessário.*</w:t>
       </w:r>
     </w:p>
-    <w:bookmarkStart w:id="53" w:name="capacidade-prova-de-teste"/>
+    <w:bookmarkStart w:id="64" w:name="capacidade-prova-de-teste"/>
     <w:p>
       <w:pPr>
         <w:pStyle w:val="Heading2"/>
@@ -3888,9 +3888,9 @@
         <w:t xml:space="preserve">□ Retenção, detenção legal, confidencialidade, vulnerabilidade/notificação de incidente, suporte</w:t>
       </w:r>
     </w:p>
-    <w:bookmarkEnd w:id="53"/>
-    <w:bookmarkEnd w:id="54"/>
-    <w:bookmarkStart w:id="57" w:name="teste-de-saída"/>
+    <w:bookmarkEnd w:id="64"/>
+    <w:bookmarkEnd w:id="65"/>
+    <w:bookmarkStart w:id="68" w:name="teste-de-saída"/>
     <w:p>
       <w:pPr>
         <w:pStyle w:val="Heading1"/>
@@ -3957,13 +3957,13 @@
       </w:pPr>
       <w:r>
         <w:rPr>
+          <w:iCs/>
           <w:i/>
-          <w:iCs/>
         </w:rPr>
         <w:t xml:space="preserve">NIST CSF 2.0 coloca a governança da cadeia de suprimentos na categoria GV.SC.</w:t>
       </w:r>
     </w:p>
-    <w:bookmarkStart w:id="55" w:name="X1c311baf520dfc41554034b43bc933be38f9b2d"/>
+    <w:bookmarkStart w:id="66" w:name="X1c311baf520dfc41554034b43bc933be38f9b2d"/>
     <w:p>
       <w:pPr>
         <w:pStyle w:val="Heading2"/>
@@ -4034,8 +4034,8 @@
         <w:t xml:space="preserve">Os planos da cadeia de suprimentos de segurança cibernética incluem atividades que ocorrem após o término de um acordo de parceria ou serviço. □ Plano de saída, acesso/remoção de dados, direitos pós-terminação</w:t>
       </w:r>
     </w:p>
-    <w:bookmarkEnd w:id="55"/>
-    <w:bookmarkStart w:id="56" w:name="Xe4a9a656bc1a7092d25b82465f9128e133c7353"/>
+    <w:bookmarkEnd w:id="66"/>
+    <w:bookmarkStart w:id="67" w:name="Xe4a9a656bc1a7092d25b82465f9128e133c7353"/>
     <w:p>
       <w:pPr>
         <w:pStyle w:val="Heading2"/>
@@ -4044,9 +4044,9 @@
         <w:t xml:space="preserve">Utilizar GV.SC:** Defina um perfil atual de resultados observados e um perfil alvo de necessidades de negócios. Priorize lacunas, proprietários, recursos e datas; não trate um mapeamento como implementação automática. □</w:t>
       </w:r>
     </w:p>
-    <w:bookmarkEnd w:id="56"/>
-    <w:bookmarkEnd w:id="57"/>
-    <w:bookmarkStart w:id="59" w:name="nist-c-scrm-orientação-na-prática"/>
+    <w:bookmarkEnd w:id="67"/>
+    <w:bookmarkEnd w:id="68"/>
+    <w:bookmarkStart w:id="70" w:name="nist-c-scrm-orientação-na-prática"/>
     <w:p>
       <w:pPr>
         <w:pStyle w:val="Heading1"/>
@@ -4057,25 +4057,25 @@
     </w:p>
     <w:p>
       <w:pPr>
+        <w:numPr>
+          <w:ilvl w:val="0"/>
+          <w:numId w:val="1033"/>
+        </w:numPr>
         <w:pStyle w:val="Compact"/>
-        <w:numPr>
-          <w:ilvl w:val="0"/>
-          <w:numId w:val="1033"/>
-        </w:numPr>
       </w:pPr>
       <w:r>
         <w:t xml:space="preserve">As publicações atuais NIST fornecem orientações complementares sobre programa, avaliação e planejamento.*</w:t>
       </w:r>
     </w:p>
-    <w:bookmarkStart w:id="58" w:name="publicação-papel-actual"/>
+    <w:bookmarkStart w:id="69" w:name="publicação-papel-actual"/>
     <w:p>
       <w:pPr>
         <w:pStyle w:val="Heading2"/>
       </w:pPr>
       <w:r>
         <w:rPr>
+          <w:bCs/>
           <w:b/>
-          <w:bCs/>
         </w:rPr>
         <w:t xml:space="preserve">Publicação</w:t>
       </w:r>
@@ -4112,9 +4112,9 @@
         <w:t xml:space="preserve">NIST SP 800-18 Rev. 2 (final 30 de junho de 2026) □ Define elementos essenciais para os planos de segurança do sistema, privacidade e C-SCRM, incluindo propósito, status de controle, responsabilidades e comportamento esperado.</w:t>
       </w:r>
     </w:p>
-    <w:bookmarkEnd w:id="58"/>
-    <w:bookmarkEnd w:id="59"/>
-    <w:bookmarkStart w:id="61" w:name="pensamento-de-três-níveis"/>
+    <w:bookmarkEnd w:id="69"/>
+    <w:bookmarkEnd w:id="70"/>
+    <w:bookmarkStart w:id="72" w:name="pensamento-de-três-níveis"/>
     <w:p>
       <w:pPr>
         <w:pStyle w:val="Heading1"/>
@@ -4123,7 +4123,7 @@
         <w:t xml:space="preserve"># 21,1 Pensamento de três níveis</w:t>
       </w:r>
     </w:p>
-    <w:bookmarkStart w:id="60" w:name="nível-foco-exemplo"/>
+    <w:bookmarkStart w:id="71" w:name="nível-foco-exemplo"/>
     <w:p>
       <w:pPr>
         <w:pStyle w:val="Heading2"/>
@@ -4166,9 +4166,9 @@
         <w:t xml:space="preserve">O que é que se passa?</w:t>
       </w:r>
     </w:p>
-    <w:bookmarkEnd w:id="60"/>
-    <w:bookmarkEnd w:id="61"/>
-    <w:bookmarkStart w:id="63" w:name="conformidade-e-mapeamento-de-framework"/>
+    <w:bookmarkEnd w:id="71"/>
+    <w:bookmarkEnd w:id="72"/>
+    <w:bookmarkStart w:id="74" w:name="conformidade-e-mapeamento-de-framework"/>
     <w:p>
       <w:pPr>
         <w:pStyle w:val="Heading1"/>
@@ -4179,17 +4179,17 @@
     </w:p>
     <w:p>
       <w:pPr>
+        <w:numPr>
+          <w:ilvl w:val="0"/>
+          <w:numId w:val="1034"/>
+        </w:numPr>
         <w:pStyle w:val="Compact"/>
-        <w:numPr>
-          <w:ilvl w:val="0"/>
-          <w:numId w:val="1034"/>
-        </w:numPr>
       </w:pPr>
       <w:r>
         <w:t xml:space="preserve">Os mapeamentos coordenam o trabalho, mas cada obrigação deve ser interpretada e testada em seus próprios termos.*</w:t>
       </w:r>
     </w:p>
-    <w:bookmarkStart w:id="62" w:name="section-2"/>
+    <w:bookmarkStart w:id="73" w:name="section-2"/>
     <w:p>
       <w:pPr>
         <w:pStyle w:val="Heading2"/>
@@ -4242,9 +4242,9 @@
         <w:t xml:space="preserve">NIST CSF 2.0 □ GV.SC plus organization-wide Govern, Identifique, Proteja, Detecte, Responda, Recupere os resultados; CSF não é uma certificação</w:t>
       </w:r>
     </w:p>
-    <w:bookmarkEnd w:id="62"/>
-    <w:bookmarkEnd w:id="63"/>
-    <w:bookmarkStart w:id="66" w:name="testes-de-evidência-e-métricas"/>
+    <w:bookmarkEnd w:id="73"/>
+    <w:bookmarkEnd w:id="74"/>
+    <w:bookmarkStart w:id="77" w:name="testes-de-evidência-e-métricas"/>
     <w:p>
       <w:pPr>
         <w:pStyle w:val="Heading1"/>
@@ -4259,8 +4259,8 @@
       </w:pPr>
       <w:r>
         <w:rPr>
+          <w:iCs/>
           <w:i/>
-          <w:iCs/>
         </w:rPr>
         <w:t xml:space="preserve">Testing pergunta se os controles são corretamente projetados, implementados e operando para o escopo completo.</w:t>
       </w:r>
@@ -4278,7 +4278,7 @@
         <w:t xml:space="preserve">Figura 9. Cadeia de testes de evidência</w:t>
       </w:r>
     </w:p>
-    <w:bookmarkStart w:id="65" w:name="método-de-ensaio"/>
+    <w:bookmarkStart w:id="76" w:name="método-de-ensaio"/>
     <w:p>
       <w:pPr>
         <w:pStyle w:val="Heading2"/>
@@ -4345,72 +4345,72 @@
     </w:p>
     <w:p>
       <w:pPr>
+        <w:numPr>
+          <w:ilvl w:val="0"/>
+          <w:numId w:val="1035"/>
+        </w:numPr>
         <w:pStyle w:val="Heading2"/>
+      </w:pPr>
+      <w:bookmarkStart w:id="75" w:name="X86179dcd7fbe5fe8ce156f57e535ae3b397de4c"/>
+      <w:r>
+        <w:t xml:space="preserve">** ** ** ** Cálculo de exemplo** ** ** O que ele pode revelar**</w:t>
+      </w:r>
+      <w:bookmarkEnd w:id="75"/>
+    </w:p>
+    <w:p>
+      <w:pPr>
+        <w:numPr>
+          <w:ilvl w:val="0"/>
+          <w:numId w:val="1000"/>
+        </w:numPr>
+      </w:pPr>
+      <w:r>
+        <w:t xml:space="preserve">□ Propriedade do inventário Fornecedores com proprietário válido □ fornecedores ativos</w:t>
+      </w:r>
+      <w:r>
+        <w:t xml:space="preserve"> </w:t>
+      </w:r>
+      <w:r>
+        <w:t xml:space="preserve">□ Cobertura de avaliação □ Fornecedores no âmbito com avaliação concluída actual</w:t>
+      </w:r>
+      <w:r>
+        <w:t xml:space="preserve"> </w:t>
+      </w:r>
+      <w:r>
+        <w:t xml:space="preserve">□ Cobertura de contratos □ Fornecedores de alto nível com cláusulas exigidas □ fornecedores de alto nível</w:t>
+      </w:r>
+      <w:r>
+        <w:t xml:space="preserve"> </w:t>
+      </w:r>
+      <w:r>
+        <w:t xml:space="preserve">□ Idade de descoberta crítica □ Dias desde a data de descoberta até ao encerramento ou hoje</w:t>
+      </w:r>
+      <w:r>
+        <w:t xml:space="preserve"> </w:t>
+      </w:r>
+      <w:r>
+        <w:t xml:space="preserve">Notificação de incidentes de desempenho . . . . .</w:t>
+      </w:r>
+      <w:r>
+        <w:t xml:space="preserve"> </w:t>
+      </w:r>
+      <w:r>
+        <w:t xml:space="preserve">Os fornecedores críticos com o plano de exportação/saída testado são fornecedores críticos.</w:t>
+      </w:r>
+      <w:r>
+        <w:t xml:space="preserve"> </w:t>
+      </w:r>
+      <w:r>
+        <w:t xml:space="preserve">• Concentração • Serviços críticos dependentes do mesmo fornecedor/região/tecnologia</w:t>
+      </w:r>
+    </w:p>
+    <w:p>
+      <w:pPr>
         <w:numPr>
           <w:ilvl w:val="0"/>
           <w:numId w:val="1035"/>
         </w:numPr>
       </w:pPr>
-      <w:bookmarkStart w:id="64" w:name="X86179dcd7fbe5fe8ce156f57e535ae3b397de4c"/>
-      <w:r>
-        <w:t xml:space="preserve">** ** ** ** Cálculo de exemplo** ** ** O que ele pode revelar**</w:t>
-      </w:r>
-      <w:bookmarkEnd w:id="64"/>
-    </w:p>
-    <w:p>
-      <w:pPr>
-        <w:numPr>
-          <w:ilvl w:val="0"/>
-          <w:numId w:val="1000"/>
-        </w:numPr>
-      </w:pPr>
-      <w:r>
-        <w:t xml:space="preserve">□ Propriedade do inventário Fornecedores com proprietário válido □ fornecedores ativos</w:t>
-      </w:r>
-      <w:r>
-        <w:t xml:space="preserve"> </w:t>
-      </w:r>
-      <w:r>
-        <w:t xml:space="preserve">□ Cobertura de avaliação □ Fornecedores no âmbito com avaliação concluída actual</w:t>
-      </w:r>
-      <w:r>
-        <w:t xml:space="preserve"> </w:t>
-      </w:r>
-      <w:r>
-        <w:t xml:space="preserve">□ Cobertura de contratos □ Fornecedores de alto nível com cláusulas exigidas □ fornecedores de alto nível</w:t>
-      </w:r>
-      <w:r>
-        <w:t xml:space="preserve"> </w:t>
-      </w:r>
-      <w:r>
-        <w:t xml:space="preserve">□ Idade de descoberta crítica □ Dias desde a data de descoberta até ao encerramento ou hoje</w:t>
-      </w:r>
-      <w:r>
-        <w:t xml:space="preserve"> </w:t>
-      </w:r>
-      <w:r>
-        <w:t xml:space="preserve">Notificação de incidentes de desempenho . . . . .</w:t>
-      </w:r>
-      <w:r>
-        <w:t xml:space="preserve"> </w:t>
-      </w:r>
-      <w:r>
-        <w:t xml:space="preserve">Os fornecedores críticos com o plano de exportação/saída testado são fornecedores críticos.</w:t>
-      </w:r>
-      <w:r>
-        <w:t xml:space="preserve"> </w:t>
-      </w:r>
-      <w:r>
-        <w:t xml:space="preserve">• Concentração • Serviços críticos dependentes do mesmo fornecedor/região/tecnologia</w:t>
-      </w:r>
-    </w:p>
-    <w:p>
-      <w:pPr>
-        <w:numPr>
-          <w:ilvl w:val="0"/>
-          <w:numId w:val="1035"/>
-        </w:numPr>
-      </w:pPr>
       <w:r>
         <w:t xml:space="preserve">Qualidade métrica:** Mostrar sempre numerador, denominador, data, regras de inclusão, proprietário de dados, limitações, tendência e ação. Uma percentagem verde pode esconder uma excepção grave. □</w:t>
       </w:r>
@@ -4419,370 +4419,370 @@
       </w:r>
       <w:r>
         <w:t xml:space="preserve">□——————————————————————————————————————————————————————————————————————————————————————</w:t>
-      </w:r>
-    </w:p>
-    <w:bookmarkEnd w:id="65"/>
-    <w:bookmarkEnd w:id="66"/>
-    <w:bookmarkStart w:id="69" w:name="ferramentas-de-código-aberto"/>
-    <w:p>
-      <w:pPr>
-        <w:pStyle w:val="Heading1"/>
-      </w:pPr>
-      <w:r>
-        <w:t xml:space="preserve">24. Ferramentas de Código Aberto</w:t>
-      </w:r>
-    </w:p>
-    <w:p>
-      <w:pPr>
-        <w:pStyle w:val="Compact"/>
-        <w:numPr>
-          <w:ilvl w:val="0"/>
-          <w:numId w:val="1036"/>
-        </w:numPr>
-      </w:pPr>
-      <w:r>
-        <w:t xml:space="preserve">Ferramentas de código aberto podem suportar inventário, evidência, garantia de software, testes técnicos, monitoramento e remediação.*</w:t>
-      </w:r>
-    </w:p>
-    <w:bookmarkStart w:id="67" w:name="ferramenta-purpose"/>
-    <w:p>
-      <w:pPr>
-        <w:pStyle w:val="Heading2"/>
-      </w:pPr>
-      <w:r>
-        <w:t xml:space="preserve">*Ferramenta** *Purpose**</w:t>
-      </w:r>
-    </w:p>
-    <w:p>
-      <w:pPr>
-        <w:pStyle w:val="Compact"/>
-        <w:numPr>
-          <w:ilvl w:val="0"/>
-          <w:numId w:val="1037"/>
-        </w:numPr>
-      </w:pPr>
-      <w:r>
-        <w:t xml:space="preserve">Assistente CISO * Risco, controles, avaliações, evidências e achados</w:t>
-      </w:r>
-      <w:r>
-        <w:t xml:space="preserve"> </w:t>
-      </w:r>
-      <w:r>
-        <w:t xml:space="preserve">• Dependência-Monitoramento da SBOM</w:t>
-      </w:r>
-      <w:r>
-        <w:t xml:space="preserve"> </w:t>
-      </w:r>
-      <w:r>
-        <w:t xml:space="preserve">Google CycloneDX Google Software de materiais padrão e ferramentas</w:t>
-      </w:r>
-      <w:r>
-        <w:t xml:space="preserve"> </w:t>
-      </w:r>
-      <w:r>
-        <w:t xml:space="preserve">A geração do SBOM para imagens e sistemas de arquivos</w:t>
-      </w:r>
-    </w:p>
-    <w:p>
-      <w:pPr>
-        <w:pStyle w:val="Compact"/>
-        <w:numPr>
-          <w:ilvl w:val="0"/>
-          <w:numId w:val="1037"/>
-        </w:numPr>
-      </w:pPr>
-      <w:r>
-        <w:t xml:space="preserve">Varredura de vulnerabilidade para imagens e SBOMs</w:t>
-      </w:r>
-      <w:r>
-        <w:t xml:space="preserve"> </w:t>
-      </w:r>
-      <w:r>
-        <w:t xml:space="preserve">Repositório, imagem, dependência, segredo e verificação de IAC</w:t>
-      </w:r>
-      <w:r>
-        <w:t xml:space="preserve"> </w:t>
-      </w:r>
-      <w:r>
-        <w:t xml:space="preserve">O OpenSSF Scorecard Open-source Signals about open-source project security practices</w:t>
-      </w:r>
-      <w:r>
-        <w:t xml:space="preserve"> </w:t>
-      </w:r>
-      <w:r>
-        <w:t xml:space="preserve">□ GUAC □ Graphing software supply-chain metadados</w:t>
-      </w:r>
-    </w:p>
-    <w:p>
-      <w:pPr>
-        <w:pStyle w:val="Compact"/>
-        <w:numPr>
-          <w:ilvl w:val="0"/>
-          <w:numId w:val="1037"/>
-        </w:numPr>
-      </w:pPr>
-      <w:r>
-        <w:t xml:space="preserve">OSV-Scanner * Verificações de vulnerabilidade conhecidas para dependências *</w:t>
-      </w:r>
-    </w:p>
-    <w:p>
-      <w:pPr>
-        <w:pStyle w:val="Compact"/>
-        <w:numPr>
-          <w:ilvl w:val="0"/>
-          <w:numId w:val="1037"/>
-        </w:numPr>
-      </w:pPr>
-      <w:r>
-        <w:t xml:space="preserve">DefectDojo * Encontrar ingestão, deduplicação, remediação e reteste *</w:t>
-      </w:r>
-    </w:p>
-    <w:p>
-      <w:pPr>
-        <w:pStyle w:val="Compact"/>
-        <w:numPr>
-          <w:ilvl w:val="0"/>
-          <w:numId w:val="1037"/>
-        </w:numPr>
-      </w:pPr>
-      <w:r>
-        <w:t xml:space="preserve">Wazuh * Monitoramento de endpoint, integridade do arquivo, análise de log e alertas</w:t>
-      </w:r>
-      <w:r>
-        <w:t xml:space="preserve"> </w:t>
-      </w:r>
-      <w:r>
-        <w:t xml:space="preserve">Keycloak, identidade, papéis, MFA, sessões e eventos</w:t>
-      </w:r>
-      <w:r>
-        <w:t xml:space="preserve"> </w:t>
-      </w:r>
-      <w:r>
-        <w:t xml:space="preserve">OWASP ZAP</w:t>
-      </w:r>
-      <w:r>
-        <w:t xml:space="preserve"> </w:t>
-      </w:r>
-      <w:r>
-        <w:t xml:space="preserve">Edição da Comunidade Greenbone</w:t>
-      </w:r>
-    </w:p>
-    <w:p>
-      <w:pPr>
-        <w:pStyle w:val="Compact"/>
-        <w:numPr>
-          <w:ilvl w:val="0"/>
-          <w:numId w:val="1037"/>
-        </w:numPr>
-      </w:pPr>
-      <w:r>
-        <w:t xml:space="preserve">Nmap * Serviço autorizado e descoberta de activos *</w:t>
-      </w:r>
-      <w:r>
-        <w:t xml:space="preserve"> </w:t>
-      </w:r>
-      <w:r>
-        <w:t xml:space="preserve">□ Agente de Política Aberta</w:t>
-      </w:r>
-    </w:p>
-    <w:bookmarkEnd w:id="67"/>
-    <w:bookmarkStart w:id="68" w:name="X9d8808c8e4e93ee0ad9dff0f0a0467bc608194f"/>
-    <w:p>
-      <w:pPr>
-        <w:pStyle w:val="Heading2"/>
-      </w:pPr>
-      <w:r>
-        <w:t xml:space="preserve">Autorização e limites:** Use ferramentas apenas em sistemas, repositórios, redes, dados e contas que possui ou tem permissão escrita para testar. Proteger os resultados. Uma ferramenta suporta evidências; não certifica um fornecedor ou substitui julgamento legal, comercial e humano. □</w:t>
-      </w:r>
-    </w:p>
-    <w:bookmarkEnd w:id="68"/>
-    <w:bookmarkEnd w:id="69"/>
-    <w:bookmarkStart w:id="71" w:name="assistente-ciso"/>
-    <w:p>
-      <w:pPr>
-        <w:pStyle w:val="Heading1"/>
-      </w:pPr>
-      <w:r>
-        <w:t xml:space="preserve"># 24,1 Assistente CISO</w:t>
-      </w:r>
-    </w:p>
-    <w:p>
-      <w:pPr>
-        <w:pStyle w:val="FirstParagraph"/>
-      </w:pPr>
-      <w:r>
-        <w:t xml:space="preserve">Objetivo: Risco, controles, avaliações, evidências e achados. Projeto oficial:</w:t>
-      </w:r>
-      <w:r>
-        <w:t xml:space="preserve"> </w:t>
-      </w:r>
-      <w:hyperlink r:id="rId70">
-        <w:r>
-          <w:rPr>
-            <w:rStyle w:val="Hyperlink"/>
-          </w:rPr>
-          <w:t xml:space="preserve">CISO Assistant</w:t>
-        </w:r>
-      </w:hyperlink>
-    </w:p>
-    <w:p>
-      <w:pPr>
-        <w:pStyle w:val="BodyText"/>
-      </w:pPr>
-      <w:r>
-        <w:t xml:space="preserve">Início rápido e seguro: Criar um projeto abrangente, definir critérios de risco, atribuir proprietários, anexar evidências revisadas, registrar descobertas e restringir o acesso.</w:t>
-      </w:r>
-    </w:p>
-    <w:p>
-      <w:pPr>
-        <w:pStyle w:val="BodyText"/>
-      </w:pPr>
-      <w:r>
-        <w:t xml:space="preserve">Evidência para reter: aprovação e escopo, ferramenta/versão, configuração ou comando, data, população alvo, resultado bruto, validação do analista, limitação, achado, ação e reteste. Limitar o acesso porque os resultados podem expor arquitetura sensível ou fraquezas.</w:t>
-      </w:r>
-    </w:p>
-    <w:bookmarkEnd w:id="71"/>
-    <w:bookmarkStart w:id="73" w:name="faixa-de-dependência"/>
-    <w:p>
-      <w:pPr>
-        <w:pStyle w:val="Heading1"/>
-      </w:pPr>
-      <w:r>
-        <w:t xml:space="preserve"># 24.2 Faixa de Dependência</w:t>
-      </w:r>
-    </w:p>
-    <w:p>
-      <w:pPr>
-        <w:pStyle w:val="FirstParagraph"/>
-      </w:pPr>
-      <w:r>
-        <w:t xml:space="preserve">Objetivo: Análise da SBOM e monitoramento do risco-componente. Projeto oficial:</w:t>
-      </w:r>
-      <w:r>
-        <w:t xml:space="preserve"> </w:t>
-      </w:r>
-      <w:hyperlink r:id="rId72">
-        <w:r>
-          <w:rPr>
-            <w:rStyle w:val="Hyperlink"/>
-          </w:rPr>
-          <w:t xml:space="preserve">Dependência-Track</w:t>
-        </w:r>
-      </w:hyperlink>
-    </w:p>
-    <w:p>
-      <w:pPr>
-        <w:pStyle w:val="BodyText"/>
-      </w:pPr>
-      <w:r>
-        <w:t xml:space="preserve">Início rápido seguro: Importe um CycloneDX SBOM de um projeto de laboratório, confirme componentes, revise alertas de vulnerabilidade e políticas, atribua ação e importe um SBOM novo após correção.</w:t>
-      </w:r>
-    </w:p>
-    <w:p>
-      <w:pPr>
-        <w:pStyle w:val="BodyText"/>
-      </w:pPr>
-      <w:r>
-        <w:t xml:space="preserve">Evidência para reter: aprovação e escopo, ferramenta/versão, configuração ou comando, data, população alvo, resultado bruto, validação do analista, limitação, achado, ação e reteste. Limitar o acesso porque os resultados podem expor arquitetura sensível ou fraquezas.</w:t>
-      </w:r>
-    </w:p>
-    <w:bookmarkEnd w:id="73"/>
-    <w:bookmarkStart w:id="77" w:name="cyclonedx"/>
-    <w:p>
-      <w:pPr>
-        <w:pStyle w:val="Heading1"/>
-      </w:pPr>
-      <w:r>
-        <w:t xml:space="preserve"># 24.3 CycloneDX</w:t>
-      </w:r>
-    </w:p>
-    <w:p>
-      <w:pPr>
-        <w:pStyle w:val="FirstParagraph"/>
-      </w:pPr>
-      <w:r>
-        <w:t xml:space="preserve">Objetivo: Projeto de Software de materiais padrão e ferramentas. Projeto oficial:</w:t>
-      </w:r>
-      <w:r>
-        <w:t xml:space="preserve"> </w:t>
-      </w:r>
-      <w:hyperlink r:id="rId74">
-        <w:r>
-          <w:rPr>
-            <w:rStyle w:val="Hyperlink"/>
-          </w:rPr>
-          <w:t xml:space="preserve">CycloneDX</w:t>
-        </w:r>
-      </w:hyperlink>
-    </w:p>
-    <w:p>
-      <w:pPr>
-        <w:pStyle w:val="BodyText"/>
-      </w:pPr>
-      <w:r>
-        <w:t xml:space="preserve">Início rápido e seguro: Use um gerador oficial para a linguagem do projeto, crie um SBOM, valide-o, proteja metadados sensíveis e forneça-o para ferramentas de análise aprovadas.</w:t>
-      </w:r>
-    </w:p>
-    <w:p>
-      <w:pPr>
-        <w:pStyle w:val="BodyText"/>
-      </w:pPr>
-      <w:r>
-        <w:t xml:space="preserve">Evidência para reter: aprovação e escopo, ferramenta/versão, configuração ou comando, data, população alvo, resultado bruto, validação do analista, limitação, achado, ação e reteste. Limitar o acesso porque os resultados podem expor arquitetura sensível ou fraquezas.</w:t>
-      </w:r>
-    </w:p>
-    <w:bookmarkStart w:id="76" w:name="syft"/>
-    <w:p>
-      <w:pPr>
-        <w:pStyle w:val="Heading2"/>
-      </w:pPr>
-      <w:r>
-        <w:t xml:space="preserve">24.4 Syft</w:t>
-      </w:r>
-    </w:p>
-    <w:p>
-      <w:pPr>
-        <w:pStyle w:val="FirstParagraph"/>
-      </w:pPr>
-      <w:r>
-        <w:t xml:space="preserve">Objetivo: Geração SBOM para imagens e sistemas de arquivos. Projeto oficial:</w:t>
-      </w:r>
-      <w:r>
-        <w:t xml:space="preserve"> </w:t>
-      </w:r>
-      <w:hyperlink r:id="rId75">
-        <w:r>
-          <w:rPr>
-            <w:rStyle w:val="Hyperlink"/>
-          </w:rPr>
-          <w:t xml:space="preserve">Syft</w:t>
-        </w:r>
-      </w:hyperlink>
-    </w:p>
-    <w:p>
-      <w:pPr>
-        <w:pStyle w:val="BodyText"/>
-      </w:pPr>
-      <w:r>
-        <w:t xml:space="preserve">Início rápido seguro: Corra contra uma imagem de laboratório autorizada, exporte CycloneDX JSON, reveja a cobertura do pacote, grave a versão e o comando e armazene o resultado com segurança.</w:t>
-      </w:r>
-    </w:p>
-    <w:p>
-      <w:pPr>
-        <w:pStyle w:val="BodyText"/>
-      </w:pPr>
-      <w:r>
-        <w:t xml:space="preserve">Evidência para reter: aprovação e escopo, ferramenta/versão, configuração ou comando, data, população alvo, resultado bruto, validação do analista, limitação, achado, ação e reteste. Limitar o acesso porque os resultados podem expor arquitetura sensível ou fraquezas.</w:t>
       </w:r>
     </w:p>
     <w:bookmarkEnd w:id="76"/>
     <w:bookmarkEnd w:id="77"/>
-    <w:bookmarkStart w:id="79" w:name="grype"/>
+    <w:bookmarkStart w:id="80" w:name="ferramentas-de-código-aberto"/>
     <w:p>
       <w:pPr>
         <w:pStyle w:val="Heading1"/>
       </w:pPr>
       <w:r>
+        <w:t xml:space="preserve">24. Ferramentas de Código Aberto</w:t>
+      </w:r>
+    </w:p>
+    <w:p>
+      <w:pPr>
+        <w:numPr>
+          <w:ilvl w:val="0"/>
+          <w:numId w:val="1036"/>
+        </w:numPr>
+        <w:pStyle w:val="Compact"/>
+      </w:pPr>
+      <w:r>
+        <w:t xml:space="preserve">Ferramentas de código aberto podem suportar inventário, evidência, garantia de software, testes técnicos, monitoramento e remediação.*</w:t>
+      </w:r>
+    </w:p>
+    <w:bookmarkStart w:id="78" w:name="ferramenta-purpose"/>
+    <w:p>
+      <w:pPr>
+        <w:pStyle w:val="Heading2"/>
+      </w:pPr>
+      <w:r>
+        <w:t xml:space="preserve">*Ferramenta** *Purpose**</w:t>
+      </w:r>
+    </w:p>
+    <w:p>
+      <w:pPr>
+        <w:numPr>
+          <w:ilvl w:val="0"/>
+          <w:numId w:val="1037"/>
+        </w:numPr>
+        <w:pStyle w:val="Compact"/>
+      </w:pPr>
+      <w:r>
+        <w:t xml:space="preserve">Assistente CISO * Risco, controles, avaliações, evidências e achados</w:t>
+      </w:r>
+      <w:r>
+        <w:t xml:space="preserve"> </w:t>
+      </w:r>
+      <w:r>
+        <w:t xml:space="preserve">• Dependência-Monitoramento da SBOM</w:t>
+      </w:r>
+      <w:r>
+        <w:t xml:space="preserve"> </w:t>
+      </w:r>
+      <w:r>
+        <w:t xml:space="preserve">Google CycloneDX Google Software de materiais padrão e ferramentas</w:t>
+      </w:r>
+      <w:r>
+        <w:t xml:space="preserve"> </w:t>
+      </w:r>
+      <w:r>
+        <w:t xml:space="preserve">A geração do SBOM para imagens e sistemas de arquivos</w:t>
+      </w:r>
+    </w:p>
+    <w:p>
+      <w:pPr>
+        <w:numPr>
+          <w:ilvl w:val="0"/>
+          <w:numId w:val="1037"/>
+        </w:numPr>
+        <w:pStyle w:val="Compact"/>
+      </w:pPr>
+      <w:r>
+        <w:t xml:space="preserve">Varredura de vulnerabilidade para imagens e SBOMs</w:t>
+      </w:r>
+      <w:r>
+        <w:t xml:space="preserve"> </w:t>
+      </w:r>
+      <w:r>
+        <w:t xml:space="preserve">Repositório, imagem, dependência, segredo e verificação de IAC</w:t>
+      </w:r>
+      <w:r>
+        <w:t xml:space="preserve"> </w:t>
+      </w:r>
+      <w:r>
+        <w:t xml:space="preserve">O OpenSSF Scorecard Open-source Signals about open-source project security practices</w:t>
+      </w:r>
+      <w:r>
+        <w:t xml:space="preserve"> </w:t>
+      </w:r>
+      <w:r>
+        <w:t xml:space="preserve">□ GUAC □ Graphing software supply-chain metadados</w:t>
+      </w:r>
+    </w:p>
+    <w:p>
+      <w:pPr>
+        <w:numPr>
+          <w:ilvl w:val="0"/>
+          <w:numId w:val="1037"/>
+        </w:numPr>
+        <w:pStyle w:val="Compact"/>
+      </w:pPr>
+      <w:r>
+        <w:t xml:space="preserve">OSV-Scanner * Verificações de vulnerabilidade conhecidas para dependências *</w:t>
+      </w:r>
+    </w:p>
+    <w:p>
+      <w:pPr>
+        <w:numPr>
+          <w:ilvl w:val="0"/>
+          <w:numId w:val="1037"/>
+        </w:numPr>
+        <w:pStyle w:val="Compact"/>
+      </w:pPr>
+      <w:r>
+        <w:t xml:space="preserve">DefectDojo * Encontrar ingestão, deduplicação, remediação e reteste *</w:t>
+      </w:r>
+    </w:p>
+    <w:p>
+      <w:pPr>
+        <w:numPr>
+          <w:ilvl w:val="0"/>
+          <w:numId w:val="1037"/>
+        </w:numPr>
+        <w:pStyle w:val="Compact"/>
+      </w:pPr>
+      <w:r>
+        <w:t xml:space="preserve">Wazuh * Monitoramento de endpoint, integridade do arquivo, análise de log e alertas</w:t>
+      </w:r>
+      <w:r>
+        <w:t xml:space="preserve"> </w:t>
+      </w:r>
+      <w:r>
+        <w:t xml:space="preserve">Keycloak, identidade, papéis, MFA, sessões e eventos</w:t>
+      </w:r>
+      <w:r>
+        <w:t xml:space="preserve"> </w:t>
+      </w:r>
+      <w:r>
+        <w:t xml:space="preserve">OWASP ZAP</w:t>
+      </w:r>
+      <w:r>
+        <w:t xml:space="preserve"> </w:t>
+      </w:r>
+      <w:r>
+        <w:t xml:space="preserve">Edição da Comunidade Greenbone</w:t>
+      </w:r>
+    </w:p>
+    <w:p>
+      <w:pPr>
+        <w:numPr>
+          <w:ilvl w:val="0"/>
+          <w:numId w:val="1037"/>
+        </w:numPr>
+        <w:pStyle w:val="Compact"/>
+      </w:pPr>
+      <w:r>
+        <w:t xml:space="preserve">Nmap * Serviço autorizado e descoberta de activos *</w:t>
+      </w:r>
+      <w:r>
+        <w:t xml:space="preserve"> </w:t>
+      </w:r>
+      <w:r>
+        <w:t xml:space="preserve">□ Agente de Política Aberta</w:t>
+      </w:r>
+    </w:p>
+    <w:bookmarkEnd w:id="78"/>
+    <w:bookmarkStart w:id="79" w:name="X9d8808c8e4e93ee0ad9dff0f0a0467bc608194f"/>
+    <w:p>
+      <w:pPr>
+        <w:pStyle w:val="Heading2"/>
+      </w:pPr>
+      <w:r>
+        <w:t xml:space="preserve">Autorização e limites:** Use ferramentas apenas em sistemas, repositórios, redes, dados e contas que possui ou tem permissão escrita para testar. Proteger os resultados. Uma ferramenta suporta evidências; não certifica um fornecedor ou substitui julgamento legal, comercial e humano. □</w:t>
+      </w:r>
+    </w:p>
+    <w:bookmarkEnd w:id="79"/>
+    <w:bookmarkEnd w:id="80"/>
+    <w:bookmarkStart w:id="82" w:name="assistente-ciso"/>
+    <w:p>
+      <w:pPr>
+        <w:pStyle w:val="Heading1"/>
+      </w:pPr>
+      <w:r>
+        <w:t xml:space="preserve"># 24,1 Assistente CISO</w:t>
+      </w:r>
+    </w:p>
+    <w:p>
+      <w:pPr>
+        <w:pStyle w:val="FirstParagraph"/>
+      </w:pPr>
+      <w:r>
+        <w:t xml:space="preserve">Objetivo: Risco, controles, avaliações, evidências e achados. Projeto oficial:</w:t>
+      </w:r>
+      <w:r>
+        <w:t xml:space="preserve"> </w:t>
+      </w:r>
+      <w:hyperlink r:id="rId81">
+        <w:r>
+          <w:rPr>
+            <w:rStyle w:val="Hyperlink"/>
+          </w:rPr>
+          <w:t xml:space="preserve">CISO Assistant</w:t>
+        </w:r>
+      </w:hyperlink>
+    </w:p>
+    <w:p>
+      <w:pPr>
+        <w:pStyle w:val="BodyText"/>
+      </w:pPr>
+      <w:r>
+        <w:t xml:space="preserve">Início rápido e seguro: Criar um projeto abrangente, definir critérios de risco, atribuir proprietários, anexar evidências revisadas, registrar descobertas e restringir o acesso.</w:t>
+      </w:r>
+    </w:p>
+    <w:p>
+      <w:pPr>
+        <w:pStyle w:val="BodyText"/>
+      </w:pPr>
+      <w:r>
+        <w:t xml:space="preserve">Evidência para reter: aprovação e escopo, ferramenta/versão, configuração ou comando, data, população alvo, resultado bruto, validação do analista, limitação, achado, ação e reteste. Limitar o acesso porque os resultados podem expor arquitetura sensível ou fraquezas.</w:t>
+      </w:r>
+    </w:p>
+    <w:bookmarkEnd w:id="82"/>
+    <w:bookmarkStart w:id="84" w:name="faixa-de-dependência"/>
+    <w:p>
+      <w:pPr>
+        <w:pStyle w:val="Heading1"/>
+      </w:pPr>
+      <w:r>
+        <w:t xml:space="preserve"># 24.2 Faixa de Dependência</w:t>
+      </w:r>
+    </w:p>
+    <w:p>
+      <w:pPr>
+        <w:pStyle w:val="FirstParagraph"/>
+      </w:pPr>
+      <w:r>
+        <w:t xml:space="preserve">Objetivo: Análise da SBOM e monitoramento do risco-componente. Projeto oficial:</w:t>
+      </w:r>
+      <w:r>
+        <w:t xml:space="preserve"> </w:t>
+      </w:r>
+      <w:hyperlink r:id="rId83">
+        <w:r>
+          <w:rPr>
+            <w:rStyle w:val="Hyperlink"/>
+          </w:rPr>
+          <w:t xml:space="preserve">Dependência-Track</w:t>
+        </w:r>
+      </w:hyperlink>
+    </w:p>
+    <w:p>
+      <w:pPr>
+        <w:pStyle w:val="BodyText"/>
+      </w:pPr>
+      <w:r>
+        <w:t xml:space="preserve">Início rápido seguro: Importe um CycloneDX SBOM de um projeto de laboratório, confirme componentes, revise alertas de vulnerabilidade e políticas, atribua ação e importe um SBOM novo após correção.</w:t>
+      </w:r>
+    </w:p>
+    <w:p>
+      <w:pPr>
+        <w:pStyle w:val="BodyText"/>
+      </w:pPr>
+      <w:r>
+        <w:t xml:space="preserve">Evidência para reter: aprovação e escopo, ferramenta/versão, configuração ou comando, data, população alvo, resultado bruto, validação do analista, limitação, achado, ação e reteste. Limitar o acesso porque os resultados podem expor arquitetura sensível ou fraquezas.</w:t>
+      </w:r>
+    </w:p>
+    <w:bookmarkEnd w:id="84"/>
+    <w:bookmarkStart w:id="88" w:name="cyclonedx"/>
+    <w:p>
+      <w:pPr>
+        <w:pStyle w:val="Heading1"/>
+      </w:pPr>
+      <w:r>
+        <w:t xml:space="preserve"># 24.3 CycloneDX</w:t>
+      </w:r>
+    </w:p>
+    <w:p>
+      <w:pPr>
+        <w:pStyle w:val="FirstParagraph"/>
+      </w:pPr>
+      <w:r>
+        <w:t xml:space="preserve">Objetivo: Projeto de Software de materiais padrão e ferramentas. Projeto oficial:</w:t>
+      </w:r>
+      <w:r>
+        <w:t xml:space="preserve"> </w:t>
+      </w:r>
+      <w:hyperlink r:id="rId85">
+        <w:r>
+          <w:rPr>
+            <w:rStyle w:val="Hyperlink"/>
+          </w:rPr>
+          <w:t xml:space="preserve">CycloneDX</w:t>
+        </w:r>
+      </w:hyperlink>
+    </w:p>
+    <w:p>
+      <w:pPr>
+        <w:pStyle w:val="BodyText"/>
+      </w:pPr>
+      <w:r>
+        <w:t xml:space="preserve">Início rápido e seguro: Use um gerador oficial para a linguagem do projeto, crie um SBOM, valide-o, proteja metadados sensíveis e forneça-o para ferramentas de análise aprovadas.</w:t>
+      </w:r>
+    </w:p>
+    <w:p>
+      <w:pPr>
+        <w:pStyle w:val="BodyText"/>
+      </w:pPr>
+      <w:r>
+        <w:t xml:space="preserve">Evidência para reter: aprovação e escopo, ferramenta/versão, configuração ou comando, data, população alvo, resultado bruto, validação do analista, limitação, achado, ação e reteste. Limitar o acesso porque os resultados podem expor arquitetura sensível ou fraquezas.</w:t>
+      </w:r>
+    </w:p>
+    <w:bookmarkStart w:id="87" w:name="syft"/>
+    <w:p>
+      <w:pPr>
+        <w:pStyle w:val="Heading2"/>
+      </w:pPr>
+      <w:r>
+        <w:t xml:space="preserve">24.4 Syft</w:t>
+      </w:r>
+    </w:p>
+    <w:p>
+      <w:pPr>
+        <w:pStyle w:val="FirstParagraph"/>
+      </w:pPr>
+      <w:r>
+        <w:t xml:space="preserve">Objetivo: Geração SBOM para imagens e sistemas de arquivos. Projeto oficial:</w:t>
+      </w:r>
+      <w:r>
+        <w:t xml:space="preserve"> </w:t>
+      </w:r>
+      <w:hyperlink r:id="rId86">
+        <w:r>
+          <w:rPr>
+            <w:rStyle w:val="Hyperlink"/>
+          </w:rPr>
+          <w:t xml:space="preserve">Syft</w:t>
+        </w:r>
+      </w:hyperlink>
+    </w:p>
+    <w:p>
+      <w:pPr>
+        <w:pStyle w:val="BodyText"/>
+      </w:pPr>
+      <w:r>
+        <w:t xml:space="preserve">Início rápido seguro: Corra contra uma imagem de laboratório autorizada, exporte CycloneDX JSON, reveja a cobertura do pacote, grave a versão e o comando e armazene o resultado com segurança.</w:t>
+      </w:r>
+    </w:p>
+    <w:p>
+      <w:pPr>
+        <w:pStyle w:val="BodyText"/>
+      </w:pPr>
+      <w:r>
+        <w:t xml:space="preserve">Evidência para reter: aprovação e escopo, ferramenta/versão, configuração ou comando, data, população alvo, resultado bruto, validação do analista, limitação, achado, ação e reteste. Limitar o acesso porque os resultados podem expor arquitetura sensível ou fraquezas.</w:t>
+      </w:r>
+    </w:p>
+    <w:bookmarkEnd w:id="87"/>
+    <w:bookmarkEnd w:id="88"/>
+    <w:bookmarkStart w:id="90" w:name="grype"/>
+    <w:p>
+      <w:pPr>
+        <w:pStyle w:val="Heading1"/>
+      </w:pPr>
+      <w:r>
         <w:t xml:space="preserve"># 24.5 Grype</w:t>
       </w:r>
     </w:p>
@@ -4796,7 +4796,7 @@
       <w:r>
         <w:t xml:space="preserve"> </w:t>
       </w:r>
-      <w:hyperlink r:id="rId78">
+      <w:hyperlink r:id="rId89">
         <w:r>
           <w:rPr>
             <w:rStyle w:val="Hyperlink"/>
@@ -4821,8 +4821,8 @@
         <w:t xml:space="preserve">Evidência para reter: aprovação e escopo, ferramenta/versão, configuração ou comando, data, população alvo, resultado bruto, validação do analista, limitação, achado, ação e reteste. Limitar o acesso porque os resultados podem expor arquitetura sensível ou fraquezas.</w:t>
       </w:r>
     </w:p>
-    <w:bookmarkEnd w:id="79"/>
-    <w:bookmarkStart w:id="81" w:name="trivy"/>
+    <w:bookmarkEnd w:id="90"/>
+    <w:bookmarkStart w:id="92" w:name="trivy"/>
     <w:p>
       <w:pPr>
         <w:pStyle w:val="Heading1"/>
@@ -4841,7 +4841,7 @@
       <w:r>
         <w:t xml:space="preserve"> </w:t>
       </w:r>
-      <w:hyperlink r:id="rId80">
+      <w:hyperlink r:id="rId91">
         <w:r>
           <w:rPr>
             <w:rStyle w:val="Hyperlink"/>
@@ -4866,8 +4866,8 @@
         <w:t xml:space="preserve">Evidência para reter: aprovação e escopo, ferramenta/versão, configuração ou comando, data, população alvo, resultado bruto, validação do analista, limitação, achado, ação e reteste. Limitar o acesso porque os resultados podem expor arquitetura sensível ou fraquezas.</w:t>
       </w:r>
     </w:p>
-    <w:bookmarkEnd w:id="81"/>
-    <w:bookmarkStart w:id="83" w:name="openssf-scorecard"/>
+    <w:bookmarkEnd w:id="92"/>
+    <w:bookmarkStart w:id="94" w:name="openssf-scorecard"/>
     <w:p>
       <w:pPr>
         <w:pStyle w:val="Heading1"/>
@@ -4886,7 +4886,7 @@
       <w:r>
         <w:t xml:space="preserve"> </w:t>
       </w:r>
-      <w:hyperlink r:id="rId82">
+      <w:hyperlink r:id="rId93">
         <w:r>
           <w:rPr>
             <w:rStyle w:val="Hyperlink"/>
@@ -4911,8 +4911,8 @@
         <w:t xml:space="preserve">Evidência para reter: aprovação e escopo, ferramenta/versão, configuração ou comando, data, população alvo, resultado bruto, validação do analista, limitação, achado, ação e reteste. Limitar o acesso porque os resultados podem expor arquitetura sensível ou fraquezas.</w:t>
       </w:r>
     </w:p>
-    <w:bookmarkEnd w:id="83"/>
-    <w:bookmarkStart w:id="87" w:name="guac"/>
+    <w:bookmarkEnd w:id="94"/>
+    <w:bookmarkStart w:id="98" w:name="guac"/>
     <w:p>
       <w:pPr>
         <w:pStyle w:val="Heading1"/>
@@ -4931,7 +4931,7 @@
       <w:r>
         <w:t xml:space="preserve"> </w:t>
       </w:r>
-      <w:hyperlink r:id="rId84">
+      <w:hyperlink r:id="rId95">
         <w:r>
           <w:rPr>
             <w:rStyle w:val="Hyperlink"/>
@@ -4956,7 +4956,7 @@
         <w:t xml:space="preserve">Evidência para reter: aprovação e escopo, ferramenta/versão, configuração ou comando, data, população alvo, resultado bruto, validação do analista, limitação, achado, ação e reteste. Limitar o acesso porque os resultados podem expor arquitetura sensível ou fraquezas.</w:t>
       </w:r>
     </w:p>
-    <w:bookmarkStart w:id="86" w:name="osv-scanner"/>
+    <w:bookmarkStart w:id="97" w:name="osv-scanner"/>
     <w:p>
       <w:pPr>
         <w:pStyle w:val="Heading2"/>
@@ -4975,7 +4975,7 @@
       <w:r>
         <w:t xml:space="preserve"> </w:t>
       </w:r>
-      <w:hyperlink r:id="rId85">
+      <w:hyperlink r:id="rId96">
         <w:r>
           <w:rPr>
             <w:rStyle w:val="Hyperlink"/>
@@ -5000,9 +5000,9 @@
         <w:t xml:space="preserve">Evidência para reter: aprovação e escopo, ferramenta/versão, configuração ou comando, data, população alvo, resultado bruto, validação do analista, limitação, achado, ação e reteste. Limitar o acesso porque os resultados podem expor arquitetura sensível ou fraquezas.</w:t>
       </w:r>
     </w:p>
-    <w:bookmarkEnd w:id="86"/>
-    <w:bookmarkEnd w:id="87"/>
-    <w:bookmarkStart w:id="89" w:name="defectdojo"/>
+    <w:bookmarkEnd w:id="97"/>
+    <w:bookmarkEnd w:id="98"/>
+    <w:bookmarkStart w:id="100" w:name="defectdojo"/>
     <w:p>
       <w:pPr>
         <w:pStyle w:val="Heading1"/>
@@ -5021,7 +5021,7 @@
       <w:r>
         <w:t xml:space="preserve"> </w:t>
       </w:r>
-      <w:hyperlink r:id="rId88">
+      <w:hyperlink r:id="rId99">
         <w:r>
           <w:rPr>
             <w:rStyle w:val="Hyperlink"/>
@@ -5046,8 +5046,8 @@
         <w:t xml:space="preserve">Evidência para reter: aprovação e escopo, ferramenta/versão, configuração ou comando, data, população alvo, resultado bruto, validação do analista, limitação, achado, ação e reteste. Limitar o acesso porque os resultados podem expor arquitetura sensível ou fraquezas.</w:t>
       </w:r>
     </w:p>
-    <w:bookmarkEnd w:id="89"/>
-    <w:bookmarkStart w:id="91" w:name="wazuh"/>
+    <w:bookmarkEnd w:id="100"/>
+    <w:bookmarkStart w:id="102" w:name="wazuh"/>
     <w:p>
       <w:pPr>
         <w:pStyle w:val="Heading1"/>
@@ -5066,7 +5066,7 @@
       <w:r>
         <w:t xml:space="preserve"> </w:t>
       </w:r>
-      <w:hyperlink r:id="rId90">
+      <w:hyperlink r:id="rId101">
         <w:r>
           <w:rPr>
             <w:rStyle w:val="Hyperlink"/>
@@ -5091,8 +5091,8 @@
         <w:t xml:space="preserve">Evidência para reter: aprovação e escopo, ferramenta/versão, configuração ou comando, data, população alvo, resultado bruto, validação do analista, limitação, achado, ação e reteste. Limitar o acesso porque os resultados podem expor arquitetura sensível ou fraquezas.</w:t>
       </w:r>
     </w:p>
-    <w:bookmarkEnd w:id="91"/>
-    <w:bookmarkStart w:id="93" w:name="keycloak"/>
+    <w:bookmarkEnd w:id="102"/>
+    <w:bookmarkStart w:id="104" w:name="keycloak"/>
     <w:p>
       <w:pPr>
         <w:pStyle w:val="Heading1"/>
@@ -5111,7 +5111,7 @@
       <w:r>
         <w:t xml:space="preserve"> </w:t>
       </w:r>
-      <w:hyperlink r:id="rId92">
+      <w:hyperlink r:id="rId103">
         <w:r>
           <w:rPr>
             <w:rStyle w:val="Hyperlink"/>
@@ -5136,8 +5136,8 @@
         <w:t xml:space="preserve">Evidência para reter: aprovação e escopo, ferramenta/versão, configuração ou comando, data, população alvo, resultado bruto, validação do analista, limitação, achado, ação e reteste. Limitar o acesso porque os resultados podem expor arquitetura sensível ou fraquezas.</w:t>
       </w:r>
     </w:p>
-    <w:bookmarkEnd w:id="93"/>
-    <w:bookmarkStart w:id="95" w:name="owasp-zap"/>
+    <w:bookmarkEnd w:id="104"/>
+    <w:bookmarkStart w:id="106" w:name="owasp-zap"/>
     <w:p>
       <w:pPr>
         <w:pStyle w:val="Heading1"/>
@@ -5156,7 +5156,7 @@
       <w:r>
         <w:t xml:space="preserve"> </w:t>
       </w:r>
-      <w:hyperlink r:id="rId94">
+      <w:hyperlink r:id="rId105">
         <w:r>
           <w:rPr>
             <w:rStyle w:val="Hyperlink"/>
@@ -5181,8 +5181,8 @@
         <w:t xml:space="preserve">Evidência para reter: aprovação e escopo, ferramenta/versão, configuração ou comando, data, população alvo, resultado bruto, validação do analista, limitação, achado, ação e reteste. Limitar o acesso porque os resultados podem expor arquitetura sensível ou fraquezas.</w:t>
       </w:r>
     </w:p>
-    <w:bookmarkEnd w:id="95"/>
-    <w:bookmarkStart w:id="97" w:name="greenbone-community-edition"/>
+    <w:bookmarkEnd w:id="106"/>
+    <w:bookmarkStart w:id="108" w:name="greenbone-community-edition"/>
     <w:p>
       <w:pPr>
         <w:pStyle w:val="Heading1"/>
@@ -5201,7 +5201,7 @@
       <w:r>
         <w:t xml:space="preserve"> </w:t>
       </w:r>
-      <w:hyperlink r:id="rId96">
+      <w:hyperlink r:id="rId107">
         <w:r>
           <w:rPr>
             <w:rStyle w:val="Hyperlink"/>
@@ -5226,8 +5226,8 @@
         <w:t xml:space="preserve">Evidência para reter: aprovação e escopo, ferramenta/versão, configuração ou comando, data, população alvo, resultado bruto, validação do analista, limitação, achado, ação e reteste. Limitar o acesso porque os resultados podem expor arquitetura sensível ou fraquezas.</w:t>
       </w:r>
     </w:p>
-    <w:bookmarkEnd w:id="97"/>
-    <w:bookmarkStart w:id="99" w:name="nmap"/>
+    <w:bookmarkEnd w:id="108"/>
+    <w:bookmarkStart w:id="110" w:name="nmap"/>
     <w:p>
       <w:pPr>
         <w:pStyle w:val="Heading1"/>
@@ -5246,7 +5246,7 @@
       <w:r>
         <w:t xml:space="preserve"> </w:t>
       </w:r>
-      <w:hyperlink r:id="rId98">
+      <w:hyperlink r:id="rId109">
         <w:r>
           <w:rPr>
             <w:rStyle w:val="Hyperlink"/>
@@ -5271,8 +5271,8 @@
         <w:t xml:space="preserve">Evidência para reter: aprovação e escopo, ferramenta/versão, configuração ou comando, data, população alvo, resultado bruto, validação do analista, limitação, achado, ação e reteste. Limitar o acesso porque os resultados podem expor arquitetura sensível ou fraquezas.</w:t>
       </w:r>
     </w:p>
-    <w:bookmarkEnd w:id="99"/>
-    <w:bookmarkStart w:id="101" w:name="open-policy-agent"/>
+    <w:bookmarkEnd w:id="110"/>
+    <w:bookmarkStart w:id="112" w:name="open-policy-agent"/>
     <w:p>
       <w:pPr>
         <w:pStyle w:val="Heading1"/>
@@ -5291,7 +5291,7 @@
       <w:r>
         <w:t xml:space="preserve"> </w:t>
       </w:r>
-      <w:hyperlink r:id="rId100">
+      <w:hyperlink r:id="rId111">
         <w:r>
           <w:rPr>
             <w:rStyle w:val="Hyperlink"/>
@@ -5316,8 +5316,8 @@
         <w:t xml:space="preserve">Evidência para reter: aprovação e escopo, ferramenta/versão, configuração ou comando, data, população alvo, resultado bruto, validação do analista, limitação, achado, ação e reteste. Limitar o acesso porque os resultados podem expor arquitetura sensível ou fraquezas.</w:t>
       </w:r>
     </w:p>
-    <w:bookmarkEnd w:id="101"/>
-    <w:bookmarkStart w:id="104" w:name="manual-de-tprm-para-gerentes"/>
+    <w:bookmarkEnd w:id="112"/>
+    <w:bookmarkStart w:id="115" w:name="manual-de-tprm-para-gerentes"/>
     <w:p>
       <w:pPr>
         <w:pStyle w:val="Heading1"/>
@@ -5339,17 +5339,17 @@
     </w:p>
     <w:p>
       <w:pPr>
+        <w:numPr>
+          <w:ilvl w:val="0"/>
+          <w:numId w:val="1038"/>
+        </w:numPr>
         <w:pStyle w:val="Heading2"/>
-        <w:numPr>
-          <w:ilvl w:val="0"/>
-          <w:numId w:val="1038"/>
-        </w:numPr>
-      </w:pPr>
-      <w:bookmarkStart w:id="102" w:name="Xb56cd5a87bf42f1975f9050a867341e00622698"/>
+      </w:pPr>
+      <w:bookmarkStart w:id="113" w:name="Xb56cd5a87bf42f1975f9050a867341e00622698"/>
       <w:r>
         <w:t xml:space="preserve">** Área do tabuleiro** ** Pergunta do gestor** ** Escalar quando**</w:t>
       </w:r>
-      <w:bookmarkEnd w:id="102"/>
+      <w:bookmarkEnd w:id="113"/>
     </w:p>
     <w:p>
       <w:pPr>
@@ -5404,7 +5404,7 @@
         <w:t xml:space="preserve">□ Sair □ Podemos recuperar dados e substituir o serviço a tempo? □ Nenhum caminho de exportação, alternativa ou eliminação testado</w:t>
       </w:r>
     </w:p>
-    <w:bookmarkStart w:id="103" w:name="ritmo-operacional-de-gestão"/>
+    <w:bookmarkStart w:id="114" w:name="ritmo-operacional-de-gestão"/>
     <w:p>
       <w:pPr>
         <w:pStyle w:val="Heading2"/>
@@ -5459,9 +5459,9 @@
         <w:t xml:space="preserve">□——————————————————————————————————————————————————————————————————————————————————————-</w:t>
       </w:r>
     </w:p>
-    <w:bookmarkEnd w:id="103"/>
-    <w:bookmarkEnd w:id="104"/>
-    <w:bookmarkStart w:id="105" w:name="guia-de-carreira-do-analista-júnior"/>
+    <w:bookmarkEnd w:id="114"/>
+    <w:bookmarkEnd w:id="115"/>
+    <w:bookmarkStart w:id="116" w:name="guia-de-carreira-do-analista-júnior"/>
     <w:p>
       <w:pPr>
         <w:pStyle w:val="Heading1"/>
@@ -5472,11 +5472,11 @@
     </w:p>
     <w:p>
       <w:pPr>
+        <w:numPr>
+          <w:ilvl w:val="0"/>
+          <w:numId w:val="1039"/>
+        </w:numPr>
         <w:pStyle w:val="Compact"/>
-        <w:numPr>
-          <w:ilvl w:val="0"/>
-          <w:numId w:val="1039"/>
-        </w:numPr>
       </w:pPr>
       <w:r>
         <w:t xml:space="preserve">Os analistas juniores criam valor produzindo inventários precisos, revisões de evidências, descobertas e acompanhamento.*</w:t>
@@ -5495,8 +5495,8 @@
         <w:t xml:space="preserve">Figura 10. Caminho de analista de TPRM júnior</w:t>
       </w:r>
     </w:p>
-    <w:bookmarkEnd w:id="105"/>
-    <w:bookmarkStart w:id="106" w:name="títulos-comuns"/>
+    <w:bookmarkEnd w:id="116"/>
+    <w:bookmarkStart w:id="117" w:name="títulos-comuns"/>
     <w:p>
       <w:pPr>
         <w:pStyle w:val="Heading1"/>
@@ -5569,8 +5569,8 @@
         <w:t xml:space="preserve">Analisador de cadeia de fornecimento de software</w:t>
       </w:r>
     </w:p>
-    <w:bookmarkEnd w:id="106"/>
-    <w:bookmarkStart w:id="108" w:name="trabalho-júnior-típico"/>
+    <w:bookmarkEnd w:id="117"/>
+    <w:bookmarkStart w:id="119" w:name="trabalho-júnior-típico"/>
     <w:p>
       <w:pPr>
         <w:pStyle w:val="Heading1"/>
@@ -5643,7 +5643,7 @@
         <w:t xml:space="preserve">Preparar resumos claros do gestor sem reivindicar certeza para além dos elementos de prova.</w:t>
       </w:r>
     </w:p>
-    <w:bookmarkStart w:id="107" w:name="competência-comprovação-de-portfólio"/>
+    <w:bookmarkStart w:id="118" w:name="competência-comprovação-de-portfólio"/>
     <w:p>
       <w:pPr>
         <w:pStyle w:val="Heading2"/>
@@ -5696,9 +5696,9 @@
         <w:t xml:space="preserve">Ético, autorização escrita, dados sintéticos, redação e limitações honestas</w:t>
       </w:r>
     </w:p>
-    <w:bookmarkEnd w:id="107"/>
-    <w:bookmarkEnd w:id="108"/>
-    <w:bookmarkStart w:id="109" w:name="laboratório-fictício-e-portfólio"/>
+    <w:bookmarkEnd w:id="118"/>
+    <w:bookmarkEnd w:id="119"/>
+    <w:bookmarkStart w:id="120" w:name="laboratório-fictício-e-portfólio"/>
     <w:p>
       <w:pPr>
         <w:pStyle w:val="Heading1"/>
@@ -5709,11 +5709,11 @@
     </w:p>
     <w:p>
       <w:pPr>
+        <w:numPr>
+          <w:ilvl w:val="0"/>
+          <w:numId w:val="1040"/>
+        </w:numPr>
         <w:pStyle w:val="Compact"/>
-        <w:numPr>
-          <w:ilvl w:val="0"/>
-          <w:numId w:val="1040"/>
-        </w:numPr>
       </w:pPr>
       <w:r>
         <w:t xml:space="preserve">Construir um portfólio seguro com uma empresa fictícia, fornecedores sintéticos e laboratórios técnicos isolados.*</w:t>
@@ -5911,8 +5911,8 @@
         <w:t xml:space="preserve">Painel do gerenciador . Limpar métricas, problemas graves, incerteza e ação .</w:t>
       </w:r>
     </w:p>
-    <w:bookmarkEnd w:id="109"/>
-    <w:bookmarkStart w:id="111" w:name="plano-de-aprendizagem-de-trinta-dias"/>
+    <w:bookmarkEnd w:id="120"/>
+    <w:bookmarkStart w:id="122" w:name="plano-de-aprendizagem-de-trinta-dias"/>
     <w:p>
       <w:pPr>
         <w:pStyle w:val="Heading1"/>
@@ -5934,17 +5934,17 @@
     </w:p>
     <w:p>
       <w:pPr>
+        <w:numPr>
+          <w:ilvl w:val="0"/>
+          <w:numId w:val="1042"/>
+        </w:numPr>
         <w:pStyle w:val="Heading2"/>
-        <w:numPr>
-          <w:ilvl w:val="0"/>
-          <w:numId w:val="1042"/>
-        </w:numPr>
-      </w:pPr>
-      <w:bookmarkStart w:id="110" w:name="dias-foco-entrega"/>
+      </w:pPr>
+      <w:bookmarkStart w:id="121" w:name="dias-foco-entrega"/>
       <w:r>
         <w:t xml:space="preserve">Dias** * Foco** * Entrega**</w:t>
       </w:r>
-      <w:bookmarkEnd w:id="110"/>
+      <w:bookmarkEnd w:id="121"/>
     </w:p>
     <w:p>
       <w:pPr>
@@ -6013,11 +6013,11 @@
     </w:p>
     <w:p>
       <w:pPr>
+        <w:numPr>
+          <w:ilvl w:val="0"/>
+          <w:numId w:val="1043"/>
+        </w:numPr>
         <w:pStyle w:val="Compact"/>
-        <w:numPr>
-          <w:ilvl w:val="0"/>
-          <w:numId w:val="1043"/>
-        </w:numPr>
       </w:pPr>
       <w:r>
         <w:t xml:space="preserve">Preparação da entrevista</w:t>
@@ -6025,18 +6025,18 @@
     </w:p>
     <w:p>
       <w:pPr>
+        <w:numPr>
+          <w:ilvl w:val="0"/>
+          <w:numId w:val="1044"/>
+        </w:numPr>
         <w:pStyle w:val="Compact"/>
-        <w:numPr>
-          <w:ilvl w:val="0"/>
-          <w:numId w:val="1044"/>
-        </w:numPr>
       </w:pPr>
       <w:r>
         <w:t xml:space="preserve">As respostas de entrevista devem ser curtas, precisas e ligadas a exemplos.*</w:t>
       </w:r>
     </w:p>
-    <w:bookmarkEnd w:id="111"/>
-    <w:bookmarkStart w:id="112" w:name="o-que-é-tprm"/>
+    <w:bookmarkEnd w:id="122"/>
+    <w:bookmarkStart w:id="123" w:name="o-que-é-tprm"/>
     <w:p>
       <w:pPr>
         <w:pStyle w:val="Heading1"/>
@@ -6053,8 +6053,8 @@
         <w:t xml:space="preserve">Um processo de ciclo de vida para identificar, avaliar, contratar, monitorar, responder e sair dos riscos de organizações, produtos, pessoas e serviços externos.</w:t>
       </w:r>
     </w:p>
-    <w:bookmarkEnd w:id="112"/>
-    <w:bookmarkStart w:id="113" w:name="tprm-versus-c-scrm"/>
+    <w:bookmarkEnd w:id="123"/>
+    <w:bookmarkStart w:id="124" w:name="tprm-versus-c-scrm"/>
     <w:p>
       <w:pPr>
         <w:pStyle w:val="Heading1"/>
@@ -6071,8 +6071,8 @@
         <w:t xml:space="preserve">TPRM gerencia relações externas amplamente. O C-SCRM se concentra no risco de segurança cibernética em toda a cadeia de suprimentos de tecnologia e no ciclo de vida do produto ou serviço.</w:t>
       </w:r>
     </w:p>
-    <w:bookmarkEnd w:id="113"/>
-    <w:bookmarkStart w:id="120" w:name="risco-inerente-versus-residual"/>
+    <w:bookmarkEnd w:id="124"/>
+    <w:bookmarkStart w:id="131" w:name="risco-inerente-versus-residual"/>
     <w:p>
       <w:pPr>
         <w:pStyle w:val="Heading1"/>
@@ -6089,7 +6089,7 @@
         <w:t xml:space="preserve">O risco inerente existe antes dos controlos. O risco residual permanece após controles e tratamento verificados.</w:t>
       </w:r>
     </w:p>
-    <w:bookmarkStart w:id="114" w:name="como-se-classifica-um-fornecedor"/>
+    <w:bookmarkStart w:id="125" w:name="como-se-classifica-um-fornecedor"/>
     <w:p>
       <w:pPr>
         <w:pStyle w:val="Heading2"/>
@@ -6106,8 +6106,8 @@
         <w:t xml:space="preserve">Use fatores de impacto documentados como dados, privilégios, disponibilidade, autoridade de mudança, substituibilidade, alcance, geografia e dependências a jusante.</w:t>
       </w:r>
     </w:p>
-    <w:bookmarkEnd w:id="114"/>
-    <w:bookmarkStart w:id="115" w:name="como-você-revê-um-relatório-soc-2"/>
+    <w:bookmarkEnd w:id="125"/>
+    <w:bookmarkStart w:id="126" w:name="como-você-revê-um-relatório-soc-2"/>
     <w:p>
       <w:pPr>
         <w:pStyle w:val="Heading2"/>
@@ -6124,8 +6124,8 @@
         <w:t xml:space="preserve">Verifique a entidade e sistema exatos, critérios, período, opinião, testes, exceções, CUECs, organizações de subserviço e eventos subsequentes; em seguida, mapeá-lo para o uso real.</w:t>
       </w:r>
     </w:p>
-    <w:bookmarkEnd w:id="115"/>
-    <w:bookmarkStart w:id="116" w:name="limitação-do-questionário"/>
+    <w:bookmarkEnd w:id="126"/>
+    <w:bookmarkStart w:id="127" w:name="limitação-do-questionário"/>
     <w:p>
       <w:pPr>
         <w:pStyle w:val="Heading2"/>
@@ -6142,8 +6142,8 @@
         <w:t xml:space="preserve">É uma afirmação de fornecedor. Valido respostas importantes com evidências relevantes, atuais, confiáveis e lacunas de registro.</w:t>
       </w:r>
     </w:p>
-    <w:bookmarkEnd w:id="116"/>
-    <w:bookmarkStart w:id="117" w:name="o-que-é-uma-sbom"/>
+    <w:bookmarkEnd w:id="127"/>
+    <w:bookmarkStart w:id="128" w:name="o-que-é-uma-sbom"/>
     <w:p>
       <w:pPr>
         <w:pStyle w:val="Heading2"/>
@@ -6160,8 +6160,8 @@
         <w:t xml:space="preserve">Um inventário estruturado de componentes de software e relacionamentos. Ele melhora a visibilidade, mas não prova segurança ou vulnerabilidade aplicabilidade.</w:t>
       </w:r>
     </w:p>
-    <w:bookmarkEnd w:id="117"/>
-    <w:bookmarkStart w:id="118" w:name="como-se-fecha-uma-descoberta"/>
+    <w:bookmarkEnd w:id="128"/>
+    <w:bookmarkStart w:id="129" w:name="como-se-fecha-uma-descoberta"/>
     <w:p>
       <w:pPr>
         <w:pStyle w:val="Heading2"/>
@@ -6178,8 +6178,8 @@
         <w:t xml:space="preserve">Reteste o controle corrigido usando critérios definidos e evidências confiáveis; não feche apenas porque o fornecedor diz que é fixo.</w:t>
       </w:r>
     </w:p>
-    <w:bookmarkEnd w:id="118"/>
-    <w:bookmarkStart w:id="119" w:name="Xd9085b9990fbedf9e4d32e1c3938c350a126f3f"/>
+    <w:bookmarkEnd w:id="129"/>
+    <w:bookmarkStart w:id="130" w:name="Xd9085b9990fbedf9e4d32e1c3938c350a126f3f"/>
     <w:p>
       <w:pPr>
         <w:pStyle w:val="Heading2"/>
@@ -6194,686 +6194,686 @@
       </w:pPr>
       <w:r>
         <w:t xml:space="preserve">Registre a lacuna, use provas independentes disponíveis, considere opções de design e contrato, avalie incerteza e risco e aumente para o tomador de decisão autorizado.</w:t>
-      </w:r>
-    </w:p>
-    <w:bookmarkEnd w:id="119"/>
-    <w:bookmarkEnd w:id="120"/>
-    <w:bookmarkStart w:id="121" w:name="o-que-faz-um-bom-analista-júnior"/>
-    <w:p>
-      <w:pPr>
-        <w:pStyle w:val="Heading1"/>
-      </w:pPr>
-      <w:r>
-        <w:t xml:space="preserve"># 29.10 O que faz um bom analista júnior?</w:t>
-      </w:r>
-    </w:p>
-    <w:p>
-      <w:pPr>
-        <w:pStyle w:val="FirstParagraph"/>
-      </w:pPr>
-      <w:r>
-        <w:t xml:space="preserve">Escopo cuidadoso, registros completos, ceticismo de evidência, escrita clara, acompanhamento respeitoso, manipulação segura e conclusões honestas.</w:t>
-      </w:r>
-    </w:p>
-    <w:bookmarkEnd w:id="121"/>
-    <w:bookmarkStart w:id="122" w:name="perguntas-para-fazer-ao-empregador"/>
-    <w:p>
-      <w:pPr>
-        <w:pStyle w:val="Heading1"/>
-      </w:pPr>
-      <w:r>
-        <w:t xml:space="preserve"># 29.11 Perguntas para fazer ao empregador</w:t>
-      </w:r>
-    </w:p>
-    <w:p>
-      <w:pPr>
-        <w:pStyle w:val="FirstParagraph"/>
-      </w:pPr>
-      <w:r>
-        <w:t xml:space="preserve">Quais fornecedores e riscos são mais importantes para o programa?</w:t>
-      </w:r>
-    </w:p>
-    <w:p>
-      <w:pPr>
-        <w:pStyle w:val="BodyText"/>
-      </w:pPr>
-      <w:r>
-        <w:t xml:space="preserve">Como os inventários são reconciliados com os registros de compras, finanças, identidade, rede e aplicativos?</w:t>
-      </w:r>
-    </w:p>
-    <w:p>
-      <w:pPr>
-        <w:pStyle w:val="BodyText"/>
-      </w:pPr>
-      <w:r>
-        <w:t xml:space="preserve">Que provas e normas contratuais são utilizadas por nível?</w:t>
-      </w:r>
-    </w:p>
-    <w:p>
-      <w:pPr>
-        <w:pStyle w:val="BodyText"/>
-      </w:pPr>
-      <w:r>
-        <w:t xml:space="preserve">Como se agravam as graves descobertas, exceções, incidentes e renovações?</w:t>
-      </w:r>
-    </w:p>
-    <w:p>
-      <w:pPr>
-        <w:pStyle w:val="BodyText"/>
-      </w:pPr>
-      <w:r>
-        <w:t xml:space="preserve">Quais ferramentas são aprovadas, e como é analisado o trabalho do analista?</w:t>
-      </w:r>
-    </w:p>
-    <w:p>
-      <w:pPr>
-        <w:pStyle w:val="BodyText"/>
-      </w:pPr>
-      <w:r>
-        <w:t xml:space="preserve">Como seria o sucesso nos primeiros 90 dias?</w:t>
-      </w:r>
-    </w:p>
-    <w:bookmarkEnd w:id="122"/>
-    <w:bookmarkStart w:id="123" w:name="modelos-glossário-índice-e-referências"/>
-    <w:p>
-      <w:pPr>
-        <w:pStyle w:val="Heading1"/>
-      </w:pPr>
-      <w:r>
-        <w:t xml:space="preserve">30. Modelos, Glossário, Índice e Referências</w:t>
-      </w:r>
-    </w:p>
-    <w:p>
-      <w:pPr>
-        <w:pStyle w:val="Compact"/>
-        <w:numPr>
-          <w:ilvl w:val="0"/>
-          <w:numId w:val="1045"/>
-        </w:numPr>
-      </w:pPr>
-      <w:r>
-        <w:t xml:space="preserve">Estruturas reutilizáveis, termos-chave, índice de assunto e pontos de partida oficiais.*</w:t>
-      </w:r>
-    </w:p>
-    <w:bookmarkEnd w:id="123"/>
-    <w:bookmarkStart w:id="125" w:name="registro-de-inventário-do-fornecedor"/>
-    <w:p>
-      <w:pPr>
-        <w:pStyle w:val="Heading1"/>
-      </w:pPr>
-      <w:r>
-        <w:t xml:space="preserve"># 30.1 Registro de inventário do fornecedor</w:t>
-      </w:r>
-    </w:p>
-    <w:p>
-      <w:pPr>
-        <w:pStyle w:val="Heading2"/>
-        <w:numPr>
-          <w:ilvl w:val="0"/>
-          <w:numId w:val="1046"/>
-        </w:numPr>
-      </w:pPr>
-      <w:bookmarkStart w:id="124" w:name="campo-entrada"/>
-      <w:r>
-        <w:t xml:space="preserve">Campo** * Entrada**</w:t>
-      </w:r>
-      <w:bookmarkEnd w:id="124"/>
-    </w:p>
-    <w:p>
-      <w:pPr>
-        <w:pStyle w:val="Compact"/>
-        <w:numPr>
-          <w:ilvl w:val="0"/>
-          <w:numId w:val="1000"/>
-        </w:numPr>
-      </w:pPr>
-      <w:r>
-        <w:t xml:space="preserve">Nome jurídico / serviço</w:t>
-      </w:r>
-      <w:r>
-        <w:t xml:space="preserve"> </w:t>
-      </w:r>
-      <w:r>
-        <w:t xml:space="preserve">Os donos de empresas e técnicos</w:t>
-      </w:r>
-      <w:r>
-        <w:t xml:space="preserve"> </w:t>
-      </w:r>
-      <w:r>
-        <w:t xml:space="preserve">O objectivo e os processos críticos</w:t>
-      </w:r>
-      <w:r>
-        <w:t xml:space="preserve"> </w:t>
-      </w:r>
-      <w:r>
-        <w:t xml:space="preserve">Dados/localizações/transferências</w:t>
-      </w:r>
-      <w:r>
-        <w:t xml:space="preserve"> </w:t>
-      </w:r>
-      <w:r>
-        <w:t xml:space="preserve">Acesso / integrações / privilégios</w:t>
-      </w:r>
-      <w:r>
-        <w:t xml:space="preserve"> </w:t>
-      </w:r>
-      <w:r>
-        <w:t xml:space="preserve">Quartas partes / concentração</w:t>
-      </w:r>
-    </w:p>
-    <w:p>
-      <w:pPr>
-        <w:pStyle w:val="Compact"/>
-        <w:numPr>
-          <w:ilvl w:val="0"/>
-          <w:numId w:val="1046"/>
-        </w:numPr>
-      </w:pPr>
-      <w:r>
-        <w:t xml:space="preserve">Risco inerente / residual :                                                  </w:t>
-      </w:r>
-      <w:r>
-        <w:t xml:space="preserve"> </w:t>
-      </w:r>
-      <w:r>
-        <w:t xml:space="preserve">Datas do contrato / renovação / anúncio</w:t>
-      </w:r>
-      <w:r>
-        <w:t xml:space="preserve"> </w:t>
-      </w:r>
-      <w:r>
-        <w:t xml:space="preserve">Avaliação / conclusões / excepções</w:t>
-      </w:r>
-    </w:p>
-    <w:p>
-      <w:pPr>
-        <w:pStyle w:val="Compact"/>
-        <w:numPr>
-          <w:ilvl w:val="0"/>
-          <w:numId w:val="1046"/>
-        </w:numPr>
-      </w:pPr>
-      <w:r>
-        <w:t xml:space="preserve">Monitorização / incidente / estado de saída</w:t>
-      </w:r>
-    </w:p>
-    <w:bookmarkEnd w:id="125"/>
-    <w:bookmarkStart w:id="127" w:name="papel-de-trabalho-de-dupla-diligencia"/>
-    <w:p>
-      <w:pPr>
-        <w:pStyle w:val="Heading1"/>
-      </w:pPr>
-      <w:r>
-        <w:t xml:space="preserve"># 30.2 Papel de trabalho de dupla diligencia</w:t>
-      </w:r>
-    </w:p>
-    <w:p>
-      <w:pPr>
-        <w:pStyle w:val="Compact"/>
-        <w:numPr>
-          <w:ilvl w:val="0"/>
-          <w:numId w:val="1047"/>
-        </w:numPr>
-      </w:pPr>
-      <w:r>
-        <w:t xml:space="preserve">Campo** * Entrada**</w:t>
-      </w:r>
-      <w:r>
-        <w:t xml:space="preserve"> </w:t>
-      </w:r>
-      <w:r>
-        <w:t xml:space="preserve">□—————————————————————————————————————-</w:t>
-      </w:r>
-      <w:r>
-        <w:t xml:space="preserve"> </w:t>
-      </w:r>
-      <w:r>
-        <w:t xml:space="preserve">Decisão e âmbito de aplicação</w:t>
-      </w:r>
-      <w:r>
-        <w:t xml:space="preserve"> </w:t>
-      </w:r>
-      <w:r>
-        <w:t xml:space="preserve">Fontes / datas / fiabilidade</w:t>
-      </w:r>
-    </w:p>
-    <w:p>
-      <w:pPr>
-        <w:pStyle w:val="Compact"/>
-        <w:numPr>
-          <w:ilvl w:val="0"/>
-          <w:numId w:val="1047"/>
-        </w:numPr>
-      </w:pPr>
-      <w:r>
-        <w:t xml:space="preserve">FOCI *                                                        </w:t>
-      </w:r>
-      <w:r>
-        <w:br/>
-      </w:r>
-      <w:r>
-        <w:t xml:space="preserve">Provas</w:t>
-      </w:r>
-      <w:r>
-        <w:t xml:space="preserve"> </w:t>
-      </w:r>
-      <w:r>
-        <w:t xml:space="preserve">Resiliência</w:t>
-      </w:r>
-      <w:r>
-        <w:t xml:space="preserve"> </w:t>
-      </w:r>
-      <w:r>
-        <w:t xml:space="preserve">• Práticas cibernéticas fundamentais</w:t>
-      </w:r>
-    </w:p>
-    <w:p>
-      <w:pPr>
-        <w:pStyle w:val="Compact"/>
-        <w:numPr>
-          <w:ilvl w:val="0"/>
-          <w:numId w:val="1047"/>
-        </w:numPr>
-      </w:pPr>
-      <w:r>
-        <w:t xml:space="preserve">Listas das cadeias de abastecimento</w:t>
-      </w:r>
-    </w:p>
-    <w:p>
-      <w:pPr>
-        <w:pStyle w:val="Compact"/>
-        <w:numPr>
-          <w:ilvl w:val="0"/>
-          <w:numId w:val="1047"/>
-        </w:numPr>
-      </w:pPr>
-      <w:r>
-        <w:t xml:space="preserve">Gaps/incerteza de provas</w:t>
-      </w:r>
-      <w:r>
-        <w:t xml:space="preserve"> </w:t>
-      </w:r>
-      <w:r>
-        <w:t xml:space="preserve">Cenários de risco / tratamento</w:t>
-      </w:r>
-      <w:r>
-        <w:t xml:space="preserve"> </w:t>
-      </w:r>
-      <w:r>
-        <w:t xml:space="preserve">Conclusão / aprovante / expiração</w:t>
-      </w:r>
-    </w:p>
-    <w:bookmarkStart w:id="126" w:name="revisão-da-garantia"/>
-    <w:p>
-      <w:pPr>
-        <w:pStyle w:val="Heading2"/>
-      </w:pPr>
-      <w:r>
-        <w:t xml:space="preserve">30.3 Revisão da garantia</w:t>
-      </w:r>
-    </w:p>
-    <w:p>
-      <w:pPr>
-        <w:pStyle w:val="Compact"/>
-        <w:numPr>
-          <w:ilvl w:val="0"/>
-          <w:numId w:val="1048"/>
-        </w:numPr>
-      </w:pPr>
-      <w:r>
-        <w:t xml:space="preserve">Campo** * Entrada**</w:t>
-      </w:r>
-      <w:r>
-        <w:t xml:space="preserve"> </w:t>
-      </w:r>
-      <w:r>
-        <w:t xml:space="preserve">□——————————————————————————————————————————————————————</w:t>
-      </w:r>
-      <w:r>
-        <w:t xml:space="preserve"> </w:t>
-      </w:r>
-      <w:r>
-        <w:t xml:space="preserve">Artigo / emissor / data</w:t>
-      </w:r>
-      <w:r>
-        <w:t xml:space="preserve"> </w:t>
-      </w:r>
-      <w:r>
-        <w:t xml:space="preserve">Entity / system / location scope (Entity / system / location)</w:t>
-      </w:r>
-      <w:r>
-        <w:t xml:space="preserve"> </w:t>
-      </w:r>
-      <w:r>
-        <w:t xml:space="preserve">□ Critérios / padrão / período</w:t>
-      </w:r>
-      <w:r>
-        <w:t xml:space="preserve"> </w:t>
-      </w:r>
-      <w:r>
-        <w:t xml:space="preserve">Opinião ou estatuto</w:t>
-      </w:r>
-      <w:r>
-        <w:t xml:space="preserve"> </w:t>
-      </w:r>
-      <w:r>
-        <w:t xml:space="preserve">Testes/excepções/descobertas</w:t>
-      </w:r>
-      <w:r>
-        <w:t xml:space="preserve"> </w:t>
-      </w:r>
-      <w:r>
-        <w:t xml:space="preserve">• CUEC / deveres dos clientes</w:t>
-      </w:r>
-      <w:r>
-        <w:t xml:space="preserve"> </w:t>
-      </w:r>
-      <w:r>
-        <w:t xml:space="preserve">As organizações subservientes são:</w:t>
-      </w:r>
-      <w:r>
-        <w:t xml:space="preserve"> </w:t>
-      </w:r>
-      <w:r>
-        <w:t xml:space="preserve">□ Eventos posteriores / mudanças</w:t>
-      </w:r>
-      <w:r>
-        <w:t xml:space="preserve"> </w:t>
-      </w:r>
-      <w:r>
-        <w:t xml:space="preserve">Aplicabilidade à nossa utilização</w:t>
-      </w:r>
-    </w:p>
-    <w:p>
-      <w:pPr>
-        <w:pStyle w:val="Compact"/>
-        <w:numPr>
-          <w:ilvl w:val="0"/>
-          <w:numId w:val="1048"/>
-        </w:numPr>
-      </w:pPr>
-      <w:r>
-        <w:t xml:space="preserve">Gaps / action / reteste *                                                   </w:t>
-      </w:r>
-    </w:p>
-    <w:bookmarkEnd w:id="126"/>
-    <w:bookmarkEnd w:id="127"/>
-    <w:bookmarkStart w:id="129" w:name="registro-de-busca-e-exceção"/>
-    <w:p>
-      <w:pPr>
-        <w:pStyle w:val="Heading1"/>
-      </w:pPr>
-      <w:r>
-        <w:t xml:space="preserve"># 30.4 Registro de busca e exceção</w:t>
-      </w:r>
-    </w:p>
-    <w:p>
-      <w:pPr>
-        <w:pStyle w:val="Compact"/>
-        <w:numPr>
-          <w:ilvl w:val="0"/>
-          <w:numId w:val="1049"/>
-        </w:numPr>
-      </w:pPr>
-      <w:r>
-        <w:t xml:space="preserve">Campo** * Entrada**</w:t>
-      </w:r>
-      <w:r>
-        <w:t xml:space="preserve"> </w:t>
-      </w:r>
-      <w:r>
-        <w:t xml:space="preserve">□————————————————————————————————————————————————-</w:t>
-      </w:r>
-      <w:r>
-        <w:t xml:space="preserve"> </w:t>
-      </w:r>
-      <w:r>
-        <w:t xml:space="preserve">• Critérios:</w:t>
-      </w:r>
-    </w:p>
-    <w:p>
-      <w:pPr>
-        <w:pStyle w:val="Compact"/>
-        <w:numPr>
-          <w:ilvl w:val="0"/>
-          <w:numId w:val="1049"/>
-        </w:numPr>
-      </w:pPr>
-      <w:r>
-        <w:t xml:space="preserve">Condição / população / evidência</w:t>
-      </w:r>
-    </w:p>
-    <w:p>
-      <w:pPr>
-        <w:pStyle w:val="Compact"/>
-        <w:numPr>
-          <w:ilvl w:val="0"/>
-          <w:numId w:val="1049"/>
-        </w:numPr>
-      </w:pPr>
-      <w:r>
-        <w:t xml:space="preserve">Cenário de risco / impacto</w:t>
-      </w:r>
-      <w:r>
-        <w:t xml:space="preserve"> </w:t>
-      </w:r>
-      <w:r>
-        <w:t xml:space="preserve">Causa / incerteza</w:t>
-      </w:r>
-      <w:r>
-        <w:t xml:space="preserve"> </w:t>
-      </w:r>
-      <w:r>
-        <w:t xml:space="preserve">Acção/protecção provisória</w:t>
-      </w:r>
-      <w:r>
-        <w:t xml:space="preserve"> </w:t>
-      </w:r>
-      <w:r>
-        <w:t xml:space="preserve">O proprietário / data de vencimento</w:t>
-      </w:r>
-      <w:r>
-        <w:t xml:space="preserve"> </w:t>
-      </w:r>
-      <w:r>
-        <w:t xml:space="preserve">Aprovador/expirador de excepção</w:t>
-      </w:r>
-    </w:p>
-    <w:p>
-      <w:pPr>
-        <w:pStyle w:val="Compact"/>
-        <w:numPr>
-          <w:ilvl w:val="0"/>
-          <w:numId w:val="1049"/>
-        </w:numPr>
-      </w:pPr>
-      <w:r>
-        <w:t xml:space="preserve">Monitorização / desencadeamento</w:t>
-      </w:r>
-      <w:r>
-        <w:t xml:space="preserve"> </w:t>
-      </w:r>
-      <w:r>
-        <w:t xml:space="preserve">O método de reteste / prova</w:t>
-      </w:r>
-      <w:r>
-        <w:t xml:space="preserve"> </w:t>
-      </w:r>
-      <w:r>
-        <w:t xml:space="preserve">Resultado / data de encerramento</w:t>
-      </w:r>
-    </w:p>
-    <w:bookmarkStart w:id="128" w:name="verificação-de-contrato-e-saída"/>
-    <w:p>
-      <w:pPr>
-        <w:pStyle w:val="Heading2"/>
-      </w:pPr>
-      <w:r>
-        <w:t xml:space="preserve">30.5 Verificação de contrato e saída</w:t>
-      </w:r>
-    </w:p>
-    <w:p>
-      <w:pPr>
-        <w:pStyle w:val="FirstParagraph"/>
-      </w:pPr>
-      <w:r>
-        <w:t xml:space="preserve">Segurança, privacidade, confidencialidade, acesso, registro, vulnerabilidade, desenvolvimento, uso de dados, treinamento de IA, localização, subprocessador, garantia, auditoria, incidente, resiliência, mudança, seguro/passivo, rescisão, transição, retorno, exclusão e deveres pós-terminação revisados.</w:t>
-      </w:r>
-    </w:p>
-    <w:p>
-      <w:pPr>
-        <w:pStyle w:val="BodyText"/>
-      </w:pPr>
-      <w:r>
-        <w:t xml:space="preserve">Cada desvio material tem uma decisão de risco documentada e proprietário.</w:t>
-      </w:r>
-    </w:p>
-    <w:p>
-      <w:pPr>
-        <w:pStyle w:val="BodyText"/>
-      </w:pPr>
-      <w:r>
-        <w:t xml:space="preserve">O inventário de saída abrange dados, contas, chaves, certificados, agentes, rotas, dispositivos, integrações, subprocessadores, backups, logs, artefatos de IA, porões legais e prova de exclusão.</w:t>
-      </w:r>
-    </w:p>
-    <w:bookmarkEnd w:id="128"/>
-    <w:bookmarkEnd w:id="129"/>
-    <w:bookmarkStart w:id="131" w:name="glossário"/>
-    <w:p>
-      <w:pPr>
-        <w:pStyle w:val="Heading1"/>
-      </w:pPr>
-      <w:r>
-        <w:t xml:space="preserve"># 30.6 Glossário</w:t>
-      </w:r>
-    </w:p>
-    <w:bookmarkStart w:id="130" w:name="section-3"/>
-    <w:p>
-      <w:pPr>
-        <w:pStyle w:val="Heading2"/>
-      </w:pPr>
-      <w:r>
-        <w:t xml:space="preserve">* ** ** ** ** ** ** **</w:t>
-      </w:r>
-    </w:p>
-    <w:p>
-      <w:pPr>
-        <w:pStyle w:val="FirstParagraph"/>
-      </w:pPr>
-      <w:r>
-        <w:t xml:space="preserve">□ Atestado : Uma declaração ou relatório que fornece garantias sobre determinado assunto.</w:t>
-      </w:r>
-      <w:r>
-        <w:t xml:space="preserve"> </w:t>
-      </w:r>
-      <w:r>
-        <w:t xml:space="preserve">Gestão do risco da cadeia de abastecimento de segurança cibernética.</w:t>
-      </w:r>
-      <w:r>
-        <w:t xml:space="preserve"> </w:t>
-      </w:r>
-      <w:r>
-        <w:t xml:space="preserve">• Risco de concentração • Exposição criada quando vários serviços críticos dependem do mesmo fornecedor, local, tecnologia ou recurso.</w:t>
-      </w:r>
-      <w:r>
-        <w:t xml:space="preserve"> </w:t>
-      </w:r>
-      <w:r>
-        <w:t xml:space="preserve">(CUEC) Controle complementar da entidade do usuário: um controle que o cliente deve realizar para que os objetivos do relatório sejam alcançados. □</w:t>
-      </w:r>
-      <w:r>
-        <w:t xml:space="preserve"> </w:t>
-      </w:r>
-      <w:r>
-        <w:t xml:space="preserve">• Due diligence • Investigação investigativa de informações pertinentes sobre o fornecedor ou produto para uma decisão informada. □</w:t>
-      </w:r>
-      <w:r>
-        <w:t xml:space="preserve"> </w:t>
-      </w:r>
-      <w:r>
-        <w:t xml:space="preserve">Primeiro partido A organização que gere o seu próprio risco.</w:t>
-      </w:r>
-      <w:r>
-        <w:t xml:space="preserve"> </w:t>
-      </w:r>
-      <w:r>
-        <w:t xml:space="preserve">□ FOCI □ Propriedade estrangeira, controle ou influência.</w:t>
-      </w:r>
-      <w:r>
-        <w:t xml:space="preserve"> </w:t>
-      </w:r>
-      <w:r>
-        <w:t xml:space="preserve">□ Quarta parte : Um fornecedor ou dependência utilizado por terceiros da organização. □</w:t>
-      </w:r>
-      <w:r>
-        <w:t xml:space="preserve"> </w:t>
-      </w:r>
-      <w:r>
-        <w:t xml:space="preserve">- Risco inerente - Risco antes de considerar controles ou tratamento. □</w:t>
-      </w:r>
-      <w:r>
-        <w:t xml:space="preserve"> </w:t>
-      </w:r>
-      <w:r>
-        <w:t xml:space="preserve">□ Provencia □ Origem rastreável e histórico de um produto, componente, código, dados, ou processo.</w:t>
-      </w:r>
-      <w:r>
-        <w:t xml:space="preserve"> </w:t>
-      </w:r>
-      <w:r>
-        <w:t xml:space="preserve">Risco residual . Risco remanescente após o tratamento.</w:t>
-      </w:r>
-      <w:r>
-        <w:t xml:space="preserve"> </w:t>
-      </w:r>
-      <w:r>
-        <w:t xml:space="preserve">□ Apetece-se ao risco □ Quantidade e tipo de risco que uma organização está disposta a perseguir ou reter. □</w:t>
-      </w:r>
-      <w:r>
-        <w:t xml:space="preserve"> </w:t>
-      </w:r>
-      <w:r>
-        <w:t xml:space="preserve">O projeto de lei de software de materiais: um inventário de componentes estruturados.</w:t>
-      </w:r>
-      <w:r>
-        <w:t xml:space="preserve"> </w:t>
-      </w:r>
-      <w:r>
-        <w:t xml:space="preserve">□ Subprocessador; Uma parte envolvida por um processador para processar dados pessoais. □</w:t>
-      </w:r>
-      <w:r>
-        <w:t xml:space="preserve"> </w:t>
-      </w:r>
-      <w:r>
-        <w:t xml:space="preserve">□ Terceiros Uma organização externa, produto, serviço ou pessoa que apoia a organização. □</w:t>
-      </w:r>
-      <w:r>
-        <w:t xml:space="preserve"> </w:t>
-      </w:r>
-      <w:r>
-        <w:t xml:space="preserve">Gestão de riscos de terceiros ao longo do ciclo de vida da relação.</w:t>
       </w:r>
     </w:p>
     <w:bookmarkEnd w:id="130"/>
     <w:bookmarkEnd w:id="131"/>
-    <w:bookmarkStart w:id="145" w:name="índice-de-assunto"/>
+    <w:bookmarkStart w:id="132" w:name="o-que-faz-um-bom-analista-júnior"/>
     <w:p>
       <w:pPr>
         <w:pStyle w:val="Heading1"/>
       </w:pPr>
       <w:r>
+        <w:t xml:space="preserve"># 29.10 O que faz um bom analista júnior?</w:t>
+      </w:r>
+    </w:p>
+    <w:p>
+      <w:pPr>
+        <w:pStyle w:val="FirstParagraph"/>
+      </w:pPr>
+      <w:r>
+        <w:t xml:space="preserve">Escopo cuidadoso, registros completos, ceticismo de evidência, escrita clara, acompanhamento respeitoso, manipulação segura e conclusões honestas.</w:t>
+      </w:r>
+    </w:p>
+    <w:bookmarkEnd w:id="132"/>
+    <w:bookmarkStart w:id="133" w:name="perguntas-para-fazer-ao-empregador"/>
+    <w:p>
+      <w:pPr>
+        <w:pStyle w:val="Heading1"/>
+      </w:pPr>
+      <w:r>
+        <w:t xml:space="preserve"># 29.11 Perguntas para fazer ao empregador</w:t>
+      </w:r>
+    </w:p>
+    <w:p>
+      <w:pPr>
+        <w:pStyle w:val="FirstParagraph"/>
+      </w:pPr>
+      <w:r>
+        <w:t xml:space="preserve">Quais fornecedores e riscos são mais importantes para o programa?</w:t>
+      </w:r>
+    </w:p>
+    <w:p>
+      <w:pPr>
+        <w:pStyle w:val="BodyText"/>
+      </w:pPr>
+      <w:r>
+        <w:t xml:space="preserve">Como os inventários são reconciliados com os registros de compras, finanças, identidade, rede e aplicativos?</w:t>
+      </w:r>
+    </w:p>
+    <w:p>
+      <w:pPr>
+        <w:pStyle w:val="BodyText"/>
+      </w:pPr>
+      <w:r>
+        <w:t xml:space="preserve">Que provas e normas contratuais são utilizadas por nível?</w:t>
+      </w:r>
+    </w:p>
+    <w:p>
+      <w:pPr>
+        <w:pStyle w:val="BodyText"/>
+      </w:pPr>
+      <w:r>
+        <w:t xml:space="preserve">Como se agravam as graves descobertas, exceções, incidentes e renovações?</w:t>
+      </w:r>
+    </w:p>
+    <w:p>
+      <w:pPr>
+        <w:pStyle w:val="BodyText"/>
+      </w:pPr>
+      <w:r>
+        <w:t xml:space="preserve">Quais ferramentas são aprovadas, e como é analisado o trabalho do analista?</w:t>
+      </w:r>
+    </w:p>
+    <w:p>
+      <w:pPr>
+        <w:pStyle w:val="BodyText"/>
+      </w:pPr>
+      <w:r>
+        <w:t xml:space="preserve">Como seria o sucesso nos primeiros 90 dias?</w:t>
+      </w:r>
+    </w:p>
+    <w:bookmarkEnd w:id="133"/>
+    <w:bookmarkStart w:id="134" w:name="modelos-glossário-índice-e-referências"/>
+    <w:p>
+      <w:pPr>
+        <w:pStyle w:val="Heading1"/>
+      </w:pPr>
+      <w:r>
+        <w:t xml:space="preserve">30. Modelos, Glossário, Índice e Referências</w:t>
+      </w:r>
+    </w:p>
+    <w:p>
+      <w:pPr>
+        <w:numPr>
+          <w:ilvl w:val="0"/>
+          <w:numId w:val="1045"/>
+        </w:numPr>
+        <w:pStyle w:val="Compact"/>
+      </w:pPr>
+      <w:r>
+        <w:t xml:space="preserve">Estruturas reutilizáveis, termos-chave, índice de assunto e pontos de partida oficiais.*</w:t>
+      </w:r>
+    </w:p>
+    <w:bookmarkEnd w:id="134"/>
+    <w:bookmarkStart w:id="136" w:name="registro-de-inventário-do-fornecedor"/>
+    <w:p>
+      <w:pPr>
+        <w:pStyle w:val="Heading1"/>
+      </w:pPr>
+      <w:r>
+        <w:t xml:space="preserve"># 30.1 Registro de inventário do fornecedor</w:t>
+      </w:r>
+    </w:p>
+    <w:p>
+      <w:pPr>
+        <w:numPr>
+          <w:ilvl w:val="0"/>
+          <w:numId w:val="1046"/>
+        </w:numPr>
+        <w:pStyle w:val="Heading2"/>
+      </w:pPr>
+      <w:bookmarkStart w:id="135" w:name="campo-entrada"/>
+      <w:r>
+        <w:t xml:space="preserve">Campo** * Entrada**</w:t>
+      </w:r>
+      <w:bookmarkEnd w:id="135"/>
+    </w:p>
+    <w:p>
+      <w:pPr>
+        <w:numPr>
+          <w:ilvl w:val="0"/>
+          <w:numId w:val="1000"/>
+        </w:numPr>
+        <w:pStyle w:val="Compact"/>
+      </w:pPr>
+      <w:r>
+        <w:t xml:space="preserve">Nome jurídico / serviço</w:t>
+      </w:r>
+      <w:r>
+        <w:t xml:space="preserve"> </w:t>
+      </w:r>
+      <w:r>
+        <w:t xml:space="preserve">Os donos de empresas e técnicos</w:t>
+      </w:r>
+      <w:r>
+        <w:t xml:space="preserve"> </w:t>
+      </w:r>
+      <w:r>
+        <w:t xml:space="preserve">O objectivo e os processos críticos</w:t>
+      </w:r>
+      <w:r>
+        <w:t xml:space="preserve"> </w:t>
+      </w:r>
+      <w:r>
+        <w:t xml:space="preserve">Dados/localizações/transferências</w:t>
+      </w:r>
+      <w:r>
+        <w:t xml:space="preserve"> </w:t>
+      </w:r>
+      <w:r>
+        <w:t xml:space="preserve">Acesso / integrações / privilégios</w:t>
+      </w:r>
+      <w:r>
+        <w:t xml:space="preserve"> </w:t>
+      </w:r>
+      <w:r>
+        <w:t xml:space="preserve">Quartas partes / concentração</w:t>
+      </w:r>
+    </w:p>
+    <w:p>
+      <w:pPr>
+        <w:numPr>
+          <w:ilvl w:val="0"/>
+          <w:numId w:val="1046"/>
+        </w:numPr>
+        <w:pStyle w:val="Compact"/>
+      </w:pPr>
+      <w:r>
+        <w:t xml:space="preserve">Risco inerente / residual :                                                  </w:t>
+      </w:r>
+      <w:r>
+        <w:t xml:space="preserve"> </w:t>
+      </w:r>
+      <w:r>
+        <w:t xml:space="preserve">Datas do contrato / renovação / anúncio</w:t>
+      </w:r>
+      <w:r>
+        <w:t xml:space="preserve"> </w:t>
+      </w:r>
+      <w:r>
+        <w:t xml:space="preserve">Avaliação / conclusões / excepções</w:t>
+      </w:r>
+    </w:p>
+    <w:p>
+      <w:pPr>
+        <w:numPr>
+          <w:ilvl w:val="0"/>
+          <w:numId w:val="1046"/>
+        </w:numPr>
+        <w:pStyle w:val="Compact"/>
+      </w:pPr>
+      <w:r>
+        <w:t xml:space="preserve">Monitorização / incidente / estado de saída</w:t>
+      </w:r>
+    </w:p>
+    <w:bookmarkEnd w:id="136"/>
+    <w:bookmarkStart w:id="138" w:name="papel-de-trabalho-de-dupla-diligencia"/>
+    <w:p>
+      <w:pPr>
+        <w:pStyle w:val="Heading1"/>
+      </w:pPr>
+      <w:r>
+        <w:t xml:space="preserve"># 30.2 Papel de trabalho de dupla diligencia</w:t>
+      </w:r>
+    </w:p>
+    <w:p>
+      <w:pPr>
+        <w:numPr>
+          <w:ilvl w:val="0"/>
+          <w:numId w:val="1047"/>
+        </w:numPr>
+        <w:pStyle w:val="Compact"/>
+      </w:pPr>
+      <w:r>
+        <w:t xml:space="preserve">Campo** * Entrada**</w:t>
+      </w:r>
+      <w:r>
+        <w:t xml:space="preserve"> </w:t>
+      </w:r>
+      <w:r>
+        <w:t xml:space="preserve">□—————————————————————————————————————-</w:t>
+      </w:r>
+      <w:r>
+        <w:t xml:space="preserve"> </w:t>
+      </w:r>
+      <w:r>
+        <w:t xml:space="preserve">Decisão e âmbito de aplicação</w:t>
+      </w:r>
+      <w:r>
+        <w:t xml:space="preserve"> </w:t>
+      </w:r>
+      <w:r>
+        <w:t xml:space="preserve">Fontes / datas / fiabilidade</w:t>
+      </w:r>
+    </w:p>
+    <w:p>
+      <w:pPr>
+        <w:numPr>
+          <w:ilvl w:val="0"/>
+          <w:numId w:val="1047"/>
+        </w:numPr>
+        <w:pStyle w:val="Compact"/>
+      </w:pPr>
+      <w:r>
+        <w:t xml:space="preserve">FOCI *                                                        </w:t>
+      </w:r>
+      <w:r>
+        <w:br/>
+      </w:r>
+      <w:r>
+        <w:t xml:space="preserve">Provas</w:t>
+      </w:r>
+      <w:r>
+        <w:t xml:space="preserve"> </w:t>
+      </w:r>
+      <w:r>
+        <w:t xml:space="preserve">Resiliência</w:t>
+      </w:r>
+      <w:r>
+        <w:t xml:space="preserve"> </w:t>
+      </w:r>
+      <w:r>
+        <w:t xml:space="preserve">• Práticas cibernéticas fundamentais</w:t>
+      </w:r>
+    </w:p>
+    <w:p>
+      <w:pPr>
+        <w:numPr>
+          <w:ilvl w:val="0"/>
+          <w:numId w:val="1047"/>
+        </w:numPr>
+        <w:pStyle w:val="Compact"/>
+      </w:pPr>
+      <w:r>
+        <w:t xml:space="preserve">Listas das cadeias de abastecimento</w:t>
+      </w:r>
+    </w:p>
+    <w:p>
+      <w:pPr>
+        <w:numPr>
+          <w:ilvl w:val="0"/>
+          <w:numId w:val="1047"/>
+        </w:numPr>
+        <w:pStyle w:val="Compact"/>
+      </w:pPr>
+      <w:r>
+        <w:t xml:space="preserve">Gaps/incerteza de provas</w:t>
+      </w:r>
+      <w:r>
+        <w:t xml:space="preserve"> </w:t>
+      </w:r>
+      <w:r>
+        <w:t xml:space="preserve">Cenários de risco / tratamento</w:t>
+      </w:r>
+      <w:r>
+        <w:t xml:space="preserve"> </w:t>
+      </w:r>
+      <w:r>
+        <w:t xml:space="preserve">Conclusão / aprovante / expiração</w:t>
+      </w:r>
+    </w:p>
+    <w:bookmarkStart w:id="137" w:name="revisão-da-garantia"/>
+    <w:p>
+      <w:pPr>
+        <w:pStyle w:val="Heading2"/>
+      </w:pPr>
+      <w:r>
+        <w:t xml:space="preserve">30.3 Revisão da garantia</w:t>
+      </w:r>
+    </w:p>
+    <w:p>
+      <w:pPr>
+        <w:numPr>
+          <w:ilvl w:val="0"/>
+          <w:numId w:val="1048"/>
+        </w:numPr>
+        <w:pStyle w:val="Compact"/>
+      </w:pPr>
+      <w:r>
+        <w:t xml:space="preserve">Campo** * Entrada**</w:t>
+      </w:r>
+      <w:r>
+        <w:t xml:space="preserve"> </w:t>
+      </w:r>
+      <w:r>
+        <w:t xml:space="preserve">□——————————————————————————————————————————————————————</w:t>
+      </w:r>
+      <w:r>
+        <w:t xml:space="preserve"> </w:t>
+      </w:r>
+      <w:r>
+        <w:t xml:space="preserve">Artigo / emissor / data</w:t>
+      </w:r>
+      <w:r>
+        <w:t xml:space="preserve"> </w:t>
+      </w:r>
+      <w:r>
+        <w:t xml:space="preserve">Entity / system / location scope (Entity / system / location)</w:t>
+      </w:r>
+      <w:r>
+        <w:t xml:space="preserve"> </w:t>
+      </w:r>
+      <w:r>
+        <w:t xml:space="preserve">□ Critérios / padrão / período</w:t>
+      </w:r>
+      <w:r>
+        <w:t xml:space="preserve"> </w:t>
+      </w:r>
+      <w:r>
+        <w:t xml:space="preserve">Opinião ou estatuto</w:t>
+      </w:r>
+      <w:r>
+        <w:t xml:space="preserve"> </w:t>
+      </w:r>
+      <w:r>
+        <w:t xml:space="preserve">Testes/excepções/descobertas</w:t>
+      </w:r>
+      <w:r>
+        <w:t xml:space="preserve"> </w:t>
+      </w:r>
+      <w:r>
+        <w:t xml:space="preserve">• CUEC / deveres dos clientes</w:t>
+      </w:r>
+      <w:r>
+        <w:t xml:space="preserve"> </w:t>
+      </w:r>
+      <w:r>
+        <w:t xml:space="preserve">As organizações subservientes são:</w:t>
+      </w:r>
+      <w:r>
+        <w:t xml:space="preserve"> </w:t>
+      </w:r>
+      <w:r>
+        <w:t xml:space="preserve">□ Eventos posteriores / mudanças</w:t>
+      </w:r>
+      <w:r>
+        <w:t xml:space="preserve"> </w:t>
+      </w:r>
+      <w:r>
+        <w:t xml:space="preserve">Aplicabilidade à nossa utilização</w:t>
+      </w:r>
+    </w:p>
+    <w:p>
+      <w:pPr>
+        <w:numPr>
+          <w:ilvl w:val="0"/>
+          <w:numId w:val="1048"/>
+        </w:numPr>
+        <w:pStyle w:val="Compact"/>
+      </w:pPr>
+      <w:r>
+        <w:t xml:space="preserve">Gaps / action / reteste *                                                   </w:t>
+      </w:r>
+    </w:p>
+    <w:bookmarkEnd w:id="137"/>
+    <w:bookmarkEnd w:id="138"/>
+    <w:bookmarkStart w:id="140" w:name="registro-de-busca-e-exceção"/>
+    <w:p>
+      <w:pPr>
+        <w:pStyle w:val="Heading1"/>
+      </w:pPr>
+      <w:r>
+        <w:t xml:space="preserve"># 30.4 Registro de busca e exceção</w:t>
+      </w:r>
+    </w:p>
+    <w:p>
+      <w:pPr>
+        <w:numPr>
+          <w:ilvl w:val="0"/>
+          <w:numId w:val="1049"/>
+        </w:numPr>
+        <w:pStyle w:val="Compact"/>
+      </w:pPr>
+      <w:r>
+        <w:t xml:space="preserve">Campo** * Entrada**</w:t>
+      </w:r>
+      <w:r>
+        <w:t xml:space="preserve"> </w:t>
+      </w:r>
+      <w:r>
+        <w:t xml:space="preserve">□————————————————————————————————————————————————-</w:t>
+      </w:r>
+      <w:r>
+        <w:t xml:space="preserve"> </w:t>
+      </w:r>
+      <w:r>
+        <w:t xml:space="preserve">• Critérios:</w:t>
+      </w:r>
+    </w:p>
+    <w:p>
+      <w:pPr>
+        <w:numPr>
+          <w:ilvl w:val="0"/>
+          <w:numId w:val="1049"/>
+        </w:numPr>
+        <w:pStyle w:val="Compact"/>
+      </w:pPr>
+      <w:r>
+        <w:t xml:space="preserve">Condição / população / evidência</w:t>
+      </w:r>
+    </w:p>
+    <w:p>
+      <w:pPr>
+        <w:numPr>
+          <w:ilvl w:val="0"/>
+          <w:numId w:val="1049"/>
+        </w:numPr>
+        <w:pStyle w:val="Compact"/>
+      </w:pPr>
+      <w:r>
+        <w:t xml:space="preserve">Cenário de risco / impacto</w:t>
+      </w:r>
+      <w:r>
+        <w:t xml:space="preserve"> </w:t>
+      </w:r>
+      <w:r>
+        <w:t xml:space="preserve">Causa / incerteza</w:t>
+      </w:r>
+      <w:r>
+        <w:t xml:space="preserve"> </w:t>
+      </w:r>
+      <w:r>
+        <w:t xml:space="preserve">Acção/protecção provisória</w:t>
+      </w:r>
+      <w:r>
+        <w:t xml:space="preserve"> </w:t>
+      </w:r>
+      <w:r>
+        <w:t xml:space="preserve">O proprietário / data de vencimento</w:t>
+      </w:r>
+      <w:r>
+        <w:t xml:space="preserve"> </w:t>
+      </w:r>
+      <w:r>
+        <w:t xml:space="preserve">Aprovador/expirador de excepção</w:t>
+      </w:r>
+    </w:p>
+    <w:p>
+      <w:pPr>
+        <w:numPr>
+          <w:ilvl w:val="0"/>
+          <w:numId w:val="1049"/>
+        </w:numPr>
+        <w:pStyle w:val="Compact"/>
+      </w:pPr>
+      <w:r>
+        <w:t xml:space="preserve">Monitorização / desencadeamento</w:t>
+      </w:r>
+      <w:r>
+        <w:t xml:space="preserve"> </w:t>
+      </w:r>
+      <w:r>
+        <w:t xml:space="preserve">O método de reteste / prova</w:t>
+      </w:r>
+      <w:r>
+        <w:t xml:space="preserve"> </w:t>
+      </w:r>
+      <w:r>
+        <w:t xml:space="preserve">Resultado / data de encerramento</w:t>
+      </w:r>
+    </w:p>
+    <w:bookmarkStart w:id="139" w:name="verificação-de-contrato-e-saída"/>
+    <w:p>
+      <w:pPr>
+        <w:pStyle w:val="Heading2"/>
+      </w:pPr>
+      <w:r>
+        <w:t xml:space="preserve">30.5 Verificação de contrato e saída</w:t>
+      </w:r>
+    </w:p>
+    <w:p>
+      <w:pPr>
+        <w:pStyle w:val="FirstParagraph"/>
+      </w:pPr>
+      <w:r>
+        <w:t xml:space="preserve">Segurança, privacidade, confidencialidade, acesso, registro, vulnerabilidade, desenvolvimento, uso de dados, treinamento de IA, localização, subprocessador, garantia, auditoria, incidente, resiliência, mudança, seguro/passivo, rescisão, transição, retorno, exclusão e deveres pós-terminação revisados.</w:t>
+      </w:r>
+    </w:p>
+    <w:p>
+      <w:pPr>
+        <w:pStyle w:val="BodyText"/>
+      </w:pPr>
+      <w:r>
+        <w:t xml:space="preserve">Cada desvio material tem uma decisão de risco documentada e proprietário.</w:t>
+      </w:r>
+    </w:p>
+    <w:p>
+      <w:pPr>
+        <w:pStyle w:val="BodyText"/>
+      </w:pPr>
+      <w:r>
+        <w:t xml:space="preserve">O inventário de saída abrange dados, contas, chaves, certificados, agentes, rotas, dispositivos, integrações, subprocessadores, backups, logs, artefatos de IA, porões legais e prova de exclusão.</w:t>
+      </w:r>
+    </w:p>
+    <w:bookmarkEnd w:id="139"/>
+    <w:bookmarkEnd w:id="140"/>
+    <w:bookmarkStart w:id="142" w:name="glossário"/>
+    <w:p>
+      <w:pPr>
+        <w:pStyle w:val="Heading1"/>
+      </w:pPr>
+      <w:r>
+        <w:t xml:space="preserve"># 30.6 Glossário</w:t>
+      </w:r>
+    </w:p>
+    <w:bookmarkStart w:id="141" w:name="section-3"/>
+    <w:p>
+      <w:pPr>
+        <w:pStyle w:val="Heading2"/>
+      </w:pPr>
+      <w:r>
+        <w:t xml:space="preserve">* ** ** ** ** ** ** **</w:t>
+      </w:r>
+    </w:p>
+    <w:p>
+      <w:pPr>
+        <w:pStyle w:val="FirstParagraph"/>
+      </w:pPr>
+      <w:r>
+        <w:t xml:space="preserve">□ Atestado : Uma declaração ou relatório que fornece garantias sobre determinado assunto.</w:t>
+      </w:r>
+      <w:r>
+        <w:t xml:space="preserve"> </w:t>
+      </w:r>
+      <w:r>
+        <w:t xml:space="preserve">Gestão do risco da cadeia de abastecimento de segurança cibernética.</w:t>
+      </w:r>
+      <w:r>
+        <w:t xml:space="preserve"> </w:t>
+      </w:r>
+      <w:r>
+        <w:t xml:space="preserve">• Risco de concentração • Exposição criada quando vários serviços críticos dependem do mesmo fornecedor, local, tecnologia ou recurso.</w:t>
+      </w:r>
+      <w:r>
+        <w:t xml:space="preserve"> </w:t>
+      </w:r>
+      <w:r>
+        <w:t xml:space="preserve">(CUEC) Controle complementar da entidade do usuário: um controle que o cliente deve realizar para que os objetivos do relatório sejam alcançados. □</w:t>
+      </w:r>
+      <w:r>
+        <w:t xml:space="preserve"> </w:t>
+      </w:r>
+      <w:r>
+        <w:t xml:space="preserve">• Due diligence • Investigação investigativa de informações pertinentes sobre o fornecedor ou produto para uma decisão informada. □</w:t>
+      </w:r>
+      <w:r>
+        <w:t xml:space="preserve"> </w:t>
+      </w:r>
+      <w:r>
+        <w:t xml:space="preserve">Primeiro partido A organização que gere o seu próprio risco.</w:t>
+      </w:r>
+      <w:r>
+        <w:t xml:space="preserve"> </w:t>
+      </w:r>
+      <w:r>
+        <w:t xml:space="preserve">□ FOCI □ Propriedade estrangeira, controle ou influência.</w:t>
+      </w:r>
+      <w:r>
+        <w:t xml:space="preserve"> </w:t>
+      </w:r>
+      <w:r>
+        <w:t xml:space="preserve">□ Quarta parte : Um fornecedor ou dependência utilizado por terceiros da organização. □</w:t>
+      </w:r>
+      <w:r>
+        <w:t xml:space="preserve"> </w:t>
+      </w:r>
+      <w:r>
+        <w:t xml:space="preserve">- Risco inerente - Risco antes de considerar controles ou tratamento. □</w:t>
+      </w:r>
+      <w:r>
+        <w:t xml:space="preserve"> </w:t>
+      </w:r>
+      <w:r>
+        <w:t xml:space="preserve">□ Provencia □ Origem rastreável e histórico de um produto, componente, código, dados, ou processo.</w:t>
+      </w:r>
+      <w:r>
+        <w:t xml:space="preserve"> </w:t>
+      </w:r>
+      <w:r>
+        <w:t xml:space="preserve">Risco residual . Risco remanescente após o tratamento.</w:t>
+      </w:r>
+      <w:r>
+        <w:t xml:space="preserve"> </w:t>
+      </w:r>
+      <w:r>
+        <w:t xml:space="preserve">□ Apetece-se ao risco □ Quantidade e tipo de risco que uma organização está disposta a perseguir ou reter. □</w:t>
+      </w:r>
+      <w:r>
+        <w:t xml:space="preserve"> </w:t>
+      </w:r>
+      <w:r>
+        <w:t xml:space="preserve">O projeto de lei de software de materiais: um inventário de componentes estruturados.</w:t>
+      </w:r>
+      <w:r>
+        <w:t xml:space="preserve"> </w:t>
+      </w:r>
+      <w:r>
+        <w:t xml:space="preserve">□ Subprocessador; Uma parte envolvida por um processador para processar dados pessoais. □</w:t>
+      </w:r>
+      <w:r>
+        <w:t xml:space="preserve"> </w:t>
+      </w:r>
+      <w:r>
+        <w:t xml:space="preserve">□ Terceiros Uma organização externa, produto, serviço ou pessoa que apoia a organização. □</w:t>
+      </w:r>
+      <w:r>
+        <w:t xml:space="preserve"> </w:t>
+      </w:r>
+      <w:r>
+        <w:t xml:space="preserve">Gestão de riscos de terceiros ao longo do ciclo de vida da relação.</w:t>
+      </w:r>
+    </w:p>
+    <w:bookmarkEnd w:id="141"/>
+    <w:bookmarkEnd w:id="142"/>
+    <w:bookmarkStart w:id="156" w:name="índice-de-assunto"/>
+    <w:p>
+      <w:pPr>
+        <w:pStyle w:val="Heading1"/>
+      </w:pPr>
+      <w:r>
         <w:t xml:space="preserve"># 30.7 Índice de assunto</w:t>
       </w:r>
     </w:p>
-    <w:bookmarkStart w:id="132" w:name="sujeito-capítulo"/>
+    <w:bookmarkStart w:id="143" w:name="sujeito-capítulo"/>
     <w:p>
       <w:pPr>
         <w:pStyle w:val="Heading2"/>
       </w:pPr>
       <w:r>
         <w:rPr>
+          <w:bCs/>
           <w:b/>
-          <w:bCs/>
         </w:rPr>
         <w:t xml:space="preserve">Sujeito</w:t>
       </w:r>
@@ -6882,8 +6882,8 @@
       </w:r>
       <w:r>
         <w:rPr>
+          <w:bCs/>
           <w:b/>
-          <w:bCs/>
         </w:rPr>
         <w:t xml:space="preserve">Capítulo</w:t>
       </w:r>
@@ -7010,8 +7010,8 @@
         <w:t xml:space="preserve">Monitoramento do fornecedor .. 11 .</w:t>
       </w:r>
     </w:p>
-    <w:bookmarkEnd w:id="132"/>
-    <w:bookmarkStart w:id="143" w:name="referências-oficiais"/>
+    <w:bookmarkEnd w:id="143"/>
+    <w:bookmarkStart w:id="154" w:name="referências-oficiais"/>
     <w:p>
       <w:pPr>
         <w:pStyle w:val="Heading2"/>
@@ -7024,7 +7024,7 @@
       <w:pPr>
         <w:pStyle w:val="FirstParagraph"/>
       </w:pPr>
-      <w:hyperlink r:id="rId133">
+      <w:hyperlink r:id="rId144">
         <w:r>
           <w:rPr>
             <w:rStyle w:val="Hyperlink"/>
@@ -7037,7 +7037,7 @@
       <w:pPr>
         <w:pStyle w:val="BodyText"/>
       </w:pPr>
-      <w:hyperlink r:id="rId134">
+      <w:hyperlink r:id="rId145">
         <w:r>
           <w:rPr>
             <w:rStyle w:val="Hyperlink"/>
@@ -7050,7 +7050,7 @@
       <w:pPr>
         <w:pStyle w:val="BodyText"/>
       </w:pPr>
-      <w:hyperlink r:id="rId135">
+      <w:hyperlink r:id="rId146">
         <w:r>
           <w:rPr>
             <w:rStyle w:val="Hyperlink"/>
@@ -7063,7 +7063,7 @@
       <w:pPr>
         <w:pStyle w:val="BodyText"/>
       </w:pPr>
-      <w:hyperlink r:id="rId136">
+      <w:hyperlink r:id="rId147">
         <w:r>
           <w:rPr>
             <w:rStyle w:val="Hyperlink"/>
@@ -7076,7 +7076,7 @@
       <w:pPr>
         <w:pStyle w:val="BodyText"/>
       </w:pPr>
-      <w:hyperlink r:id="rId137">
+      <w:hyperlink r:id="rId148">
         <w:r>
           <w:rPr>
             <w:rStyle w:val="Hyperlink"/>
@@ -7089,7 +7089,7 @@
       <w:pPr>
         <w:pStyle w:val="BodyText"/>
       </w:pPr>
-      <w:hyperlink r:id="rId138">
+      <w:hyperlink r:id="rId149">
         <w:r>
           <w:rPr>
             <w:rStyle w:val="Hyperlink"/>
@@ -7102,7 +7102,7 @@
       <w:pPr>
         <w:pStyle w:val="BodyText"/>
       </w:pPr>
-      <w:hyperlink r:id="rId139">
+      <w:hyperlink r:id="rId150">
         <w:r>
           <w:rPr>
             <w:rStyle w:val="Hyperlink"/>
@@ -7115,7 +7115,7 @@
       <w:pPr>
         <w:pStyle w:val="BodyText"/>
       </w:pPr>
-      <w:hyperlink r:id="rId140">
+      <w:hyperlink r:id="rId151">
         <w:r>
           <w:rPr>
             <w:rStyle w:val="Hyperlink"/>
@@ -7153,7 +7153,7 @@
       <w:pPr>
         <w:pStyle w:val="BodyText"/>
       </w:pPr>
-      <w:hyperlink r:id="rId141">
+      <w:hyperlink r:id="rId152">
         <w:r>
           <w:rPr>
             <w:rStyle w:val="Hyperlink"/>
@@ -7166,7 +7166,7 @@
       <w:pPr>
         <w:pStyle w:val="BodyText"/>
       </w:pPr>
-      <w:hyperlink r:id="rId142">
+      <w:hyperlink r:id="rId153">
         <w:r>
           <w:rPr>
             <w:rStyle w:val="Hyperlink"/>
@@ -7181,16 +7181,16 @@
         </w:r>
       </w:hyperlink>
     </w:p>
-    <w:bookmarkEnd w:id="143"/>
-    <w:bookmarkStart w:id="144" w:name="X3fc763f32871b302217f7620206116c0e53a941"/>
+    <w:bookmarkEnd w:id="154"/>
+    <w:bookmarkStart w:id="155" w:name="X3fc763f32871b302217f7620206116c0e53a941"/>
     <w:p>
       <w:pPr>
         <w:pStyle w:val="Heading2"/>
       </w:pPr>
       <w:r>
         <w:rPr>
+          <w:bCs/>
           <w:b/>
-          <w:bCs/>
         </w:rPr>
         <w:t xml:space="preserve">Lembramento final:</w:t>
       </w:r>
@@ -7201,13 +7201,9 @@
         <w:t xml:space="preserve">Quadros, orientações, leis, contratos, fornecedores, ameaças, ferramentas, produtos e interpretações oficiais mudam. Confirmar a atual fonte oficial e obrigações aplicáveis antes de uma decisão ou avaliação reais. □</w:t>
       </w:r>
     </w:p>
-    <w:bookmarkEnd w:id="144"/>
-    <w:bookmarkEnd w:id="145"/>
-    <w:sectPr>
-      <w:footnotePr>
-        <w:numRestart w:val="eachSect"/>
-      </w:footnotePr>
-    </w:sectPr>
+    <w:bookmarkEnd w:id="155"/>
+    <w:bookmarkEnd w:id="156"/>
+    <w:sectPr/>
   </w:body>
 </w:document>
 </file>
@@ -7238,14 +7234,14 @@
 <file path=word/numbering.xml><?xml version="1.0" encoding="utf-8"?>
 <w:numbering xmlns:w="http://schemas.openxmlformats.org/wordprocessingml/2006/main">
   <w:abstractNum w:abstractNumId="990">
-    <w:nsid w:val="0000A990"/>
+    <w:nsid w:val="A990"/>
     <w:multiLevelType w:val="multilevel"/>
     <w:lvl w:ilvl="0">
       <w:numFmt w:val="bullet"/>
       <w:lvlText w:val=" "/>
       <w:lvlJc w:val="left"/>
       <w:pPr>
-        <w:ind w:left="720" w:hanging="360"/>
+        <w:ind w:left="720" w:hanging="480"/>
       </w:pPr>
     </w:lvl>
     <w:lvl w:ilvl="1">
@@ -7253,7 +7249,7 @@
       <w:lvlText w:val=" "/>
       <w:lvlJc w:val="left"/>
       <w:pPr>
-        <w:ind w:left="1440" w:hanging="360"/>
+        <w:ind w:left="1440" w:hanging="480"/>
       </w:pPr>
     </w:lvl>
     <w:lvl w:ilvl="2">
@@ -7261,7 +7257,7 @@
       <w:lvlText w:val=" "/>
       <w:lvlJc w:val="left"/>
       <w:pPr>
-        <w:ind w:left="2160" w:hanging="360"/>
+        <w:ind w:left="2160" w:hanging="480"/>
       </w:pPr>
     </w:lvl>
     <w:lvl w:ilvl="3">
@@ -7269,7 +7265,7 @@
       <w:lvlText w:val=" "/>
       <w:lvlJc w:val="left"/>
       <w:pPr>
-        <w:ind w:left="2880" w:hanging="360"/>
+        <w:ind w:left="2880" w:hanging="480"/>
       </w:pPr>
     </w:lvl>
     <w:lvl w:ilvl="4">
@@ -7277,7 +7273,7 @@
       <w:lvlText w:val=" "/>
       <w:lvlJc w:val="left"/>
       <w:pPr>
-        <w:ind w:left="3600" w:hanging="360"/>
+        <w:ind w:left="3600" w:hanging="480"/>
       </w:pPr>
     </w:lvl>
     <w:lvl w:ilvl="5">
@@ -7285,7 +7281,7 @@
       <w:lvlText w:val=" "/>
       <w:lvlJc w:val="left"/>
       <w:pPr>
-        <w:ind w:left="4320" w:hanging="360"/>
+        <w:ind w:left="4320" w:hanging="480"/>
       </w:pPr>
     </w:lvl>
     <w:lvl w:ilvl="6">
@@ -7293,7 +7289,7 @@
       <w:lvlText w:val=" "/>
       <w:lvlJc w:val="left"/>
       <w:pPr>
-        <w:ind w:left="5040" w:hanging="360"/>
+        <w:ind w:left="5040" w:hanging="480"/>
       </w:pPr>
     </w:lvl>
     <w:lvl w:ilvl="7">
@@ -7301,7 +7297,7 @@
       <w:lvlText w:val=" "/>
       <w:lvlJc w:val="left"/>
       <w:pPr>
-        <w:ind w:left="5760" w:hanging="360"/>
+        <w:ind w:left="5760" w:hanging="480"/>
       </w:pPr>
     </w:lvl>
     <w:lvl w:ilvl="8">
@@ -7309,115 +7305,88 @@
       <w:lvlText w:val=" "/>
       <w:lvlJc w:val="left"/>
       <w:pPr>
-        <w:ind w:left="6480" w:hanging="360"/>
+        <w:ind w:left="6480" w:hanging="480"/>
       </w:pPr>
     </w:lvl>
   </w:abstractNum>
   <w:abstractNum w:abstractNumId="991">
-    <w:nsid w:val="0000A991"/>
+    <w:nsid w:val="A991"/>
     <w:multiLevelType w:val="multilevel"/>
     <w:lvl w:ilvl="0">
       <w:numFmt w:val="bullet"/>
-      <w:lvlText w:val=""/>
-      <w:lvlJc w:val="left"/>
-      <w:pPr>
-        <w:ind w:left="720" w:hanging="360"/>
-      </w:pPr>
-      <w:rPr>
-        <w:rFonts w:ascii="Symbol" w:hAnsi="Symbol" w:cs="Symbol" w:hint="default"/>
-      </w:rPr>
+      <w:lvlText w:val="•"/>
+      <w:lvlJc w:val="left"/>
+      <w:pPr>
+        <w:ind w:left="720" w:hanging="480"/>
+      </w:pPr>
     </w:lvl>
     <w:lvl w:ilvl="1">
       <w:numFmt w:val="bullet"/>
-      <w:lvlText w:val="o"/>
-      <w:lvlJc w:val="left"/>
-      <w:pPr>
-        <w:ind w:left="1440" w:hanging="360"/>
-      </w:pPr>
-      <w:rPr>
-        <w:rFonts w:ascii="Courier New" w:hAnsi="Courier New" w:cs="Courier New" w:hint="default"/>
-      </w:rPr>
+      <w:lvlText w:val="–"/>
+      <w:lvlJc w:val="left"/>
+      <w:pPr>
+        <w:ind w:left="1440" w:hanging="480"/>
+      </w:pPr>
     </w:lvl>
     <w:lvl w:ilvl="2">
       <w:numFmt w:val="bullet"/>
-      <w:lvlText w:val=""/>
-      <w:lvlJc w:val="left"/>
-      <w:pPr>
-        <w:ind w:left="2160" w:hanging="360"/>
-      </w:pPr>
-      <w:rPr>
-        <w:rFonts w:ascii="Wingdings" w:hAnsi="Wingdings" w:cs="Wingdings" w:hint="default"/>
-      </w:rPr>
+      <w:lvlText w:val="•"/>
+      <w:lvlJc w:val="left"/>
+      <w:pPr>
+        <w:ind w:left="2160" w:hanging="480"/>
+      </w:pPr>
     </w:lvl>
     <w:lvl w:ilvl="3">
       <w:numFmt w:val="bullet"/>
-      <w:lvlText w:val=""/>
-      <w:lvlJc w:val="left"/>
-      <w:pPr>
-        <w:ind w:left="2880" w:hanging="360"/>
-      </w:pPr>
-      <w:rPr>
-        <w:rFonts w:ascii="Symbol" w:hAnsi="Symbol" w:cs="Symbol" w:hint="default"/>
-      </w:rPr>
+      <w:lvlText w:val="–"/>
+      <w:lvlJc w:val="left"/>
+      <w:pPr>
+        <w:ind w:left="2880" w:hanging="480"/>
+      </w:pPr>
     </w:lvl>
     <w:lvl w:ilvl="4">
       <w:numFmt w:val="bullet"/>
-      <w:lvlText w:val="o"/>
-      <w:lvlJc w:val="left"/>
-      <w:pPr>
-        <w:ind w:left="3600" w:hanging="360"/>
-      </w:pPr>
-      <w:rPr>
-        <w:rFonts w:ascii="Courier New" w:hAnsi="Courier New" w:cs="Courier New" w:hint="default"/>
-      </w:rPr>
+      <w:lvlText w:val="•"/>
+      <w:lvlJc w:val="left"/>
+      <w:pPr>
+        <w:ind w:left="3600" w:hanging="480"/>
+      </w:pPr>
     </w:lvl>
     <w:lvl w:ilvl="5">
       <w:numFmt w:val="bullet"/>
-      <w:lvlText w:val=""/>
-      <w:lvlJc w:val="left"/>
-      <w:pPr>
-        <w:ind w:left="4320" w:hanging="360"/>
-      </w:pPr>
-      <w:rPr>
-        <w:rFonts w:ascii="Wingdings" w:hAnsi="Wingdings" w:cs="Wingdings" w:hint="default"/>
-      </w:rPr>
+      <w:lvlText w:val="–"/>
+      <w:lvlJc w:val="left"/>
+      <w:pPr>
+        <w:ind w:left="4320" w:hanging="480"/>
+      </w:pPr>
     </w:lvl>
     <w:lvl w:ilvl="6">
       <w:numFmt w:val="bullet"/>
-      <w:lvlText w:val=""/>
-      <w:lvlJc w:val="left"/>
-      <w:pPr>
-        <w:ind w:left="5040" w:hanging="360"/>
-      </w:pPr>
-      <w:rPr>
-        <w:rFonts w:ascii="Symbol" w:hAnsi="Symbol" w:cs="Symbol" w:hint="default"/>
-      </w:rPr>
+      <w:lvlText w:val="•"/>
+      <w:lvlJc w:val="left"/>
+      <w:pPr>
+        <w:ind w:left="5040" w:hanging="480"/>
+      </w:pPr>
     </w:lvl>
     <w:lvl w:ilvl="7">
       <w:numFmt w:val="bullet"/>
-      <w:lvlText w:val="o"/>
-      <w:lvlJc w:val="left"/>
-      <w:pPr>
-        <w:ind w:left="5760" w:hanging="360"/>
-      </w:pPr>
-      <w:rPr>
-        <w:rFonts w:ascii="Courier New" w:hAnsi="Courier New" w:cs="Courier New" w:hint="default"/>
-      </w:rPr>
+      <w:lvlText w:val="–"/>
+      <w:lvlJc w:val="left"/>
+      <w:pPr>
+        <w:ind w:left="5760" w:hanging="480"/>
+      </w:pPr>
     </w:lvl>
     <w:lvl w:ilvl="8">
       <w:numFmt w:val="bullet"/>
-      <w:lvlText w:val=""/>
-      <w:lvlJc w:val="left"/>
-      <w:pPr>
-        <w:ind w:left="6480" w:hanging="360"/>
-      </w:pPr>
-      <w:rPr>
-        <w:rFonts w:ascii="Wingdings" w:hAnsi="Wingdings" w:cs="Wingdings" w:hint="default"/>
-      </w:rPr>
+      <w:lvlText w:val="•"/>
+      <w:lvlJc w:val="left"/>
+      <w:pPr>
+        <w:ind w:left="6480" w:hanging="480"/>
+      </w:pPr>
     </w:lvl>
   </w:abstractNum>
   <w:abstractNum w:abstractNumId="99412">
-    <w:nsid w:val="00A99412"/>
+    <w:nsid w:val="A99412"/>
     <w:multiLevelType w:val="multilevel"/>
     <w:lvl w:ilvl="0">
       <w:start w:val="2"/>
@@ -7425,7 +7394,7 @@
       <w:lvlText w:val="%1."/>
       <w:lvlJc w:val="left"/>
       <w:pPr>
-        <w:ind w:left="720" w:hanging="360"/>
+        <w:ind w:left="720" w:hanging="480"/>
       </w:pPr>
     </w:lvl>
     <w:lvl w:ilvl="1">
@@ -7434,7 +7403,7 @@
       <w:lvlText w:val="%2."/>
       <w:lvlJc w:val="left"/>
       <w:pPr>
-        <w:ind w:left="1440" w:hanging="360"/>
+        <w:ind w:left="1440" w:hanging="480"/>
       </w:pPr>
     </w:lvl>
     <w:lvl w:ilvl="2">
@@ -7443,7 +7412,7 @@
       <w:lvlText w:val="%3."/>
       <w:lvlJc w:val="left"/>
       <w:pPr>
-        <w:ind w:left="2160" w:hanging="360"/>
+        <w:ind w:left="2160" w:hanging="480"/>
       </w:pPr>
     </w:lvl>
     <w:lvl w:ilvl="3">
@@ -7452,7 +7421,7 @@
       <w:lvlText w:val="%4."/>
       <w:lvlJc w:val="left"/>
       <w:pPr>
-        <w:ind w:left="2880" w:hanging="360"/>
+        <w:ind w:left="2880" w:hanging="480"/>
       </w:pPr>
     </w:lvl>
     <w:lvl w:ilvl="4">
@@ -7461,7 +7430,7 @@
       <w:lvlText w:val="%5."/>
       <w:lvlJc w:val="left"/>
       <w:pPr>
-        <w:ind w:left="3600" w:hanging="360"/>
+        <w:ind w:left="3600" w:hanging="480"/>
       </w:pPr>
     </w:lvl>
     <w:lvl w:ilvl="5">
@@ -7470,7 +7439,7 @@
       <w:lvlText w:val="%6."/>
       <w:lvlJc w:val="left"/>
       <w:pPr>
-        <w:ind w:left="4320" w:hanging="360"/>
+        <w:ind w:left="4320" w:hanging="480"/>
       </w:pPr>
     </w:lvl>
     <w:lvl w:ilvl="6">
@@ -7479,7 +7448,7 @@
       <w:lvlText w:val="%7."/>
       <w:lvlJc w:val="left"/>
       <w:pPr>
-        <w:ind w:left="5040" w:hanging="360"/>
+        <w:ind w:left="5040" w:hanging="480"/>
       </w:pPr>
     </w:lvl>
     <w:lvl w:ilvl="7">
@@ -7488,7 +7457,7 @@
       <w:lvlText w:val="%8."/>
       <w:lvlJc w:val="left"/>
       <w:pPr>
-        <w:ind w:left="5760" w:hanging="360"/>
+        <w:ind w:left="5760" w:hanging="480"/>
       </w:pPr>
     </w:lvl>
     <w:lvl w:ilvl="8">
@@ -7497,12 +7466,12 @@
       <w:lvlText w:val="%9."/>
       <w:lvlJc w:val="left"/>
       <w:pPr>
-        <w:ind w:left="6480" w:hanging="360"/>
+        <w:ind w:left="6480" w:hanging="480"/>
       </w:pPr>
     </w:lvl>
   </w:abstractNum>
   <w:abstractNum w:abstractNumId="99415">
-    <w:nsid w:val="00A99415"/>
+    <w:nsid w:val="A99415"/>
     <w:multiLevelType w:val="multilevel"/>
     <w:lvl w:ilvl="0">
       <w:start w:val="5"/>
@@ -7510,7 +7479,7 @@
       <w:lvlText w:val="%1."/>
       <w:lvlJc w:val="left"/>
       <w:pPr>
-        <w:ind w:left="720" w:hanging="360"/>
+        <w:ind w:left="720" w:hanging="480"/>
       </w:pPr>
     </w:lvl>
     <w:lvl w:ilvl="1">
@@ -7519,7 +7488,7 @@
       <w:lvlText w:val="%2."/>
       <w:lvlJc w:val="left"/>
       <w:pPr>
-        <w:ind w:left="1440" w:hanging="360"/>
+        <w:ind w:left="1440" w:hanging="480"/>
       </w:pPr>
     </w:lvl>
     <w:lvl w:ilvl="2">
@@ -7528,7 +7497,7 @@
       <w:lvlText w:val="%3."/>
       <w:lvlJc w:val="left"/>
       <w:pPr>
-        <w:ind w:left="2160" w:hanging="360"/>
+        <w:ind w:left="2160" w:hanging="480"/>
       </w:pPr>
     </w:lvl>
     <w:lvl w:ilvl="3">
@@ -7537,7 +7506,7 @@
       <w:lvlText w:val="%4."/>
       <w:lvlJc w:val="left"/>
       <w:pPr>
-        <w:ind w:left="2880" w:hanging="360"/>
+        <w:ind w:left="2880" w:hanging="480"/>
       </w:pPr>
     </w:lvl>
     <w:lvl w:ilvl="4">
@@ -7546,7 +7515,7 @@
       <w:lvlText w:val="%5."/>
       <w:lvlJc w:val="left"/>
       <w:pPr>
-        <w:ind w:left="3600" w:hanging="360"/>
+        <w:ind w:left="3600" w:hanging="480"/>
       </w:pPr>
     </w:lvl>
     <w:lvl w:ilvl="5">
@@ -7555,7 +7524,7 @@
       <w:lvlText w:val="%6."/>
       <w:lvlJc w:val="left"/>
       <w:pPr>
-        <w:ind w:left="4320" w:hanging="360"/>
+        <w:ind w:left="4320" w:hanging="480"/>
       </w:pPr>
     </w:lvl>
     <w:lvl w:ilvl="6">
@@ -7564,7 +7533,7 @@
       <w:lvlText w:val="%7."/>
       <w:lvlJc w:val="left"/>
       <w:pPr>
-        <w:ind w:left="5040" w:hanging="360"/>
+        <w:ind w:left="5040" w:hanging="480"/>
       </w:pPr>
     </w:lvl>
     <w:lvl w:ilvl="7">
@@ -7573,7 +7542,7 @@
       <w:lvlText w:val="%8."/>
       <w:lvlJc w:val="left"/>
       <w:pPr>
-        <w:ind w:left="5760" w:hanging="360"/>
+        <w:ind w:left="5760" w:hanging="480"/>
       </w:pPr>
     </w:lvl>
     <w:lvl w:ilvl="8">
@@ -7582,12 +7551,12 @@
       <w:lvlText w:val="%9."/>
       <w:lvlJc w:val="left"/>
       <w:pPr>
-        <w:ind w:left="6480" w:hanging="360"/>
+        <w:ind w:left="6480" w:hanging="480"/>
       </w:pPr>
     </w:lvl>
   </w:abstractNum>
   <w:abstractNum w:abstractNumId="99411">
-    <w:nsid w:val="00A99411"/>
+    <w:nsid w:val="A99411"/>
     <w:multiLevelType w:val="multilevel"/>
     <w:lvl w:ilvl="0">
       <w:start w:val="1"/>
@@ -7595,7 +7564,7 @@
       <w:lvlText w:val="%1."/>
       <w:lvlJc w:val="left"/>
       <w:pPr>
-        <w:ind w:left="720" w:hanging="360"/>
+        <w:ind w:left="720" w:hanging="480"/>
       </w:pPr>
     </w:lvl>
     <w:lvl w:ilvl="1">
@@ -7604,7 +7573,7 @@
       <w:lvlText w:val="%2."/>
       <w:lvlJc w:val="left"/>
       <w:pPr>
-        <w:ind w:left="1440" w:hanging="360"/>
+        <w:ind w:left="1440" w:hanging="480"/>
       </w:pPr>
     </w:lvl>
     <w:lvl w:ilvl="2">
@@ -7613,7 +7582,7 @@
       <w:lvlText w:val="%3."/>
       <w:lvlJc w:val="left"/>
       <w:pPr>
-        <w:ind w:left="2160" w:hanging="360"/>
+        <w:ind w:left="2160" w:hanging="480"/>
       </w:pPr>
     </w:lvl>
     <w:lvl w:ilvl="3">
@@ -7622,7 +7591,7 @@
       <w:lvlText w:val="%4."/>
       <w:lvlJc w:val="left"/>
       <w:pPr>
-        <w:ind w:left="2880" w:hanging="360"/>
+        <w:ind w:left="2880" w:hanging="480"/>
       </w:pPr>
     </w:lvl>
     <w:lvl w:ilvl="4">
@@ -7631,7 +7600,7 @@
       <w:lvlText w:val="%5."/>
       <w:lvlJc w:val="left"/>
       <w:pPr>
-        <w:ind w:left="3600" w:hanging="360"/>
+        <w:ind w:left="3600" w:hanging="480"/>
       </w:pPr>
     </w:lvl>
     <w:lvl w:ilvl="5">
@@ -7640,7 +7609,7 @@
       <w:lvlText w:val="%6."/>
       <w:lvlJc w:val="left"/>
       <w:pPr>
-        <w:ind w:left="4320" w:hanging="360"/>
+        <w:ind w:left="4320" w:hanging="480"/>
       </w:pPr>
     </w:lvl>
     <w:lvl w:ilvl="6">
@@ -7649,7 +7618,7 @@
       <w:lvlText w:val="%7."/>
       <w:lvlJc w:val="left"/>
       <w:pPr>
-        <w:ind w:left="5040" w:hanging="360"/>
+        <w:ind w:left="5040" w:hanging="480"/>
       </w:pPr>
     </w:lvl>
     <w:lvl w:ilvl="7">
@@ -7658,7 +7627,7 @@
       <w:lvlText w:val="%8."/>
       <w:lvlJc w:val="left"/>
       <w:pPr>
-        <w:ind w:left="5760" w:hanging="360"/>
+        <w:ind w:left="5760" w:hanging="480"/>
       </w:pPr>
     </w:lvl>
     <w:lvl w:ilvl="8">
@@ -7667,12 +7636,12 @@
       <w:lvlText w:val="%9."/>
       <w:lvlJc w:val="left"/>
       <w:pPr>
-        <w:ind w:left="6480" w:hanging="360"/>
+        <w:ind w:left="6480" w:hanging="480"/>
       </w:pPr>
     </w:lvl>
   </w:abstractNum>
   <w:abstractNum w:abstractNumId="99417">
-    <w:nsid w:val="00A99417"/>
+    <w:nsid w:val="A99417"/>
     <w:multiLevelType w:val="multilevel"/>
     <w:lvl w:ilvl="0">
       <w:start w:val="7"/>
@@ -7680,7 +7649,7 @@
       <w:lvlText w:val="%1."/>
       <w:lvlJc w:val="left"/>
       <w:pPr>
-        <w:ind w:left="720" w:hanging="360"/>
+        <w:ind w:left="720" w:hanging="480"/>
       </w:pPr>
     </w:lvl>
     <w:lvl w:ilvl="1">
@@ -7689,7 +7658,7 @@
       <w:lvlText w:val="%2."/>
       <w:lvlJc w:val="left"/>
       <w:pPr>
-        <w:ind w:left="1440" w:hanging="360"/>
+        <w:ind w:left="1440" w:hanging="480"/>
       </w:pPr>
     </w:lvl>
     <w:lvl w:ilvl="2">
@@ -7698,7 +7667,7 @@
       <w:lvlText w:val="%3."/>
       <w:lvlJc w:val="left"/>
       <w:pPr>
-        <w:ind w:left="2160" w:hanging="360"/>
+        <w:ind w:left="2160" w:hanging="480"/>
       </w:pPr>
     </w:lvl>
     <w:lvl w:ilvl="3">
@@ -7707,7 +7676,7 @@
       <w:lvlText w:val="%4."/>
       <w:lvlJc w:val="left"/>
       <w:pPr>
-        <w:ind w:left="2880" w:hanging="360"/>
+        <w:ind w:left="2880" w:hanging="480"/>
       </w:pPr>
     </w:lvl>
     <w:lvl w:ilvl="4">
@@ -7716,7 +7685,7 @@
       <w:lvlText w:val="%5."/>
       <w:lvlJc w:val="left"/>
       <w:pPr>
-        <w:ind w:left="3600" w:hanging="360"/>
+        <w:ind w:left="3600" w:hanging="480"/>
       </w:pPr>
     </w:lvl>
     <w:lvl w:ilvl="5">
@@ -7725,7 +7694,7 @@
       <w:lvlText w:val="%6."/>
       <w:lvlJc w:val="left"/>
       <w:pPr>
-        <w:ind w:left="4320" w:hanging="360"/>
+        <w:ind w:left="4320" w:hanging="480"/>
       </w:pPr>
     </w:lvl>
     <w:lvl w:ilvl="6">
@@ -7734,7 +7703,7 @@
       <w:lvlText w:val="%7."/>
       <w:lvlJc w:val="left"/>
       <w:pPr>
-        <w:ind w:left="5040" w:hanging="360"/>
+        <w:ind w:left="5040" w:hanging="480"/>
       </w:pPr>
     </w:lvl>
     <w:lvl w:ilvl="7">
@@ -7743,7 +7712,7 @@
       <w:lvlText w:val="%8."/>
       <w:lvlJc w:val="left"/>
       <w:pPr>
-        <w:ind w:left="5760" w:hanging="360"/>
+        <w:ind w:left="5760" w:hanging="480"/>
       </w:pPr>
     </w:lvl>
     <w:lvl w:ilvl="8">
@@ -7752,12 +7721,12 @@
       <w:lvlText w:val="%9."/>
       <w:lvlJc w:val="left"/>
       <w:pPr>
-        <w:ind w:left="6480" w:hanging="360"/>
+        <w:ind w:left="6480" w:hanging="480"/>
       </w:pPr>
     </w:lvl>
   </w:abstractNum>
   <w:abstractNum w:abstractNumId="994110">
-    <w:nsid w:val="0A994110"/>
+    <w:nsid w:val="A994110"/>
     <w:multiLevelType w:val="multilevel"/>
     <w:lvl w:ilvl="0">
       <w:start w:val="10"/>
@@ -7765,7 +7734,7 @@
       <w:lvlText w:val="%1."/>
       <w:lvlJc w:val="left"/>
       <w:pPr>
-        <w:ind w:left="720" w:hanging="360"/>
+        <w:ind w:left="720" w:hanging="480"/>
       </w:pPr>
     </w:lvl>
     <w:lvl w:ilvl="1">
@@ -7774,7 +7743,7 @@
       <w:lvlText w:val="%2."/>
       <w:lvlJc w:val="left"/>
       <w:pPr>
-        <w:ind w:left="1440" w:hanging="360"/>
+        <w:ind w:left="1440" w:hanging="480"/>
       </w:pPr>
     </w:lvl>
     <w:lvl w:ilvl="2">
@@ -7783,7 +7752,7 @@
       <w:lvlText w:val="%3."/>
       <w:lvlJc w:val="left"/>
       <w:pPr>
-        <w:ind w:left="2160" w:hanging="360"/>
+        <w:ind w:left="2160" w:hanging="480"/>
       </w:pPr>
     </w:lvl>
     <w:lvl w:ilvl="3">
@@ -7792,7 +7761,7 @@
       <w:lvlText w:val="%4."/>
       <w:lvlJc w:val="left"/>
       <w:pPr>
-        <w:ind w:left="2880" w:hanging="360"/>
+        <w:ind w:left="2880" w:hanging="480"/>
       </w:pPr>
     </w:lvl>
     <w:lvl w:ilvl="4">
@@ -7801,7 +7770,7 @@
       <w:lvlText w:val="%5."/>
       <w:lvlJc w:val="left"/>
       <w:pPr>
-        <w:ind w:left="3600" w:hanging="360"/>
+        <w:ind w:left="3600" w:hanging="480"/>
       </w:pPr>
     </w:lvl>
     <w:lvl w:ilvl="5">
@@ -7810,7 +7779,7 @@
       <w:lvlText w:val="%6."/>
       <w:lvlJc w:val="left"/>
       <w:pPr>
-        <w:ind w:left="4320" w:hanging="360"/>
+        <w:ind w:left="4320" w:hanging="480"/>
       </w:pPr>
     </w:lvl>
     <w:lvl w:ilvl="6">
@@ -7819,7 +7788,7 @@
       <w:lvlText w:val="%7."/>
       <w:lvlJc w:val="left"/>
       <w:pPr>
-        <w:ind w:left="5040" w:hanging="360"/>
+        <w:ind w:left="5040" w:hanging="480"/>
       </w:pPr>
     </w:lvl>
     <w:lvl w:ilvl="7">
@@ -7828,7 +7797,7 @@
       <w:lvlText w:val="%8."/>
       <w:lvlJc w:val="left"/>
       <w:pPr>
-        <w:ind w:left="5760" w:hanging="360"/>
+        <w:ind w:left="5760" w:hanging="480"/>
       </w:pPr>
     </w:lvl>
     <w:lvl w:ilvl="8">
@@ -7837,12 +7806,12 @@
       <w:lvlText w:val="%9."/>
       <w:lvlJc w:val="left"/>
       <w:pPr>
-        <w:ind w:left="6480" w:hanging="360"/>
+        <w:ind w:left="6480" w:hanging="480"/>
       </w:pPr>
     </w:lvl>
   </w:abstractNum>
   <w:abstractNum w:abstractNumId="994115">
-    <w:nsid w:val="0A994115"/>
+    <w:nsid w:val="A994115"/>
     <w:multiLevelType w:val="multilevel"/>
     <w:lvl w:ilvl="0">
       <w:start w:val="15"/>
@@ -7850,7 +7819,7 @@
       <w:lvlText w:val="%1."/>
       <w:lvlJc w:val="left"/>
       <w:pPr>
-        <w:ind w:left="720" w:hanging="360"/>
+        <w:ind w:left="720" w:hanging="480"/>
       </w:pPr>
     </w:lvl>
     <w:lvl w:ilvl="1">
@@ -7859,7 +7828,7 @@
       <w:lvlText w:val="%2."/>
       <w:lvlJc w:val="left"/>
       <w:pPr>
-        <w:ind w:left="1440" w:hanging="360"/>
+        <w:ind w:left="1440" w:hanging="480"/>
       </w:pPr>
     </w:lvl>
     <w:lvl w:ilvl="2">
@@ -7868,7 +7837,7 @@
       <w:lvlText w:val="%3."/>
       <w:lvlJc w:val="left"/>
       <w:pPr>
-        <w:ind w:left="2160" w:hanging="360"/>
+        <w:ind w:left="2160" w:hanging="480"/>
       </w:pPr>
     </w:lvl>
     <w:lvl w:ilvl="3">
@@ -7877,7 +7846,7 @@
       <w:lvlText w:val="%4."/>
       <w:lvlJc w:val="left"/>
       <w:pPr>
-        <w:ind w:left="2880" w:hanging="360"/>
+        <w:ind w:left="2880" w:hanging="480"/>
       </w:pPr>
     </w:lvl>
     <w:lvl w:ilvl="4">
@@ -7886,7 +7855,7 @@
       <w:lvlText w:val="%5."/>
       <w:lvlJc w:val="left"/>
       <w:pPr>
-        <w:ind w:left="3600" w:hanging="360"/>
+        <w:ind w:left="3600" w:hanging="480"/>
       </w:pPr>
     </w:lvl>
     <w:lvl w:ilvl="5">
@@ -7895,7 +7864,7 @@
       <w:lvlText w:val="%6."/>
       <w:lvlJc w:val="left"/>
       <w:pPr>
-        <w:ind w:left="4320" w:hanging="360"/>
+        <w:ind w:left="4320" w:hanging="480"/>
       </w:pPr>
     </w:lvl>
     <w:lvl w:ilvl="6">
@@ -7904,7 +7873,7 @@
       <w:lvlText w:val="%7."/>
       <w:lvlJc w:val="left"/>
       <w:pPr>
-        <w:ind w:left="5040" w:hanging="360"/>
+        <w:ind w:left="5040" w:hanging="480"/>
       </w:pPr>
     </w:lvl>
     <w:lvl w:ilvl="7">
@@ -7913,7 +7882,7 @@
       <w:lvlText w:val="%8."/>
       <w:lvlJc w:val="left"/>
       <w:pPr>
-        <w:ind w:left="5760" w:hanging="360"/>
+        <w:ind w:left="5760" w:hanging="480"/>
       </w:pPr>
     </w:lvl>
     <w:lvl w:ilvl="8">
@@ -7922,12 +7891,12 @@
       <w:lvlText w:val="%9."/>
       <w:lvlJc w:val="left"/>
       <w:pPr>
-        <w:ind w:left="6480" w:hanging="360"/>
+        <w:ind w:left="6480" w:hanging="480"/>
       </w:pPr>
     </w:lvl>
   </w:abstractNum>
   <w:abstractNum w:abstractNumId="994117">
-    <w:nsid w:val="0A994117"/>
+    <w:nsid w:val="A994117"/>
     <w:multiLevelType w:val="multilevel"/>
     <w:lvl w:ilvl="0">
       <w:start w:val="17"/>
@@ -7935,7 +7904,7 @@
       <w:lvlText w:val="%1."/>
       <w:lvlJc w:val="left"/>
       <w:pPr>
-        <w:ind w:left="720" w:hanging="360"/>
+        <w:ind w:left="720" w:hanging="480"/>
       </w:pPr>
     </w:lvl>
     <w:lvl w:ilvl="1">
@@ -7944,7 +7913,7 @@
       <w:lvlText w:val="%2."/>
       <w:lvlJc w:val="left"/>
       <w:pPr>
-        <w:ind w:left="1440" w:hanging="360"/>
+        <w:ind w:left="1440" w:hanging="480"/>
       </w:pPr>
     </w:lvl>
     <w:lvl w:ilvl="2">
@@ -7953,7 +7922,7 @@
       <w:lvlText w:val="%3."/>
       <w:lvlJc w:val="left"/>
       <w:pPr>
-        <w:ind w:left="2160" w:hanging="360"/>
+        <w:ind w:left="2160" w:hanging="480"/>
       </w:pPr>
     </w:lvl>
     <w:lvl w:ilvl="3">
@@ -7962,7 +7931,7 @@
       <w:lvlText w:val="%4."/>
       <w:lvlJc w:val="left"/>
       <w:pPr>
-        <w:ind w:left="2880" w:hanging="360"/>
+        <w:ind w:left="2880" w:hanging="480"/>
       </w:pPr>
     </w:lvl>
     <w:lvl w:ilvl="4">
@@ -7971,7 +7940,7 @@
       <w:lvlText w:val="%5."/>
       <w:lvlJc w:val="left"/>
       <w:pPr>
-        <w:ind w:left="3600" w:hanging="360"/>
+        <w:ind w:left="3600" w:hanging="480"/>
       </w:pPr>
     </w:lvl>
     <w:lvl w:ilvl="5">
@@ -7980,7 +7949,7 @@
       <w:lvlText w:val="%6."/>
       <w:lvlJc w:val="left"/>
       <w:pPr>
-        <w:ind w:left="4320" w:hanging="360"/>
+        <w:ind w:left="4320" w:hanging="480"/>
       </w:pPr>
     </w:lvl>
     <w:lvl w:ilvl="6">
@@ -7989,7 +7958,7 @@
       <w:lvlText w:val="%7."/>
       <w:lvlJc w:val="left"/>
       <w:pPr>
-        <w:ind w:left="5040" w:hanging="360"/>
+        <w:ind w:left="5040" w:hanging="480"/>
       </w:pPr>
     </w:lvl>
     <w:lvl w:ilvl="7">
@@ -7998,7 +7967,7 @@
       <w:lvlText w:val="%8."/>
       <w:lvlJc w:val="left"/>
       <w:pPr>
-        <w:ind w:left="5760" w:hanging="360"/>
+        <w:ind w:left="5760" w:hanging="480"/>
       </w:pPr>
     </w:lvl>
     <w:lvl w:ilvl="8">
@@ -8007,12 +7976,12 @@
       <w:lvlText w:val="%9."/>
       <w:lvlJc w:val="left"/>
       <w:pPr>
-        <w:ind w:left="6480" w:hanging="360"/>
+        <w:ind w:left="6480" w:hanging="480"/>
       </w:pPr>
     </w:lvl>
   </w:abstractNum>
   <w:abstractNum w:abstractNumId="99419">
-    <w:nsid w:val="00A99419"/>
+    <w:nsid w:val="A99419"/>
     <w:multiLevelType w:val="multilevel"/>
     <w:lvl w:ilvl="0">
       <w:start w:val="9"/>
@@ -8020,7 +7989,7 @@
       <w:lvlText w:val="%1."/>
       <w:lvlJc w:val="left"/>
       <w:pPr>
-        <w:ind w:left="720" w:hanging="360"/>
+        <w:ind w:left="720" w:hanging="480"/>
       </w:pPr>
     </w:lvl>
     <w:lvl w:ilvl="1">
@@ -8029,7 +7998,7 @@
       <w:lvlText w:val="%2."/>
       <w:lvlJc w:val="left"/>
       <w:pPr>
-        <w:ind w:left="1440" w:hanging="360"/>
+        <w:ind w:left="1440" w:hanging="480"/>
       </w:pPr>
     </w:lvl>
     <w:lvl w:ilvl="2">
@@ -8038,7 +8007,7 @@
       <w:lvlText w:val="%3."/>
       <w:lvlJc w:val="left"/>
       <w:pPr>
-        <w:ind w:left="2160" w:hanging="360"/>
+        <w:ind w:left="2160" w:hanging="480"/>
       </w:pPr>
     </w:lvl>
     <w:lvl w:ilvl="3">
@@ -8047,7 +8016,7 @@
       <w:lvlText w:val="%4."/>
       <w:lvlJc w:val="left"/>
       <w:pPr>
-        <w:ind w:left="2880" w:hanging="360"/>
+        <w:ind w:left="2880" w:hanging="480"/>
       </w:pPr>
     </w:lvl>
     <w:lvl w:ilvl="4">
@@ -8056,7 +8025,7 @@
       <w:lvlText w:val="%5."/>
       <w:lvlJc w:val="left"/>
       <w:pPr>
-        <w:ind w:left="3600" w:hanging="360"/>
+        <w:ind w:left="3600" w:hanging="480"/>
       </w:pPr>
     </w:lvl>
     <w:lvl w:ilvl="5">
@@ -8065,7 +8034,7 @@
       <w:lvlText w:val="%6."/>
       <w:lvlJc w:val="left"/>
       <w:pPr>
-        <w:ind w:left="4320" w:hanging="360"/>
+        <w:ind w:left="4320" w:hanging="480"/>
       </w:pPr>
     </w:lvl>
     <w:lvl w:ilvl="6">
@@ -8074,7 +8043,7 @@
       <w:lvlText w:val="%7."/>
       <w:lvlJc w:val="left"/>
       <w:pPr>
-        <w:ind w:left="5040" w:hanging="360"/>
+        <w:ind w:left="5040" w:hanging="480"/>
       </w:pPr>
     </w:lvl>
     <w:lvl w:ilvl="7">
@@ -8083,7 +8052,7 @@
       <w:lvlText w:val="%8."/>
       <w:lvlJc w:val="left"/>
       <w:pPr>
-        <w:ind w:left="5760" w:hanging="360"/>
+        <w:ind w:left="5760" w:hanging="480"/>
       </w:pPr>
     </w:lvl>
     <w:lvl w:ilvl="8">
@@ -8092,12 +8061,12 @@
       <w:lvlText w:val="%9."/>
       <w:lvlJc w:val="left"/>
       <w:pPr>
-        <w:ind w:left="6480" w:hanging="360"/>
+        <w:ind w:left="6480" w:hanging="480"/>
       </w:pPr>
     </w:lvl>
   </w:abstractNum>
   <w:abstractNum w:abstractNumId="994129">
-    <w:nsid w:val="0A994129"/>
+    <w:nsid w:val="A994129"/>
     <w:multiLevelType w:val="multilevel"/>
     <w:lvl w:ilvl="0">
       <w:start w:val="29"/>
@@ -8105,7 +8074,7 @@
       <w:lvlText w:val="%1."/>
       <w:lvlJc w:val="left"/>
       <w:pPr>
-        <w:ind w:left="720" w:hanging="360"/>
+        <w:ind w:left="720" w:hanging="480"/>
       </w:pPr>
     </w:lvl>
     <w:lvl w:ilvl="1">
@@ -8114,7 +8083,7 @@
       <w:lvlText w:val="%2."/>
       <w:lvlJc w:val="left"/>
       <w:pPr>
-        <w:ind w:left="1440" w:hanging="360"/>
+        <w:ind w:left="1440" w:hanging="480"/>
       </w:pPr>
     </w:lvl>
     <w:lvl w:ilvl="2">
@@ -8123,7 +8092,7 @@
       <w:lvlText w:val="%3."/>
       <w:lvlJc w:val="left"/>
       <w:pPr>
-        <w:ind w:left="2160" w:hanging="360"/>
+        <w:ind w:left="2160" w:hanging="480"/>
       </w:pPr>
     </w:lvl>
     <w:lvl w:ilvl="3">
@@ -8132,7 +8101,7 @@
       <w:lvlText w:val="%4."/>
       <w:lvlJc w:val="left"/>
       <w:pPr>
-        <w:ind w:left="2880" w:hanging="360"/>
+        <w:ind w:left="2880" w:hanging="480"/>
       </w:pPr>
     </w:lvl>
     <w:lvl w:ilvl="4">
@@ -8141,7 +8110,7 @@
       <w:lvlText w:val="%5."/>
       <w:lvlJc w:val="left"/>
       <w:pPr>
-        <w:ind w:left="3600" w:hanging="360"/>
+        <w:ind w:left="3600" w:hanging="480"/>
       </w:pPr>
     </w:lvl>
     <w:lvl w:ilvl="5">
@@ -8150,7 +8119,7 @@
       <w:lvlText w:val="%6."/>
       <w:lvlJc w:val="left"/>
       <w:pPr>
-        <w:ind w:left="4320" w:hanging="360"/>
+        <w:ind w:left="4320" w:hanging="480"/>
       </w:pPr>
     </w:lvl>
     <w:lvl w:ilvl="6">
@@ -8159,7 +8128,7 @@
       <w:lvlText w:val="%7."/>
       <w:lvlJc w:val="left"/>
       <w:pPr>
-        <w:ind w:left="5040" w:hanging="360"/>
+        <w:ind w:left="5040" w:hanging="480"/>
       </w:pPr>
     </w:lvl>
     <w:lvl w:ilvl="7">
@@ -8168,7 +8137,7 @@
       <w:lvlText w:val="%8."/>
       <w:lvlJc w:val="left"/>
       <w:pPr>
-        <w:ind w:left="5760" w:hanging="360"/>
+        <w:ind w:left="5760" w:hanging="480"/>
       </w:pPr>
     </w:lvl>
     <w:lvl w:ilvl="8">
@@ -8177,7 +8146,7 @@
       <w:lvlText w:val="%9."/>
       <w:lvlJc w:val="left"/>
       <w:pPr>
-        <w:ind w:left="6480" w:hanging="360"/>
+        <w:ind w:left="6480" w:hanging="480"/>
       </w:pPr>
     </w:lvl>
   </w:abstractNum>
@@ -8636,10 +8605,10 @@
   <w:docDefaults>
     <w:rPrDefault>
       <w:rPr>
-        <w:rFonts w:asciiTheme="minorHAnsi" w:cstheme="minorBidi" w:eastAsiaTheme="minorEastAsia" w:hAnsiTheme="minorHAnsi"/>
+        <w:rFonts w:asciiTheme="minorHAnsi" w:cstheme="minorBidi" w:eastAsiaTheme="minorHAnsi" w:hAnsiTheme="minorHAnsi"/>
         <w:sz w:val="24"/>
         <w:szCs w:val="24"/>
-        <w:lang w:bidi="ar-SA" w:eastAsia="zh-CN" w:val="en-US"/>
+        <w:lang w:bidi="ar-SA" w:eastAsia="en-US" w:val="en-US"/>
       </w:rPr>
     </w:rPrDefault>
     <w:pPrDefault>
@@ -8657,10 +8626,10 @@
     <w:name w:val="Body Text"/>
     <w:basedOn w:val="Normal"/>
     <w:link w:val="BodyTextChar"/>
-    <w:qFormat/>
     <w:pPr>
       <w:spacing w:after="180" w:before="180"/>
     </w:pPr>
+    <w:qFormat/>
   </w:style>
   <w:style w:customStyle="1" w:styleId="FirstParagraph" w:type="paragraph">
     <w:name w:val="First Paragraph"/>
@@ -8680,94 +8649,57 @@
     <w:name w:val="Title"/>
     <w:basedOn w:val="Normal"/>
     <w:next w:val="BodyText"/>
-    <w:link w:val="TitleChar"/>
-    <w:uiPriority w:val="10"/>
     <w:qFormat/>
-    <w:rsid w:val="00A10FD9"/>
     <w:pPr>
-      <w:spacing w:after="80" w:line="240" w:lineRule="auto"/>
-      <w:contextualSpacing/>
+      <w:keepNext/>
+      <w:keepLines/>
+      <w:spacing w:after="240" w:before="480"/>
       <w:jc w:val="center"/>
     </w:pPr>
     <w:rPr>
       <w:rFonts w:asciiTheme="majorHAnsi" w:cstheme="majorBidi" w:eastAsiaTheme="majorEastAsia" w:hAnsiTheme="majorHAnsi"/>
-      <w:sz w:val="56"/>
-      <w:szCs w:val="56"/>
-    </w:rPr>
-  </w:style>
-  <w:style w:customStyle="1" w:styleId="TitleChar" w:type="character">
-    <w:name w:val="Title Char"/>
-    <w:basedOn w:val="DefaultParagraphFont"/>
-    <w:link w:val="Title"/>
-    <w:uiPriority w:val="10"/>
-    <w:rsid w:val="00A10FD9"/>
-    <w:rPr>
-      <w:rFonts w:asciiTheme="majorHAnsi" w:cstheme="majorBidi" w:eastAsiaTheme="majorEastAsia" w:hAnsiTheme="majorHAnsi"/>
-      <w:sz w:val="56"/>
-      <w:szCs w:val="56"/>
+      <w:b/>
+      <w:bCs/>
+      <w:color w:themeColor="accent1" w:themeShade="B5" w:val="345A8A"/>
+      <w:sz w:val="36"/>
+      <w:szCs w:val="36"/>
     </w:rPr>
   </w:style>
   <w:style w:styleId="Subtitle" w:type="paragraph">
     <w:name w:val="Subtitle"/>
     <w:basedOn w:val="Title"/>
     <w:next w:val="BodyText"/>
-    <w:link w:val="SubtitleChar"/>
-    <w:uiPriority w:val="11"/>
     <w:qFormat/>
-    <w:rsid w:val="00A10FD9"/>
     <w:pPr>
-      <w:numPr>
-        <w:ilvl w:val="1"/>
-      </w:numPr>
+      <w:keepNext/>
+      <w:keepLines/>
+      <w:spacing w:after="240" w:before="240"/>
+      <w:jc w:val="center"/>
     </w:pPr>
     <w:rPr>
-      <w:rFonts w:cstheme="majorBidi" w:eastAsiaTheme="majorEastAsia"/>
-      <w:spacing w:val="15"/>
-      <w:sz w:val="28"/>
-      <w:szCs w:val="28"/>
-    </w:rPr>
-  </w:style>
-  <w:style w:customStyle="1" w:styleId="SubtitleChar" w:type="character">
-    <w:name w:val="Subtitle Char"/>
-    <w:basedOn w:val="DefaultParagraphFont"/>
-    <w:link w:val="Subtitle"/>
-    <w:uiPriority w:val="11"/>
-    <w:rsid w:val="00A10FD9"/>
-    <w:rPr>
-      <w:rFonts w:cstheme="majorBidi" w:eastAsiaTheme="majorEastAsia"/>
-      <w:color w:themeColor="text1" w:themeTint="A6" w:val="595959"/>
-      <w:spacing w:val="15"/>
-      <w:sz w:val="28"/>
-      <w:szCs w:val="28"/>
+      <w:sz w:val="30"/>
+      <w:szCs w:val="30"/>
     </w:rPr>
   </w:style>
   <w:style w:customStyle="1" w:styleId="Author" w:type="paragraph">
     <w:name w:val="Author"/>
-    <w:basedOn w:val="Title"/>
     <w:next w:val="BodyText"/>
     <w:qFormat/>
     <w:pPr>
       <w:keepNext/>
       <w:keepLines/>
+      <w:jc w:val="center"/>
     </w:pPr>
-    <w:rPr>
-      <w:sz w:val="24"/>
-      <w:szCs w:val="24"/>
-    </w:rPr>
   </w:style>
   <w:style w:styleId="Date" w:type="paragraph">
     <w:name w:val="Date"/>
-    <w:basedOn w:val="Title"/>
     <w:next w:val="BodyText"/>
     <w:qFormat/>
     <w:pPr>
       <w:keepNext/>
       <w:keepLines/>
+      <w:jc w:val="center"/>
     </w:pPr>
-    <w:rPr>
-      <w:sz w:val="24"/>
-      <w:szCs w:val="24"/>
-    </w:rPr>
   </w:style>
   <w:style w:customStyle="1" w:styleId="AbstractTitle" w:type="paragraph">
     <w:name w:val="Abstract Title"/>
@@ -8777,13 +8709,15 @@
     <w:pPr>
       <w:keepNext/>
       <w:keepLines/>
+      <w:jc w:val="center"/>
       <w:spacing w:after="0" w:before="300"/>
-      <w:jc w:val="center"/>
     </w:pPr>
     <w:rPr>
-      <w:b/>
       <w:sz w:val="20"/>
       <w:szCs w:val="20"/>
+      <w:b/>
+      <w:color w:val="345A8A"/>
+      &gt;
     </w:rPr>
   </w:style>
   <w:style w:customStyle="1" w:styleId="Abstract" w:type="paragraph">
@@ -8810,321 +8744,191 @@
     <w:rPr/>
   </w:style>
   <w:style w:styleId="Heading1" w:type="paragraph">
-    <w:name w:val="heading 1"/>
+    <w:name w:val="Heading 1"/>
     <w:basedOn w:val="Normal"/>
     <w:next w:val="BodyText"/>
-    <w:link w:val="Heading1Char"/>
     <w:uiPriority w:val="9"/>
     <w:qFormat/>
-    <w:rsid w:val="00A10FD9"/>
     <w:pPr>
       <w:keepNext/>
       <w:keepLines/>
-      <w:spacing w:after="80" w:before="360"/>
+      <w:spacing w:after="0" w:before="480"/>
       <w:outlineLvl w:val="0"/>
     </w:pPr>
     <w:rPr>
       <w:rFonts w:asciiTheme="majorHAnsi" w:cstheme="majorBidi" w:eastAsiaTheme="majorEastAsia" w:hAnsiTheme="majorHAnsi"/>
-      <w:color w:themeColor="accent1" w:themeShade="BF" w:val="0F4761"/>
-      <w:sz w:val="40"/>
-      <w:szCs w:val="40"/>
+      <w:b/>
+      <w:bCs/>
+      <w:color w:themeColor="accent1" w:val="4F81BD"/>
+      <w:sz w:val="32"/>
+      <w:szCs w:val="32"/>
     </w:rPr>
   </w:style>
   <w:style w:styleId="Heading2" w:type="paragraph">
-    <w:name w:val="heading 2"/>
+    <w:name w:val="Heading 2"/>
     <w:basedOn w:val="Normal"/>
     <w:next w:val="BodyText"/>
-    <w:link w:val="Heading2Char"/>
     <w:uiPriority w:val="9"/>
-    <w:semiHidden/>
     <w:unhideWhenUsed/>
     <w:qFormat/>
-    <w:rsid w:val="00A10FD9"/>
     <w:pPr>
       <w:keepNext/>
       <w:keepLines/>
-      <w:spacing w:after="80" w:before="160"/>
+      <w:spacing w:after="0" w:before="200"/>
       <w:outlineLvl w:val="1"/>
     </w:pPr>
     <w:rPr>
       <w:rFonts w:asciiTheme="majorHAnsi" w:cstheme="majorBidi" w:eastAsiaTheme="majorEastAsia" w:hAnsiTheme="majorHAnsi"/>
-      <w:color w:themeColor="accent1" w:themeShade="BF" w:val="0F4761"/>
-      <w:sz w:val="32"/>
-      <w:szCs w:val="32"/>
-    </w:rPr>
-  </w:style>
-  <w:style w:styleId="Heading3" w:type="paragraph">
-    <w:name w:val="heading 3"/>
-    <w:basedOn w:val="Normal"/>
-    <w:next w:val="BodyText"/>
-    <w:link w:val="Heading3Char"/>
-    <w:uiPriority w:val="9"/>
-    <w:semiHidden/>
-    <w:unhideWhenUsed/>
-    <w:qFormat/>
-    <w:rsid w:val="00A10FD9"/>
-    <w:pPr>
-      <w:keepNext/>
-      <w:keepLines/>
-      <w:spacing w:after="80" w:before="160"/>
-      <w:outlineLvl w:val="2"/>
-    </w:pPr>
-    <w:rPr>
-      <w:rFonts w:cstheme="majorBidi" w:eastAsiaTheme="majorEastAsia"/>
-      <w:color w:themeColor="accent1" w:themeShade="BF" w:val="0F4761"/>
+      <w:b/>
+      <w:bCs/>
+      <w:color w:themeColor="accent1" w:val="4F81BD"/>
       <w:sz w:val="28"/>
       <w:szCs w:val="28"/>
     </w:rPr>
   </w:style>
-  <w:style w:styleId="Heading4" w:type="paragraph">
-    <w:name w:val="heading 4"/>
+  <w:style w:styleId="Heading3" w:type="paragraph">
+    <w:name w:val="Heading 3"/>
     <w:basedOn w:val="Normal"/>
     <w:next w:val="BodyText"/>
-    <w:link w:val="Heading4Char"/>
     <w:uiPriority w:val="9"/>
-    <w:semiHidden/>
     <w:unhideWhenUsed/>
     <w:qFormat/>
-    <w:rsid w:val="00A10FD9"/>
     <w:pPr>
       <w:keepNext/>
       <w:keepLines/>
-      <w:spacing w:after="40" w:before="80"/>
+      <w:spacing w:after="0" w:before="200"/>
+      <w:outlineLvl w:val="2"/>
+    </w:pPr>
+    <w:rPr>
+      <w:rFonts w:asciiTheme="majorHAnsi" w:cstheme="majorBidi" w:eastAsiaTheme="majorEastAsia" w:hAnsiTheme="majorHAnsi"/>
+      <w:b/>
+      <w:bCs/>
+      <w:color w:themeColor="accent1" w:val="4F81BD"/>
+      <w:sz w:val="24"/>
+      <w:szCs w:val="24"/>
+    </w:rPr>
+  </w:style>
+  <w:style w:styleId="Heading4" w:type="paragraph">
+    <w:name w:val="Heading 4"/>
+    <w:basedOn w:val="Normal"/>
+    <w:next w:val="BodyText"/>
+    <w:uiPriority w:val="9"/>
+    <w:unhideWhenUsed/>
+    <w:qFormat/>
+    <w:pPr>
+      <w:keepNext/>
+      <w:keepLines/>
+      <w:spacing w:after="0" w:before="200"/>
       <w:outlineLvl w:val="3"/>
     </w:pPr>
     <w:rPr>
-      <w:rFonts w:cstheme="majorBidi" w:eastAsiaTheme="majorEastAsia"/>
+      <w:rFonts w:asciiTheme="majorHAnsi" w:cstheme="majorBidi" w:eastAsiaTheme="majorEastAsia" w:hAnsiTheme="majorHAnsi"/>
       <w:i/>
-      <w:iCs/>
-      <w:color w:themeColor="accent1" w:themeShade="BF" w:val="0F4761"/>
+      <w:bCs/>
+      <w:color w:themeColor="accent1" w:val="4F81BD"/>
+      <w:sz w:val="24"/>
+      <w:szCs w:val="24"/>
     </w:rPr>
   </w:style>
   <w:style w:styleId="Heading5" w:type="paragraph">
-    <w:name w:val="heading 5"/>
+    <w:name w:val="Heading 5"/>
     <w:basedOn w:val="Normal"/>
     <w:next w:val="BodyText"/>
-    <w:link w:val="Heading5Char"/>
     <w:uiPriority w:val="9"/>
-    <w:semiHidden/>
     <w:unhideWhenUsed/>
     <w:qFormat/>
-    <w:rsid w:val="00A10FD9"/>
     <w:pPr>
       <w:keepNext/>
       <w:keepLines/>
-      <w:spacing w:after="40" w:before="80"/>
+      <w:spacing w:after="0" w:before="200"/>
       <w:outlineLvl w:val="4"/>
     </w:pPr>
     <w:rPr>
-      <w:rFonts w:cstheme="majorBidi" w:eastAsiaTheme="majorEastAsia"/>
-      <w:color w:themeColor="accent1" w:themeShade="BF" w:val="0F4761"/>
+      <w:rFonts w:asciiTheme="majorHAnsi" w:cstheme="majorBidi" w:eastAsiaTheme="majorEastAsia" w:hAnsiTheme="majorHAnsi"/>
+      <w:iCs/>
+      <w:color w:themeColor="accent1" w:val="4F81BD"/>
+      <w:sz w:val="24"/>
+      <w:szCs w:val="24"/>
     </w:rPr>
   </w:style>
   <w:style w:styleId="Heading6" w:type="paragraph">
-    <w:name w:val="heading 6"/>
+    <w:name w:val="Heading 6"/>
     <w:basedOn w:val="Normal"/>
     <w:next w:val="BodyText"/>
-    <w:link w:val="Heading6Char"/>
     <w:uiPriority w:val="9"/>
-    <w:semiHidden/>
     <w:unhideWhenUsed/>
     <w:qFormat/>
-    <w:rsid w:val="00A10FD9"/>
     <w:pPr>
       <w:keepNext/>
       <w:keepLines/>
-      <w:spacing w:after="0" w:before="40"/>
+      <w:spacing w:after="0" w:before="200"/>
       <w:outlineLvl w:val="5"/>
     </w:pPr>
     <w:rPr>
-      <w:rFonts w:cstheme="majorBidi" w:eastAsiaTheme="majorEastAsia"/>
-      <w:i/>
-      <w:iCs/>
-      <w:color w:themeColor="text1" w:themeTint="A6" w:val="595959"/>
+      <w:rFonts w:asciiTheme="majorHAnsi" w:cstheme="majorBidi" w:eastAsiaTheme="majorEastAsia" w:hAnsiTheme="majorHAnsi"/>
+      <w:color w:themeColor="accent1" w:val="4F81BD"/>
+      <w:sz w:val="24"/>
+      <w:szCs w:val="24"/>
     </w:rPr>
   </w:style>
   <w:style w:styleId="Heading7" w:type="paragraph">
-    <w:name w:val="heading 7"/>
+    <w:name w:val="Heading 7"/>
     <w:basedOn w:val="Normal"/>
     <w:next w:val="BodyText"/>
-    <w:link w:val="Heading7Char"/>
     <w:uiPriority w:val="9"/>
-    <w:semiHidden/>
     <w:unhideWhenUsed/>
     <w:qFormat/>
-    <w:rsid w:val="00A10FD9"/>
     <w:pPr>
       <w:keepNext/>
       <w:keepLines/>
-      <w:spacing w:after="0" w:before="40"/>
+      <w:spacing w:after="0" w:before="200"/>
       <w:outlineLvl w:val="6"/>
     </w:pPr>
     <w:rPr>
-      <w:rFonts w:cstheme="majorBidi" w:eastAsiaTheme="majorEastAsia"/>
-      <w:color w:themeColor="text1" w:themeTint="A6" w:val="595959"/>
+      <w:rFonts w:asciiTheme="majorHAnsi" w:cstheme="majorBidi" w:eastAsiaTheme="majorEastAsia" w:hAnsiTheme="majorHAnsi"/>
+      <w:color w:themeColor="accent1" w:val="4F81BD"/>
+      <w:sz w:val="24"/>
+      <w:szCs w:val="24"/>
     </w:rPr>
   </w:style>
   <w:style w:styleId="Heading8" w:type="paragraph">
-    <w:name w:val="heading 8"/>
+    <w:name w:val="Heading 8"/>
     <w:basedOn w:val="Normal"/>
     <w:next w:val="BodyText"/>
-    <w:link w:val="Heading8Char"/>
     <w:uiPriority w:val="9"/>
-    <w:semiHidden/>
     <w:unhideWhenUsed/>
     <w:qFormat/>
-    <w:rsid w:val="00A10FD9"/>
     <w:pPr>
       <w:keepNext/>
       <w:keepLines/>
-      <w:spacing w:after="0"/>
+      <w:spacing w:after="0" w:before="200"/>
       <w:outlineLvl w:val="7"/>
     </w:pPr>
     <w:rPr>
-      <w:rFonts w:cstheme="majorBidi" w:eastAsiaTheme="majorEastAsia"/>
-      <w:i/>
-      <w:iCs/>
-      <w:color w:themeColor="text1" w:themeTint="D8" w:val="272727"/>
+      <w:rFonts w:asciiTheme="majorHAnsi" w:cstheme="majorBidi" w:eastAsiaTheme="majorEastAsia" w:hAnsiTheme="majorHAnsi"/>
+      <w:color w:themeColor="accent1" w:val="4F81BD"/>
+      <w:sz w:val="24"/>
+      <w:szCs w:val="24"/>
     </w:rPr>
   </w:style>
   <w:style w:styleId="Heading9" w:type="paragraph">
-    <w:name w:val="heading 9"/>
+    <w:name w:val="Heading 9"/>
     <w:basedOn w:val="Normal"/>
     <w:next w:val="BodyText"/>
-    <w:link w:val="Heading9Char"/>
     <w:uiPriority w:val="9"/>
-    <w:semiHidden/>
     <w:unhideWhenUsed/>
     <w:qFormat/>
-    <w:rsid w:val="00A10FD9"/>
     <w:pPr>
       <w:keepNext/>
       <w:keepLines/>
-      <w:spacing w:after="0"/>
+      <w:spacing w:after="0" w:before="200"/>
       <w:outlineLvl w:val="8"/>
     </w:pPr>
     <w:rPr>
-      <w:rFonts w:cstheme="majorBidi" w:eastAsiaTheme="majorEastAsia"/>
-      <w:color w:themeColor="text1" w:themeTint="D8" w:val="272727"/>
-    </w:rPr>
-  </w:style>
-  <w:style w:customStyle="1" w:styleId="Heading1Char" w:type="character">
-    <w:name w:val="Heading 1 Char"/>
-    <w:basedOn w:val="DefaultParagraphFont"/>
-    <w:link w:val="Heading1"/>
-    <w:uiPriority w:val="9"/>
-    <w:rsid w:val="00A10FD9"/>
-    <w:rPr>
       <w:rFonts w:asciiTheme="majorHAnsi" w:cstheme="majorBidi" w:eastAsiaTheme="majorEastAsia" w:hAnsiTheme="majorHAnsi"/>
-      <w:color w:themeColor="accent1" w:themeShade="BF" w:val="0F4761"/>
-      <w:sz w:val="40"/>
-      <w:szCs w:val="40"/>
-    </w:rPr>
-  </w:style>
-  <w:style w:customStyle="1" w:styleId="Heading2Char" w:type="character">
-    <w:name w:val="Heading 2 Char"/>
-    <w:basedOn w:val="DefaultParagraphFont"/>
-    <w:link w:val="Heading2"/>
-    <w:uiPriority w:val="9"/>
-    <w:semiHidden/>
-    <w:rsid w:val="00A10FD9"/>
-    <w:rPr>
-      <w:rFonts w:asciiTheme="majorHAnsi" w:cstheme="majorBidi" w:eastAsiaTheme="majorEastAsia" w:hAnsiTheme="majorHAnsi"/>
-      <w:color w:themeColor="accent1" w:themeShade="BF" w:val="0F4761"/>
-      <w:sz w:val="32"/>
-      <w:szCs w:val="32"/>
-    </w:rPr>
-  </w:style>
-  <w:style w:customStyle="1" w:styleId="Heading3Char" w:type="character">
-    <w:name w:val="Heading 3 Char"/>
-    <w:basedOn w:val="DefaultParagraphFont"/>
-    <w:link w:val="Heading3"/>
-    <w:uiPriority w:val="9"/>
-    <w:semiHidden/>
-    <w:rsid w:val="00A10FD9"/>
-    <w:rPr>
-      <w:rFonts w:cstheme="majorBidi" w:eastAsiaTheme="majorEastAsia"/>
-      <w:color w:themeColor="accent1" w:themeShade="BF" w:val="0F4761"/>
-      <w:sz w:val="28"/>
-      <w:szCs w:val="28"/>
-    </w:rPr>
-  </w:style>
-  <w:style w:customStyle="1" w:styleId="Heading4Char" w:type="character">
-    <w:name w:val="Heading 4 Char"/>
-    <w:basedOn w:val="DefaultParagraphFont"/>
-    <w:link w:val="Heading4"/>
-    <w:uiPriority w:val="9"/>
-    <w:semiHidden/>
-    <w:rsid w:val="00A10FD9"/>
-    <w:rPr>
-      <w:rFonts w:cstheme="majorBidi" w:eastAsiaTheme="majorEastAsia"/>
-      <w:i/>
-      <w:iCs/>
-      <w:color w:themeColor="accent1" w:themeShade="BF" w:val="0F4761"/>
-    </w:rPr>
-  </w:style>
-  <w:style w:customStyle="1" w:styleId="Heading5Char" w:type="character">
-    <w:name w:val="Heading 5 Char"/>
-    <w:basedOn w:val="DefaultParagraphFont"/>
-    <w:link w:val="Heading5"/>
-    <w:uiPriority w:val="9"/>
-    <w:semiHidden/>
-    <w:rsid w:val="00A10FD9"/>
-    <w:rPr>
-      <w:rFonts w:cstheme="majorBidi" w:eastAsiaTheme="majorEastAsia"/>
-      <w:color w:themeColor="accent1" w:themeShade="BF" w:val="0F4761"/>
-    </w:rPr>
-  </w:style>
-  <w:style w:customStyle="1" w:styleId="Heading6Char" w:type="character">
-    <w:name w:val="Heading 6 Char"/>
-    <w:basedOn w:val="DefaultParagraphFont"/>
-    <w:link w:val="Heading6"/>
-    <w:uiPriority w:val="9"/>
-    <w:semiHidden/>
-    <w:rsid w:val="00A10FD9"/>
-    <w:rPr>
-      <w:rFonts w:cstheme="majorBidi" w:eastAsiaTheme="majorEastAsia"/>
-      <w:i/>
-      <w:iCs/>
-      <w:color w:themeColor="text1" w:themeTint="A6" w:val="595959"/>
-    </w:rPr>
-  </w:style>
-  <w:style w:customStyle="1" w:styleId="Heading7Char" w:type="character">
-    <w:name w:val="Heading 7 Char"/>
-    <w:basedOn w:val="DefaultParagraphFont"/>
-    <w:link w:val="Heading7"/>
-    <w:uiPriority w:val="9"/>
-    <w:semiHidden/>
-    <w:rsid w:val="00A10FD9"/>
-    <w:rPr>
-      <w:rFonts w:cstheme="majorBidi" w:eastAsiaTheme="majorEastAsia"/>
-      <w:color w:themeColor="text1" w:themeTint="A6" w:val="595959"/>
-    </w:rPr>
-  </w:style>
-  <w:style w:customStyle="1" w:styleId="Heading8Char" w:type="character">
-    <w:name w:val="Heading 8 Char"/>
-    <w:basedOn w:val="DefaultParagraphFont"/>
-    <w:link w:val="Heading8"/>
-    <w:uiPriority w:val="9"/>
-    <w:semiHidden/>
-    <w:rsid w:val="00A10FD9"/>
-    <w:rPr>
-      <w:rFonts w:cstheme="majorBidi" w:eastAsiaTheme="majorEastAsia"/>
-      <w:i/>
-      <w:iCs/>
-      <w:color w:themeColor="text1" w:themeTint="D8" w:val="272727"/>
-    </w:rPr>
-  </w:style>
-  <w:style w:customStyle="1" w:styleId="Heading9Char" w:type="character">
-    <w:name w:val="Heading 9 Char"/>
-    <w:basedOn w:val="DefaultParagraphFont"/>
-    <w:link w:val="Heading9"/>
-    <w:uiPriority w:val="9"/>
-    <w:semiHidden/>
-    <w:rsid w:val="00A10FD9"/>
-    <w:rPr>
-      <w:rFonts w:cstheme="majorBidi" w:eastAsiaTheme="majorEastAsia"/>
-      <w:color w:themeColor="text1" w:themeTint="D8" w:val="272727"/>
+      <w:color w:themeColor="accent1" w:val="4F81BD"/>
+      <w:sz w:val="24"/>
+      <w:szCs w:val="24"/>
     </w:rPr>
   </w:style>
   <w:style w:styleId="BlockText" w:type="paragraph">
@@ -9147,18 +8951,6 @@
     <w:unhideWhenUsed/>
     <w:qFormat/>
   </w:style>
-  <w:style w:styleId="FootnoteBlockText" w:type="paragraph">
-    <w:name w:val="Footnote Block Text"/>
-    <w:basedOn w:val="FootnoteText"/>
-    <w:next w:val="FootnoteText"/>
-    <w:uiPriority w:val="9"/>
-    <w:unhideWhenUsed/>
-    <w:qFormat/>
-    <w:pPr>
-      <w:spacing w:after="100" w:before="100"/>
-      <w:ind w:firstLine="0" w:left="480" w:right="480"/>
-    </w:pPr>
-  </w:style>
   <w:style w:default="1" w:styleId="DefaultParagraphFont" w:type="character">
     <w:name w:val="Default Paragraph Font"/>
     <w:semiHidden/>
@@ -9180,11 +8972,18 @@
       </w:tblCellMar>
     </w:tblPr>
     <w:tblStylePr w:type="firstRow">
+      <w:tblPr>
+        <w:jc w:val="left"/>
+        <w:tblInd w:type="dxa" w:w="0"/>
+      </w:tblPr>
+      <w:trPr>
+        <w:jc w:val="left"/>
+      </w:trPr>
       <w:tcPr>
+        <w:vAlign w:val="bottom"/>
         <w:tcBorders>
           <w:bottom w:val="single"/>
         </w:tcBorders>
-        <w:vAlign w:val="bottom"/>
       </w:tcPr>
     </w:tblStylePr>
   </w:style>
@@ -9299,8 +9098,8 @@
     <w:name w:val="KeywordTok"/>
     <w:basedOn w:val="VerbatimChar"/>
     <w:rPr>
+      <w:color w:val="007020"/>
       <w:b/>
-      <w:color w:val="007020"/>
     </w:rPr>
   </w:style>
   <w:style w:type="character" w:customStyle="1" w:styleId="DataTypeTok">
@@ -9377,42 +9176,42 @@
     <w:name w:val="ImportTok"/>
     <w:basedOn w:val="VerbatimChar"/>
     <w:rPr>
+      <w:color w:val="008000"/>
       <w:b/>
-      <w:color w:val="008000"/>
     </w:rPr>
   </w:style>
   <w:style w:type="character" w:customStyle="1" w:styleId="CommentTok">
     <w:name w:val="CommentTok"/>
     <w:basedOn w:val="VerbatimChar"/>
     <w:rPr>
+      <w:color w:val="60a0b0"/>
       <w:i/>
-      <w:color w:val="60a0b0"/>
     </w:rPr>
   </w:style>
   <w:style w:type="character" w:customStyle="1" w:styleId="DocumentationTok">
     <w:name w:val="DocumentationTok"/>
     <w:basedOn w:val="VerbatimChar"/>
     <w:rPr>
+      <w:color w:val="ba2121"/>
       <w:i/>
-      <w:color w:val="ba2121"/>
     </w:rPr>
   </w:style>
   <w:style w:type="character" w:customStyle="1" w:styleId="AnnotationTok">
     <w:name w:val="AnnotationTok"/>
     <w:basedOn w:val="VerbatimChar"/>
     <w:rPr>
+      <w:color w:val="60a0b0"/>
       <w:b/>
       <w:i/>
-      <w:color w:val="60a0b0"/>
     </w:rPr>
   </w:style>
   <w:style w:type="character" w:customStyle="1" w:styleId="CommentVarTok">
     <w:name w:val="CommentVarTok"/>
     <w:basedOn w:val="VerbatimChar"/>
     <w:rPr>
+      <w:color w:val="60a0b0"/>
       <w:b/>
       <w:i/>
-      <w:color w:val="60a0b0"/>
     </w:rPr>
   </w:style>
   <w:style w:type="character" w:customStyle="1" w:styleId="OtherTok">
@@ -9440,8 +9239,8 @@
     <w:name w:val="ControlFlowTok"/>
     <w:basedOn w:val="VerbatimChar"/>
     <w:rPr>
+      <w:color w:val="007020"/>
       <w:b/>
-      <w:color w:val="007020"/>
     </w:rPr>
   </w:style>
   <w:style w:type="character" w:customStyle="1" w:styleId="OperatorTok">
@@ -9486,34 +9285,34 @@
     <w:name w:val="InformationTok"/>
     <w:basedOn w:val="VerbatimChar"/>
     <w:rPr>
+      <w:color w:val="60a0b0"/>
       <w:b/>
       <w:i/>
-      <w:color w:val="60a0b0"/>
     </w:rPr>
   </w:style>
   <w:style w:type="character" w:customStyle="1" w:styleId="WarningTok">
     <w:name w:val="WarningTok"/>
     <w:basedOn w:val="VerbatimChar"/>
     <w:rPr>
+      <w:color w:val="60a0b0"/>
       <w:b/>
       <w:i/>
-      <w:color w:val="60a0b0"/>
     </w:rPr>
   </w:style>
   <w:style w:type="character" w:customStyle="1" w:styleId="AlertTok">
     <w:name w:val="AlertTok"/>
     <w:basedOn w:val="VerbatimChar"/>
     <w:rPr>
+      <w:color w:val="ff0000"/>
       <w:b/>
-      <w:color w:val="ff0000"/>
     </w:rPr>
   </w:style>
   <w:style w:type="character" w:customStyle="1" w:styleId="ErrorTok">
     <w:name w:val="ErrorTok"/>
     <w:basedOn w:val="VerbatimChar"/>
     <w:rPr>
+      <w:color w:val="ff0000"/>
       <w:b/>
-      <w:color w:val="ff0000"/>
     </w:rPr>
   </w:style>
   <w:style w:type="character" w:customStyle="1" w:styleId="NormalTok">
@@ -9535,44 +9334,44 @@
         <a:sysClr val="window" lastClr="FFFFFF"/>
       </a:lt1>
       <a:dk2>
-        <a:srgbClr val="0E2841"/>
+        <a:srgbClr val="1F497D"/>
       </a:dk2>
       <a:lt2>
-        <a:srgbClr val="E8E8E8"/>
+        <a:srgbClr val="EEECE1"/>
       </a:lt2>
       <a:accent1>
-        <a:srgbClr val="156082"/>
+        <a:srgbClr val="4F81BD"/>
       </a:accent1>
       <a:accent2>
-        <a:srgbClr val="E97132"/>
+        <a:srgbClr val="C0504D"/>
       </a:accent2>
       <a:accent3>
-        <a:srgbClr val="196B24"/>
+        <a:srgbClr val="9BBB59"/>
       </a:accent3>
       <a:accent4>
-        <a:srgbClr val="0F9ED5"/>
+        <a:srgbClr val="8064A2"/>
       </a:accent4>
       <a:accent5>
-        <a:srgbClr val="A02B93"/>
+        <a:srgbClr val="4BACC6"/>
       </a:accent5>
       <a:accent6>
-        <a:srgbClr val="4EA72E"/>
+        <a:srgbClr val="F79646"/>
       </a:accent6>
       <a:hlink>
-        <a:srgbClr val="467886"/>
+        <a:srgbClr val="0000FF"/>
       </a:hlink>
       <a:folHlink>
-        <a:srgbClr val="96607D"/>
+        <a:srgbClr val="800080"/>
       </a:folHlink>
     </a:clrScheme>
     <a:fontScheme name="Office">
       <a:majorFont>
-        <a:latin typeface="Aptos Display" panose="02110004020202020204"/>
+        <a:latin typeface="Calibri"/>
         <a:ea typeface=""/>
         <a:cs typeface=""/>
-        <a:font script="Jpan" typeface="游ゴシック Light"/>
+        <a:font script="Jpan" typeface="ＭＳ ゴシック"/>
         <a:font script="Hang" typeface="맑은 고딕"/>
-        <a:font script="Hans" typeface="等线 Light"/>
+        <a:font script="Hans" typeface="宋体"/>
         <a:font script="Hant" typeface="新細明體"/>
         <a:font script="Arab" typeface="Times New Roman"/>
         <a:font script="Hebr" typeface="Times New Roman"/>
@@ -9599,32 +9398,14 @@
         <a:font script="Mong" typeface="Mongolian Baiti"/>
         <a:font script="Viet" typeface="Times New Roman"/>
         <a:font script="Uigh" typeface="Microsoft Uighur"/>
-        <a:font script="Geor" typeface="Sylfaen"/>
-        <a:font script="Armn" typeface="Arial"/>
-        <a:font script="Bugi" typeface="Leelawadee UI"/>
-        <a:font script="Bopo" typeface="Microsoft JhengHei"/>
-        <a:font script="Java" typeface="Javanese Text"/>
-        <a:font script="Lisu" typeface="Segoe UI"/>
-        <a:font script="Mymr" typeface="Myanmar Text"/>
-        <a:font script="Nkoo" typeface="Ebrima"/>
-        <a:font script="Olck" typeface="Nirmala UI"/>
-        <a:font script="Osma" typeface="Ebrima"/>
-        <a:font script="Phag" typeface="Phagspa"/>
-        <a:font script="Syrn" typeface="Estrangelo Edessa"/>
-        <a:font script="Syrj" typeface="Estrangelo Edessa"/>
-        <a:font script="Syre" typeface="Estrangelo Edessa"/>
-        <a:font script="Sora" typeface="Nirmala UI"/>
-        <a:font script="Tale" typeface="Microsoft Tai Le"/>
-        <a:font script="Talu" typeface="Microsoft New Tai Lue"/>
-        <a:font script="Tfng" typeface="Ebrima"/>
       </a:majorFont>
       <a:minorFont>
-        <a:latin typeface="Aptos" panose="02110004020202020204"/>
+        <a:latin typeface="Cambria"/>
         <a:ea typeface=""/>
         <a:cs typeface=""/>
-        <a:font script="Jpan" typeface="游明朝"/>
+        <a:font script="Jpan" typeface="ＭＳ 明朝"/>
         <a:font script="Hang" typeface="맑은 고딕"/>
-        <a:font script="Hans" typeface="等线"/>
+        <a:font script="Hans" typeface="宋体"/>
         <a:font script="Hant" typeface="新細明體"/>
         <a:font script="Arab" typeface="Arial"/>
         <a:font script="Hebr" typeface="Arial"/>
@@ -9651,24 +9432,6 @@
         <a:font script="Mong" typeface="Mongolian Baiti"/>
         <a:font script="Viet" typeface="Arial"/>
         <a:font script="Uigh" typeface="Microsoft Uighur"/>
-        <a:font script="Geor" typeface="Sylfaen"/>
-        <a:font script="Armn" typeface="Arial"/>
-        <a:font script="Bugi" typeface="Leelawadee UI"/>
-        <a:font script="Bopo" typeface="Microsoft JhengHei"/>
-        <a:font script="Java" typeface="Javanese Text"/>
-        <a:font script="Lisu" typeface="Segoe UI"/>
-        <a:font script="Mymr" typeface="Myanmar Text"/>
-        <a:font script="Nkoo" typeface="Ebrima"/>
-        <a:font script="Olck" typeface="Nirmala UI"/>
-        <a:font script="Osma" typeface="Ebrima"/>
-        <a:font script="Phag" typeface="Phagspa"/>
-        <a:font script="Syrn" typeface="Estrangelo Edessa"/>
-        <a:font script="Syrj" typeface="Estrangelo Edessa"/>
-        <a:font script="Syre" typeface="Estrangelo Edessa"/>
-        <a:font script="Sora" typeface="Nirmala UI"/>
-        <a:font script="Tale" typeface="Microsoft Tai Le"/>
-        <a:font script="Talu" typeface="Microsoft New Tai Lue"/>
-        <a:font script="Tfng" typeface="Ebrima"/>
       </a:minorFont>
     </a:fontScheme>
     <a:fmtScheme name="Office">
@@ -9680,141 +9443,200 @@
           <a:gsLst>
             <a:gs pos="0">
               <a:schemeClr val="phClr">
-                <a:lumMod val="110000"/>
-                <a:satMod val="105000"/>
-                <a:tint val="67000"/>
+                <a:tint val="50000"/>
+                <a:satMod val="300000"/>
               </a:schemeClr>
             </a:gs>
-            <a:gs pos="50000">
+            <a:gs pos="35000">
               <a:schemeClr val="phClr">
-                <a:lumMod val="105000"/>
-                <a:satMod val="103000"/>
-                <a:tint val="73000"/>
+                <a:tint val="37000"/>
+                <a:satMod val="300000"/>
               </a:schemeClr>
             </a:gs>
             <a:gs pos="100000">
               <a:schemeClr val="phClr">
-                <a:lumMod val="105000"/>
-                <a:satMod val="109000"/>
-                <a:tint val="81000"/>
+                <a:tint val="15000"/>
+                <a:satMod val="350000"/>
               </a:schemeClr>
             </a:gs>
           </a:gsLst>
-          <a:lin ang="5400000" scaled="0"/>
+          <a:lin ang="16200000" scaled="1"/>
         </a:gradFill>
         <a:gradFill rotWithShape="1">
           <a:gsLst>
             <a:gs pos="0">
               <a:schemeClr val="phClr">
-                <a:satMod val="103000"/>
-                <a:lumMod val="102000"/>
-                <a:tint val="94000"/>
-              </a:schemeClr>
-            </a:gs>
-            <a:gs pos="50000">
-              <a:schemeClr val="phClr">
-                <a:satMod val="110000"/>
-                <a:lumMod val="100000"/>
+                <a:tint val="100000"/>
                 <a:shade val="100000"/>
+                <a:satMod val="130000"/>
               </a:schemeClr>
             </a:gs>
             <a:gs pos="100000">
               <a:schemeClr val="phClr">
-                <a:lumMod val="99000"/>
-                <a:satMod val="120000"/>
-                <a:shade val="78000"/>
+                <a:tint val="50000"/>
+                <a:shade val="100000"/>
+                <a:satMod val="350000"/>
               </a:schemeClr>
             </a:gs>
           </a:gsLst>
-          <a:lin ang="5400000" scaled="0"/>
+          <a:lin ang="16200000" scaled="0"/>
         </a:gradFill>
       </a:fillStyleLst>
       <a:lnStyleLst>
-        <a:ln w="6350" cap="flat" cmpd="sng" algn="ctr">
+        <a:ln w="9525" cap="flat" cmpd="sng" algn="ctr">
+          <a:solidFill>
+            <a:schemeClr val="phClr">
+              <a:shade val="95000"/>
+              <a:satMod val="105000"/>
+            </a:schemeClr>
+          </a:solidFill>
+          <a:prstDash val="solid"/>
+        </a:ln>
+        <a:ln w="25400" cap="flat" cmpd="sng" algn="ctr">
           <a:solidFill>
             <a:schemeClr val="phClr"/>
           </a:solidFill>
           <a:prstDash val="solid"/>
-          <a:miter lim="800000"/>
         </a:ln>
-        <a:ln w="12700" cap="flat" cmpd="sng" algn="ctr">
+        <a:ln w="38100" cap="flat" cmpd="sng" algn="ctr">
           <a:solidFill>
             <a:schemeClr val="phClr"/>
           </a:solidFill>
           <a:prstDash val="solid"/>
-          <a:miter lim="800000"/>
-        </a:ln>
-        <a:ln w="19050" cap="flat" cmpd="sng" algn="ctr">
-          <a:solidFill>
-            <a:schemeClr val="phClr"/>
-          </a:solidFill>
-          <a:prstDash val="solid"/>
-          <a:miter lim="800000"/>
         </a:ln>
       </a:lnStyleLst>
       <a:effectStyleLst>
         <a:effectStyle>
-          <a:effectLst/>
-        </a:effectStyle>
-        <a:effectStyle>
-          <a:effectLst/>
+          <a:effectLst>
+            <a:outerShdw blurRad="40000" dist="20000" dir="5400000" rotWithShape="0">
+              <a:srgbClr val="000000">
+                <a:alpha val="38000"/>
+              </a:srgbClr>
+            </a:outerShdw>
+          </a:effectLst>
         </a:effectStyle>
         <a:effectStyle>
           <a:effectLst>
-            <a:outerShdw blurRad="57150" dist="19050" dir="5400000" algn="ctr" rotWithShape="0">
+            <a:outerShdw blurRad="40000" dist="23000" dir="5400000" rotWithShape="0">
               <a:srgbClr val="000000">
-                <a:alpha val="63000"/>
+                <a:alpha val="35000"/>
               </a:srgbClr>
             </a:outerShdw>
           </a:effectLst>
+        </a:effectStyle>
+        <a:effectStyle>
+          <a:effectLst>
+            <a:outerShdw blurRad="40000" dist="23000" dir="5400000" rotWithShape="0">
+              <a:srgbClr val="000000">
+                <a:alpha val="35000"/>
+              </a:srgbClr>
+            </a:outerShdw>
+          </a:effectLst>
+          <a:scene3d>
+            <a:camera prst="orthographicFront">
+              <a:rot lat="0" lon="0" rev="0"/>
+            </a:camera>
+            <a:lightRig rig="threePt" dir="t">
+              <a:rot lat="0" lon="0" rev="1200000"/>
+            </a:lightRig>
+          </a:scene3d>
+          <a:sp3d>
+            <a:bevelT w="63500" h="25400"/>
+          </a:sp3d>
         </a:effectStyle>
       </a:effectStyleLst>
       <a:bgFillStyleLst>
         <a:solidFill>
           <a:schemeClr val="phClr"/>
         </a:solidFill>
-        <a:solidFill>
-          <a:schemeClr val="phClr">
-            <a:tint val="95000"/>
-            <a:satMod val="170000"/>
-          </a:schemeClr>
-        </a:solidFill>
         <a:gradFill rotWithShape="1">
           <a:gsLst>
             <a:gs pos="0">
               <a:schemeClr val="phClr">
-                <a:tint val="93000"/>
-                <a:satMod val="150000"/>
-                <a:shade val="98000"/>
-                <a:lumMod val="102000"/>
+                <a:tint val="40000"/>
+                <a:satMod val="350000"/>
               </a:schemeClr>
             </a:gs>
-            <a:gs pos="50000">
+            <a:gs pos="40000">
               <a:schemeClr val="phClr">
-                <a:tint val="98000"/>
-                <a:satMod val="130000"/>
-                <a:shade val="90000"/>
-                <a:lumMod val="103000"/>
+                <a:tint val="45000"/>
+                <a:shade val="99000"/>
+                <a:satMod val="350000"/>
               </a:schemeClr>
             </a:gs>
             <a:gs pos="100000">
               <a:schemeClr val="phClr">
-                <a:shade val="63000"/>
-                <a:satMod val="120000"/>
+                <a:shade val="20000"/>
+                <a:satMod val="255000"/>
               </a:schemeClr>
             </a:gs>
           </a:gsLst>
-          <a:lin ang="5400000" scaled="0"/>
+          <a:path path="circle">
+            <a:fillToRect l="50000" t="-80000" r="50000" b="180000"/>
+          </a:path>
+        </a:gradFill>
+        <a:gradFill rotWithShape="1">
+          <a:gsLst>
+            <a:gs pos="0">
+              <a:schemeClr val="phClr">
+                <a:tint val="80000"/>
+                <a:satMod val="300000"/>
+              </a:schemeClr>
+            </a:gs>
+            <a:gs pos="100000">
+              <a:schemeClr val="phClr">
+                <a:shade val="30000"/>
+                <a:satMod val="200000"/>
+              </a:schemeClr>
+            </a:gs>
+          </a:gsLst>
+          <a:path path="circle">
+            <a:fillToRect l="50000" t="50000" r="50000" b="50000"/>
+          </a:path>
         </a:gradFill>
       </a:bgFillStyleLst>
     </a:fmtScheme>
   </a:themeElements>
-  <a:objectDefaults/>
+  <a:objectDefaults>
+    <a:spDef>
+      <a:spPr/>
+      <a:bodyPr/>
+      <a:lstStyle/>
+      <a:style>
+        <a:lnRef idx="1">
+          <a:schemeClr val="accent1"/>
+        </a:lnRef>
+        <a:fillRef idx="3">
+          <a:schemeClr val="accent1"/>
+        </a:fillRef>
+        <a:effectRef idx="2">
+          <a:schemeClr val="accent1"/>
+        </a:effectRef>
+        <a:fontRef idx="minor">
+          <a:schemeClr val="lt1"/>
+        </a:fontRef>
+      </a:style>
+    </a:spDef>
+    <a:lnDef>
+      <a:spPr/>
+      <a:bodyPr/>
+      <a:lstStyle/>
+      <a:style>
+        <a:lnRef idx="2">
+          <a:schemeClr val="accent1"/>
+        </a:lnRef>
+        <a:fillRef idx="0">
+          <a:schemeClr val="accent1"/>
+        </a:fillRef>
+        <a:effectRef idx="1">
+          <a:schemeClr val="accent1"/>
+        </a:effectRef>
+        <a:fontRef idx="minor">
+          <a:schemeClr val="tx1"/>
+        </a:fontRef>
+      </a:style>
+    </a:lnDef>
+  </a:objectDefaults>
   <a:extraClrSchemeLst/>
-  <a:extLst>
-    <a:ext uri="{05A4C25C-085E-4340-85A3-A5531E510DB2}">
-      <thm15:themeFamily xmlns:thm15="http://schemas.microsoft.com/office/thememl/2012/main" name="Office Theme" id="{2E142A2C-CD16-42D6-873A-C26D2A0506FA}" vid="{1BDDFF52-6CD6-40A5-AB3C-68EB2F1E4D0A}"/>
-    </a:ext>
-  </a:extLst>
 </a:theme>
 </file>
--- a/07-third-party-risk/Third_Party_Risk_and_Supply_Chain/Portugues_BR/Third_Party_Risk_Management_and_Cyber_Supply_Chain_Security_Manual_Portugues_BR_v1.0.docx
+++ b/07-third-party-risk/Third_Party_Risk_and_Supply_Chain/Portugues_BR/Third_Party_Risk_Management_and_Cyber_Supply_Chain_Security_Manual_Portugues_BR_v1.0.docx
@@ -2,32 +2,6 @@
 <file path=word/document.xml><?xml version="1.0" encoding="utf-8"?>
 <w:document xmlns:w="http://schemas.openxmlformats.org/wordprocessingml/2006/main" xmlns:m="http://schemas.openxmlformats.org/officeDocument/2006/math" xmlns:r="http://schemas.openxmlformats.org/officeDocument/2006/relationships" xmlns:o="urn:schemas-microsoft-com:office:office" xmlns:v="urn:schemas-microsoft-com:vml" xmlns:w10="urn:schemas-microsoft-com:office:word" xmlns:a="http://schemas.openxmlformats.org/drawingml/2006/main" xmlns:pic="http://schemas.openxmlformats.org/drawingml/2006/picture" xmlns:wp="http://schemas.openxmlformats.org/drawingml/2006/wordprocessingDrawing">
   <w:body>
-    <w:sdt>
-      <w:sdtPr>
-        <w:docPartObj>
-          <w:docPartGallery w:val="Table of Contents"/>
-          <w:docPartUnique/>
-        </w:docPartObj>
-      </w:sdtPr>
-      <w:sdtContent>
-        <w:p>
-          <w:pPr>
-            <w:pStyle w:val="TOCHeading"/>
-          </w:pPr>
-          <w:r>
-            <w:t xml:space="preserve">Table of Contents</w:t>
-          </w:r>
-        </w:p>
-        <w:p>
-          <w:r>
-            <w:fldChar w:fldCharType="begin" w:dirty="true"/>
-            <w:instrText xml:space="preserve">TOC \o "1-3" \h \z \u</w:instrText>
-            <w:fldChar w:fldCharType="separate"/>
-            <w:fldChar w:fldCharType="end"/>
-          </w:r>
-        </w:p>
-      </w:sdtContent>
-    </w:sdt>
     <w:p>
       <w:pPr>
         <w:pStyle w:val="BlockText"/>
@@ -1406,7 +1380,7 @@
       </w:r>
     </w:p>
     <w:bookmarkEnd w:id="22"/>
-    <w:bookmarkStart w:id="26" w:name="tprm-e-cyber-supply-chain-fundações"/>
+    <w:bookmarkStart w:id="29" w:name="tprm-e-cyber-supply-chain-fundações"/>
     <w:p>
       <w:pPr>
         <w:pStyle w:val="Heading1"/>
@@ -1493,7 +1467,7 @@
       </w:r>
     </w:p>
     <w:bookmarkEnd w:id="23"/>
-    <w:bookmarkStart w:id="24" w:name="limites-importantes"/>
+    <w:bookmarkStart w:id="27" w:name="limites-importantes"/>
     <w:p>
       <w:pPr>
         <w:pStyle w:val="Heading2"/>
@@ -1592,31 +1566,81 @@
     </w:p>
     <w:p>
       <w:pPr>
+        <w:pStyle w:val="CaptionedFigure"/>
+      </w:pPr>
+      <w:r>
+        <w:drawing>
+          <wp:inline>
+            <wp:extent cx="5334000" cy="2945449"/>
+            <wp:effectExtent b="0" l="0" r="0" t="0"/>
+            <wp:docPr descr="O mesmo registro deve acompanhar o fornecedor desde a solicitação de negócio até a saída segura." title="" id="25" name="Picture"/>
+            <a:graphic>
+              <a:graphicData uri="http://schemas.openxmlformats.org/drawingml/2006/picture">
+                <pic:pic>
+                  <pic:nvPicPr>
+                    <pic:cNvPr descr="media/image1.png" id="26" name="Picture"/>
+                    <pic:cNvPicPr>
+                      <a:picLocks noChangeArrowheads="1" noChangeAspect="1"/>
+                    </pic:cNvPicPr>
+                  </pic:nvPicPr>
+                  <pic:blipFill>
+                    <a:blip r:embed="rId24"/>
+                    <a:stretch>
+                      <a:fillRect/>
+                    </a:stretch>
+                  </pic:blipFill>
+                  <pic:spPr bwMode="auto">
+                    <a:xfrm>
+                      <a:off x="0" y="0"/>
+                      <a:ext cx="5334000" cy="2945449"/>
+                    </a:xfrm>
+                    <a:prstGeom prst="rect">
+                      <a:avLst/>
+                    </a:prstGeom>
+                    <a:noFill/>
+                    <a:ln w="9525">
+                      <a:noFill/>
+                      <a:headEnd/>
+                      <a:tailEnd/>
+                    </a:ln>
+                  </pic:spPr>
+                </pic:pic>
+              </a:graphicData>
+            </a:graphic>
+          </wp:inline>
+        </w:drawing>
+      </w:r>
+    </w:p>
+    <w:p>
+      <w:pPr>
+        <w:pStyle w:val="ImageCaption"/>
+      </w:pPr>
+      <w:r>
+        <w:t xml:space="preserve">O mesmo registro deve acompanhar o fornecedor desde a solicitação de negócio até a saída segura.</w:t>
+      </w:r>
+    </w:p>
+    <w:p>
+      <w:pPr>
+        <w:pStyle w:val="BodyText"/>
+      </w:pPr>
+      <w:r>
+        <w:t xml:space="preserve">Figura 1. Ciclo de vida de risco de terceiros</w:t>
+      </w:r>
+    </w:p>
+    <w:bookmarkEnd w:id="27"/>
+    <w:bookmarkStart w:id="28" w:name="section"/>
+    <w:p>
+      <w:pPr>
+        <w:pStyle w:val="Heading2"/>
+      </w:pPr>
+      <w:r>
+        <w:t xml:space="preserve">. . . . . . . . . . . . . . . . . . . . . . . . . . . . . . . . . . . . . . . . . . . . . . . . . .</w:t>
+      </w:r>
+    </w:p>
+    <w:p>
+      <w:pPr>
         <w:pStyle w:val="FirstParagraph"/>
       </w:pPr>
-    </w:p>
-    <w:p>
-      <w:pPr>
-        <w:pStyle w:val="BodyText"/>
-      </w:pPr>
-      <w:r>
-        <w:t xml:space="preserve">Figura 1. Ciclo de vida de risco de terceiros</w:t>
-      </w:r>
-    </w:p>
-    <w:bookmarkEnd w:id="24"/>
-    <w:bookmarkStart w:id="25" w:name="section"/>
-    <w:p>
-      <w:pPr>
-        <w:pStyle w:val="Heading2"/>
-      </w:pPr>
-      <w:r>
-        <w:t xml:space="preserve">. . . . . . . . . . . . . . . . . . . . . . . . . . . . . . . . . . . . . . . . . . . . . . . . . .</w:t>
-      </w:r>
-    </w:p>
-    <w:p>
-      <w:pPr>
-        <w:pStyle w:val="FirstParagraph"/>
-      </w:pPr>
       <w:r>
         <w:t xml:space="preserve">Ingestão Existe uma necessidade válida e proprietário responsável? O pedido, descrição do serviço, proprietário, alternativas</w:t>
       </w:r>
@@ -1657,9 +1681,9 @@
         <w:t xml:space="preserve">□ Sair □ São removidos o acesso, dados, ativos e dependências? • Revogação, exclusão/retorno, transição, confirmação</w:t>
       </w:r>
     </w:p>
-    <w:bookmarkEnd w:id="25"/>
-    <w:bookmarkEnd w:id="26"/>
-    <w:bookmarkStart w:id="30" w:name="governança-estratégia-e-apetito-de-risco"/>
+    <w:bookmarkEnd w:id="28"/>
+    <w:bookmarkEnd w:id="29"/>
+    <w:bookmarkStart w:id="33" w:name="governança-estratégia-e-apetito-de-risco"/>
     <w:p>
       <w:pPr>
         <w:pStyle w:val="Heading1"/>
@@ -1680,7 +1704,7 @@
         <w:t xml:space="preserve">Governança estabelece direitos de decisão, limites de risco, financiamento e escalada.</w:t>
       </w:r>
     </w:p>
-    <w:bookmarkStart w:id="27" w:name="documentos-do-programa"/>
+    <w:bookmarkStart w:id="30" w:name="documentos-do-programa"/>
     <w:p>
       <w:pPr>
         <w:pStyle w:val="Heading2"/>
@@ -1755,8 +1779,8 @@
         <w:t xml:space="preserve">Métricas, relatórios, retenção de registros, revisão de qualidade e melhoria do programa.</w:t>
       </w:r>
     </w:p>
-    <w:bookmarkEnd w:id="27"/>
-    <w:bookmarkStart w:id="28" w:name="section-1"/>
+    <w:bookmarkEnd w:id="30"/>
+    <w:bookmarkStart w:id="31" w:name="section-1"/>
     <w:p>
       <w:pPr>
         <w:pStyle w:val="Heading2"/>
@@ -1815,8 +1839,8 @@
         <w:t xml:space="preserve">□ Fornecedor □ Informação precisa, controles contratados, aviso, correção, cooperação</w:t>
       </w:r>
     </w:p>
-    <w:bookmarkEnd w:id="28"/>
-    <w:bookmarkStart w:id="29" w:name="X0a83d428daa4bc62eac0479fa17900484f8a109"/>
+    <w:bookmarkEnd w:id="31"/>
+    <w:bookmarkStart w:id="32" w:name="X0a83d428daa4bc62eac0479fa17900484f8a109"/>
     <w:p>
       <w:pPr>
         <w:pStyle w:val="Heading2"/>
@@ -1825,9 +1849,9 @@
         <w:t xml:space="preserve">Decisão de gestão:** Definir quem pode aceitar que nível de risco residual. Um proprietário de risco deve ter autoridade, contexto e responsabilidade – não apenas uma assinatura conveniente. □</w:t>
       </w:r>
     </w:p>
-    <w:bookmarkEnd w:id="29"/>
-    <w:bookmarkEnd w:id="30"/>
-    <w:bookmarkStart w:id="34" w:name="inventário-classificação-e-nivelamento"/>
+    <w:bookmarkEnd w:id="32"/>
+    <w:bookmarkEnd w:id="33"/>
+    <w:bookmarkStart w:id="40" w:name="inventário-classificação-e-nivelamento"/>
     <w:p>
       <w:pPr>
         <w:pStyle w:val="Heading1"/>
@@ -1850,8 +1874,58 @@
     </w:p>
     <w:p>
       <w:pPr>
-        <w:pStyle w:val="BodyText"/>
-      </w:pPr>
+        <w:pStyle w:val="CaptionedFigure"/>
+      </w:pPr>
+      <w:r>
+        <w:drawing>
+          <wp:inline>
+            <wp:extent cx="5334000" cy="3490060"/>
+            <wp:effectExtent b="0" l="0" r="0" t="0"/>
+            <wp:docPr descr="Use fatores documentados e permita escalonamento quando um fator for especialmente grave." title="" id="35" name="Picture"/>
+            <a:graphic>
+              <a:graphicData uri="http://schemas.openxmlformats.org/drawingml/2006/picture">
+                <pic:pic>
+                  <pic:nvPicPr>
+                    <pic:cNvPr descr="media/image2.png" id="36" name="Picture"/>
+                    <pic:cNvPicPr>
+                      <a:picLocks noChangeArrowheads="1" noChangeAspect="1"/>
+                    </pic:cNvPicPr>
+                  </pic:nvPicPr>
+                  <pic:blipFill>
+                    <a:blip r:embed="rId34"/>
+                    <a:stretch>
+                      <a:fillRect/>
+                    </a:stretch>
+                  </pic:blipFill>
+                  <pic:spPr bwMode="auto">
+                    <a:xfrm>
+                      <a:off x="0" y="0"/>
+                      <a:ext cx="5334000" cy="3490060"/>
+                    </a:xfrm>
+                    <a:prstGeom prst="rect">
+                      <a:avLst/>
+                    </a:prstGeom>
+                    <a:noFill/>
+                    <a:ln w="9525">
+                      <a:noFill/>
+                      <a:headEnd/>
+                      <a:tailEnd/>
+                    </a:ln>
+                  </pic:spPr>
+                </pic:pic>
+              </a:graphicData>
+            </a:graphic>
+          </wp:inline>
+        </w:drawing>
+      </w:r>
+    </w:p>
+    <w:p>
+      <w:pPr>
+        <w:pStyle w:val="ImageCaption"/>
+      </w:pPr>
+      <w:r>
+        <w:t xml:space="preserve">Use fatores documentados e permita escalonamento quando um fator for especialmente grave.</w:t>
+      </w:r>
     </w:p>
     <w:p>
       <w:pPr>
@@ -1861,7 +1935,7 @@
         <w:t xml:space="preserve">Figura 2. Listas de fornecedores de exemplo</w:t>
       </w:r>
     </w:p>
-    <w:bookmarkStart w:id="31" w:name="campos-de-inventário"/>
+    <w:bookmarkStart w:id="37" w:name="campos-de-inventário"/>
     <w:p>
       <w:pPr>
         <w:pStyle w:val="Heading2"/>
@@ -1914,8 +1988,8 @@
         <w:t xml:space="preserve">Nível, risco inerente, risco residual, estado de avaliação, conclusões, exceções, datas do contrato, renovação e status de saída.</w:t>
       </w:r>
     </w:p>
-    <w:bookmarkEnd w:id="31"/>
-    <w:bookmarkStart w:id="32" w:name="fatores-de-nivelamento"/>
+    <w:bookmarkEnd w:id="37"/>
+    <w:bookmarkStart w:id="38" w:name="fatores-de-nivelamento"/>
     <w:p>
       <w:pPr>
         <w:pStyle w:val="Heading2"/>
@@ -1924,8 +1998,8 @@
         <w:t xml:space="preserve">4.2 Fatores de nivelamento</w:t>
       </w:r>
     </w:p>
-    <w:bookmarkEnd w:id="32"/>
-    <w:bookmarkStart w:id="33" w:name="factor-exemplo-de-estado-de-alto-risco"/>
+    <w:bookmarkEnd w:id="38"/>
+    <w:bookmarkStart w:id="39" w:name="factor-exemplo-de-estado-de-alto-risco"/>
     <w:p>
       <w:pPr>
         <w:pStyle w:val="Heading2"/>
@@ -2114,9 +2188,9 @@
         <w:t xml:space="preserve">□—————————————————————————————————————————————————————————————————————————————————————————————————————–</w:t>
       </w:r>
     </w:p>
-    <w:bookmarkEnd w:id="33"/>
-    <w:bookmarkEnd w:id="34"/>
-    <w:bookmarkStart w:id="38" w:name="due-diligence-and-research"/>
+    <w:bookmarkEnd w:id="39"/>
+    <w:bookmarkEnd w:id="40"/>
+    <w:bookmarkStart w:id="50" w:name="due-diligence-and-research"/>
     <w:p>
       <w:pPr>
         <w:pStyle w:val="Heading1"/>
@@ -2139,8 +2213,58 @@
     </w:p>
     <w:p>
       <w:pPr>
-        <w:pStyle w:val="BodyText"/>
-      </w:pPr>
+        <w:pStyle w:val="CaptionedFigure"/>
+      </w:pPr>
+      <w:r>
+        <w:drawing>
+          <wp:inline>
+            <wp:extent cx="5334000" cy="2945449"/>
+            <wp:effectExtent b="0" l="0" r="0" t="0"/>
+            <wp:docPr descr="A pesquisa e as solicitações de evidências devem refletir a função e o risco reais do fornecedor." title="" id="42" name="Picture"/>
+            <a:graphic>
+              <a:graphicData uri="http://schemas.openxmlformats.org/drawingml/2006/picture">
+                <pic:pic>
+                  <pic:nvPicPr>
+                    <pic:cNvPr descr="media/image3.png" id="43" name="Picture"/>
+                    <pic:cNvPicPr>
+                      <a:picLocks noChangeArrowheads="1" noChangeAspect="1"/>
+                    </pic:cNvPicPr>
+                  </pic:nvPicPr>
+                  <pic:blipFill>
+                    <a:blip r:embed="rId41"/>
+                    <a:stretch>
+                      <a:fillRect/>
+                    </a:stretch>
+                  </pic:blipFill>
+                  <pic:spPr bwMode="auto">
+                    <a:xfrm>
+                      <a:off x="0" y="0"/>
+                      <a:ext cx="5334000" cy="2945449"/>
+                    </a:xfrm>
+                    <a:prstGeom prst="rect">
+                      <a:avLst/>
+                    </a:prstGeom>
+                    <a:noFill/>
+                    <a:ln w="9525">
+                      <a:noFill/>
+                      <a:headEnd/>
+                      <a:tailEnd/>
+                    </a:ln>
+                  </pic:spPr>
+                </pic:pic>
+              </a:graphicData>
+            </a:graphic>
+          </wp:inline>
+        </w:drawing>
+      </w:r>
+    </w:p>
+    <w:p>
+      <w:pPr>
+        <w:pStyle w:val="ImageCaption"/>
+      </w:pPr>
+      <w:r>
+        <w:t xml:space="preserve">A pesquisa e as solicitações de evidências devem refletir a função e o risco reais do fornecedor.</w:t>
+      </w:r>
     </w:p>
     <w:p>
       <w:pPr>
@@ -2158,7 +2282,7 @@
         <w:t xml:space="preserve">6.1 NIST SP 1326 componentes de avaliação</w:t>
       </w:r>
     </w:p>
-    <w:bookmarkStart w:id="35" w:name="component-perguntas-para-investigar"/>
+    <w:bookmarkStart w:id="44" w:name="component-perguntas-para-investigar"/>
     <w:p>
       <w:pPr>
         <w:pStyle w:val="Heading2"/>
@@ -2251,8 +2375,8 @@
         <w:t xml:space="preserve">Arquitetura e entrevistas de fluxo de dados com pessoas que operam o serviço – não apenas pessoal de vendas.</w:t>
       </w:r>
     </w:p>
-    <w:bookmarkEnd w:id="35"/>
-    <w:bookmarkStart w:id="37" w:name="X08461ed718861752328f5fcfb8f4641f6578ad9"/>
+    <w:bookmarkEnd w:id="44"/>
+    <w:bookmarkStart w:id="49" w:name="X08461ed718861752328f5fcfb8f4641f6578ad9"/>
     <w:p>
       <w:pPr>
         <w:pStyle w:val="Heading2"/>
@@ -2287,8 +2411,58 @@
     </w:p>
     <w:p>
       <w:pPr>
-        <w:pStyle w:val="FirstParagraph"/>
-      </w:pPr>
+        <w:pStyle w:val="CaptionedFigure"/>
+      </w:pPr>
+      <w:r>
+        <w:drawing>
+          <wp:inline>
+            <wp:extent cx="5334000" cy="2945449"/>
+            <wp:effectExtent b="0" l="0" r="0" t="0"/>
+            <wp:docPr descr="As fontes de evidência se complementam; nenhum artefato responde a todas as perguntas." title="" id="46" name="Picture"/>
+            <a:graphic>
+              <a:graphicData uri="http://schemas.openxmlformats.org/drawingml/2006/picture">
+                <pic:pic>
+                  <pic:nvPicPr>
+                    <pic:cNvPr descr="media/image4.png" id="47" name="Picture"/>
+                    <pic:cNvPicPr>
+                      <a:picLocks noChangeArrowheads="1" noChangeAspect="1"/>
+                    </pic:cNvPicPr>
+                  </pic:nvPicPr>
+                  <pic:blipFill>
+                    <a:blip r:embed="rId45"/>
+                    <a:stretch>
+                      <a:fillRect/>
+                    </a:stretch>
+                  </pic:blipFill>
+                  <pic:spPr bwMode="auto">
+                    <a:xfrm>
+                      <a:off x="0" y="0"/>
+                      <a:ext cx="5334000" cy="2945449"/>
+                    </a:xfrm>
+                    <a:prstGeom prst="rect">
+                      <a:avLst/>
+                    </a:prstGeom>
+                    <a:noFill/>
+                    <a:ln w="9525">
+                      <a:noFill/>
+                      <a:headEnd/>
+                      <a:tailEnd/>
+                    </a:ln>
+                  </pic:spPr>
+                </pic:pic>
+              </a:graphicData>
+            </a:graphic>
+          </wp:inline>
+        </w:drawing>
+      </w:r>
+    </w:p>
+    <w:p>
+      <w:pPr>
+        <w:pStyle w:val="ImageCaption"/>
+      </w:pPr>
+      <w:r>
+        <w:t xml:space="preserve">As fontes de evidência se complementam; nenhum artefato responde a todas as perguntas.</w:t>
+      </w:r>
     </w:p>
     <w:p>
       <w:pPr>
@@ -2306,11 +2480,11 @@
         </w:numPr>
         <w:pStyle w:val="Heading2"/>
       </w:pPr>
-      <w:bookmarkStart w:id="36" w:name="Xaa957440699d25bbde39eaa6e0eb5bbc21779bf"/>
+      <w:bookmarkStart w:id="48" w:name="Xaa957440699d25bbde39eaa6e0eb5bbc21779bf"/>
       <w:r>
         <w:t xml:space="preserve">Artifact** ** Pontos de revisão** ** Armadilha comum**</w:t>
       </w:r>
-      <w:bookmarkEnd w:id="36"/>
+      <w:bookmarkEnd w:id="48"/>
     </w:p>
     <w:p>
       <w:pPr>
@@ -2366,9 +2540,9 @@
         <w:t xml:space="preserve">□ Vulnerabilidade evidência □ Cobertura de ativos, credenciais, data, gravidade, remediação, exceções, reescane a saída da varredura como tratamento de risco</w:t>
       </w:r>
     </w:p>
-    <w:bookmarkEnd w:id="37"/>
-    <w:bookmarkEnd w:id="38"/>
-    <w:bookmarkStart w:id="42" w:name="pontuação-de-risco-e-tratamento"/>
+    <w:bookmarkEnd w:id="49"/>
+    <w:bookmarkEnd w:id="50"/>
+    <w:bookmarkStart w:id="54" w:name="pontuação-de-risco-e-tratamento"/>
     <w:p>
       <w:pPr>
         <w:pStyle w:val="Heading1"/>
@@ -2389,7 +2563,7 @@
         <w:t xml:space="preserve">A pontuação de Risk suporta decisões consistentes, mas os números não devem esconder incerteza ou problemas graves.</w:t>
       </w:r>
     </w:p>
-    <w:bookmarkStart w:id="39" w:name="um-método-defensável"/>
+    <w:bookmarkStart w:id="51" w:name="um-método-defensável"/>
     <w:p>
       <w:pPr>
         <w:pStyle w:val="Heading2"/>
@@ -2464,8 +2638,8 @@
         <w:t xml:space="preserve">Exigir aprovação ao nível correcto da autoridade e revisão/expiração do registo.</w:t>
       </w:r>
     </w:p>
-    <w:bookmarkEnd w:id="39"/>
-    <w:bookmarkStart w:id="40" w:name="tradução-e-legendagem"/>
+    <w:bookmarkEnd w:id="51"/>
+    <w:bookmarkStart w:id="52" w:name="tradução-e-legendagem"/>
     <w:p>
       <w:pPr>
         <w:pStyle w:val="Heading2"/>
@@ -2506,8 +2680,8 @@
         <w:t xml:space="preserve">□ Contingência; fornecedor de backup; processo manual; exportação de dados; recuperação testada; gatilho; recursos; resultado do teste;</w:t>
       </w:r>
     </w:p>
-    <w:bookmarkEnd w:id="40"/>
-    <w:bookmarkStart w:id="41" w:name="X2519f35ab082352e2cb4eed06c09e4e2ee9aac7"/>
+    <w:bookmarkEnd w:id="52"/>
+    <w:bookmarkStart w:id="53" w:name="X2519f35ab082352e2cb4eed06c09e4e2ee9aac7"/>
     <w:p>
       <w:pPr>
         <w:pStyle w:val="Heading2"/>
@@ -2516,9 +2690,9 @@
         <w:t xml:space="preserve">Aviso de gravação: ** Não é uma questão catastrófica. Relate cenários graves, lacunas de evidência e concentração separadamente da pontuação global.</w:t>
       </w:r>
     </w:p>
-    <w:bookmarkEnd w:id="41"/>
-    <w:bookmarkEnd w:id="42"/>
-    <w:bookmarkStart w:id="45" w:name="requisitos-do-contrato"/>
+    <w:bookmarkEnd w:id="53"/>
+    <w:bookmarkEnd w:id="54"/>
+    <w:bookmarkStart w:id="57" w:name="requisitos-do-contrato"/>
     <w:p>
       <w:pPr>
         <w:pStyle w:val="Heading1"/>
@@ -2539,7 +2713,7 @@
         <w:t xml:space="preserve">Contratos convertem requisitos selecionados em responsabilidades executórias.</w:t>
       </w:r>
     </w:p>
-    <w:bookmarkStart w:id="43" w:name="área-de-cláusula-perguntas-para-o-acordo"/>
+    <w:bookmarkStart w:id="55" w:name="área-de-cláusula-perguntas-para-o-acordo"/>
     <w:p>
       <w:pPr>
         <w:pStyle w:val="Heading2"/>
@@ -2616,8 +2790,8 @@
         <w:t xml:space="preserve">Como as limitações, indenização, seguro, remédios e cooperação regulatória se alinham com o risco?</w:t>
       </w:r>
     </w:p>
-    <w:bookmarkEnd w:id="43"/>
-    <w:bookmarkStart w:id="44" w:name="Xca7271795c789a42698df033ab460fb2fb9a839"/>
+    <w:bookmarkEnd w:id="55"/>
+    <w:bookmarkStart w:id="56" w:name="Xca7271795c789a42698df033ab460fb2fb9a839"/>
     <w:p>
       <w:pPr>
         <w:pStyle w:val="Heading2"/>
@@ -2727,9 +2901,9 @@
         <w:t xml:space="preserve">Registre a linha de base de configuração aceita e adicione o fornecedor aos horários de monitoramento, incidente, renovação e saída.</w:t>
       </w:r>
     </w:p>
-    <w:bookmarkEnd w:id="44"/>
-    <w:bookmarkEnd w:id="45"/>
-    <w:bookmarkStart w:id="46" w:name="evidência-de-aceitação"/>
+    <w:bookmarkEnd w:id="56"/>
+    <w:bookmarkEnd w:id="57"/>
+    <w:bookmarkStart w:id="58" w:name="evidência-de-aceitação"/>
     <w:p>
       <w:pPr>
         <w:pStyle w:val="Heading1"/>
@@ -2793,8 +2967,8 @@
         <w:t xml:space="preserve">Monitoramento, contato incidente, backup/exportação e teste de prontidão de saída.</w:t>
       </w:r>
     </w:p>
-    <w:bookmarkEnd w:id="46"/>
-    <w:bookmarkStart w:id="48" w:name="monitoramento-contínuo"/>
+    <w:bookmarkEnd w:id="58"/>
+    <w:bookmarkStart w:id="60" w:name="monitoramento-contínuo"/>
     <w:p>
       <w:pPr>
         <w:pStyle w:val="Heading1"/>
@@ -2815,7 +2989,7 @@
         <w:t xml:space="preserve">O monitoramento detecta mudanças significativas e verifica que o tratamento continua funcionando.</w:t>
       </w:r>
     </w:p>
-    <w:bookmarkStart w:id="47" w:name="signal-possible-action"/>
+    <w:bookmarkStart w:id="59" w:name="signal-possible-action"/>
     <w:p>
       <w:pPr>
         <w:pStyle w:val="Heading2"/>
@@ -2925,9 +3099,9 @@
         <w:t xml:space="preserve">Os fornecedores de nível inferior ainda precisam de propriedade, controle sobre contratos/renovações, roteamento de incidentes e revisão orientada para mudanças.</w:t>
       </w:r>
     </w:p>
-    <w:bookmarkEnd w:id="47"/>
-    <w:bookmarkEnd w:id="48"/>
-    <w:bookmarkStart w:id="51" w:name="achados-remediação-e-excepções"/>
+    <w:bookmarkEnd w:id="59"/>
+    <w:bookmarkEnd w:id="60"/>
+    <w:bookmarkStart w:id="63" w:name="achados-remediação-e-excepções"/>
     <w:p>
       <w:pPr>
         <w:pStyle w:val="Heading1"/>
@@ -2955,7 +3129,7 @@
         </w:numPr>
         <w:pStyle w:val="Heading2"/>
       </w:pPr>
-      <w:bookmarkStart w:id="49" w:name="elemento-de-localização-conteúdo"/>
+      <w:bookmarkStart w:id="61" w:name="elemento-de-localização-conteúdo"/>
       <w:r>
         <w:rPr>
           <w:bCs/>
@@ -2973,7 +3147,7 @@
         </w:rPr>
         <w:t xml:space="preserve">Conteúdo</w:t>
       </w:r>
-      <w:bookmarkEnd w:id="49"/>
+      <w:bookmarkEnd w:id="61"/>
     </w:p>
     <w:p>
       <w:pPr>
@@ -3028,7 +3202,7 @@
         <w:t xml:space="preserve">Método, evidência, resultado, revisor e data de encerramento</w:t>
       </w:r>
     </w:p>
-    <w:bookmarkStart w:id="50" w:name="disciplina-de-exceção"/>
+    <w:bookmarkStart w:id="62" w:name="disciplina-de-exceção"/>
     <w:p>
       <w:pPr>
         <w:pStyle w:val="Heading2"/>
@@ -3077,9 +3251,9 @@
         <w:t xml:space="preserve">Fecha apenas quando a evidência prova a correção ou o relacionamento afetado termina.</w:t>
       </w:r>
     </w:p>
-    <w:bookmarkEnd w:id="50"/>
-    <w:bookmarkEnd w:id="51"/>
-    <w:bookmarkStart w:id="52" w:name="incidentes-de-fornecedor-e-notificação"/>
+    <w:bookmarkEnd w:id="62"/>
+    <w:bookmarkEnd w:id="63"/>
+    <w:bookmarkStart w:id="67" w:name="incidentes-de-fornecedor-e-notificação"/>
     <w:p>
       <w:pPr>
         <w:pStyle w:val="Heading1"/>
@@ -3102,8 +3276,58 @@
     </w:p>
     <w:p>
       <w:pPr>
-        <w:pStyle w:val="FirstParagraph"/>
-      </w:pPr>
+        <w:pStyle w:val="CaptionedFigure"/>
+      </w:pPr>
+      <w:r>
+        <w:drawing>
+          <wp:inline>
+            <wp:extent cx="5334000" cy="2945449"/>
+            <wp:effectExtent b="0" l="0" r="0" t="0"/>
+            <wp:docPr descr="Cláusulas contratuais só ajudam quando contatos e decisões são praticados." title="" id="65" name="Picture"/>
+            <a:graphic>
+              <a:graphicData uri="http://schemas.openxmlformats.org/drawingml/2006/picture">
+                <pic:pic>
+                  <pic:nvPicPr>
+                    <pic:cNvPr descr="media/image5.png" id="66" name="Picture"/>
+                    <pic:cNvPicPr>
+                      <a:picLocks noChangeArrowheads="1" noChangeAspect="1"/>
+                    </pic:cNvPicPr>
+                  </pic:nvPicPr>
+                  <pic:blipFill>
+                    <a:blip r:embed="rId64"/>
+                    <a:stretch>
+                      <a:fillRect/>
+                    </a:stretch>
+                  </pic:blipFill>
+                  <pic:spPr bwMode="auto">
+                    <a:xfrm>
+                      <a:off x="0" y="0"/>
+                      <a:ext cx="5334000" cy="2945449"/>
+                    </a:xfrm>
+                    <a:prstGeom prst="rect">
+                      <a:avLst/>
+                    </a:prstGeom>
+                    <a:noFill/>
+                    <a:ln w="9525">
+                      <a:noFill/>
+                      <a:headEnd/>
+                      <a:tailEnd/>
+                    </a:ln>
+                  </pic:spPr>
+                </pic:pic>
+              </a:graphicData>
+            </a:graphic>
+          </wp:inline>
+        </w:drawing>
+      </w:r>
+    </w:p>
+    <w:p>
+      <w:pPr>
+        <w:pStyle w:val="ImageCaption"/>
+      </w:pPr>
+      <w:r>
+        <w:t xml:space="preserve">Cláusulas contratuais só ajudam quando contatos e decisões são praticados.</w:t>
+      </w:r>
     </w:p>
     <w:p>
       <w:pPr>
@@ -3113,8 +3337,8 @@
         <w:t xml:space="preserve">Figura 5. Coordenação incidente do fornecedor</w:t>
       </w:r>
     </w:p>
-    <w:bookmarkEnd w:id="52"/>
-    <w:bookmarkStart w:id="54" w:name="preparar-antes-de-um-incidente"/>
+    <w:bookmarkEnd w:id="67"/>
+    <w:bookmarkStart w:id="69" w:name="preparar-antes-de-um-incidente"/>
     <w:p>
       <w:pPr>
         <w:pStyle w:val="Heading1"/>
@@ -3186,11 +3410,11 @@
         </w:numPr>
         <w:pStyle w:val="Heading2"/>
       </w:pPr>
-      <w:bookmarkStart w:id="53" w:name="X945e943b0fe098cef9963a72368a1f25cc8ad95"/>
+      <w:bookmarkStart w:id="68" w:name="X945e943b0fe098cef9963a72368a1f25cc8ad95"/>
       <w:r>
         <w:t xml:space="preserve">Primeiras perguntas** Por que elas importam**</w:t>
       </w:r>
-      <w:bookmarkEnd w:id="53"/>
+      <w:bookmarkEnd w:id="68"/>
     </w:p>
     <w:p>
       <w:pPr>
@@ -3234,8 +3458,8 @@
         <w:t xml:space="preserve">□ Quando é a próxima atualização? Manter um ritmo de operação confiável</w:t>
       </w:r>
     </w:p>
-    <w:bookmarkEnd w:id="54"/>
-    <w:bookmarkStart w:id="55" w:name="Xba95c8e7224d71e52087a6db6843f9c0e56f9f4"/>
+    <w:bookmarkEnd w:id="69"/>
+    <w:bookmarkStart w:id="73" w:name="Xba95c8e7224d71e52087a6db6843f9c0e56f9f4"/>
     <w:p>
       <w:pPr>
         <w:pStyle w:val="Heading1"/>
@@ -3258,8 +3482,58 @@
     </w:p>
     <w:p>
       <w:pPr>
-        <w:pStyle w:val="BodyText"/>
-      </w:pPr>
+        <w:pStyle w:val="CaptionedFigure"/>
+      </w:pPr>
+      <w:r>
+        <w:drawing>
+          <wp:inline>
+            <wp:extent cx="5334000" cy="3751462"/>
+            <wp:effectExtent b="0" l="0" r="0" t="0"/>
+            <wp:docPr descr="Mapeie dependências materiais entre fornecedores, não apenas dentro de cada questionário." title="" id="71" name="Picture"/>
+            <a:graphic>
+              <a:graphicData uri="http://schemas.openxmlformats.org/drawingml/2006/picture">
+                <pic:pic>
+                  <pic:nvPicPr>
+                    <pic:cNvPr descr="media/image6.png" id="72" name="Picture"/>
+                    <pic:cNvPicPr>
+                      <a:picLocks noChangeArrowheads="1" noChangeAspect="1"/>
+                    </pic:cNvPicPr>
+                  </pic:nvPicPr>
+                  <pic:blipFill>
+                    <a:blip r:embed="rId70"/>
+                    <a:stretch>
+                      <a:fillRect/>
+                    </a:stretch>
+                  </pic:blipFill>
+                  <pic:spPr bwMode="auto">
+                    <a:xfrm>
+                      <a:off x="0" y="0"/>
+                      <a:ext cx="5334000" cy="3751462"/>
+                    </a:xfrm>
+                    <a:prstGeom prst="rect">
+                      <a:avLst/>
+                    </a:prstGeom>
+                    <a:noFill/>
+                    <a:ln w="9525">
+                      <a:noFill/>
+                      <a:headEnd/>
+                      <a:tailEnd/>
+                    </a:ln>
+                  </pic:spPr>
+                </pic:pic>
+              </a:graphicData>
+            </a:graphic>
+          </wp:inline>
+        </w:drawing>
+      </w:r>
+    </w:p>
+    <w:p>
+      <w:pPr>
+        <w:pStyle w:val="ImageCaption"/>
+      </w:pPr>
+      <w:r>
+        <w:t xml:space="preserve">Mapeie dependências materiais entre fornecedores, não apenas dentro de cada questionário.</w:t>
+      </w:r>
     </w:p>
     <w:p>
       <w:pPr>
@@ -3269,8 +3543,8 @@
         <w:t xml:space="preserve">Figura 6. Concentração oculta da quarta parte</w:t>
       </w:r>
     </w:p>
-    <w:bookmarkEnd w:id="55"/>
-    <w:bookmarkStart w:id="56" w:name="o-que-fazer-no-mapa"/>
+    <w:bookmarkEnd w:id="73"/>
+    <w:bookmarkStart w:id="74" w:name="o-que-fazer-no-mapa"/>
     <w:p>
       <w:pPr>
         <w:pStyle w:val="Heading1"/>
@@ -3323,8 +3597,8 @@
         <w:t xml:space="preserve">Visibilidade contratual, controles de fluxo-down, aviso de incidente, direitos de prova e apoio de saída para as quartas partes materiais.</w:t>
       </w:r>
     </w:p>
-    <w:bookmarkEnd w:id="56"/>
-    <w:bookmarkStart w:id="58" w:name="concentração-de-tratamento"/>
+    <w:bookmarkEnd w:id="74"/>
+    <w:bookmarkStart w:id="76" w:name="concentração-de-tratamento"/>
     <w:p>
       <w:pPr>
         <w:pStyle w:val="Heading1"/>
@@ -3401,7 +3675,7 @@
         <w:t xml:space="preserve">O risco de nuvem e SaaS depende do modelo de responsabilidade compartilhada e da configuração da organização.*</w:t>
       </w:r>
     </w:p>
-    <w:bookmarkStart w:id="57" w:name="área-área-área-área"/>
+    <w:bookmarkStart w:id="75" w:name="área-área-área-área"/>
     <w:p>
       <w:pPr>
         <w:pStyle w:val="Heading2"/>
@@ -3468,9 +3742,9 @@
         <w:t xml:space="preserve">□——————————————————————————————————————————————————————————————————————————————————————</w:t>
       </w:r>
     </w:p>
-    <w:bookmarkEnd w:id="57"/>
-    <w:bookmarkEnd w:id="58"/>
-    <w:bookmarkStart w:id="59" w:name="software-e-correntes-de-fonte-aberta"/>
+    <w:bookmarkEnd w:id="75"/>
+    <w:bookmarkEnd w:id="76"/>
+    <w:bookmarkStart w:id="80" w:name="software-e-correntes-de-fonte-aberta"/>
     <w:p>
       <w:pPr>
         <w:pStyle w:val="Heading1"/>
@@ -3493,8 +3767,58 @@
     </w:p>
     <w:p>
       <w:pPr>
-        <w:pStyle w:val="FirstParagraph"/>
-      </w:pPr>
+        <w:pStyle w:val="CaptionedFigure"/>
+      </w:pPr>
+      <w:r>
+        <w:drawing>
+          <wp:inline>
+            <wp:extent cx="5334000" cy="2945449"/>
+            <wp:effectExtent b="0" l="0" r="0" t="0"/>
+            <wp:docPr descr="Conecte o SBOM e as evidências de segurança à versão exata lançada e operada." title="" id="78" name="Picture"/>
+            <a:graphic>
+              <a:graphicData uri="http://schemas.openxmlformats.org/drawingml/2006/picture">
+                <pic:pic>
+                  <pic:nvPicPr>
+                    <pic:cNvPr descr="media/image7.png" id="79" name="Picture"/>
+                    <pic:cNvPicPr>
+                      <a:picLocks noChangeArrowheads="1" noChangeAspect="1"/>
+                    </pic:cNvPicPr>
+                  </pic:nvPicPr>
+                  <pic:blipFill>
+                    <a:blip r:embed="rId77"/>
+                    <a:stretch>
+                      <a:fillRect/>
+                    </a:stretch>
+                  </pic:blipFill>
+                  <pic:spPr bwMode="auto">
+                    <a:xfrm>
+                      <a:off x="0" y="0"/>
+                      <a:ext cx="5334000" cy="2945449"/>
+                    </a:xfrm>
+                    <a:prstGeom prst="rect">
+                      <a:avLst/>
+                    </a:prstGeom>
+                    <a:noFill/>
+                    <a:ln w="9525">
+                      <a:noFill/>
+                      <a:headEnd/>
+                      <a:tailEnd/>
+                    </a:ln>
+                  </pic:spPr>
+                </pic:pic>
+              </a:graphicData>
+            </a:graphic>
+          </wp:inline>
+        </w:drawing>
+      </w:r>
+    </w:p>
+    <w:p>
+      <w:pPr>
+        <w:pStyle w:val="ImageCaption"/>
+      </w:pPr>
+      <w:r>
+        <w:t xml:space="preserve">Conecte o SBOM e as evidências de segurança à versão exata lançada e operada.</w:t>
+      </w:r>
     </w:p>
     <w:p>
       <w:pPr>
@@ -3504,8 +3828,8 @@
         <w:t xml:space="preserve">Figura 7. Fluxo de evidência da cadeia de fornecimento de software</w:t>
       </w:r>
     </w:p>
-    <w:bookmarkEnd w:id="59"/>
-    <w:bookmarkStart w:id="62" w:name="verificação-de-fornecedores-e-produtos"/>
+    <w:bookmarkEnd w:id="80"/>
+    <w:bookmarkStart w:id="86" w:name="verificação-de-fornecedores-e-produtos"/>
     <w:p>
       <w:pPr>
         <w:pStyle w:val="Heading1"/>
@@ -3569,7 +3893,7 @@
         <w:t xml:space="preserve">Manutenção de código aberto, confiança do contribuinte, transferência de propriedade, processo de liberação, fixação de dependência e plano de componentes abandonados.</w:t>
       </w:r>
     </w:p>
-    <w:bookmarkStart w:id="60" w:name="limites-da-sbom"/>
+    <w:bookmarkStart w:id="84" w:name="limites-da-sbom"/>
     <w:p>
       <w:pPr>
         <w:pStyle w:val="Heading2"/>
@@ -3648,8 +3972,58 @@
     </w:p>
     <w:p>
       <w:pPr>
-        <w:pStyle w:val="BodyText"/>
-      </w:pPr>
+        <w:pStyle w:val="CaptionedFigure"/>
+      </w:pPr>
+      <w:r>
+        <w:drawing>
+          <wp:inline>
+            <wp:extent cx="5334000" cy="2893070"/>
+            <wp:effectExtent b="0" l="0" r="0" t="0"/>
+            <wp:docPr descr="Comece pelo caso de uso permitido, dados, impacto, cadeia do modelo, avaliação e controle humano." title="" id="82" name="Picture"/>
+            <a:graphic>
+              <a:graphicData uri="http://schemas.openxmlformats.org/drawingml/2006/picture">
+                <pic:pic>
+                  <pic:nvPicPr>
+                    <pic:cNvPr descr="media/image8.png" id="83" name="Picture"/>
+                    <pic:cNvPicPr>
+                      <a:picLocks noChangeArrowheads="1" noChangeAspect="1"/>
+                    </pic:cNvPicPr>
+                  </pic:nvPicPr>
+                  <pic:blipFill>
+                    <a:blip r:embed="rId81"/>
+                    <a:stretch>
+                      <a:fillRect/>
+                    </a:stretch>
+                  </pic:blipFill>
+                  <pic:spPr bwMode="auto">
+                    <a:xfrm>
+                      <a:off x="0" y="0"/>
+                      <a:ext cx="5334000" cy="2893070"/>
+                    </a:xfrm>
+                    <a:prstGeom prst="rect">
+                      <a:avLst/>
+                    </a:prstGeom>
+                    <a:noFill/>
+                    <a:ln w="9525">
+                      <a:noFill/>
+                      <a:headEnd/>
+                      <a:tailEnd/>
+                    </a:ln>
+                  </pic:spPr>
+                </pic:pic>
+              </a:graphicData>
+            </a:graphic>
+          </wp:inline>
+        </w:drawing>
+      </w:r>
+    </w:p>
+    <w:p>
+      <w:pPr>
+        <w:pStyle w:val="ImageCaption"/>
+      </w:pPr>
+      <w:r>
+        <w:t xml:space="preserve">Comece pelo caso de uso permitido, dados, impacto, cadeia do modelo, avaliação e controle humano.</w:t>
+      </w:r>
     </w:p>
     <w:p>
       <w:pPr>
@@ -3659,8 +4033,8 @@
         <w:t xml:space="preserve">Figura 8. Fluxo de trabalho de risco do fornecedor de IA</w:t>
       </w:r>
     </w:p>
-    <w:bookmarkEnd w:id="60"/>
-    <w:bookmarkStart w:id="61" w:name="área-perguntas"/>
+    <w:bookmarkEnd w:id="84"/>
+    <w:bookmarkStart w:id="85" w:name="área-perguntas"/>
     <w:p>
       <w:pPr>
         <w:pStyle w:val="Heading2"/>
@@ -3725,9 +4099,9 @@
         <w:t xml:space="preserve">□ Sair □ Pode prompts, arquivos, índices, ajustes finos, logs e dados derivados serem exportados ou excluídos? □</w:t>
       </w:r>
     </w:p>
-    <w:bookmarkEnd w:id="61"/>
-    <w:bookmarkEnd w:id="62"/>
-    <w:bookmarkStart w:id="63" w:name="privacidade-e-proteção-de-dados"/>
+    <w:bookmarkEnd w:id="85"/>
+    <w:bookmarkEnd w:id="86"/>
+    <w:bookmarkStart w:id="87" w:name="privacidade-e-proteção-de-dados"/>
     <w:p>
       <w:pPr>
         <w:pStyle w:val="Heading1"/>
@@ -3839,8 +4213,8 @@
         <w:t xml:space="preserve">□———————————————————————————————————————————————————————————————————————————-</w:t>
       </w:r>
     </w:p>
-    <w:bookmarkEnd w:id="63"/>
-    <w:bookmarkStart w:id="65" w:name="resiliência-continuidade-e-saída"/>
+    <w:bookmarkEnd w:id="87"/>
+    <w:bookmarkStart w:id="89" w:name="resiliência-continuidade-e-saída"/>
     <w:p>
       <w:pPr>
         <w:pStyle w:val="Heading1"/>
@@ -3861,7 +4235,7 @@
         <w:t xml:space="preserve">Resiliência significa entregar resultados críticos, apesar da interrupção do fornecedor e deixando com segurança quando necessário.*</w:t>
       </w:r>
     </w:p>
-    <w:bookmarkStart w:id="64" w:name="capacidade-prova-de-teste"/>
+    <w:bookmarkStart w:id="88" w:name="capacidade-prova-de-teste"/>
     <w:p>
       <w:pPr>
         <w:pStyle w:val="Heading2"/>
@@ -3914,9 +4288,9 @@
         <w:t xml:space="preserve">□ Retenção, detenção legal, confidencialidade, vulnerabilidade/notificação de incidente, suporte</w:t>
       </w:r>
     </w:p>
-    <w:bookmarkEnd w:id="64"/>
-    <w:bookmarkEnd w:id="65"/>
-    <w:bookmarkStart w:id="68" w:name="teste-de-saída"/>
+    <w:bookmarkEnd w:id="88"/>
+    <w:bookmarkEnd w:id="89"/>
+    <w:bookmarkStart w:id="92" w:name="teste-de-saída"/>
     <w:p>
       <w:pPr>
         <w:pStyle w:val="Heading1"/>
@@ -3989,7 +4363,7 @@
         <w:t xml:space="preserve">NIST CSF 2.0 coloca a governança da cadeia de suprimentos na categoria GV.SC.</w:t>
       </w:r>
     </w:p>
-    <w:bookmarkStart w:id="66" w:name="X1c311baf520dfc41554034b43bc933be38f9b2d"/>
+    <w:bookmarkStart w:id="90" w:name="X1c311baf520dfc41554034b43bc933be38f9b2d"/>
     <w:p>
       <w:pPr>
         <w:pStyle w:val="Heading2"/>
@@ -4060,8 +4434,8 @@
         <w:t xml:space="preserve">Os planos da cadeia de suprimentos de segurança cibernética incluem atividades que ocorrem após o término de um acordo de parceria ou serviço. □ Plano de saída, acesso/remoção de dados, direitos pós-terminação</w:t>
       </w:r>
     </w:p>
-    <w:bookmarkEnd w:id="66"/>
-    <w:bookmarkStart w:id="67" w:name="Xe4a9a656bc1a7092d25b82465f9128e133c7353"/>
+    <w:bookmarkEnd w:id="90"/>
+    <w:bookmarkStart w:id="91" w:name="Xe4a9a656bc1a7092d25b82465f9128e133c7353"/>
     <w:p>
       <w:pPr>
         <w:pStyle w:val="Heading2"/>
@@ -4070,9 +4444,9 @@
         <w:t xml:space="preserve">Utilizar GV.SC:** Defina um perfil atual de resultados observados e um perfil alvo de necessidades de negócios. Priorize lacunas, proprietários, recursos e datas; não trate um mapeamento como implementação automática. □</w:t>
       </w:r>
     </w:p>
-    <w:bookmarkEnd w:id="67"/>
-    <w:bookmarkEnd w:id="68"/>
-    <w:bookmarkStart w:id="70" w:name="nist-c-scrm-orientação-na-prática"/>
+    <w:bookmarkEnd w:id="91"/>
+    <w:bookmarkEnd w:id="92"/>
+    <w:bookmarkStart w:id="94" w:name="nist-c-scrm-orientação-na-prática"/>
     <w:p>
       <w:pPr>
         <w:pStyle w:val="Heading1"/>
@@ -4093,7 +4467,7 @@
         <w:t xml:space="preserve">As publicações atuais NIST fornecem orientações complementares sobre programa, avaliação e planejamento.*</w:t>
       </w:r>
     </w:p>
-    <w:bookmarkStart w:id="69" w:name="publicação-papel-actual"/>
+    <w:bookmarkStart w:id="93" w:name="publicação-papel-actual"/>
     <w:p>
       <w:pPr>
         <w:pStyle w:val="Heading2"/>
@@ -4138,9 +4512,9 @@
         <w:t xml:space="preserve">NIST SP 800-18 Rev. 2 (final 30 de junho de 2026) □ Define elementos essenciais para os planos de segurança do sistema, privacidade e C-SCRM, incluindo propósito, status de controle, responsabilidades e comportamento esperado.</w:t>
       </w:r>
     </w:p>
-    <w:bookmarkEnd w:id="69"/>
-    <w:bookmarkEnd w:id="70"/>
-    <w:bookmarkStart w:id="72" w:name="pensamento-de-três-níveis"/>
+    <w:bookmarkEnd w:id="93"/>
+    <w:bookmarkEnd w:id="94"/>
+    <w:bookmarkStart w:id="96" w:name="pensamento-de-três-níveis"/>
     <w:p>
       <w:pPr>
         <w:pStyle w:val="Heading1"/>
@@ -4149,7 +4523,7 @@
         <w:t xml:space="preserve"># 21,1 Pensamento de três níveis</w:t>
       </w:r>
     </w:p>
-    <w:bookmarkStart w:id="71" w:name="nível-foco-exemplo"/>
+    <w:bookmarkStart w:id="95" w:name="nível-foco-exemplo"/>
     <w:p>
       <w:pPr>
         <w:pStyle w:val="Heading2"/>
@@ -4192,9 +4566,9 @@
         <w:t xml:space="preserve">O que é que se passa?</w:t>
       </w:r>
     </w:p>
-    <w:bookmarkEnd w:id="71"/>
-    <w:bookmarkEnd w:id="72"/>
-    <w:bookmarkStart w:id="74" w:name="conformidade-e-mapeamento-de-framework"/>
+    <w:bookmarkEnd w:id="95"/>
+    <w:bookmarkEnd w:id="96"/>
+    <w:bookmarkStart w:id="98" w:name="conformidade-e-mapeamento-de-framework"/>
     <w:p>
       <w:pPr>
         <w:pStyle w:val="Heading1"/>
@@ -4215,7 +4589,7 @@
         <w:t xml:space="preserve">Os mapeamentos coordenam o trabalho, mas cada obrigação deve ser interpretada e testada em seus próprios termos.*</w:t>
       </w:r>
     </w:p>
-    <w:bookmarkStart w:id="73" w:name="section-2"/>
+    <w:bookmarkStart w:id="97" w:name="section-2"/>
     <w:p>
       <w:pPr>
         <w:pStyle w:val="Heading2"/>
@@ -4268,9 +4642,9 @@
         <w:t xml:space="preserve">NIST CSF 2.0 □ GV.SC plus organization-wide Govern, Identifique, Proteja, Detecte, Responda, Recupere os resultados; CSF não é uma certificação</w:t>
       </w:r>
     </w:p>
-    <w:bookmarkEnd w:id="73"/>
-    <w:bookmarkEnd w:id="74"/>
-    <w:bookmarkStart w:id="77" w:name="testes-de-evidência-e-métricas"/>
+    <w:bookmarkEnd w:id="97"/>
+    <w:bookmarkEnd w:id="98"/>
+    <w:bookmarkStart w:id="104" w:name="testes-de-evidência-e-métricas"/>
     <w:p>
       <w:pPr>
         <w:pStyle w:val="Heading1"/>
@@ -4293,8 +4667,58 @@
     </w:p>
     <w:p>
       <w:pPr>
-        <w:pStyle w:val="BodyText"/>
-      </w:pPr>
+        <w:pStyle w:val="CaptionedFigure"/>
+      </w:pPr>
+      <w:r>
+        <w:drawing>
+          <wp:inline>
+            <wp:extent cx="5334000" cy="2945449"/>
+            <wp:effectExtent b="0" l="0" r="0" t="0"/>
+            <wp:docPr descr="Toda conclusão deve ser rastreável desde os critérios exatos até o reteste." title="" id="100" name="Picture"/>
+            <a:graphic>
+              <a:graphicData uri="http://schemas.openxmlformats.org/drawingml/2006/picture">
+                <pic:pic>
+                  <pic:nvPicPr>
+                    <pic:cNvPr descr="media/image9.png" id="101" name="Picture"/>
+                    <pic:cNvPicPr>
+                      <a:picLocks noChangeArrowheads="1" noChangeAspect="1"/>
+                    </pic:cNvPicPr>
+                  </pic:nvPicPr>
+                  <pic:blipFill>
+                    <a:blip r:embed="rId99"/>
+                    <a:stretch>
+                      <a:fillRect/>
+                    </a:stretch>
+                  </pic:blipFill>
+                  <pic:spPr bwMode="auto">
+                    <a:xfrm>
+                      <a:off x="0" y="0"/>
+                      <a:ext cx="5334000" cy="2945449"/>
+                    </a:xfrm>
+                    <a:prstGeom prst="rect">
+                      <a:avLst/>
+                    </a:prstGeom>
+                    <a:noFill/>
+                    <a:ln w="9525">
+                      <a:noFill/>
+                      <a:headEnd/>
+                      <a:tailEnd/>
+                    </a:ln>
+                  </pic:spPr>
+                </pic:pic>
+              </a:graphicData>
+            </a:graphic>
+          </wp:inline>
+        </w:drawing>
+      </w:r>
+    </w:p>
+    <w:p>
+      <w:pPr>
+        <w:pStyle w:val="ImageCaption"/>
+      </w:pPr>
+      <w:r>
+        <w:t xml:space="preserve">Toda conclusão deve ser rastreável desde os critérios exatos até o reteste.</w:t>
+      </w:r>
     </w:p>
     <w:p>
       <w:pPr>
@@ -4304,7 +4728,7 @@
         <w:t xml:space="preserve">Figura 9. Cadeia de testes de evidência</w:t>
       </w:r>
     </w:p>
-    <w:bookmarkStart w:id="76" w:name="método-de-ensaio"/>
+    <w:bookmarkStart w:id="103" w:name="método-de-ensaio"/>
     <w:p>
       <w:pPr>
         <w:pStyle w:val="Heading2"/>
@@ -4377,11 +4801,11 @@
         </w:numPr>
         <w:pStyle w:val="Heading2"/>
       </w:pPr>
-      <w:bookmarkStart w:id="75" w:name="X86179dcd7fbe5fe8ce156f57e535ae3b397de4c"/>
+      <w:bookmarkStart w:id="102" w:name="X86179dcd7fbe5fe8ce156f57e535ae3b397de4c"/>
       <w:r>
         <w:t xml:space="preserve">** ** ** ** Cálculo de exemplo** ** ** O que ele pode revelar**</w:t>
       </w:r>
-      <w:bookmarkEnd w:id="75"/>
+      <w:bookmarkEnd w:id="102"/>
     </w:p>
     <w:p>
       <w:pPr>
@@ -4447,9 +4871,9 @@
         <w:t xml:space="preserve">□——————————————————————————————————————————————————————————————————————————————————————</w:t>
       </w:r>
     </w:p>
-    <w:bookmarkEnd w:id="76"/>
-    <w:bookmarkEnd w:id="77"/>
-    <w:bookmarkStart w:id="80" w:name="ferramentas-de-código-aberto"/>
+    <w:bookmarkEnd w:id="103"/>
+    <w:bookmarkEnd w:id="104"/>
+    <w:bookmarkStart w:id="107" w:name="ferramentas-de-código-aberto"/>
     <w:p>
       <w:pPr>
         <w:pStyle w:val="Heading1"/>
@@ -4470,7 +4894,7 @@
         <w:t xml:space="preserve">Ferramentas de código aberto podem suportar inventário, evidência, garantia de software, testes técnicos, monitoramento e remediação.*</w:t>
       </w:r>
     </w:p>
-    <w:bookmarkStart w:id="78" w:name="ferramenta-purpose"/>
+    <w:bookmarkStart w:id="105" w:name="ferramenta-purpose"/>
     <w:p>
       <w:pPr>
         <w:pStyle w:val="Heading2"/>
@@ -4611,8 +5035,8 @@
         <w:t xml:space="preserve">□ Agente de Política Aberta</w:t>
       </w:r>
     </w:p>
-    <w:bookmarkEnd w:id="78"/>
-    <w:bookmarkStart w:id="79" w:name="X9d8808c8e4e93ee0ad9dff0f0a0467bc608194f"/>
+    <w:bookmarkEnd w:id="105"/>
+    <w:bookmarkStart w:id="106" w:name="X9d8808c8e4e93ee0ad9dff0f0a0467bc608194f"/>
     <w:p>
       <w:pPr>
         <w:pStyle w:val="Heading2"/>
@@ -4621,9 +5045,9 @@
         <w:t xml:space="preserve">Autorização e limites:** Use ferramentas apenas em sistemas, repositórios, redes, dados e contas que possui ou tem permissão escrita para testar. Proteger os resultados. Uma ferramenta suporta evidências; não certifica um fornecedor ou substitui julgamento legal, comercial e humano. □</w:t>
       </w:r>
     </w:p>
-    <w:bookmarkEnd w:id="79"/>
-    <w:bookmarkEnd w:id="80"/>
-    <w:bookmarkStart w:id="82" w:name="assistente-ciso"/>
+    <w:bookmarkEnd w:id="106"/>
+    <w:bookmarkEnd w:id="107"/>
+    <w:bookmarkStart w:id="109" w:name="assistente-ciso"/>
     <w:p>
       <w:pPr>
         <w:pStyle w:val="Heading1"/>
@@ -4642,7 +5066,7 @@
       <w:r>
         <w:t xml:space="preserve"> </w:t>
       </w:r>
-      <w:hyperlink r:id="rId81">
+      <w:hyperlink r:id="rId108">
         <w:r>
           <w:rPr>
             <w:rStyle w:val="Hyperlink"/>
@@ -4667,8 +5091,8 @@
         <w:t xml:space="preserve">Evidência para reter: aprovação e escopo, ferramenta/versão, configuração ou comando, data, população alvo, resultado bruto, validação do analista, limitação, achado, ação e reteste. Limitar o acesso porque os resultados podem expor arquitetura sensível ou fraquezas.</w:t>
       </w:r>
     </w:p>
-    <w:bookmarkEnd w:id="82"/>
-    <w:bookmarkStart w:id="84" w:name="faixa-de-dependência"/>
+    <w:bookmarkEnd w:id="109"/>
+    <w:bookmarkStart w:id="111" w:name="faixa-de-dependência"/>
     <w:p>
       <w:pPr>
         <w:pStyle w:val="Heading1"/>
@@ -4687,7 +5111,7 @@
       <w:r>
         <w:t xml:space="preserve"> </w:t>
       </w:r>
-      <w:hyperlink r:id="rId83">
+      <w:hyperlink r:id="rId110">
         <w:r>
           <w:rPr>
             <w:rStyle w:val="Hyperlink"/>
@@ -4712,8 +5136,8 @@
         <w:t xml:space="preserve">Evidência para reter: aprovação e escopo, ferramenta/versão, configuração ou comando, data, população alvo, resultado bruto, validação do analista, limitação, achado, ação e reteste. Limitar o acesso porque os resultados podem expor arquitetura sensível ou fraquezas.</w:t>
       </w:r>
     </w:p>
-    <w:bookmarkEnd w:id="84"/>
-    <w:bookmarkStart w:id="88" w:name="cyclonedx"/>
+    <w:bookmarkEnd w:id="111"/>
+    <w:bookmarkStart w:id="115" w:name="cyclonedx"/>
     <w:p>
       <w:pPr>
         <w:pStyle w:val="Heading1"/>
@@ -4732,7 +5156,7 @@
       <w:r>
         <w:t xml:space="preserve"> </w:t>
       </w:r>
-      <w:hyperlink r:id="rId85">
+      <w:hyperlink r:id="rId112">
         <w:r>
           <w:rPr>
             <w:rStyle w:val="Hyperlink"/>
@@ -4757,7 +5181,7 @@
         <w:t xml:space="preserve">Evidência para reter: aprovação e escopo, ferramenta/versão, configuração ou comando, data, população alvo, resultado bruto, validação do analista, limitação, achado, ação e reteste. Limitar o acesso porque os resultados podem expor arquitetura sensível ou fraquezas.</w:t>
       </w:r>
     </w:p>
-    <w:bookmarkStart w:id="87" w:name="syft"/>
+    <w:bookmarkStart w:id="114" w:name="syft"/>
     <w:p>
       <w:pPr>
         <w:pStyle w:val="Heading2"/>
@@ -4776,7 +5200,7 @@
       <w:r>
         <w:t xml:space="preserve"> </w:t>
       </w:r>
-      <w:hyperlink r:id="rId86">
+      <w:hyperlink r:id="rId113">
         <w:r>
           <w:rPr>
             <w:rStyle w:val="Hyperlink"/>
@@ -4799,736 +5223,62 @@
       </w:pPr>
       <w:r>
         <w:t xml:space="preserve">Evidência para reter: aprovação e escopo, ferramenta/versão, configuração ou comando, data, população alvo, resultado bruto, validação do analista, limitação, achado, ação e reteste. Limitar o acesso porque os resultados podem expor arquitetura sensível ou fraquezas.</w:t>
-      </w:r>
-    </w:p>
-    <w:bookmarkEnd w:id="87"/>
-    <w:bookmarkEnd w:id="88"/>
-    <w:bookmarkStart w:id="90" w:name="grype"/>
-    <w:p>
-      <w:pPr>
-        <w:pStyle w:val="Heading1"/>
-      </w:pPr>
-      <w:r>
-        <w:t xml:space="preserve"># 24.5 Grype</w:t>
-      </w:r>
-    </w:p>
-    <w:p>
-      <w:pPr>
-        <w:pStyle w:val="FirstParagraph"/>
-      </w:pPr>
-      <w:r>
-        <w:t xml:space="preserve">Objetivo: Varredura de vulnerabilidade para imagens e SBOMs. Projeto oficial:</w:t>
-      </w:r>
-      <w:r>
-        <w:t xml:space="preserve"> </w:t>
-      </w:r>
-      <w:hyperlink r:id="rId89">
-        <w:r>
-          <w:rPr>
-            <w:rStyle w:val="Hyperlink"/>
-          </w:rPr>
-          <w:t xml:space="preserve">Grype</w:t>
-        </w:r>
-      </w:hyperlink>
-    </w:p>
-    <w:p>
-      <w:pPr>
-        <w:pStyle w:val="BodyText"/>
-      </w:pPr>
-      <w:r>
-        <w:t xml:space="preserve">Início rápido e seguro: Examine a imagem do laboratório ou sua SBOM, valide resultados importantes, identifique versões fixas, corrija e reescane.</w:t>
-      </w:r>
-    </w:p>
-    <w:p>
-      <w:pPr>
-        <w:pStyle w:val="BodyText"/>
-      </w:pPr>
-      <w:r>
-        <w:t xml:space="preserve">Evidência para reter: aprovação e escopo, ferramenta/versão, configuração ou comando, data, população alvo, resultado bruto, validação do analista, limitação, achado, ação e reteste. Limitar o acesso porque os resultados podem expor arquitetura sensível ou fraquezas.</w:t>
-      </w:r>
-    </w:p>
-    <w:bookmarkEnd w:id="90"/>
-    <w:bookmarkStart w:id="92" w:name="trivy"/>
-    <w:p>
-      <w:pPr>
-        <w:pStyle w:val="Heading1"/>
-      </w:pPr>
-      <w:r>
-        <w:t xml:space="preserve"># 24.6 Trivy</w:t>
-      </w:r>
-    </w:p>
-    <w:p>
-      <w:pPr>
-        <w:pStyle w:val="FirstParagraph"/>
-      </w:pPr>
-      <w:r>
-        <w:t xml:space="preserve">Objetivo: Repositório, imagem, dependência, segredo e verificação de IAC. Projeto oficial:</w:t>
-      </w:r>
-      <w:r>
-        <w:t xml:space="preserve"> </w:t>
-      </w:r>
-      <w:hyperlink r:id="rId91">
-        <w:r>
-          <w:rPr>
-            <w:rStyle w:val="Hyperlink"/>
-          </w:rPr>
-          <w:t xml:space="preserve">Trivy</w:t>
-        </w:r>
-      </w:hyperlink>
-    </w:p>
-    <w:p>
-      <w:pPr>
-        <w:pStyle w:val="BodyText"/>
-      </w:pPr>
-      <w:r>
-        <w:t xml:space="preserve">Início rápido seguro: Analise apenas repositórios ou imagens aprovados, escopo de revisão e falsos positivos, achados corretos, exceções de documentos e reescane em CI.</w:t>
-      </w:r>
-    </w:p>
-    <w:p>
-      <w:pPr>
-        <w:pStyle w:val="BodyText"/>
-      </w:pPr>
-      <w:r>
-        <w:t xml:space="preserve">Evidência para reter: aprovação e escopo, ferramenta/versão, configuração ou comando, data, população alvo, resultado bruto, validação do analista, limitação, achado, ação e reteste. Limitar o acesso porque os resultados podem expor arquitetura sensível ou fraquezas.</w:t>
-      </w:r>
-    </w:p>
-    <w:bookmarkEnd w:id="92"/>
-    <w:bookmarkStart w:id="94" w:name="openssf-scorecard"/>
-    <w:p>
-      <w:pPr>
-        <w:pStyle w:val="Heading1"/>
-      </w:pPr>
-      <w:r>
-        <w:t xml:space="preserve"># 24.7 OpenSSF Scorecard</w:t>
-      </w:r>
-    </w:p>
-    <w:p>
-      <w:pPr>
-        <w:pStyle w:val="FirstParagraph"/>
-      </w:pPr>
-      <w:r>
-        <w:t xml:space="preserve">Objetivo: Sinais sobre práticas de segurança de projetos de código aberto. Projeto oficial:</w:t>
-      </w:r>
-      <w:r>
-        <w:t xml:space="preserve"> </w:t>
-      </w:r>
-      <w:hyperlink r:id="rId93">
-        <w:r>
-          <w:rPr>
-            <w:rStyle w:val="Hyperlink"/>
-          </w:rPr>
-          <w:t xml:space="preserve">OpenSSF Scorecard</w:t>
-        </w:r>
-      </w:hyperlink>
-    </w:p>
-    <w:p>
-      <w:pPr>
-        <w:pStyle w:val="BodyText"/>
-      </w:pPr>
-      <w:r>
-        <w:t xml:space="preserve">Início rápido seguro: Revise um projeto público ou um repositório autorizado, entenda cada verificação, verifique sinais importantes manualmente e não trate a pontuação como prova de segurança.</w:t>
-      </w:r>
-    </w:p>
-    <w:p>
-      <w:pPr>
-        <w:pStyle w:val="BodyText"/>
-      </w:pPr>
-      <w:r>
-        <w:t xml:space="preserve">Evidência para reter: aprovação e escopo, ferramenta/versão, configuração ou comando, data, população alvo, resultado bruto, validação do analista, limitação, achado, ação e reteste. Limitar o acesso porque os resultados podem expor arquitetura sensível ou fraquezas.</w:t>
-      </w:r>
-    </w:p>
-    <w:bookmarkEnd w:id="94"/>
-    <w:bookmarkStart w:id="98" w:name="guac"/>
-    <w:p>
-      <w:pPr>
-        <w:pStyle w:val="Heading1"/>
-      </w:pPr>
-      <w:r>
-        <w:t xml:space="preserve"># 24.8 GUAC</w:t>
-      </w:r>
-    </w:p>
-    <w:p>
-      <w:pPr>
-        <w:pStyle w:val="FirstParagraph"/>
-      </w:pPr>
-      <w:r>
-        <w:t xml:space="preserve">Objetivo: Graphing software supply-chain metadados. Projeto oficial:</w:t>
-      </w:r>
-      <w:r>
-        <w:t xml:space="preserve"> </w:t>
-      </w:r>
-      <w:hyperlink r:id="rId95">
-        <w:r>
-          <w:rPr>
-            <w:rStyle w:val="Hyperlink"/>
-          </w:rPr>
-          <w:t xml:space="preserve">GUAC</w:t>
-        </w:r>
-      </w:hyperlink>
-    </w:p>
-    <w:p>
-      <w:pPr>
-        <w:pStyle w:val="BodyText"/>
-      </w:pPr>
-      <w:r>
-        <w:t xml:space="preserve">Início rápido e seguro: Carregue os metadados SBOM e vulnerabilidade aprovados em um laboratório, consulte as relações de componentes, verifique a proveniência e proteja o gráfico, pois ele pode revelar a arquitetura.</w:t>
-      </w:r>
-    </w:p>
-    <w:p>
-      <w:pPr>
-        <w:pStyle w:val="BodyText"/>
-      </w:pPr>
-      <w:r>
-        <w:t xml:space="preserve">Evidência para reter: aprovação e escopo, ferramenta/versão, configuração ou comando, data, população alvo, resultado bruto, validação do analista, limitação, achado, ação e reteste. Limitar o acesso porque os resultados podem expor arquitetura sensível ou fraquezas.</w:t>
-      </w:r>
-    </w:p>
-    <w:bookmarkStart w:id="97" w:name="osv-scanner"/>
-    <w:p>
-      <w:pPr>
-        <w:pStyle w:val="Heading2"/>
-      </w:pPr>
-      <w:r>
-        <w:t xml:space="preserve">24.9 OSV-Scanner</w:t>
-      </w:r>
-    </w:p>
-    <w:p>
-      <w:pPr>
-        <w:pStyle w:val="FirstParagraph"/>
-      </w:pPr>
-      <w:r>
-        <w:t xml:space="preserve">Objetivo: Verificações de vulnerabilidade conhecidas para dependências. Projeto oficial:</w:t>
-      </w:r>
-      <w:r>
-        <w:t xml:space="preserve"> </w:t>
-      </w:r>
-      <w:hyperlink r:id="rId96">
-        <w:r>
-          <w:rPr>
-            <w:rStyle w:val="Hyperlink"/>
-          </w:rPr>
-          <w:t xml:space="preserve">OSV-Scanner</w:t>
-        </w:r>
-      </w:hyperlink>
-    </w:p>
-    <w:p>
-      <w:pPr>
-        <w:pStyle w:val="BodyText"/>
-      </w:pPr>
-      <w:r>
-        <w:t xml:space="preserve">Início rápido seguro: Examine um arquivo de bloqueio, repositório, imagem ou SBOM autorizado; valide a aplicabilidade; atualize ou mitigue; e preserve resultados antes e depois.</w:t>
-      </w:r>
-    </w:p>
-    <w:p>
-      <w:pPr>
-        <w:pStyle w:val="BodyText"/>
-      </w:pPr>
-      <w:r>
-        <w:t xml:space="preserve">Evidência para reter: aprovação e escopo, ferramenta/versão, configuração ou comando, data, população alvo, resultado bruto, validação do analista, limitação, achado, ação e reteste. Limitar o acesso porque os resultados podem expor arquitetura sensível ou fraquezas.</w:t>
-      </w:r>
-    </w:p>
-    <w:bookmarkEnd w:id="97"/>
-    <w:bookmarkEnd w:id="98"/>
-    <w:bookmarkStart w:id="100" w:name="defectdojo"/>
-    <w:p>
-      <w:pPr>
-        <w:pStyle w:val="Heading1"/>
-      </w:pPr>
-      <w:r>
-        <w:t xml:space="preserve"># 24.10 DefectDojo</w:t>
-      </w:r>
-    </w:p>
-    <w:p>
-      <w:pPr>
-        <w:pStyle w:val="FirstParagraph"/>
-      </w:pPr>
-      <w:r>
-        <w:t xml:space="preserve">Objetivo: Encontrar ingestão, deduplicação, remediação e reteste. Projeto oficial:</w:t>
-      </w:r>
-      <w:r>
-        <w:t xml:space="preserve"> </w:t>
-      </w:r>
-      <w:hyperlink r:id="rId99">
-        <w:r>
-          <w:rPr>
-            <w:rStyle w:val="Hyperlink"/>
-          </w:rPr>
-          <w:t xml:space="preserve">DefectDojo</w:t>
-        </w:r>
-      </w:hyperlink>
-    </w:p>
-    <w:p>
-      <w:pPr>
-        <w:pStyle w:val="BodyText"/>
-      </w:pPr>
-      <w:r>
-        <w:t xml:space="preserve">Início rápido seguro: Crie um engajamento de teste, importe resultados seguros, valide a desduplicação, atribua proprietários e datas de vencimento, anexe prova e feche apenas após o reteste.</w:t>
-      </w:r>
-    </w:p>
-    <w:p>
-      <w:pPr>
-        <w:pStyle w:val="BodyText"/>
-      </w:pPr>
-      <w:r>
-        <w:t xml:space="preserve">Evidência para reter: aprovação e escopo, ferramenta/versão, configuração ou comando, data, população alvo, resultado bruto, validação do analista, limitação, achado, ação e reteste. Limitar o acesso porque os resultados podem expor arquitetura sensível ou fraquezas.</w:t>
-      </w:r>
-    </w:p>
-    <w:bookmarkEnd w:id="100"/>
-    <w:bookmarkStart w:id="102" w:name="wazuh"/>
-    <w:p>
-      <w:pPr>
-        <w:pStyle w:val="Heading1"/>
-      </w:pPr>
-      <w:r>
-        <w:t xml:space="preserve"># 24.11 Wazuh</w:t>
-      </w:r>
-    </w:p>
-    <w:p>
-      <w:pPr>
-        <w:pStyle w:val="FirstParagraph"/>
-      </w:pPr>
-      <w:r>
-        <w:t xml:space="preserve">Objetivo: Monitoramento de pontos finais, integridade do arquivo, análise de log e alertas. Projecto oficial:</w:t>
-      </w:r>
-      <w:r>
-        <w:t xml:space="preserve"> </w:t>
-      </w:r>
-      <w:hyperlink r:id="rId101">
-        <w:r>
-          <w:rPr>
-            <w:rStyle w:val="Hyperlink"/>
-          </w:rPr>
-          <w:t xml:space="preserve">Wazuh</w:t>
-        </w:r>
-      </w:hyperlink>
-    </w:p>
-    <w:p>
-      <w:pPr>
-        <w:pStyle w:val="BodyText"/>
-      </w:pPr>
-      <w:r>
-        <w:t xml:space="preserve">Início rápido e seguro: Inscreva-se em um endpoint de laboratório, produza um evento de teste inofensivo, confirme coleta e alerta, investigue e mantenha evidências de cobertura e resposta.</w:t>
-      </w:r>
-    </w:p>
-    <w:p>
-      <w:pPr>
-        <w:pStyle w:val="BodyText"/>
-      </w:pPr>
-      <w:r>
-        <w:t xml:space="preserve">Evidência para reter: aprovação e escopo, ferramenta/versão, configuração ou comando, data, população alvo, resultado bruto, validação do analista, limitação, achado, ação e reteste. Limitar o acesso porque os resultados podem expor arquitetura sensível ou fraquezas.</w:t>
-      </w:r>
-    </w:p>
-    <w:bookmarkEnd w:id="102"/>
-    <w:bookmarkStart w:id="104" w:name="keycloak"/>
-    <w:p>
-      <w:pPr>
-        <w:pStyle w:val="Heading1"/>
-      </w:pPr>
-      <w:r>
-        <w:t xml:space="preserve"># 24.12 Keycloak</w:t>
-      </w:r>
-    </w:p>
-    <w:p>
-      <w:pPr>
-        <w:pStyle w:val="FirstParagraph"/>
-      </w:pPr>
-      <w:r>
-        <w:t xml:space="preserve">Objetivo: Identidade, papéis, MFA, sessões e eventos. Projeto oficial:</w:t>
-      </w:r>
-      <w:r>
-        <w:t xml:space="preserve"> </w:t>
-      </w:r>
-      <w:hyperlink r:id="rId103">
-        <w:r>
-          <w:rPr>
-            <w:rStyle w:val="Hyperlink"/>
-          </w:rPr>
-          <w:t xml:space="preserve">Keycloak</w:t>
-        </w:r>
-      </w:hyperlink>
-    </w:p>
-    <w:p>
-      <w:pPr>
-        <w:pStyle w:val="BodyText"/>
-      </w:pPr>
-      <w:r>
-        <w:t xml:space="preserve">Início rápido seguro: Crie um reino de laboratório, configure papéis e MFA, teste casos de joiner-mover-leaver e o acesso do fornecedor expiração, em seguida, rever eventos.</w:t>
-      </w:r>
-    </w:p>
-    <w:p>
-      <w:pPr>
-        <w:pStyle w:val="BodyText"/>
-      </w:pPr>
-      <w:r>
-        <w:t xml:space="preserve">Evidência para reter: aprovação e escopo, ferramenta/versão, configuração ou comando, data, população alvo, resultado bruto, validação do analista, limitação, achado, ação e reteste. Limitar o acesso porque os resultados podem expor arquitetura sensível ou fraquezas.</w:t>
-      </w:r>
-    </w:p>
-    <w:bookmarkEnd w:id="104"/>
-    <w:bookmarkStart w:id="106" w:name="owasp-zap"/>
-    <w:p>
-      <w:pPr>
-        <w:pStyle w:val="Heading1"/>
-      </w:pPr>
-      <w:r>
-        <w:t xml:space="preserve"># 24.13 OWASP ZAP</w:t>
-      </w:r>
-    </w:p>
-    <w:p>
-      <w:pPr>
-        <w:pStyle w:val="FirstParagraph"/>
-      </w:pPr>
-      <w:r>
-        <w:t xml:space="preserve">Objetivo: Teste de aplicação web autorizado. Projecto oficial:</w:t>
-      </w:r>
-      <w:r>
-        <w:t xml:space="preserve"> </w:t>
-      </w:r>
-      <w:hyperlink r:id="rId105">
-        <w:r>
-          <w:rPr>
-            <w:rStyle w:val="Hyperlink"/>
-          </w:rPr>
-          <w:t xml:space="preserve">OWASP ZAP</w:t>
-        </w:r>
-      </w:hyperlink>
-    </w:p>
-    <w:p>
-      <w:pPr>
-        <w:pStyle w:val="BodyText"/>
-      </w:pPr>
-      <w:r>
-        <w:t xml:space="preserve">Início rápido seguro: Use um aplicativo de treinamento, tráfego proxy, rasteje passivamente, use a varredura ativa apenas com aprovação escrita, valide achados, corrija e reteste.</w:t>
-      </w:r>
-    </w:p>
-    <w:p>
-      <w:pPr>
-        <w:pStyle w:val="BodyText"/>
-      </w:pPr>
-      <w:r>
-        <w:t xml:space="preserve">Evidência para reter: aprovação e escopo, ferramenta/versão, configuração ou comando, data, população alvo, resultado bruto, validação do analista, limitação, achado, ação e reteste. Limitar o acesso porque os resultados podem expor arquitetura sensível ou fraquezas.</w:t>
-      </w:r>
-    </w:p>
-    <w:bookmarkEnd w:id="106"/>
-    <w:bookmarkStart w:id="108" w:name="greenbone-community-edition"/>
-    <w:p>
-      <w:pPr>
-        <w:pStyle w:val="Heading1"/>
-      </w:pPr>
-      <w:r>
-        <w:t xml:space="preserve"># 24.14 Greenbone Community Edition</w:t>
-      </w:r>
-    </w:p>
-    <w:p>
-      <w:pPr>
-        <w:pStyle w:val="FirstParagraph"/>
-      </w:pPr>
-      <w:r>
-        <w:t xml:space="preserve">Objetivo: Avaliação de vulnerabilidade autorizada. Projeto oficial:</w:t>
-      </w:r>
-      <w:r>
-        <w:t xml:space="preserve"> </w:t>
-      </w:r>
-      <w:hyperlink r:id="rId107">
-        <w:r>
-          <w:rPr>
-            <w:rStyle w:val="Hyperlink"/>
-          </w:rPr>
-          <w:t xml:space="preserve">Greenbone Community Edition</w:t>
-        </w:r>
-      </w:hyperlink>
-    </w:p>
-    <w:p>
-      <w:pPr>
-        <w:pStyle w:val="BodyText"/>
-      </w:pPr>
-      <w:r>
-        <w:t xml:space="preserve">Início rápido e seguro: Atualizar feeds, definir alvos de laboratório aprovados, usar credenciais seguras, rever cobertura, validar achados, corrigir e re-scan.</w:t>
-      </w:r>
-    </w:p>
-    <w:p>
-      <w:pPr>
-        <w:pStyle w:val="BodyText"/>
-      </w:pPr>
-      <w:r>
-        <w:t xml:space="preserve">Evidência para reter: aprovação e escopo, ferramenta/versão, configuração ou comando, data, população alvo, resultado bruto, validação do analista, limitação, achado, ação e reteste. Limitar o acesso porque os resultados podem expor arquitetura sensível ou fraquezas.</w:t>
-      </w:r>
-    </w:p>
-    <w:bookmarkEnd w:id="108"/>
-    <w:bookmarkStart w:id="110" w:name="nmap"/>
-    <w:p>
-      <w:pPr>
-        <w:pStyle w:val="Heading1"/>
-      </w:pPr>
-      <w:r>
-        <w:t xml:space="preserve"># 24.15 Nmap</w:t>
-      </w:r>
-    </w:p>
-    <w:p>
-      <w:pPr>
-        <w:pStyle w:val="FirstParagraph"/>
-      </w:pPr>
-      <w:r>
-        <w:t xml:space="preserve">Objetivo: Serviço autorizado e descoberta de ativos. Projeto oficial:</w:t>
-      </w:r>
-      <w:r>
-        <w:t xml:space="preserve"> </w:t>
-      </w:r>
-      <w:hyperlink r:id="rId109">
-        <w:r>
-          <w:rPr>
-            <w:rStyle w:val="Hyperlink"/>
-          </w:rPr>
-          <w:t xml:space="preserve">Nmap</w:t>
-        </w:r>
-      </w:hyperlink>
-    </w:p>
-    <w:p>
-      <w:pPr>
-        <w:pStyle w:val="BodyText"/>
-      </w:pPr>
-      <w:r>
-        <w:t xml:space="preserve">Início rápido seguro: Analise apenas faixas autorizadas por escrito com opções limitadas, compare resultados com inventário, investigue serviços desconhecidos e preserve o escopo e as evidências de comando.</w:t>
-      </w:r>
-    </w:p>
-    <w:p>
-      <w:pPr>
-        <w:pStyle w:val="BodyText"/>
-      </w:pPr>
-      <w:r>
-        <w:t xml:space="preserve">Evidência para reter: aprovação e escopo, ferramenta/versão, configuração ou comando, data, população alvo, resultado bruto, validação do analista, limitação, achado, ação e reteste. Limitar o acesso porque os resultados podem expor arquitetura sensível ou fraquezas.</w:t>
-      </w:r>
-    </w:p>
-    <w:bookmarkEnd w:id="110"/>
-    <w:bookmarkStart w:id="112" w:name="open-policy-agent"/>
-    <w:p>
-      <w:pPr>
-        <w:pStyle w:val="Heading1"/>
-      </w:pPr>
-      <w:r>
-        <w:t xml:space="preserve"># 24.16 Open Policy Agent</w:t>
-      </w:r>
-    </w:p>
-    <w:p>
-      <w:pPr>
-        <w:pStyle w:val="FirstParagraph"/>
-      </w:pPr>
-      <w:r>
-        <w:t xml:space="preserve">Objetivo: Decisões de política como código. Projeto oficial:</w:t>
-      </w:r>
-      <w:r>
-        <w:t xml:space="preserve"> </w:t>
-      </w:r>
-      <w:hyperlink r:id="rId111">
-        <w:r>
-          <w:rPr>
-            <w:rStyle w:val="Hyperlink"/>
-          </w:rPr>
-          <w:t xml:space="preserve">Open Policy Agent</w:t>
-        </w:r>
-      </w:hyperlink>
-    </w:p>
-    <w:p>
-      <w:pPr>
-        <w:pStyle w:val="BodyText"/>
-      </w:pPr>
-      <w:r>
-        <w:t xml:space="preserve">Início rápido seguro: Escreva uma política de laboratório pequena para um atributo fornecedor aprovado, teste permitir e negar casos, alterações de revisão por pares, decisões de log e manter aprovação de exceção humana.</w:t>
-      </w:r>
-    </w:p>
-    <w:p>
-      <w:pPr>
-        <w:pStyle w:val="BodyText"/>
-      </w:pPr>
-      <w:r>
-        <w:t xml:space="preserve">Evidência para reter: aprovação e escopo, ferramenta/versão, configuração ou comando, data, população alvo, resultado bruto, validação do analista, limitação, achado, ação e reteste. Limitar o acesso porque os resultados podem expor arquitetura sensível ou fraquezas.</w:t>
-      </w:r>
-    </w:p>
-    <w:bookmarkEnd w:id="112"/>
-    <w:bookmarkStart w:id="115" w:name="manual-de-tprm-para-gerentes"/>
-    <w:p>
-      <w:pPr>
-        <w:pStyle w:val="Heading1"/>
-      </w:pPr>
-      <w:r>
-        <w:t xml:space="preserve">25. Manual de TPRM para gerentes</w:t>
-      </w:r>
-    </w:p>
-    <w:p>
-      <w:pPr>
-        <w:numPr>
-          <w:ilvl w:val="0"/>
-          <w:numId w:val="1038"/>
-        </w:numPr>
-      </w:pPr>
-      <w:r>
-        <w:t xml:space="preserve">Os gestores tornam o programa real, definindo prioridades, resolvendo conflitos, financiando tratamento e desafiando evidências.*</w:t>
-      </w:r>
-    </w:p>
-    <w:p>
-      <w:pPr>
-        <w:numPr>
-          <w:ilvl w:val="0"/>
-          <w:numId w:val="1038"/>
-        </w:numPr>
-        <w:pStyle w:val="Heading2"/>
-      </w:pPr>
-      <w:bookmarkStart w:id="113" w:name="Xb56cd5a87bf42f1975f9050a867341e00622698"/>
-      <w:r>
-        <w:t xml:space="preserve">** Área do tabuleiro** ** Pergunta do gestor** ** Escalar quando**</w:t>
-      </w:r>
-      <w:bookmarkEnd w:id="113"/>
-    </w:p>
-    <w:p>
-      <w:pPr>
-        <w:numPr>
-          <w:ilvl w:val="0"/>
-          <w:numId w:val="1000"/>
-        </w:numPr>
-      </w:pPr>
-      <w:r>
-        <w:t xml:space="preserve">• Inventário • Conhecemos cada fornecedor ativo, proprietário, serviço, caminho de dados e dependência? □ Serviço crítico desconhecido ou proprietário órfão</w:t>
-      </w:r>
-      <w:r>
-        <w:t xml:space="preserve"> </w:t>
-      </w:r>
-      <w:r>
-        <w:t xml:space="preserve">• Avaliação □ As decisões de alto risco são concluídas antes do compromisso? □ Compra, acesso ou transferência de dados bypassed review</w:t>
-      </w:r>
-      <w:r>
-        <w:t xml:space="preserve"> </w:t>
-      </w:r>
-      <w:r>
-        <w:t xml:space="preserve">□ Evidência □ A garantia cobre o serviço e o período exatos? • Gap material, exceção, escopo fraco, ou relatório velho</w:t>
-      </w:r>
-      <w:r>
-        <w:t xml:space="preserve"> </w:t>
-      </w:r>
-      <w:r>
-        <w:t xml:space="preserve">Contratos Os requisitos do material são assinados e os desvios são aprovados? Cláusula crítica ausente ou inexequível</w:t>
-      </w:r>
-      <w:r>
-        <w:t xml:space="preserve"> </w:t>
-      </w:r>
-      <w:r>
-        <w:t xml:space="preserve">Resultados Quem tem problemas graves e atrasados? O risco grave carece de protecção ou decisão provisória</w:t>
-      </w:r>
-      <w:r>
-        <w:t xml:space="preserve"> </w:t>
-      </w:r>
-      <w:r>
-        <w:t xml:space="preserve">Incidentes Podemos entrar em contato e coordenar com fornecedores críticos agora? Contatos, relógios ou papéis não testados</w:t>
-      </w:r>
-      <w:r>
-        <w:t xml:space="preserve"> </w:t>
-      </w:r>
-      <w:r>
-        <w:t xml:space="preserve">• Concentração Onde poderia um evento interromper vários serviços críticos? • A concentração inevitável carece de contingência</w:t>
-      </w:r>
-      <w:r>
-        <w:t xml:space="preserve"> </w:t>
-      </w:r>
-      <w:r>
-        <w:t xml:space="preserve">□ Sair □ Podemos recuperar dados e substituir o serviço a tempo? □ Nenhum caminho de exportação, alternativa ou eliminação testado</w:t>
-      </w:r>
-    </w:p>
-    <w:bookmarkStart w:id="114" w:name="ritmo-operacional-de-gestão"/>
-    <w:p>
-      <w:pPr>
-        <w:pStyle w:val="Heading2"/>
-      </w:pPr>
-      <w:r>
-        <w:t xml:space="preserve">25.1 Ritmo operacional de gestão</w:t>
-      </w:r>
-    </w:p>
-    <w:p>
-      <w:pPr>
-        <w:pStyle w:val="FirstParagraph"/>
-      </w:pPr>
-      <w:r>
-        <w:t xml:space="preserve">Mensal: revisão de mudanças críticas, achados graves, incidentes, bypass, trabalho atrasado e concentração.</w:t>
-      </w:r>
-    </w:p>
-    <w:p>
-      <w:pPr>
-        <w:pStyle w:val="BodyText"/>
-      </w:pPr>
-      <w:r>
-        <w:t xml:space="preserve">Trimestralmente: desafiar cobertura de alta qualidade, progresso do tratamento, falhas de contrato, qualidade de monitoramento e prontidão para sair.</w:t>
-      </w:r>
-    </w:p>
-    <w:p>
-      <w:pPr>
-        <w:pStyle w:val="BodyText"/>
-      </w:pPr>
-      <w:r>
-        <w:t xml:space="preserve">Pelo menos anualmente: estratégia de revisão, apetite, nivelamento, métodos, recursos, grandes dependências, exercícios, métricas e melhoria do programa.</w:t>
-      </w:r>
-    </w:p>
-    <w:p>
-      <w:pPr>
-        <w:pStyle w:val="BodyText"/>
-      </w:pPr>
-      <w:r>
-        <w:t xml:space="preserve">Na renovação ou mudança material: reavaliar antes de novo compromisso, não após assinatura.</w:t>
-      </w:r>
-    </w:p>
-    <w:p>
-      <w:pPr>
-        <w:pStyle w:val="BodyText"/>
-      </w:pPr>
-      <w:r>
-        <w:t xml:space="preserve">Perguntas que importam: O que pode falhar? Quem é afectado? Que evidência apóia a conclusão? O que permanece incerto? Quem deve agir quando? Como é que sabemos que a solução funcionou? □</w:t>
-      </w:r>
-      <w:r>
-        <w:t xml:space="preserve"> </w:t>
-      </w:r>
-      <w:r>
-        <w:t xml:space="preserve">□——————————————————————————————————————————————————————————————————————————————————————-</w:t>
       </w:r>
     </w:p>
     <w:bookmarkEnd w:id="114"/>
     <w:bookmarkEnd w:id="115"/>
-    <w:bookmarkStart w:id="116" w:name="guia-de-carreira-do-analista-júnior"/>
+    <w:bookmarkStart w:id="117" w:name="grype"/>
     <w:p>
       <w:pPr>
         <w:pStyle w:val="Heading1"/>
       </w:pPr>
       <w:r>
-        <w:t xml:space="preserve">26. Guia de Carreira do Analista Júnior</w:t>
-      </w:r>
-    </w:p>
-    <w:p>
-      <w:pPr>
-        <w:numPr>
-          <w:ilvl w:val="0"/>
-          <w:numId w:val="1039"/>
-        </w:numPr>
-        <w:pStyle w:val="Compact"/>
-      </w:pPr>
-      <w:r>
-        <w:t xml:space="preserve">Os analistas juniores criam valor produzindo inventários precisos, revisões de evidências, descobertas e acompanhamento.*</w:t>
+        <w:t xml:space="preserve"># 24.5 Grype</w:t>
       </w:r>
     </w:p>
     <w:p>
       <w:pPr>
         <w:pStyle w:val="FirstParagraph"/>
       </w:pPr>
-    </w:p>
-    <w:p>
-      <w:pPr>
-        <w:pStyle w:val="BodyText"/>
-      </w:pPr>
-      <w:r>
-        <w:t xml:space="preserve">Figura 10. Caminho de analista de TPRM júnior</w:t>
-      </w:r>
-    </w:p>
-    <w:bookmarkEnd w:id="116"/>
-    <w:bookmarkStart w:id="117" w:name="títulos-comuns"/>
+      <w:r>
+        <w:t xml:space="preserve">Objetivo: Varredura de vulnerabilidade para imagens e SBOMs. Projeto oficial:</w:t>
+      </w:r>
+      <w:r>
+        <w:t xml:space="preserve"> </w:t>
+      </w:r>
+      <w:hyperlink r:id="rId116">
+        <w:r>
+          <w:rPr>
+            <w:rStyle w:val="Hyperlink"/>
+          </w:rPr>
+          <w:t xml:space="preserve">Grype</w:t>
+        </w:r>
+      </w:hyperlink>
+    </w:p>
+    <w:p>
+      <w:pPr>
+        <w:pStyle w:val="BodyText"/>
+      </w:pPr>
+      <w:r>
+        <w:t xml:space="preserve">Início rápido e seguro: Examine a imagem do laboratório ou sua SBOM, valide resultados importantes, identifique versões fixas, corrija e reescane.</w:t>
+      </w:r>
+    </w:p>
+    <w:p>
+      <w:pPr>
+        <w:pStyle w:val="BodyText"/>
+      </w:pPr>
+      <w:r>
+        <w:t xml:space="preserve">Evidência para reter: aprovação e escopo, ferramenta/versão, configuração ou comando, data, população alvo, resultado bruto, validação do analista, limitação, achado, ação e reteste. Limitar o acesso porque os resultados podem expor arquitetura sensível ou fraquezas.</w:t>
+      </w:r>
+    </w:p>
+    <w:bookmarkEnd w:id="117"/>
+    <w:bookmarkStart w:id="119" w:name="trivy"/>
     <w:p>
       <w:pPr>
         <w:pStyle w:val="Heading1"/>
       </w:pPr>
       <w:r>
-        <w:t xml:space="preserve"># 26.1 Títulos comuns</w:t>
+        <w:t xml:space="preserve"># 24.6 Trivy</w:t>
       </w:r>
     </w:p>
     <w:p>
@@ -5536,73 +5286,44 @@
         <w:pStyle w:val="FirstParagraph"/>
       </w:pPr>
       <w:r>
-        <w:t xml:space="preserve">Analista de Riscos de Terceiros</w:t>
-      </w:r>
-    </w:p>
-    <w:p>
-      <w:pPr>
-        <w:pStyle w:val="BodyText"/>
-      </w:pPr>
-      <w:r>
-        <w:t xml:space="preserve">Analista de Risco do Fornecedor</w:t>
-      </w:r>
-    </w:p>
-    <w:p>
-      <w:pPr>
-        <w:pStyle w:val="BodyText"/>
-      </w:pPr>
-      <w:r>
-        <w:t xml:space="preserve">Analisador de cadeia de abastecimento cibernético</w:t>
-      </w:r>
-    </w:p>
-    <w:p>
-      <w:pPr>
-        <w:pStyle w:val="BodyText"/>
-      </w:pPr>
-      <w:r>
-        <w:t xml:space="preserve">GRC Analisador</w:t>
-      </w:r>
-    </w:p>
-    <w:p>
-      <w:pPr>
-        <w:pStyle w:val="BodyText"/>
-      </w:pPr>
-      <w:r>
-        <w:t xml:space="preserve">Analista de Garantia de Segurança</w:t>
-      </w:r>
-    </w:p>
-    <w:p>
-      <w:pPr>
-        <w:pStyle w:val="BodyText"/>
-      </w:pPr>
-      <w:r>
-        <w:t xml:space="preserve">Análise de risco ou conformidade de TI</w:t>
-      </w:r>
-    </w:p>
-    <w:p>
-      <w:pPr>
-        <w:pStyle w:val="BodyText"/>
-      </w:pPr>
-      <w:r>
-        <w:t xml:space="preserve">Analista de Segurança do Fornecedor</w:t>
-      </w:r>
-    </w:p>
-    <w:p>
-      <w:pPr>
-        <w:pStyle w:val="BodyText"/>
-      </w:pPr>
-      <w:r>
-        <w:t xml:space="preserve">Analisador de cadeia de fornecimento de software</w:t>
-      </w:r>
-    </w:p>
-    <w:bookmarkEnd w:id="117"/>
-    <w:bookmarkStart w:id="119" w:name="trabalho-júnior-típico"/>
+        <w:t xml:space="preserve">Objetivo: Repositório, imagem, dependência, segredo e verificação de IAC. Projeto oficial:</w:t>
+      </w:r>
+      <w:r>
+        <w:t xml:space="preserve"> </w:t>
+      </w:r>
+      <w:hyperlink r:id="rId118">
+        <w:r>
+          <w:rPr>
+            <w:rStyle w:val="Hyperlink"/>
+          </w:rPr>
+          <w:t xml:space="preserve">Trivy</w:t>
+        </w:r>
+      </w:hyperlink>
+    </w:p>
+    <w:p>
+      <w:pPr>
+        <w:pStyle w:val="BodyText"/>
+      </w:pPr>
+      <w:r>
+        <w:t xml:space="preserve">Início rápido seguro: Analise apenas repositórios ou imagens aprovados, escopo de revisão e falsos positivos, achados corretos, exceções de documentos e reescane em CI.</w:t>
+      </w:r>
+    </w:p>
+    <w:p>
+      <w:pPr>
+        <w:pStyle w:val="BodyText"/>
+      </w:pPr>
+      <w:r>
+        <w:t xml:space="preserve">Evidência para reter: aprovação e escopo, ferramenta/versão, configuração ou comando, data, população alvo, resultado bruto, validação do analista, limitação, achado, ação e reteste. Limitar o acesso porque os resultados podem expor arquitetura sensível ou fraquezas.</w:t>
+      </w:r>
+    </w:p>
+    <w:bookmarkEnd w:id="119"/>
+    <w:bookmarkStart w:id="121" w:name="openssf-scorecard"/>
     <w:p>
       <w:pPr>
         <w:pStyle w:val="Heading1"/>
       </w:pPr>
       <w:r>
-        <w:t xml:space="preserve"># 26.2 Trabalho júnior típico</w:t>
+        <w:t xml:space="preserve"># 24.7 OpenSSF Scorecard</w:t>
       </w:r>
     </w:p>
     <w:p>
@@ -5610,72 +5331,88 @@
         <w:pStyle w:val="FirstParagraph"/>
       </w:pPr>
       <w:r>
-        <w:t xml:space="preserve">Reveja formulários de admissão e concilie inventários de fornecedores.</w:t>
-      </w:r>
-    </w:p>
-    <w:p>
-      <w:pPr>
-        <w:pStyle w:val="BodyText"/>
-      </w:pPr>
-      <w:r>
-        <w:t xml:space="preserve">Classificar fornecedores utilizando critérios aprovados e intensificar fatos de alto risco não claros.</w:t>
-      </w:r>
-    </w:p>
-    <w:p>
-      <w:pPr>
-        <w:pStyle w:val="BodyText"/>
-      </w:pPr>
-      <w:r>
-        <w:t xml:space="preserve">Solicitar, rastrear e organizar provas sem alterar os registos de origem.</w:t>
-      </w:r>
-    </w:p>
-    <w:p>
-      <w:pPr>
-        <w:pStyle w:val="BodyText"/>
-      </w:pPr>
-      <w:r>
-        <w:t xml:space="preserve">Leia relatórios SOC 2, certificados, políticas, diagramas, resumos de testes e evidências de resiliência.</w:t>
-      </w:r>
-    </w:p>
-    <w:p>
-      <w:pPr>
-        <w:pStyle w:val="BodyText"/>
-      </w:pPr>
-      <w:r>
-        <w:t xml:space="preserve">Escrever os resultados dos critérios-condição-risco-ação e corrigir o seguimento através do reteste.</w:t>
-      </w:r>
-    </w:p>
-    <w:p>
-      <w:pPr>
-        <w:pStyle w:val="BodyText"/>
-      </w:pPr>
-      <w:r>
-        <w:t xml:space="preserve">Manter o requisito de contrato, subprocessador, contato incidente, reavaliação, renovação e registros de saída.</w:t>
-      </w:r>
-    </w:p>
-    <w:p>
-      <w:pPr>
-        <w:pStyle w:val="BodyText"/>
-      </w:pPr>
-      <w:r>
-        <w:t xml:space="preserve">Use ferramentas autorizadas em laboratórios ou ambientes aprovados e explique limitações.</w:t>
-      </w:r>
-    </w:p>
-    <w:p>
-      <w:pPr>
-        <w:pStyle w:val="BodyText"/>
-      </w:pPr>
-      <w:r>
-        <w:t xml:space="preserve">Preparar resumos claros do gestor sem reivindicar certeza para além dos elementos de prova.</w:t>
-      </w:r>
-    </w:p>
-    <w:bookmarkStart w:id="118" w:name="competência-comprovação-de-portfólio"/>
+        <w:t xml:space="preserve">Objetivo: Sinais sobre práticas de segurança de projetos de código aberto. Projeto oficial:</w:t>
+      </w:r>
+      <w:r>
+        <w:t xml:space="preserve"> </w:t>
+      </w:r>
+      <w:hyperlink r:id="rId120">
+        <w:r>
+          <w:rPr>
+            <w:rStyle w:val="Hyperlink"/>
+          </w:rPr>
+          <w:t xml:space="preserve">OpenSSF Scorecard</w:t>
+        </w:r>
+      </w:hyperlink>
+    </w:p>
+    <w:p>
+      <w:pPr>
+        <w:pStyle w:val="BodyText"/>
+      </w:pPr>
+      <w:r>
+        <w:t xml:space="preserve">Início rápido seguro: Revise um projeto público ou um repositório autorizado, entenda cada verificação, verifique sinais importantes manualmente e não trate a pontuação como prova de segurança.</w:t>
+      </w:r>
+    </w:p>
+    <w:p>
+      <w:pPr>
+        <w:pStyle w:val="BodyText"/>
+      </w:pPr>
+      <w:r>
+        <w:t xml:space="preserve">Evidência para reter: aprovação e escopo, ferramenta/versão, configuração ou comando, data, população alvo, resultado bruto, validação do analista, limitação, achado, ação e reteste. Limitar o acesso porque os resultados podem expor arquitetura sensível ou fraquezas.</w:t>
+      </w:r>
+    </w:p>
+    <w:bookmarkEnd w:id="121"/>
+    <w:bookmarkStart w:id="125" w:name="guac"/>
+    <w:p>
+      <w:pPr>
+        <w:pStyle w:val="Heading1"/>
+      </w:pPr>
+      <w:r>
+        <w:t xml:space="preserve"># 24.8 GUAC</w:t>
+      </w:r>
+    </w:p>
+    <w:p>
+      <w:pPr>
+        <w:pStyle w:val="FirstParagraph"/>
+      </w:pPr>
+      <w:r>
+        <w:t xml:space="preserve">Objetivo: Graphing software supply-chain metadados. Projeto oficial:</w:t>
+      </w:r>
+      <w:r>
+        <w:t xml:space="preserve"> </w:t>
+      </w:r>
+      <w:hyperlink r:id="rId122">
+        <w:r>
+          <w:rPr>
+            <w:rStyle w:val="Hyperlink"/>
+          </w:rPr>
+          <w:t xml:space="preserve">GUAC</w:t>
+        </w:r>
+      </w:hyperlink>
+    </w:p>
+    <w:p>
+      <w:pPr>
+        <w:pStyle w:val="BodyText"/>
+      </w:pPr>
+      <w:r>
+        <w:t xml:space="preserve">Início rápido e seguro: Carregue os metadados SBOM e vulnerabilidade aprovados em um laboratório, consulte as relações de componentes, verifique a proveniência e proteja o gráfico, pois ele pode revelar a arquitetura.</w:t>
+      </w:r>
+    </w:p>
+    <w:p>
+      <w:pPr>
+        <w:pStyle w:val="BodyText"/>
+      </w:pPr>
+      <w:r>
+        <w:t xml:space="preserve">Evidência para reter: aprovação e escopo, ferramenta/versão, configuração ou comando, data, população alvo, resultado bruto, validação do analista, limitação, achado, ação e reteste. Limitar o acesso porque os resultados podem expor arquitetura sensível ou fraquezas.</w:t>
+      </w:r>
+    </w:p>
+    <w:bookmarkStart w:id="124" w:name="osv-scanner"/>
     <w:p>
       <w:pPr>
         <w:pStyle w:val="Heading2"/>
       </w:pPr>
       <w:r>
-        <w:t xml:space="preserve">Competência** Comprovação de Portfólio**</w:t>
+        <w:t xml:space="preserve">24.9 OSV-Scanner</w:t>
       </w:r>
     </w:p>
     <w:p>
@@ -5683,66 +5420,45 @@
         <w:pStyle w:val="FirstParagraph"/>
       </w:pPr>
       <w:r>
-        <w:t xml:space="preserve">□ Ciclo de vida □ Registro do fornecedor da ingestão através da saída □</w:t>
-      </w:r>
-      <w:r>
-        <w:t xml:space="preserve"> </w:t>
-      </w:r>
-      <w:r>
-        <w:t xml:space="preserve">□ Provas</w:t>
-      </w:r>
-      <w:r>
-        <w:t xml:space="preserve"> </w:t>
-      </w:r>
-      <w:r>
-        <w:t xml:space="preserve">Risco Três avaliações baseadas em cenários com incerteza</w:t>
-      </w:r>
-      <w:r>
-        <w:t xml:space="preserve"> </w:t>
-      </w:r>
-      <w:r>
-        <w:t xml:space="preserve">• Alfabetização técnica; análise de vulnerabilidade de um projecto de formação;</w:t>
-      </w:r>
-      <w:r>
-        <w:t xml:space="preserve"> </w:t>
-      </w:r>
-      <w:r>
-        <w:t xml:space="preserve">□ Escrita □ Encontrando, resumo do gerente, lacuna do contrato, e reteste memorando</w:t>
-      </w:r>
-      <w:r>
-        <w:t xml:space="preserve"> </w:t>
-      </w:r>
-      <w:r>
-        <w:t xml:space="preserve">Os dados do painel com populações e cálculos definidos</w:t>
-      </w:r>
-      <w:r>
-        <w:t xml:space="preserve"> </w:t>
-      </w:r>
-      <w:r>
-        <w:t xml:space="preserve">Ético, autorização escrita, dados sintéticos, redação e limitações honestas</w:t>
-      </w:r>
-    </w:p>
-    <w:bookmarkEnd w:id="118"/>
-    <w:bookmarkEnd w:id="119"/>
-    <w:bookmarkStart w:id="120" w:name="laboratório-fictício-e-portfólio"/>
+        <w:t xml:space="preserve">Objetivo: Verificações de vulnerabilidade conhecidas para dependências. Projeto oficial:</w:t>
+      </w:r>
+      <w:r>
+        <w:t xml:space="preserve"> </w:t>
+      </w:r>
+      <w:hyperlink r:id="rId123">
+        <w:r>
+          <w:rPr>
+            <w:rStyle w:val="Hyperlink"/>
+          </w:rPr>
+          <w:t xml:space="preserve">OSV-Scanner</w:t>
+        </w:r>
+      </w:hyperlink>
+    </w:p>
+    <w:p>
+      <w:pPr>
+        <w:pStyle w:val="BodyText"/>
+      </w:pPr>
+      <w:r>
+        <w:t xml:space="preserve">Início rápido seguro: Examine um arquivo de bloqueio, repositório, imagem ou SBOM autorizado; valide a aplicabilidade; atualize ou mitigue; e preserve resultados antes e depois.</w:t>
+      </w:r>
+    </w:p>
+    <w:p>
+      <w:pPr>
+        <w:pStyle w:val="BodyText"/>
+      </w:pPr>
+      <w:r>
+        <w:t xml:space="preserve">Evidência para reter: aprovação e escopo, ferramenta/versão, configuração ou comando, data, população alvo, resultado bruto, validação do analista, limitação, achado, ação e reteste. Limitar o acesso porque os resultados podem expor arquitetura sensível ou fraquezas.</w:t>
+      </w:r>
+    </w:p>
+    <w:bookmarkEnd w:id="124"/>
+    <w:bookmarkEnd w:id="125"/>
+    <w:bookmarkStart w:id="127" w:name="defectdojo"/>
     <w:p>
       <w:pPr>
         <w:pStyle w:val="Heading1"/>
       </w:pPr>
       <w:r>
-        <w:t xml:space="preserve">27. Laboratório Fictício e Portfólio</w:t>
-      </w:r>
-    </w:p>
-    <w:p>
-      <w:pPr>
-        <w:numPr>
-          <w:ilvl w:val="0"/>
-          <w:numId w:val="1040"/>
-        </w:numPr>
-        <w:pStyle w:val="Compact"/>
-      </w:pPr>
-      <w:r>
-        <w:t xml:space="preserve">Construir um portfólio seguro com uma empresa fictícia, fornecedores sintéticos e laboratórios técnicos isolados.*</w:t>
+        <w:t xml:space="preserve"># 24.10 DefectDojo</w:t>
       </w:r>
     </w:p>
     <w:p>
@@ -5750,123 +5466,44 @@
         <w:pStyle w:val="FirstParagraph"/>
       </w:pPr>
       <w:r>
-        <w:t xml:space="preserve">Regra do laboratório:** Nunca escaneie ou teste alvos públicos, empregadores, fornecedores ou contas sem autorização escrita. Utilizar dados sintéticos e sistemas de formação intencionalmente vulneráveis. Não publicar segredos ou resultados sensíveis.</w:t>
-      </w:r>
-      <w:r>
-        <w:t xml:space="preserve"> </w:t>
-      </w:r>
-      <w:r>
-        <w:t xml:space="preserve">□————————————————————————————————————————————————————————————————————————————————————————————————————————————————–</w:t>
-      </w:r>
-    </w:p>
-    <w:p>
-      <w:pPr>
-        <w:numPr>
-          <w:ilvl w:val="0"/>
-          <w:numId w:val="1041"/>
-        </w:numPr>
-      </w:pPr>
-      <w:r>
-        <w:t xml:space="preserve">Crie uma empresa fictícia de 75 pessoas com dados de clientes, serviços de nuvem, equipe remota, uma função de pagamento e um piloto de IA.</w:t>
-      </w:r>
-    </w:p>
-    <w:p>
-      <w:pPr>
-        <w:numPr>
-          <w:ilvl w:val="0"/>
-          <w:numId w:val="1041"/>
-        </w:numPr>
-      </w:pPr>
-      <w:r>
-        <w:t xml:space="preserve">Crie dez fornecedores fictícios e um inventário completo com proprietários, dados, acesso, dependências, datas de contrato e níveis.</w:t>
-      </w:r>
-    </w:p>
-    <w:p>
-      <w:pPr>
-        <w:numPr>
-          <w:ilvl w:val="0"/>
-          <w:numId w:val="1041"/>
-        </w:numPr>
-      </w:pPr>
-      <w:r>
-        <w:t xml:space="preserve">Escreva os registros de entrada e de risco inerente para um CRM em nuvem, provedor de TI gerenciado, serviço de folha de pagamento, biblioteca de software e assistente de IA.</w:t>
-      </w:r>
-    </w:p>
-    <w:p>
-      <w:pPr>
-        <w:numPr>
-          <w:ilvl w:val="0"/>
-          <w:numId w:val="1041"/>
-        </w:numPr>
-      </w:pPr>
-      <w:r>
-        <w:t xml:space="preserve">Criar SOC sintético 2, certificado ISO, resumo caneta-teste, política, fluxo de dados e fatos de recuperação-teste; escopo do documento e lacunas.</w:t>
-      </w:r>
-    </w:p>
-    <w:p>
-      <w:pPr>
-        <w:numPr>
-          <w:ilvl w:val="0"/>
-          <w:numId w:val="1041"/>
-        </w:numPr>
-      </w:pPr>
-      <w:r>
-        <w:t xml:space="preserve">Escreva três avaliações de due-diligence usando os cinco componentes NIST SP 1326.</w:t>
-      </w:r>
-    </w:p>
-    <w:p>
-      <w:pPr>
-        <w:numPr>
-          <w:ilvl w:val="0"/>
-          <w:numId w:val="1041"/>
-        </w:numPr>
-      </w:pPr>
-      <w:r>
-        <w:t xml:space="preserve">Construa um registro de risco, planos de tratamento, exceção, checklist de contrato, checklist de integração e calendário de monitoramento.</w:t>
-      </w:r>
-    </w:p>
-    <w:p>
-      <w:pPr>
-        <w:numPr>
-          <w:ilvl w:val="0"/>
-          <w:numId w:val="1041"/>
-        </w:numPr>
-      </w:pPr>
-      <w:r>
-        <w:t xml:space="preserve">Gerar um SBOM para um projeto de treinamento autorizado com Syft ou CycloneDX; analisá-lo com Grype, Trivy, OSV-Scanner, ou Dependência-Track.</w:t>
-      </w:r>
-    </w:p>
-    <w:p>
-      <w:pPr>
-        <w:numPr>
-          <w:ilvl w:val="0"/>
-          <w:numId w:val="1041"/>
-        </w:numPr>
-      </w:pPr>
-      <w:r>
-        <w:t xml:space="preserve">Crie um mapa de concentração de quarta parte e uma matriz de responsabilidade compartilhada na nuvem.</w:t>
-      </w:r>
-    </w:p>
-    <w:p>
-      <w:pPr>
-        <w:numPr>
-          <w:ilvl w:val="0"/>
-          <w:numId w:val="1041"/>
-        </w:numPr>
-      </w:pPr>
-      <w:r>
-        <w:t xml:space="preserve">Execute uma mesa de quebra de fornecedor e um exercício de interrupção/saída do fornecedor.</w:t>
-      </w:r>
-    </w:p>
-    <w:p>
-      <w:pPr>
-        <w:numPr>
-          <w:ilvl w:val="0"/>
-          <w:numId w:val="1041"/>
-        </w:numPr>
-      </w:pPr>
-      <w:r>
-        <w:t xml:space="preserve">Publicar trabalhos higiénicos, um painel, e um relatório de gerente de uma página claramente rotulado de ficção e educacional.</w:t>
+        <w:t xml:space="preserve">Objetivo: Encontrar ingestão, deduplicação, remediação e reteste. Projeto oficial:</w:t>
+      </w:r>
+      <w:r>
+        <w:t xml:space="preserve"> </w:t>
+      </w:r>
+      <w:hyperlink r:id="rId126">
+        <w:r>
+          <w:rPr>
+            <w:rStyle w:val="Hyperlink"/>
+          </w:rPr>
+          <w:t xml:space="preserve">DefectDojo</w:t>
+        </w:r>
+      </w:hyperlink>
+    </w:p>
+    <w:p>
+      <w:pPr>
+        <w:pStyle w:val="BodyText"/>
+      </w:pPr>
+      <w:r>
+        <w:t xml:space="preserve">Início rápido seguro: Crie um engajamento de teste, importe resultados seguros, valide a desduplicação, atribua proprietários e datas de vencimento, anexe prova e feche apenas após o reteste.</w:t>
+      </w:r>
+    </w:p>
+    <w:p>
+      <w:pPr>
+        <w:pStyle w:val="BodyText"/>
+      </w:pPr>
+      <w:r>
+        <w:t xml:space="preserve">Evidência para reter: aprovação e escopo, ferramenta/versão, configuração ou comando, data, população alvo, resultado bruto, validação do analista, limitação, achado, ação e reteste. Limitar o acesso porque os resultados podem expor arquitetura sensível ou fraquezas.</w:t>
+      </w:r>
+    </w:p>
+    <w:bookmarkEnd w:id="127"/>
+    <w:bookmarkStart w:id="129" w:name="wazuh"/>
+    <w:p>
+      <w:pPr>
+        <w:pStyle w:val="Heading1"/>
+      </w:pPr>
+      <w:r>
+        <w:t xml:space="preserve"># 24.11 Wazuh</w:t>
       </w:r>
     </w:p>
     <w:p>
@@ -5874,103 +5511,295 @@
         <w:pStyle w:val="FirstParagraph"/>
       </w:pPr>
       <w:r>
-        <w:t xml:space="preserve">Artifacto** Artifacto** O que demonstra**</w:t>
-      </w:r>
-      <w:r>
-        <w:t xml:space="preserve"> </w:t>
-      </w:r>
-      <w:r>
-        <w:t xml:space="preserve">(————————</w:t>
-      </w:r>
-      <w:r>
-        <w:t xml:space="preserve"> </w:t>
-      </w:r>
-      <w:r>
-        <w:t xml:space="preserve">Inventário do fornecedor e nivelamento</w:t>
-      </w:r>
-      <w:r>
-        <w:t xml:space="preserve"> </w:t>
-      </w:r>
-      <w:r>
-        <w:t xml:space="preserve">□ Memo de Due-diligence; Investigação, qualidade de evidência e decisão fundamentada;</w:t>
-      </w:r>
-      <w:r>
-        <w:t xml:space="preserve"> </w:t>
-      </w:r>
-      <w:r>
-        <w:t xml:space="preserve">• Revisão do seguro □ Âmbito, período, exceções, CUECs e limitações</w:t>
-      </w:r>
-      <w:r>
-        <w:t xml:space="preserve"> </w:t>
-      </w:r>
-      <w:r>
-        <w:t xml:space="preserve">□ Registro de risco / encontrar □ Cenário, critérios, ação, proprietário e reteste</w:t>
-      </w:r>
-      <w:r>
-        <w:t xml:space="preserve"> </w:t>
-      </w:r>
-      <w:r>
-        <w:t xml:space="preserve">Lista de verificação do contrato .. Tradução do risco para requisitos aplicáveis .</w:t>
-      </w:r>
-      <w:r>
-        <w:t xml:space="preserve"> </w:t>
-      </w:r>
-      <w:r>
-        <w:t xml:space="preserve">Laboratório da SBOM componente de software e alfabetização de vulnerabilidade</w:t>
-      </w:r>
-      <w:r>
-        <w:t xml:space="preserve"> </w:t>
-      </w:r>
-      <w:r>
-        <w:t xml:space="preserve">□ Incidente mesa topo □ Funções, fatos, comunicação e melhoria</w:t>
-      </w:r>
-      <w:r>
-        <w:t xml:space="preserve"> </w:t>
-      </w:r>
-      <w:r>
-        <w:t xml:space="preserve">□ Sair do teste □ Resiliência, portabilidade, revogação e exclusão</w:t>
-      </w:r>
-      <w:r>
-        <w:t xml:space="preserve"> </w:t>
-      </w:r>
-      <w:r>
-        <w:t xml:space="preserve">Painel do gerenciador . Limpar métricas, problemas graves, incerteza e ação .</w:t>
-      </w:r>
-    </w:p>
-    <w:bookmarkEnd w:id="120"/>
-    <w:bookmarkStart w:id="122" w:name="plano-de-aprendizagem-de-trinta-dias"/>
+        <w:t xml:space="preserve">Objetivo: Monitoramento de pontos finais, integridade do arquivo, análise de log e alertas. Projecto oficial:</w:t>
+      </w:r>
+      <w:r>
+        <w:t xml:space="preserve"> </w:t>
+      </w:r>
+      <w:hyperlink r:id="rId128">
+        <w:r>
+          <w:rPr>
+            <w:rStyle w:val="Hyperlink"/>
+          </w:rPr>
+          <w:t xml:space="preserve">Wazuh</w:t>
+        </w:r>
+      </w:hyperlink>
+    </w:p>
+    <w:p>
+      <w:pPr>
+        <w:pStyle w:val="BodyText"/>
+      </w:pPr>
+      <w:r>
+        <w:t xml:space="preserve">Início rápido e seguro: Inscreva-se em um endpoint de laboratório, produza um evento de teste inofensivo, confirme coleta e alerta, investigue e mantenha evidências de cobertura e resposta.</w:t>
+      </w:r>
+    </w:p>
+    <w:p>
+      <w:pPr>
+        <w:pStyle w:val="BodyText"/>
+      </w:pPr>
+      <w:r>
+        <w:t xml:space="preserve">Evidência para reter: aprovação e escopo, ferramenta/versão, configuração ou comando, data, população alvo, resultado bruto, validação do analista, limitação, achado, ação e reteste. Limitar o acesso porque os resultados podem expor arquitetura sensível ou fraquezas.</w:t>
+      </w:r>
+    </w:p>
+    <w:bookmarkEnd w:id="129"/>
+    <w:bookmarkStart w:id="131" w:name="keycloak"/>
     <w:p>
       <w:pPr>
         <w:pStyle w:val="Heading1"/>
       </w:pPr>
       <w:r>
-        <w:t xml:space="preserve">28. Plano de Aprendizagem de Trinta Dias</w:t>
-      </w:r>
-    </w:p>
-    <w:p>
-      <w:pPr>
-        <w:numPr>
-          <w:ilvl w:val="0"/>
-          <w:numId w:val="1042"/>
-        </w:numPr>
-      </w:pPr>
-      <w:r>
-        <w:t xml:space="preserve">Um mês focado pode construir uma capacidade de nível de entrada útil.*</w:t>
-      </w:r>
-    </w:p>
-    <w:p>
-      <w:pPr>
-        <w:numPr>
-          <w:ilvl w:val="0"/>
-          <w:numId w:val="1042"/>
+        <w:t xml:space="preserve"># 24.12 Keycloak</w:t>
+      </w:r>
+    </w:p>
+    <w:p>
+      <w:pPr>
+        <w:pStyle w:val="FirstParagraph"/>
+      </w:pPr>
+      <w:r>
+        <w:t xml:space="preserve">Objetivo: Identidade, papéis, MFA, sessões e eventos. Projeto oficial:</w:t>
+      </w:r>
+      <w:r>
+        <w:t xml:space="preserve"> </w:t>
+      </w:r>
+      <w:hyperlink r:id="rId130">
+        <w:r>
+          <w:rPr>
+            <w:rStyle w:val="Hyperlink"/>
+          </w:rPr>
+          <w:t xml:space="preserve">Keycloak</w:t>
+        </w:r>
+      </w:hyperlink>
+    </w:p>
+    <w:p>
+      <w:pPr>
+        <w:pStyle w:val="BodyText"/>
+      </w:pPr>
+      <w:r>
+        <w:t xml:space="preserve">Início rápido seguro: Crie um reino de laboratório, configure papéis e MFA, teste casos de joiner-mover-leaver e o acesso do fornecedor expiração, em seguida, rever eventos.</w:t>
+      </w:r>
+    </w:p>
+    <w:p>
+      <w:pPr>
+        <w:pStyle w:val="BodyText"/>
+      </w:pPr>
+      <w:r>
+        <w:t xml:space="preserve">Evidência para reter: aprovação e escopo, ferramenta/versão, configuração ou comando, data, população alvo, resultado bruto, validação do analista, limitação, achado, ação e reteste. Limitar o acesso porque os resultados podem expor arquitetura sensível ou fraquezas.</w:t>
+      </w:r>
+    </w:p>
+    <w:bookmarkEnd w:id="131"/>
+    <w:bookmarkStart w:id="133" w:name="owasp-zap"/>
+    <w:p>
+      <w:pPr>
+        <w:pStyle w:val="Heading1"/>
+      </w:pPr>
+      <w:r>
+        <w:t xml:space="preserve"># 24.13 OWASP ZAP</w:t>
+      </w:r>
+    </w:p>
+    <w:p>
+      <w:pPr>
+        <w:pStyle w:val="FirstParagraph"/>
+      </w:pPr>
+      <w:r>
+        <w:t xml:space="preserve">Objetivo: Teste de aplicação web autorizado. Projecto oficial:</w:t>
+      </w:r>
+      <w:r>
+        <w:t xml:space="preserve"> </w:t>
+      </w:r>
+      <w:hyperlink r:id="rId132">
+        <w:r>
+          <w:rPr>
+            <w:rStyle w:val="Hyperlink"/>
+          </w:rPr>
+          <w:t xml:space="preserve">OWASP ZAP</w:t>
+        </w:r>
+      </w:hyperlink>
+    </w:p>
+    <w:p>
+      <w:pPr>
+        <w:pStyle w:val="BodyText"/>
+      </w:pPr>
+      <w:r>
+        <w:t xml:space="preserve">Início rápido seguro: Use um aplicativo de treinamento, tráfego proxy, rasteje passivamente, use a varredura ativa apenas com aprovação escrita, valide achados, corrija e reteste.</w:t>
+      </w:r>
+    </w:p>
+    <w:p>
+      <w:pPr>
+        <w:pStyle w:val="BodyText"/>
+      </w:pPr>
+      <w:r>
+        <w:t xml:space="preserve">Evidência para reter: aprovação e escopo, ferramenta/versão, configuração ou comando, data, população alvo, resultado bruto, validação do analista, limitação, achado, ação e reteste. Limitar o acesso porque os resultados podem expor arquitetura sensível ou fraquezas.</w:t>
+      </w:r>
+    </w:p>
+    <w:bookmarkEnd w:id="133"/>
+    <w:bookmarkStart w:id="135" w:name="greenbone-community-edition"/>
+    <w:p>
+      <w:pPr>
+        <w:pStyle w:val="Heading1"/>
+      </w:pPr>
+      <w:r>
+        <w:t xml:space="preserve"># 24.14 Greenbone Community Edition</w:t>
+      </w:r>
+    </w:p>
+    <w:p>
+      <w:pPr>
+        <w:pStyle w:val="FirstParagraph"/>
+      </w:pPr>
+      <w:r>
+        <w:t xml:space="preserve">Objetivo: Avaliação de vulnerabilidade autorizada. Projeto oficial:</w:t>
+      </w:r>
+      <w:r>
+        <w:t xml:space="preserve"> </w:t>
+      </w:r>
+      <w:hyperlink r:id="rId134">
+        <w:r>
+          <w:rPr>
+            <w:rStyle w:val="Hyperlink"/>
+          </w:rPr>
+          <w:t xml:space="preserve">Greenbone Community Edition</w:t>
+        </w:r>
+      </w:hyperlink>
+    </w:p>
+    <w:p>
+      <w:pPr>
+        <w:pStyle w:val="BodyText"/>
+      </w:pPr>
+      <w:r>
+        <w:t xml:space="preserve">Início rápido e seguro: Atualizar feeds, definir alvos de laboratório aprovados, usar credenciais seguras, rever cobertura, validar achados, corrigir e re-scan.</w:t>
+      </w:r>
+    </w:p>
+    <w:p>
+      <w:pPr>
+        <w:pStyle w:val="BodyText"/>
+      </w:pPr>
+      <w:r>
+        <w:t xml:space="preserve">Evidência para reter: aprovação e escopo, ferramenta/versão, configuração ou comando, data, população alvo, resultado bruto, validação do analista, limitação, achado, ação e reteste. Limitar o acesso porque os resultados podem expor arquitetura sensível ou fraquezas.</w:t>
+      </w:r>
+    </w:p>
+    <w:bookmarkEnd w:id="135"/>
+    <w:bookmarkStart w:id="137" w:name="nmap"/>
+    <w:p>
+      <w:pPr>
+        <w:pStyle w:val="Heading1"/>
+      </w:pPr>
+      <w:r>
+        <w:t xml:space="preserve"># 24.15 Nmap</w:t>
+      </w:r>
+    </w:p>
+    <w:p>
+      <w:pPr>
+        <w:pStyle w:val="FirstParagraph"/>
+      </w:pPr>
+      <w:r>
+        <w:t xml:space="preserve">Objetivo: Serviço autorizado e descoberta de ativos. Projeto oficial:</w:t>
+      </w:r>
+      <w:r>
+        <w:t xml:space="preserve"> </w:t>
+      </w:r>
+      <w:hyperlink r:id="rId136">
+        <w:r>
+          <w:rPr>
+            <w:rStyle w:val="Hyperlink"/>
+          </w:rPr>
+          <w:t xml:space="preserve">Nmap</w:t>
+        </w:r>
+      </w:hyperlink>
+    </w:p>
+    <w:p>
+      <w:pPr>
+        <w:pStyle w:val="BodyText"/>
+      </w:pPr>
+      <w:r>
+        <w:t xml:space="preserve">Início rápido seguro: Analise apenas faixas autorizadas por escrito com opções limitadas, compare resultados com inventário, investigue serviços desconhecidos e preserve o escopo e as evidências de comando.</w:t>
+      </w:r>
+    </w:p>
+    <w:p>
+      <w:pPr>
+        <w:pStyle w:val="BodyText"/>
+      </w:pPr>
+      <w:r>
+        <w:t xml:space="preserve">Evidência para reter: aprovação e escopo, ferramenta/versão, configuração ou comando, data, população alvo, resultado bruto, validação do analista, limitação, achado, ação e reteste. Limitar o acesso porque os resultados podem expor arquitetura sensível ou fraquezas.</w:t>
+      </w:r>
+    </w:p>
+    <w:bookmarkEnd w:id="137"/>
+    <w:bookmarkStart w:id="139" w:name="open-policy-agent"/>
+    <w:p>
+      <w:pPr>
+        <w:pStyle w:val="Heading1"/>
+      </w:pPr>
+      <w:r>
+        <w:t xml:space="preserve"># 24.16 Open Policy Agent</w:t>
+      </w:r>
+    </w:p>
+    <w:p>
+      <w:pPr>
+        <w:pStyle w:val="FirstParagraph"/>
+      </w:pPr>
+      <w:r>
+        <w:t xml:space="preserve">Objetivo: Decisões de política como código. Projeto oficial:</w:t>
+      </w:r>
+      <w:r>
+        <w:t xml:space="preserve"> </w:t>
+      </w:r>
+      <w:hyperlink r:id="rId138">
+        <w:r>
+          <w:rPr>
+            <w:rStyle w:val="Hyperlink"/>
+          </w:rPr>
+          <w:t xml:space="preserve">Open Policy Agent</w:t>
+        </w:r>
+      </w:hyperlink>
+    </w:p>
+    <w:p>
+      <w:pPr>
+        <w:pStyle w:val="BodyText"/>
+      </w:pPr>
+      <w:r>
+        <w:t xml:space="preserve">Início rápido seguro: Escreva uma política de laboratório pequena para um atributo fornecedor aprovado, teste permitir e negar casos, alterações de revisão por pares, decisões de log e manter aprovação de exceção humana.</w:t>
+      </w:r>
+    </w:p>
+    <w:p>
+      <w:pPr>
+        <w:pStyle w:val="BodyText"/>
+      </w:pPr>
+      <w:r>
+        <w:t xml:space="preserve">Evidência para reter: aprovação e escopo, ferramenta/versão, configuração ou comando, data, população alvo, resultado bruto, validação do analista, limitação, achado, ação e reteste. Limitar o acesso porque os resultados podem expor arquitetura sensível ou fraquezas.</w:t>
+      </w:r>
+    </w:p>
+    <w:bookmarkEnd w:id="139"/>
+    <w:bookmarkStart w:id="142" w:name="manual-de-tprm-para-gerentes"/>
+    <w:p>
+      <w:pPr>
+        <w:pStyle w:val="Heading1"/>
+      </w:pPr>
+      <w:r>
+        <w:t xml:space="preserve">25. Manual de TPRM para gerentes</w:t>
+      </w:r>
+    </w:p>
+    <w:p>
+      <w:pPr>
+        <w:numPr>
+          <w:ilvl w:val="0"/>
+          <w:numId w:val="1038"/>
+        </w:numPr>
+      </w:pPr>
+      <w:r>
+        <w:t xml:space="preserve">Os gestores tornam o programa real, definindo prioridades, resolvendo conflitos, financiando tratamento e desafiando evidências.*</w:t>
+      </w:r>
+    </w:p>
+    <w:p>
+      <w:pPr>
+        <w:numPr>
+          <w:ilvl w:val="0"/>
+          <w:numId w:val="1038"/>
         </w:numPr>
         <w:pStyle w:val="Heading2"/>
       </w:pPr>
-      <w:bookmarkStart w:id="121" w:name="dias-foco-entrega"/>
-      <w:r>
-        <w:t xml:space="preserve">Dias** * Foco** * Entrega**</w:t>
-      </w:r>
-      <w:bookmarkEnd w:id="121"/>
+      <w:bookmarkStart w:id="140" w:name="Xb56cd5a87bf42f1975f9050a867341e00622698"/>
+      <w:r>
+        <w:t xml:space="preserve">** Área do tabuleiro** ** Pergunta do gestor** ** Escalar quando**</w:t>
+      </w:r>
+      <w:bookmarkEnd w:id="140"/>
     </w:p>
     <w:p>
       <w:pPr>
@@ -5980,95 +5809,58 @@
         </w:numPr>
       </w:pPr>
       <w:r>
-        <w:t xml:space="preserve">1–3 termos TPRM/C-SCRM, ciclo de vida, funções . Mapa de conceito e registro de ciclo de vida .</w:t>
-      </w:r>
-      <w:r>
-        <w:t xml:space="preserve"> </w:t>
-      </w:r>
-      <w:r>
-        <w:t xml:space="preserve">Inventário, criticidade, nivelamento, risco inerente</w:t>
-      </w:r>
-      <w:r>
-        <w:t xml:space="preserve"> </w:t>
-      </w:r>
-      <w:r>
-        <w:t xml:space="preserve">• 7–10 • Due diligence e NIST SP 1326 • Três avaliações baseadas em investigação</w:t>
-      </w:r>
-      <w:r>
-        <w:t xml:space="preserve"> </w:t>
-      </w:r>
-      <w:r>
-        <w:t xml:space="preserve">SOC 2, ISO, teste de caneta, política, diagramas .</w:t>
-      </w:r>
-      <w:r>
-        <w:t xml:space="preserve"> </w:t>
-      </w:r>
-      <w:r>
-        <w:t xml:space="preserve">Risco, resultados, tratamento, excepções .</w:t>
-      </w:r>
-      <w:r>
-        <w:t xml:space="preserve"> </w:t>
-      </w:r>
-      <w:r>
-        <w:t xml:space="preserve">17–19 Contratos, onboarding, monitoring</w:t>
-      </w:r>
-      <w:r>
-        <w:t xml:space="preserve"> </w:t>
-      </w:r>
-      <w:r>
-        <w:t xml:space="preserve">• 20–22 • Incidentes, resiliência, saída</w:t>
-      </w:r>
-      <w:r>
-        <w:t xml:space="preserve"> </w:t>
-      </w:r>
-      <w:r>
-        <w:t xml:space="preserve">Na nuvem, na cadeia de suprimentos de software, na IA, três avaliações focadas</w:t>
-      </w:r>
-      <w:r>
-        <w:t xml:space="preserve"> </w:t>
-      </w:r>
-      <w:r>
-        <w:t xml:space="preserve">• 26–27; • Laboratório de ferramentas de código aberto;</w:t>
-      </w:r>
-      <w:r>
-        <w:t xml:space="preserve"> </w:t>
-      </w:r>
-      <w:r>
-        <w:t xml:space="preserve">28–30 Metrics, portfolio, entreviste o Dashboard, memo do gerente, cinco histórias do STAR</w:t>
-      </w:r>
-    </w:p>
-    <w:p>
-      <w:pPr>
-        <w:numPr>
-          <w:ilvl w:val="0"/>
-          <w:numId w:val="1043"/>
-        </w:numPr>
-        <w:pStyle w:val="Compact"/>
-      </w:pPr>
-      <w:r>
-        <w:t xml:space="preserve">Preparação da entrevista</w:t>
-      </w:r>
-    </w:p>
-    <w:p>
-      <w:pPr>
-        <w:numPr>
-          <w:ilvl w:val="0"/>
-          <w:numId w:val="1044"/>
-        </w:numPr>
-        <w:pStyle w:val="Compact"/>
-      </w:pPr>
-      <w:r>
-        <w:t xml:space="preserve">As respostas de entrevista devem ser curtas, precisas e ligadas a exemplos.*</w:t>
-      </w:r>
-    </w:p>
-    <w:bookmarkEnd w:id="122"/>
-    <w:bookmarkStart w:id="123" w:name="o-que-é-tprm"/>
-    <w:p>
-      <w:pPr>
-        <w:pStyle w:val="Heading1"/>
-      </w:pPr>
-      <w:r>
-        <w:t xml:space="preserve"># 29.1 O que é TPRM?</w:t>
+        <w:t xml:space="preserve">• Inventário • Conhecemos cada fornecedor ativo, proprietário, serviço, caminho de dados e dependência? □ Serviço crítico desconhecido ou proprietário órfão</w:t>
+      </w:r>
+      <w:r>
+        <w:t xml:space="preserve"> </w:t>
+      </w:r>
+      <w:r>
+        <w:t xml:space="preserve">• Avaliação □ As decisões de alto risco são concluídas antes do compromisso? □ Compra, acesso ou transferência de dados bypassed review</w:t>
+      </w:r>
+      <w:r>
+        <w:t xml:space="preserve"> </w:t>
+      </w:r>
+      <w:r>
+        <w:t xml:space="preserve">□ Evidência □ A garantia cobre o serviço e o período exatos? • Gap material, exceção, escopo fraco, ou relatório velho</w:t>
+      </w:r>
+      <w:r>
+        <w:t xml:space="preserve"> </w:t>
+      </w:r>
+      <w:r>
+        <w:t xml:space="preserve">Contratos Os requisitos do material são assinados e os desvios são aprovados? Cláusula crítica ausente ou inexequível</w:t>
+      </w:r>
+      <w:r>
+        <w:t xml:space="preserve"> </w:t>
+      </w:r>
+      <w:r>
+        <w:t xml:space="preserve">Resultados Quem tem problemas graves e atrasados? O risco grave carece de protecção ou decisão provisória</w:t>
+      </w:r>
+      <w:r>
+        <w:t xml:space="preserve"> </w:t>
+      </w:r>
+      <w:r>
+        <w:t xml:space="preserve">Incidentes Podemos entrar em contato e coordenar com fornecedores críticos agora? Contatos, relógios ou papéis não testados</w:t>
+      </w:r>
+      <w:r>
+        <w:t xml:space="preserve"> </w:t>
+      </w:r>
+      <w:r>
+        <w:t xml:space="preserve">• Concentração Onde poderia um evento interromper vários serviços críticos? • A concentração inevitável carece de contingência</w:t>
+      </w:r>
+      <w:r>
+        <w:t xml:space="preserve"> </w:t>
+      </w:r>
+      <w:r>
+        <w:t xml:space="preserve">□ Sair □ Podemos recuperar dados e substituir o serviço a tempo? □ Nenhum caminho de exportação, alternativa ou eliminação testado</w:t>
+      </w:r>
+    </w:p>
+    <w:bookmarkStart w:id="141" w:name="ritmo-operacional-de-gestão"/>
+    <w:p>
+      <w:pPr>
+        <w:pStyle w:val="Heading2"/>
+      </w:pPr>
+      <w:r>
+        <w:t xml:space="preserve">25.1 Ritmo operacional de gestão</w:t>
       </w:r>
     </w:p>
     <w:p>
@@ -6076,822 +5868,1504 @@
         <w:pStyle w:val="FirstParagraph"/>
       </w:pPr>
       <w:r>
-        <w:t xml:space="preserve">Um processo de ciclo de vida para identificar, avaliar, contratar, monitorar, responder e sair dos riscos de organizações, produtos, pessoas e serviços externos.</w:t>
-      </w:r>
-    </w:p>
-    <w:bookmarkEnd w:id="123"/>
-    <w:bookmarkStart w:id="124" w:name="tprm-versus-c-scrm"/>
-    <w:p>
-      <w:pPr>
-        <w:pStyle w:val="Heading1"/>
-      </w:pPr>
-      <w:r>
-        <w:t xml:space="preserve"># 29,2 TPRM versus C-SCRM?</w:t>
-      </w:r>
-    </w:p>
-    <w:p>
-      <w:pPr>
-        <w:pStyle w:val="FirstParagraph"/>
-      </w:pPr>
-      <w:r>
-        <w:t xml:space="preserve">TPRM gerencia relações externas amplamente. O C-SCRM se concentra no risco de segurança cibernética em toda a cadeia de suprimentos de tecnologia e no ciclo de vida do produto ou serviço.</w:t>
-      </w:r>
-    </w:p>
-    <w:bookmarkEnd w:id="124"/>
-    <w:bookmarkStart w:id="131" w:name="risco-inerente-versus-residual"/>
-    <w:p>
-      <w:pPr>
-        <w:pStyle w:val="Heading1"/>
-      </w:pPr>
-      <w:r>
-        <w:t xml:space="preserve"># 29.3 Risco inerente versus residual?</w:t>
-      </w:r>
-    </w:p>
-    <w:p>
-      <w:pPr>
-        <w:pStyle w:val="FirstParagraph"/>
-      </w:pPr>
-      <w:r>
-        <w:t xml:space="preserve">O risco inerente existe antes dos controlos. O risco residual permanece após controles e tratamento verificados.</w:t>
-      </w:r>
-    </w:p>
-    <w:bookmarkStart w:id="125" w:name="como-se-classifica-um-fornecedor"/>
-    <w:p>
-      <w:pPr>
-        <w:pStyle w:val="Heading2"/>
-      </w:pPr>
-      <w:r>
-        <w:t xml:space="preserve">29.4 Como se classifica um fornecedor?</w:t>
-      </w:r>
-    </w:p>
-    <w:p>
-      <w:pPr>
-        <w:pStyle w:val="FirstParagraph"/>
-      </w:pPr>
-      <w:r>
-        <w:t xml:space="preserve">Use fatores de impacto documentados como dados, privilégios, disponibilidade, autoridade de mudança, substituibilidade, alcance, geografia e dependências a jusante.</w:t>
-      </w:r>
-    </w:p>
-    <w:bookmarkEnd w:id="125"/>
-    <w:bookmarkStart w:id="126" w:name="como-você-revê-um-relatório-soc-2"/>
-    <w:p>
-      <w:pPr>
-        <w:pStyle w:val="Heading2"/>
-      </w:pPr>
-      <w:r>
-        <w:t xml:space="preserve">29.5 Como você revê um relatório SOC 2?</w:t>
-      </w:r>
-    </w:p>
-    <w:p>
-      <w:pPr>
-        <w:pStyle w:val="FirstParagraph"/>
-      </w:pPr>
-      <w:r>
-        <w:t xml:space="preserve">Verifique a entidade e sistema exatos, critérios, período, opinião, testes, exceções, CUECs, organizações de subserviço e eventos subsequentes; em seguida, mapeá-lo para o uso real.</w:t>
-      </w:r>
-    </w:p>
-    <w:bookmarkEnd w:id="126"/>
-    <w:bookmarkStart w:id="127" w:name="limitação-do-questionário"/>
-    <w:p>
-      <w:pPr>
-        <w:pStyle w:val="Heading2"/>
-      </w:pPr>
-      <w:r>
-        <w:t xml:space="preserve">29.6 Limitação do questionário?</w:t>
-      </w:r>
-    </w:p>
-    <w:p>
-      <w:pPr>
-        <w:pStyle w:val="FirstParagraph"/>
-      </w:pPr>
-      <w:r>
-        <w:t xml:space="preserve">É uma afirmação de fornecedor. Valido respostas importantes com evidências relevantes, atuais, confiáveis e lacunas de registro.</w:t>
-      </w:r>
-    </w:p>
-    <w:bookmarkEnd w:id="127"/>
-    <w:bookmarkStart w:id="128" w:name="o-que-é-uma-sbom"/>
-    <w:p>
-      <w:pPr>
-        <w:pStyle w:val="Heading2"/>
-      </w:pPr>
-      <w:r>
-        <w:t xml:space="preserve">29.7 O que é uma SBOM?</w:t>
-      </w:r>
-    </w:p>
-    <w:p>
-      <w:pPr>
-        <w:pStyle w:val="FirstParagraph"/>
-      </w:pPr>
-      <w:r>
-        <w:t xml:space="preserve">Um inventário estruturado de componentes de software e relacionamentos. Ele melhora a visibilidade, mas não prova segurança ou vulnerabilidade aplicabilidade.</w:t>
-      </w:r>
-    </w:p>
-    <w:bookmarkEnd w:id="128"/>
-    <w:bookmarkStart w:id="129" w:name="como-se-fecha-uma-descoberta"/>
-    <w:p>
-      <w:pPr>
-        <w:pStyle w:val="Heading2"/>
-      </w:pPr>
-      <w:r>
-        <w:t xml:space="preserve">29.8 Como se fecha uma descoberta?</w:t>
-      </w:r>
-    </w:p>
-    <w:p>
-      <w:pPr>
-        <w:pStyle w:val="FirstParagraph"/>
-      </w:pPr>
-      <w:r>
-        <w:t xml:space="preserve">Reteste o controle corrigido usando critérios definidos e evidências confiáveis; não feche apenas porque o fornecedor diz que é fixo.</w:t>
-      </w:r>
-    </w:p>
-    <w:bookmarkEnd w:id="129"/>
-    <w:bookmarkStart w:id="130" w:name="Xd9085b9990fbedf9e4d32e1c3938c350a126f3f"/>
-    <w:p>
-      <w:pPr>
-        <w:pStyle w:val="Heading2"/>
-      </w:pPr>
-      <w:r>
-        <w:t xml:space="preserve">29.9 E se um fornecedor crítico recusar provas?</w:t>
-      </w:r>
-    </w:p>
-    <w:p>
-      <w:pPr>
-        <w:pStyle w:val="FirstParagraph"/>
-      </w:pPr>
-      <w:r>
-        <w:t xml:space="preserve">Registre a lacuna, use provas independentes disponíveis, considere opções de design e contrato, avalie incerteza e risco e aumente para o tomador de decisão autorizado.</w:t>
-      </w:r>
-    </w:p>
-    <w:bookmarkEnd w:id="130"/>
-    <w:bookmarkEnd w:id="131"/>
-    <w:bookmarkStart w:id="132" w:name="o-que-faz-um-bom-analista-júnior"/>
-    <w:p>
-      <w:pPr>
-        <w:pStyle w:val="Heading1"/>
-      </w:pPr>
-      <w:r>
-        <w:t xml:space="preserve"># 29.10 O que faz um bom analista júnior?</w:t>
-      </w:r>
-    </w:p>
-    <w:p>
-      <w:pPr>
-        <w:pStyle w:val="FirstParagraph"/>
-      </w:pPr>
-      <w:r>
-        <w:t xml:space="preserve">Escopo cuidadoso, registros completos, ceticismo de evidência, escrita clara, acompanhamento respeitoso, manipulação segura e conclusões honestas.</w:t>
-      </w:r>
-    </w:p>
-    <w:bookmarkEnd w:id="132"/>
-    <w:bookmarkStart w:id="133" w:name="perguntas-para-fazer-ao-empregador"/>
-    <w:p>
-      <w:pPr>
-        <w:pStyle w:val="Heading1"/>
-      </w:pPr>
-      <w:r>
-        <w:t xml:space="preserve"># 29.11 Perguntas para fazer ao empregador</w:t>
-      </w:r>
-    </w:p>
-    <w:p>
-      <w:pPr>
-        <w:pStyle w:val="FirstParagraph"/>
-      </w:pPr>
-      <w:r>
-        <w:t xml:space="preserve">Quais fornecedores e riscos são mais importantes para o programa?</w:t>
-      </w:r>
-    </w:p>
-    <w:p>
-      <w:pPr>
-        <w:pStyle w:val="BodyText"/>
-      </w:pPr>
-      <w:r>
-        <w:t xml:space="preserve">Como os inventários são reconciliados com os registros de compras, finanças, identidade, rede e aplicativos?</w:t>
-      </w:r>
-    </w:p>
-    <w:p>
-      <w:pPr>
-        <w:pStyle w:val="BodyText"/>
-      </w:pPr>
-      <w:r>
-        <w:t xml:space="preserve">Que provas e normas contratuais são utilizadas por nível?</w:t>
-      </w:r>
-    </w:p>
-    <w:p>
-      <w:pPr>
-        <w:pStyle w:val="BodyText"/>
-      </w:pPr>
-      <w:r>
-        <w:t xml:space="preserve">Como se agravam as graves descobertas, exceções, incidentes e renovações?</w:t>
-      </w:r>
-    </w:p>
-    <w:p>
-      <w:pPr>
-        <w:pStyle w:val="BodyText"/>
-      </w:pPr>
-      <w:r>
-        <w:t xml:space="preserve">Quais ferramentas são aprovadas, e como é analisado o trabalho do analista?</w:t>
-      </w:r>
-    </w:p>
-    <w:p>
-      <w:pPr>
-        <w:pStyle w:val="BodyText"/>
-      </w:pPr>
-      <w:r>
-        <w:t xml:space="preserve">Como seria o sucesso nos primeiros 90 dias?</w:t>
-      </w:r>
-    </w:p>
-    <w:bookmarkEnd w:id="133"/>
-    <w:bookmarkStart w:id="134" w:name="modelos-glossário-índice-e-referências"/>
-    <w:p>
-      <w:pPr>
-        <w:pStyle w:val="Heading1"/>
-      </w:pPr>
-      <w:r>
-        <w:t xml:space="preserve">30. Modelos, Glossário, Índice e Referências</w:t>
-      </w:r>
-    </w:p>
-    <w:p>
-      <w:pPr>
-        <w:numPr>
-          <w:ilvl w:val="0"/>
-          <w:numId w:val="1045"/>
-        </w:numPr>
-        <w:pStyle w:val="Compact"/>
-      </w:pPr>
-      <w:r>
-        <w:t xml:space="preserve">Estruturas reutilizáveis, termos-chave, índice de assunto e pontos de partida oficiais.*</w:t>
-      </w:r>
-    </w:p>
-    <w:bookmarkEnd w:id="134"/>
-    <w:bookmarkStart w:id="136" w:name="registro-de-inventário-do-fornecedor"/>
-    <w:p>
-      <w:pPr>
-        <w:pStyle w:val="Heading1"/>
-      </w:pPr>
-      <w:r>
-        <w:t xml:space="preserve"># 30.1 Registro de inventário do fornecedor</w:t>
-      </w:r>
-    </w:p>
-    <w:p>
-      <w:pPr>
-        <w:numPr>
-          <w:ilvl w:val="0"/>
-          <w:numId w:val="1046"/>
-        </w:numPr>
-        <w:pStyle w:val="Heading2"/>
-      </w:pPr>
-      <w:bookmarkStart w:id="135" w:name="campo-entrada"/>
-      <w:r>
-        <w:t xml:space="preserve">Campo** * Entrada**</w:t>
-      </w:r>
-      <w:bookmarkEnd w:id="135"/>
-    </w:p>
-    <w:p>
-      <w:pPr>
-        <w:numPr>
-          <w:ilvl w:val="0"/>
-          <w:numId w:val="1000"/>
-        </w:numPr>
-        <w:pStyle w:val="Compact"/>
-      </w:pPr>
-      <w:r>
-        <w:t xml:space="preserve">Nome jurídico / serviço</w:t>
-      </w:r>
-      <w:r>
-        <w:t xml:space="preserve"> </w:t>
-      </w:r>
-      <w:r>
-        <w:t xml:space="preserve">Os donos de empresas e técnicos</w:t>
-      </w:r>
-      <w:r>
-        <w:t xml:space="preserve"> </w:t>
-      </w:r>
-      <w:r>
-        <w:t xml:space="preserve">O objectivo e os processos críticos</w:t>
-      </w:r>
-      <w:r>
-        <w:t xml:space="preserve"> </w:t>
-      </w:r>
-      <w:r>
-        <w:t xml:space="preserve">Dados/localizações/transferências</w:t>
-      </w:r>
-      <w:r>
-        <w:t xml:space="preserve"> </w:t>
-      </w:r>
-      <w:r>
-        <w:t xml:space="preserve">Acesso / integrações / privilégios</w:t>
-      </w:r>
-      <w:r>
-        <w:t xml:space="preserve"> </w:t>
-      </w:r>
-      <w:r>
-        <w:t xml:space="preserve">Quartas partes / concentração</w:t>
-      </w:r>
-    </w:p>
-    <w:p>
-      <w:pPr>
-        <w:numPr>
-          <w:ilvl w:val="0"/>
-          <w:numId w:val="1046"/>
-        </w:numPr>
-        <w:pStyle w:val="Compact"/>
-      </w:pPr>
-      <w:r>
-        <w:t xml:space="preserve">Risco inerente / residual :                                                  </w:t>
-      </w:r>
-      <w:r>
-        <w:t xml:space="preserve"> </w:t>
-      </w:r>
-      <w:r>
-        <w:t xml:space="preserve">Datas do contrato / renovação / anúncio</w:t>
-      </w:r>
-      <w:r>
-        <w:t xml:space="preserve"> </w:t>
-      </w:r>
-      <w:r>
-        <w:t xml:space="preserve">Avaliação / conclusões / excepções</w:t>
-      </w:r>
-    </w:p>
-    <w:p>
-      <w:pPr>
-        <w:numPr>
-          <w:ilvl w:val="0"/>
-          <w:numId w:val="1046"/>
-        </w:numPr>
-        <w:pStyle w:val="Compact"/>
-      </w:pPr>
-      <w:r>
-        <w:t xml:space="preserve">Monitorização / incidente / estado de saída</w:t>
-      </w:r>
-    </w:p>
-    <w:bookmarkEnd w:id="136"/>
-    <w:bookmarkStart w:id="138" w:name="papel-de-trabalho-de-dupla-diligencia"/>
-    <w:p>
-      <w:pPr>
-        <w:pStyle w:val="Heading1"/>
-      </w:pPr>
-      <w:r>
-        <w:t xml:space="preserve"># 30.2 Papel de trabalho de dupla diligencia</w:t>
-      </w:r>
-    </w:p>
-    <w:p>
-      <w:pPr>
-        <w:numPr>
-          <w:ilvl w:val="0"/>
-          <w:numId w:val="1047"/>
-        </w:numPr>
-        <w:pStyle w:val="Compact"/>
-      </w:pPr>
-      <w:r>
-        <w:t xml:space="preserve">Campo** * Entrada**</w:t>
-      </w:r>
-      <w:r>
-        <w:t xml:space="preserve"> </w:t>
-      </w:r>
-      <w:r>
-        <w:t xml:space="preserve">□—————————————————————————————————————-</w:t>
-      </w:r>
-      <w:r>
-        <w:t xml:space="preserve"> </w:t>
-      </w:r>
-      <w:r>
-        <w:t xml:space="preserve">Decisão e âmbito de aplicação</w:t>
-      </w:r>
-      <w:r>
-        <w:t xml:space="preserve"> </w:t>
-      </w:r>
-      <w:r>
-        <w:t xml:space="preserve">Fontes / datas / fiabilidade</w:t>
-      </w:r>
-    </w:p>
-    <w:p>
-      <w:pPr>
-        <w:numPr>
-          <w:ilvl w:val="0"/>
-          <w:numId w:val="1047"/>
-        </w:numPr>
-        <w:pStyle w:val="Compact"/>
-      </w:pPr>
-      <w:r>
-        <w:t xml:space="preserve">FOCI *                                                        </w:t>
-      </w:r>
-      <w:r>
-        <w:br/>
-      </w:r>
-      <w:r>
-        <w:t xml:space="preserve">Provas</w:t>
-      </w:r>
-      <w:r>
-        <w:t xml:space="preserve"> </w:t>
-      </w:r>
-      <w:r>
-        <w:t xml:space="preserve">Resiliência</w:t>
-      </w:r>
-      <w:r>
-        <w:t xml:space="preserve"> </w:t>
-      </w:r>
-      <w:r>
-        <w:t xml:space="preserve">• Práticas cibernéticas fundamentais</w:t>
-      </w:r>
-    </w:p>
-    <w:p>
-      <w:pPr>
-        <w:numPr>
-          <w:ilvl w:val="0"/>
-          <w:numId w:val="1047"/>
-        </w:numPr>
-        <w:pStyle w:val="Compact"/>
-      </w:pPr>
-      <w:r>
-        <w:t xml:space="preserve">Listas das cadeias de abastecimento</w:t>
-      </w:r>
-    </w:p>
-    <w:p>
-      <w:pPr>
-        <w:numPr>
-          <w:ilvl w:val="0"/>
-          <w:numId w:val="1047"/>
-        </w:numPr>
-        <w:pStyle w:val="Compact"/>
-      </w:pPr>
-      <w:r>
-        <w:t xml:space="preserve">Gaps/incerteza de provas</w:t>
-      </w:r>
-      <w:r>
-        <w:t xml:space="preserve"> </w:t>
-      </w:r>
-      <w:r>
-        <w:t xml:space="preserve">Cenários de risco / tratamento</w:t>
-      </w:r>
-      <w:r>
-        <w:t xml:space="preserve"> </w:t>
-      </w:r>
-      <w:r>
-        <w:t xml:space="preserve">Conclusão / aprovante / expiração</w:t>
-      </w:r>
-    </w:p>
-    <w:bookmarkStart w:id="137" w:name="revisão-da-garantia"/>
-    <w:p>
-      <w:pPr>
-        <w:pStyle w:val="Heading2"/>
-      </w:pPr>
-      <w:r>
-        <w:t xml:space="preserve">30.3 Revisão da garantia</w:t>
-      </w:r>
-    </w:p>
-    <w:p>
-      <w:pPr>
-        <w:numPr>
-          <w:ilvl w:val="0"/>
-          <w:numId w:val="1048"/>
-        </w:numPr>
-        <w:pStyle w:val="Compact"/>
-      </w:pPr>
-      <w:r>
-        <w:t xml:space="preserve">Campo** * Entrada**</w:t>
-      </w:r>
-      <w:r>
-        <w:t xml:space="preserve"> </w:t>
-      </w:r>
-      <w:r>
-        <w:t xml:space="preserve">□——————————————————————————————————————————————————————</w:t>
-      </w:r>
-      <w:r>
-        <w:t xml:space="preserve"> </w:t>
-      </w:r>
-      <w:r>
-        <w:t xml:space="preserve">Artigo / emissor / data</w:t>
-      </w:r>
-      <w:r>
-        <w:t xml:space="preserve"> </w:t>
-      </w:r>
-      <w:r>
-        <w:t xml:space="preserve">Entity / system / location scope (Entity / system / location)</w:t>
-      </w:r>
-      <w:r>
-        <w:t xml:space="preserve"> </w:t>
-      </w:r>
-      <w:r>
-        <w:t xml:space="preserve">□ Critérios / padrão / período</w:t>
-      </w:r>
-      <w:r>
-        <w:t xml:space="preserve"> </w:t>
-      </w:r>
-      <w:r>
-        <w:t xml:space="preserve">Opinião ou estatuto</w:t>
-      </w:r>
-      <w:r>
-        <w:t xml:space="preserve"> </w:t>
-      </w:r>
-      <w:r>
-        <w:t xml:space="preserve">Testes/excepções/descobertas</w:t>
-      </w:r>
-      <w:r>
-        <w:t xml:space="preserve"> </w:t>
-      </w:r>
-      <w:r>
-        <w:t xml:space="preserve">• CUEC / deveres dos clientes</w:t>
-      </w:r>
-      <w:r>
-        <w:t xml:space="preserve"> </w:t>
-      </w:r>
-      <w:r>
-        <w:t xml:space="preserve">As organizações subservientes são:</w:t>
-      </w:r>
-      <w:r>
-        <w:t xml:space="preserve"> </w:t>
-      </w:r>
-      <w:r>
-        <w:t xml:space="preserve">□ Eventos posteriores / mudanças</w:t>
-      </w:r>
-      <w:r>
-        <w:t xml:space="preserve"> </w:t>
-      </w:r>
-      <w:r>
-        <w:t xml:space="preserve">Aplicabilidade à nossa utilização</w:t>
-      </w:r>
-    </w:p>
-    <w:p>
-      <w:pPr>
-        <w:numPr>
-          <w:ilvl w:val="0"/>
-          <w:numId w:val="1048"/>
-        </w:numPr>
-        <w:pStyle w:val="Compact"/>
-      </w:pPr>
-      <w:r>
-        <w:t xml:space="preserve">Gaps / action / reteste *                                                   </w:t>
-      </w:r>
-    </w:p>
-    <w:bookmarkEnd w:id="137"/>
-    <w:bookmarkEnd w:id="138"/>
-    <w:bookmarkStart w:id="140" w:name="registro-de-busca-e-exceção"/>
-    <w:p>
-      <w:pPr>
-        <w:pStyle w:val="Heading1"/>
-      </w:pPr>
-      <w:r>
-        <w:t xml:space="preserve"># 30.4 Registro de busca e exceção</w:t>
-      </w:r>
-    </w:p>
-    <w:p>
-      <w:pPr>
-        <w:numPr>
-          <w:ilvl w:val="0"/>
-          <w:numId w:val="1049"/>
-        </w:numPr>
-        <w:pStyle w:val="Compact"/>
-      </w:pPr>
-      <w:r>
-        <w:t xml:space="preserve">Campo** * Entrada**</w:t>
-      </w:r>
-      <w:r>
-        <w:t xml:space="preserve"> </w:t>
-      </w:r>
-      <w:r>
-        <w:t xml:space="preserve">□————————————————————————————————————————————————-</w:t>
-      </w:r>
-      <w:r>
-        <w:t xml:space="preserve"> </w:t>
-      </w:r>
-      <w:r>
-        <w:t xml:space="preserve">• Critérios:</w:t>
-      </w:r>
-    </w:p>
-    <w:p>
-      <w:pPr>
-        <w:numPr>
-          <w:ilvl w:val="0"/>
-          <w:numId w:val="1049"/>
-        </w:numPr>
-        <w:pStyle w:val="Compact"/>
-      </w:pPr>
-      <w:r>
-        <w:t xml:space="preserve">Condição / população / evidência</w:t>
-      </w:r>
-    </w:p>
-    <w:p>
-      <w:pPr>
-        <w:numPr>
-          <w:ilvl w:val="0"/>
-          <w:numId w:val="1049"/>
-        </w:numPr>
-        <w:pStyle w:val="Compact"/>
-      </w:pPr>
-      <w:r>
-        <w:t xml:space="preserve">Cenário de risco / impacto</w:t>
-      </w:r>
-      <w:r>
-        <w:t xml:space="preserve"> </w:t>
-      </w:r>
-      <w:r>
-        <w:t xml:space="preserve">Causa / incerteza</w:t>
-      </w:r>
-      <w:r>
-        <w:t xml:space="preserve"> </w:t>
-      </w:r>
-      <w:r>
-        <w:t xml:space="preserve">Acção/protecção provisória</w:t>
-      </w:r>
-      <w:r>
-        <w:t xml:space="preserve"> </w:t>
-      </w:r>
-      <w:r>
-        <w:t xml:space="preserve">O proprietário / data de vencimento</w:t>
-      </w:r>
-      <w:r>
-        <w:t xml:space="preserve"> </w:t>
-      </w:r>
-      <w:r>
-        <w:t xml:space="preserve">Aprovador/expirador de excepção</w:t>
-      </w:r>
-    </w:p>
-    <w:p>
-      <w:pPr>
-        <w:numPr>
-          <w:ilvl w:val="0"/>
-          <w:numId w:val="1049"/>
-        </w:numPr>
-        <w:pStyle w:val="Compact"/>
-      </w:pPr>
-      <w:r>
-        <w:t xml:space="preserve">Monitorização / desencadeamento</w:t>
-      </w:r>
-      <w:r>
-        <w:t xml:space="preserve"> </w:t>
-      </w:r>
-      <w:r>
-        <w:t xml:space="preserve">O método de reteste / prova</w:t>
-      </w:r>
-      <w:r>
-        <w:t xml:space="preserve"> </w:t>
-      </w:r>
-      <w:r>
-        <w:t xml:space="preserve">Resultado / data de encerramento</w:t>
-      </w:r>
-    </w:p>
-    <w:bookmarkStart w:id="139" w:name="verificação-de-contrato-e-saída"/>
-    <w:p>
-      <w:pPr>
-        <w:pStyle w:val="Heading2"/>
-      </w:pPr>
-      <w:r>
-        <w:t xml:space="preserve">30.5 Verificação de contrato e saída</w:t>
-      </w:r>
-    </w:p>
-    <w:p>
-      <w:pPr>
-        <w:pStyle w:val="FirstParagraph"/>
-      </w:pPr>
-      <w:r>
-        <w:t xml:space="preserve">Segurança, privacidade, confidencialidade, acesso, registro, vulnerabilidade, desenvolvimento, uso de dados, treinamento de IA, localização, subprocessador, garantia, auditoria, incidente, resiliência, mudança, seguro/passivo, rescisão, transição, retorno, exclusão e deveres pós-terminação revisados.</w:t>
-      </w:r>
-    </w:p>
-    <w:p>
-      <w:pPr>
-        <w:pStyle w:val="BodyText"/>
-      </w:pPr>
-      <w:r>
-        <w:t xml:space="preserve">Cada desvio material tem uma decisão de risco documentada e proprietário.</w:t>
-      </w:r>
-    </w:p>
-    <w:p>
-      <w:pPr>
-        <w:pStyle w:val="BodyText"/>
-      </w:pPr>
-      <w:r>
-        <w:t xml:space="preserve">O inventário de saída abrange dados, contas, chaves, certificados, agentes, rotas, dispositivos, integrações, subprocessadores, backups, logs, artefatos de IA, porões legais e prova de exclusão.</w:t>
-      </w:r>
-    </w:p>
-    <w:bookmarkEnd w:id="139"/>
-    <w:bookmarkEnd w:id="140"/>
-    <w:bookmarkStart w:id="142" w:name="glossário"/>
-    <w:p>
-      <w:pPr>
-        <w:pStyle w:val="Heading1"/>
-      </w:pPr>
-      <w:r>
-        <w:t xml:space="preserve"># 30.6 Glossário</w:t>
-      </w:r>
-    </w:p>
-    <w:bookmarkStart w:id="141" w:name="section-3"/>
-    <w:p>
-      <w:pPr>
-        <w:pStyle w:val="Heading2"/>
-      </w:pPr>
-      <w:r>
-        <w:t xml:space="preserve">* ** ** ** ** ** ** **</w:t>
-      </w:r>
-    </w:p>
-    <w:p>
-      <w:pPr>
-        <w:pStyle w:val="FirstParagraph"/>
-      </w:pPr>
-      <w:r>
-        <w:t xml:space="preserve">□ Atestado : Uma declaração ou relatório que fornece garantias sobre determinado assunto.</w:t>
-      </w:r>
-      <w:r>
-        <w:t xml:space="preserve"> </w:t>
-      </w:r>
-      <w:r>
-        <w:t xml:space="preserve">Gestão do risco da cadeia de abastecimento de segurança cibernética.</w:t>
-      </w:r>
-      <w:r>
-        <w:t xml:space="preserve"> </w:t>
-      </w:r>
-      <w:r>
-        <w:t xml:space="preserve">• Risco de concentração • Exposição criada quando vários serviços críticos dependem do mesmo fornecedor, local, tecnologia ou recurso.</w:t>
-      </w:r>
-      <w:r>
-        <w:t xml:space="preserve"> </w:t>
-      </w:r>
-      <w:r>
-        <w:t xml:space="preserve">(CUEC) Controle complementar da entidade do usuário: um controle que o cliente deve realizar para que os objetivos do relatório sejam alcançados. □</w:t>
-      </w:r>
-      <w:r>
-        <w:t xml:space="preserve"> </w:t>
-      </w:r>
-      <w:r>
-        <w:t xml:space="preserve">• Due diligence • Investigação investigativa de informações pertinentes sobre o fornecedor ou produto para uma decisão informada. □</w:t>
-      </w:r>
-      <w:r>
-        <w:t xml:space="preserve"> </w:t>
-      </w:r>
-      <w:r>
-        <w:t xml:space="preserve">Primeiro partido A organização que gere o seu próprio risco.</w:t>
-      </w:r>
-      <w:r>
-        <w:t xml:space="preserve"> </w:t>
-      </w:r>
-      <w:r>
-        <w:t xml:space="preserve">□ FOCI □ Propriedade estrangeira, controle ou influência.</w:t>
-      </w:r>
-      <w:r>
-        <w:t xml:space="preserve"> </w:t>
-      </w:r>
-      <w:r>
-        <w:t xml:space="preserve">□ Quarta parte : Um fornecedor ou dependência utilizado por terceiros da organização. □</w:t>
-      </w:r>
-      <w:r>
-        <w:t xml:space="preserve"> </w:t>
-      </w:r>
-      <w:r>
-        <w:t xml:space="preserve">- Risco inerente - Risco antes de considerar controles ou tratamento. □</w:t>
-      </w:r>
-      <w:r>
-        <w:t xml:space="preserve"> </w:t>
-      </w:r>
-      <w:r>
-        <w:t xml:space="preserve">□ Provencia □ Origem rastreável e histórico de um produto, componente, código, dados, ou processo.</w:t>
-      </w:r>
-      <w:r>
-        <w:t xml:space="preserve"> </w:t>
-      </w:r>
-      <w:r>
-        <w:t xml:space="preserve">Risco residual . Risco remanescente após o tratamento.</w:t>
-      </w:r>
-      <w:r>
-        <w:t xml:space="preserve"> </w:t>
-      </w:r>
-      <w:r>
-        <w:t xml:space="preserve">□ Apetece-se ao risco □ Quantidade e tipo de risco que uma organização está disposta a perseguir ou reter. □</w:t>
-      </w:r>
-      <w:r>
-        <w:t xml:space="preserve"> </w:t>
-      </w:r>
-      <w:r>
-        <w:t xml:space="preserve">O projeto de lei de software de materiais: um inventário de componentes estruturados.</w:t>
-      </w:r>
-      <w:r>
-        <w:t xml:space="preserve"> </w:t>
-      </w:r>
-      <w:r>
-        <w:t xml:space="preserve">□ Subprocessador; Uma parte envolvida por um processador para processar dados pessoais. □</w:t>
-      </w:r>
-      <w:r>
-        <w:t xml:space="preserve"> </w:t>
-      </w:r>
-      <w:r>
-        <w:t xml:space="preserve">□ Terceiros Uma organização externa, produto, serviço ou pessoa que apoia a organização. □</w:t>
-      </w:r>
-      <w:r>
-        <w:t xml:space="preserve"> </w:t>
-      </w:r>
-      <w:r>
-        <w:t xml:space="preserve">Gestão de riscos de terceiros ao longo do ciclo de vida da relação.</w:t>
+        <w:t xml:space="preserve">Mensal: revisão de mudanças críticas, achados graves, incidentes, bypass, trabalho atrasado e concentração.</w:t>
+      </w:r>
+    </w:p>
+    <w:p>
+      <w:pPr>
+        <w:pStyle w:val="BodyText"/>
+      </w:pPr>
+      <w:r>
+        <w:t xml:space="preserve">Trimestralmente: desafiar cobertura de alta qualidade, progresso do tratamento, falhas de contrato, qualidade de monitoramento e prontidão para sair.</w:t>
+      </w:r>
+    </w:p>
+    <w:p>
+      <w:pPr>
+        <w:pStyle w:val="BodyText"/>
+      </w:pPr>
+      <w:r>
+        <w:t xml:space="preserve">Pelo menos anualmente: estratégia de revisão, apetite, nivelamento, métodos, recursos, grandes dependências, exercícios, métricas e melhoria do programa.</w:t>
+      </w:r>
+    </w:p>
+    <w:p>
+      <w:pPr>
+        <w:pStyle w:val="BodyText"/>
+      </w:pPr>
+      <w:r>
+        <w:t xml:space="preserve">Na renovação ou mudança material: reavaliar antes de novo compromisso, não após assinatura.</w:t>
+      </w:r>
+    </w:p>
+    <w:p>
+      <w:pPr>
+        <w:pStyle w:val="BodyText"/>
+      </w:pPr>
+      <w:r>
+        <w:t xml:space="preserve">Perguntas que importam: O que pode falhar? Quem é afectado? Que evidência apóia a conclusão? O que permanece incerto? Quem deve agir quando? Como é que sabemos que a solução funcionou? □</w:t>
+      </w:r>
+      <w:r>
+        <w:t xml:space="preserve"> </w:t>
+      </w:r>
+      <w:r>
+        <w:t xml:space="preserve">□——————————————————————————————————————————————————————————————————————————————————————-</w:t>
       </w:r>
     </w:p>
     <w:bookmarkEnd w:id="141"/>
     <w:bookmarkEnd w:id="142"/>
-    <w:bookmarkStart w:id="156" w:name="índice-de-assunto"/>
+    <w:bookmarkStart w:id="146" w:name="guia-de-carreira-do-analista-júnior"/>
     <w:p>
       <w:pPr>
         <w:pStyle w:val="Heading1"/>
       </w:pPr>
       <w:r>
+        <w:t xml:space="preserve">26. Guia de Carreira do Analista Júnior</w:t>
+      </w:r>
+    </w:p>
+    <w:p>
+      <w:pPr>
+        <w:numPr>
+          <w:ilvl w:val="0"/>
+          <w:numId w:val="1039"/>
+        </w:numPr>
+        <w:pStyle w:val="Compact"/>
+      </w:pPr>
+      <w:r>
+        <w:t xml:space="preserve">Os analistas juniores criam valor produzindo inventários precisos, revisões de evidências, descobertas e acompanhamento.*</w:t>
+      </w:r>
+    </w:p>
+    <w:p>
+      <w:pPr>
+        <w:pStyle w:val="CaptionedFigure"/>
+      </w:pPr>
+      <w:r>
+        <w:drawing>
+          <wp:inline>
+            <wp:extent cx="5334000" cy="2945449"/>
+            <wp:effectExtent b="0" l="0" r="0" t="0"/>
+            <wp:docPr descr="Trabalho cuidadoso e limitações honestas constroem um portfólio e confiança profissional." title="" id="144" name="Picture"/>
+            <a:graphic>
+              <a:graphicData uri="http://schemas.openxmlformats.org/drawingml/2006/picture">
+                <pic:pic>
+                  <pic:nvPicPr>
+                    <pic:cNvPr descr="media/image10.png" id="145" name="Picture"/>
+                    <pic:cNvPicPr>
+                      <a:picLocks noChangeArrowheads="1" noChangeAspect="1"/>
+                    </pic:cNvPicPr>
+                  </pic:nvPicPr>
+                  <pic:blipFill>
+                    <a:blip r:embed="rId143"/>
+                    <a:stretch>
+                      <a:fillRect/>
+                    </a:stretch>
+                  </pic:blipFill>
+                  <pic:spPr bwMode="auto">
+                    <a:xfrm>
+                      <a:off x="0" y="0"/>
+                      <a:ext cx="5334000" cy="2945449"/>
+                    </a:xfrm>
+                    <a:prstGeom prst="rect">
+                      <a:avLst/>
+                    </a:prstGeom>
+                    <a:noFill/>
+                    <a:ln w="9525">
+                      <a:noFill/>
+                      <a:headEnd/>
+                      <a:tailEnd/>
+                    </a:ln>
+                  </pic:spPr>
+                </pic:pic>
+              </a:graphicData>
+            </a:graphic>
+          </wp:inline>
+        </w:drawing>
+      </w:r>
+    </w:p>
+    <w:p>
+      <w:pPr>
+        <w:pStyle w:val="ImageCaption"/>
+      </w:pPr>
+      <w:r>
+        <w:t xml:space="preserve">Trabalho cuidadoso e limitações honestas constroem um portfólio e confiança profissional.</w:t>
+      </w:r>
+    </w:p>
+    <w:p>
+      <w:pPr>
+        <w:pStyle w:val="BodyText"/>
+      </w:pPr>
+      <w:r>
+        <w:t xml:space="preserve">Figura 10. Caminho de analista de TPRM júnior</w:t>
+      </w:r>
+    </w:p>
+    <w:bookmarkEnd w:id="146"/>
+    <w:bookmarkStart w:id="147" w:name="títulos-comuns"/>
+    <w:p>
+      <w:pPr>
+        <w:pStyle w:val="Heading1"/>
+      </w:pPr>
+      <w:r>
+        <w:t xml:space="preserve"># 26.1 Títulos comuns</w:t>
+      </w:r>
+    </w:p>
+    <w:p>
+      <w:pPr>
+        <w:pStyle w:val="FirstParagraph"/>
+      </w:pPr>
+      <w:r>
+        <w:t xml:space="preserve">Analista de Riscos de Terceiros</w:t>
+      </w:r>
+    </w:p>
+    <w:p>
+      <w:pPr>
+        <w:pStyle w:val="BodyText"/>
+      </w:pPr>
+      <w:r>
+        <w:t xml:space="preserve">Analista de Risco do Fornecedor</w:t>
+      </w:r>
+    </w:p>
+    <w:p>
+      <w:pPr>
+        <w:pStyle w:val="BodyText"/>
+      </w:pPr>
+      <w:r>
+        <w:t xml:space="preserve">Analisador de cadeia de abastecimento cibernético</w:t>
+      </w:r>
+    </w:p>
+    <w:p>
+      <w:pPr>
+        <w:pStyle w:val="BodyText"/>
+      </w:pPr>
+      <w:r>
+        <w:t xml:space="preserve">GRC Analisador</w:t>
+      </w:r>
+    </w:p>
+    <w:p>
+      <w:pPr>
+        <w:pStyle w:val="BodyText"/>
+      </w:pPr>
+      <w:r>
+        <w:t xml:space="preserve">Analista de Garantia de Segurança</w:t>
+      </w:r>
+    </w:p>
+    <w:p>
+      <w:pPr>
+        <w:pStyle w:val="BodyText"/>
+      </w:pPr>
+      <w:r>
+        <w:t xml:space="preserve">Análise de risco ou conformidade de TI</w:t>
+      </w:r>
+    </w:p>
+    <w:p>
+      <w:pPr>
+        <w:pStyle w:val="BodyText"/>
+      </w:pPr>
+      <w:r>
+        <w:t xml:space="preserve">Analista de Segurança do Fornecedor</w:t>
+      </w:r>
+    </w:p>
+    <w:p>
+      <w:pPr>
+        <w:pStyle w:val="BodyText"/>
+      </w:pPr>
+      <w:r>
+        <w:t xml:space="preserve">Analisador de cadeia de fornecimento de software</w:t>
+      </w:r>
+    </w:p>
+    <w:bookmarkEnd w:id="147"/>
+    <w:bookmarkStart w:id="149" w:name="trabalho-júnior-típico"/>
+    <w:p>
+      <w:pPr>
+        <w:pStyle w:val="Heading1"/>
+      </w:pPr>
+      <w:r>
+        <w:t xml:space="preserve"># 26.2 Trabalho júnior típico</w:t>
+      </w:r>
+    </w:p>
+    <w:p>
+      <w:pPr>
+        <w:pStyle w:val="FirstParagraph"/>
+      </w:pPr>
+      <w:r>
+        <w:t xml:space="preserve">Reveja formulários de admissão e concilie inventários de fornecedores.</w:t>
+      </w:r>
+    </w:p>
+    <w:p>
+      <w:pPr>
+        <w:pStyle w:val="BodyText"/>
+      </w:pPr>
+      <w:r>
+        <w:t xml:space="preserve">Classificar fornecedores utilizando critérios aprovados e intensificar fatos de alto risco não claros.</w:t>
+      </w:r>
+    </w:p>
+    <w:p>
+      <w:pPr>
+        <w:pStyle w:val="BodyText"/>
+      </w:pPr>
+      <w:r>
+        <w:t xml:space="preserve">Solicitar, rastrear e organizar provas sem alterar os registos de origem.</w:t>
+      </w:r>
+    </w:p>
+    <w:p>
+      <w:pPr>
+        <w:pStyle w:val="BodyText"/>
+      </w:pPr>
+      <w:r>
+        <w:t xml:space="preserve">Leia relatórios SOC 2, certificados, políticas, diagramas, resumos de testes e evidências de resiliência.</w:t>
+      </w:r>
+    </w:p>
+    <w:p>
+      <w:pPr>
+        <w:pStyle w:val="BodyText"/>
+      </w:pPr>
+      <w:r>
+        <w:t xml:space="preserve">Escrever os resultados dos critérios-condição-risco-ação e corrigir o seguimento através do reteste.</w:t>
+      </w:r>
+    </w:p>
+    <w:p>
+      <w:pPr>
+        <w:pStyle w:val="BodyText"/>
+      </w:pPr>
+      <w:r>
+        <w:t xml:space="preserve">Manter o requisito de contrato, subprocessador, contato incidente, reavaliação, renovação e registros de saída.</w:t>
+      </w:r>
+    </w:p>
+    <w:p>
+      <w:pPr>
+        <w:pStyle w:val="BodyText"/>
+      </w:pPr>
+      <w:r>
+        <w:t xml:space="preserve">Use ferramentas autorizadas em laboratórios ou ambientes aprovados e explique limitações.</w:t>
+      </w:r>
+    </w:p>
+    <w:p>
+      <w:pPr>
+        <w:pStyle w:val="BodyText"/>
+      </w:pPr>
+      <w:r>
+        <w:t xml:space="preserve">Preparar resumos claros do gestor sem reivindicar certeza para além dos elementos de prova.</w:t>
+      </w:r>
+    </w:p>
+    <w:bookmarkStart w:id="148" w:name="competência-comprovação-de-portfólio"/>
+    <w:p>
+      <w:pPr>
+        <w:pStyle w:val="Heading2"/>
+      </w:pPr>
+      <w:r>
+        <w:t xml:space="preserve">Competência** Comprovação de Portfólio**</w:t>
+      </w:r>
+    </w:p>
+    <w:p>
+      <w:pPr>
+        <w:pStyle w:val="FirstParagraph"/>
+      </w:pPr>
+      <w:r>
+        <w:t xml:space="preserve">□ Ciclo de vida □ Registro do fornecedor da ingestão através da saída □</w:t>
+      </w:r>
+      <w:r>
+        <w:t xml:space="preserve"> </w:t>
+      </w:r>
+      <w:r>
+        <w:t xml:space="preserve">□ Provas</w:t>
+      </w:r>
+      <w:r>
+        <w:t xml:space="preserve"> </w:t>
+      </w:r>
+      <w:r>
+        <w:t xml:space="preserve">Risco Três avaliações baseadas em cenários com incerteza</w:t>
+      </w:r>
+      <w:r>
+        <w:t xml:space="preserve"> </w:t>
+      </w:r>
+      <w:r>
+        <w:t xml:space="preserve">• Alfabetização técnica; análise de vulnerabilidade de um projecto de formação;</w:t>
+      </w:r>
+      <w:r>
+        <w:t xml:space="preserve"> </w:t>
+      </w:r>
+      <w:r>
+        <w:t xml:space="preserve">□ Escrita □ Encontrando, resumo do gerente, lacuna do contrato, e reteste memorando</w:t>
+      </w:r>
+      <w:r>
+        <w:t xml:space="preserve"> </w:t>
+      </w:r>
+      <w:r>
+        <w:t xml:space="preserve">Os dados do painel com populações e cálculos definidos</w:t>
+      </w:r>
+      <w:r>
+        <w:t xml:space="preserve"> </w:t>
+      </w:r>
+      <w:r>
+        <w:t xml:space="preserve">Ético, autorização escrita, dados sintéticos, redação e limitações honestas</w:t>
+      </w:r>
+    </w:p>
+    <w:bookmarkEnd w:id="148"/>
+    <w:bookmarkEnd w:id="149"/>
+    <w:bookmarkStart w:id="150" w:name="laboratório-fictício-e-portfólio"/>
+    <w:p>
+      <w:pPr>
+        <w:pStyle w:val="Heading1"/>
+      </w:pPr>
+      <w:r>
+        <w:t xml:space="preserve">27. Laboratório Fictício e Portfólio</w:t>
+      </w:r>
+    </w:p>
+    <w:p>
+      <w:pPr>
+        <w:numPr>
+          <w:ilvl w:val="0"/>
+          <w:numId w:val="1040"/>
+        </w:numPr>
+        <w:pStyle w:val="Compact"/>
+      </w:pPr>
+      <w:r>
+        <w:t xml:space="preserve">Construir um portfólio seguro com uma empresa fictícia, fornecedores sintéticos e laboratórios técnicos isolados.*</w:t>
+      </w:r>
+    </w:p>
+    <w:p>
+      <w:pPr>
+        <w:pStyle w:val="FirstParagraph"/>
+      </w:pPr>
+      <w:r>
+        <w:t xml:space="preserve">Regra do laboratório:** Nunca escaneie ou teste alvos públicos, empregadores, fornecedores ou contas sem autorização escrita. Utilizar dados sintéticos e sistemas de formação intencionalmente vulneráveis. Não publicar segredos ou resultados sensíveis.</w:t>
+      </w:r>
+      <w:r>
+        <w:t xml:space="preserve"> </w:t>
+      </w:r>
+      <w:r>
+        <w:t xml:space="preserve">□————————————————————————————————————————————————————————————————————————————————————————————————————————————————–</w:t>
+      </w:r>
+    </w:p>
+    <w:p>
+      <w:pPr>
+        <w:numPr>
+          <w:ilvl w:val="0"/>
+          <w:numId w:val="1041"/>
+        </w:numPr>
+      </w:pPr>
+      <w:r>
+        <w:t xml:space="preserve">Crie uma empresa fictícia de 75 pessoas com dados de clientes, serviços de nuvem, equipe remota, uma função de pagamento e um piloto de IA.</w:t>
+      </w:r>
+    </w:p>
+    <w:p>
+      <w:pPr>
+        <w:numPr>
+          <w:ilvl w:val="0"/>
+          <w:numId w:val="1041"/>
+        </w:numPr>
+      </w:pPr>
+      <w:r>
+        <w:t xml:space="preserve">Crie dez fornecedores fictícios e um inventário completo com proprietários, dados, acesso, dependências, datas de contrato e níveis.</w:t>
+      </w:r>
+    </w:p>
+    <w:p>
+      <w:pPr>
+        <w:numPr>
+          <w:ilvl w:val="0"/>
+          <w:numId w:val="1041"/>
+        </w:numPr>
+      </w:pPr>
+      <w:r>
+        <w:t xml:space="preserve">Escreva os registros de entrada e de risco inerente para um CRM em nuvem, provedor de TI gerenciado, serviço de folha de pagamento, biblioteca de software e assistente de IA.</w:t>
+      </w:r>
+    </w:p>
+    <w:p>
+      <w:pPr>
+        <w:numPr>
+          <w:ilvl w:val="0"/>
+          <w:numId w:val="1041"/>
+        </w:numPr>
+      </w:pPr>
+      <w:r>
+        <w:t xml:space="preserve">Criar SOC sintético 2, certificado ISO, resumo caneta-teste, política, fluxo de dados e fatos de recuperação-teste; escopo do documento e lacunas.</w:t>
+      </w:r>
+    </w:p>
+    <w:p>
+      <w:pPr>
+        <w:numPr>
+          <w:ilvl w:val="0"/>
+          <w:numId w:val="1041"/>
+        </w:numPr>
+      </w:pPr>
+      <w:r>
+        <w:t xml:space="preserve">Escreva três avaliações de due-diligence usando os cinco componentes NIST SP 1326.</w:t>
+      </w:r>
+    </w:p>
+    <w:p>
+      <w:pPr>
+        <w:numPr>
+          <w:ilvl w:val="0"/>
+          <w:numId w:val="1041"/>
+        </w:numPr>
+      </w:pPr>
+      <w:r>
+        <w:t xml:space="preserve">Construa um registro de risco, planos de tratamento, exceção, checklist de contrato, checklist de integração e calendário de monitoramento.</w:t>
+      </w:r>
+    </w:p>
+    <w:p>
+      <w:pPr>
+        <w:numPr>
+          <w:ilvl w:val="0"/>
+          <w:numId w:val="1041"/>
+        </w:numPr>
+      </w:pPr>
+      <w:r>
+        <w:t xml:space="preserve">Gerar um SBOM para um projeto de treinamento autorizado com Syft ou CycloneDX; analisá-lo com Grype, Trivy, OSV-Scanner, ou Dependência-Track.</w:t>
+      </w:r>
+    </w:p>
+    <w:p>
+      <w:pPr>
+        <w:numPr>
+          <w:ilvl w:val="0"/>
+          <w:numId w:val="1041"/>
+        </w:numPr>
+      </w:pPr>
+      <w:r>
+        <w:t xml:space="preserve">Crie um mapa de concentração de quarta parte e uma matriz de responsabilidade compartilhada na nuvem.</w:t>
+      </w:r>
+    </w:p>
+    <w:p>
+      <w:pPr>
+        <w:numPr>
+          <w:ilvl w:val="0"/>
+          <w:numId w:val="1041"/>
+        </w:numPr>
+      </w:pPr>
+      <w:r>
+        <w:t xml:space="preserve">Execute uma mesa de quebra de fornecedor e um exercício de interrupção/saída do fornecedor.</w:t>
+      </w:r>
+    </w:p>
+    <w:p>
+      <w:pPr>
+        <w:numPr>
+          <w:ilvl w:val="0"/>
+          <w:numId w:val="1041"/>
+        </w:numPr>
+      </w:pPr>
+      <w:r>
+        <w:t xml:space="preserve">Publicar trabalhos higiénicos, um painel, e um relatório de gerente de uma página claramente rotulado de ficção e educacional.</w:t>
+      </w:r>
+    </w:p>
+    <w:p>
+      <w:pPr>
+        <w:pStyle w:val="FirstParagraph"/>
+      </w:pPr>
+      <w:r>
+        <w:t xml:space="preserve">Artifacto** Artifacto** O que demonstra**</w:t>
+      </w:r>
+      <w:r>
+        <w:t xml:space="preserve"> </w:t>
+      </w:r>
+      <w:r>
+        <w:t xml:space="preserve">(————————</w:t>
+      </w:r>
+      <w:r>
+        <w:t xml:space="preserve"> </w:t>
+      </w:r>
+      <w:r>
+        <w:t xml:space="preserve">Inventário do fornecedor e nivelamento</w:t>
+      </w:r>
+      <w:r>
+        <w:t xml:space="preserve"> </w:t>
+      </w:r>
+      <w:r>
+        <w:t xml:space="preserve">□ Memo de Due-diligence; Investigação, qualidade de evidência e decisão fundamentada;</w:t>
+      </w:r>
+      <w:r>
+        <w:t xml:space="preserve"> </w:t>
+      </w:r>
+      <w:r>
+        <w:t xml:space="preserve">• Revisão do seguro □ Âmbito, período, exceções, CUECs e limitações</w:t>
+      </w:r>
+      <w:r>
+        <w:t xml:space="preserve"> </w:t>
+      </w:r>
+      <w:r>
+        <w:t xml:space="preserve">□ Registro de risco / encontrar □ Cenário, critérios, ação, proprietário e reteste</w:t>
+      </w:r>
+      <w:r>
+        <w:t xml:space="preserve"> </w:t>
+      </w:r>
+      <w:r>
+        <w:t xml:space="preserve">Lista de verificação do contrato .. Tradução do risco para requisitos aplicáveis .</w:t>
+      </w:r>
+      <w:r>
+        <w:t xml:space="preserve"> </w:t>
+      </w:r>
+      <w:r>
+        <w:t xml:space="preserve">Laboratório da SBOM componente de software e alfabetização de vulnerabilidade</w:t>
+      </w:r>
+      <w:r>
+        <w:t xml:space="preserve"> </w:t>
+      </w:r>
+      <w:r>
+        <w:t xml:space="preserve">□ Incidente mesa topo □ Funções, fatos, comunicação e melhoria</w:t>
+      </w:r>
+      <w:r>
+        <w:t xml:space="preserve"> </w:t>
+      </w:r>
+      <w:r>
+        <w:t xml:space="preserve">□ Sair do teste □ Resiliência, portabilidade, revogação e exclusão</w:t>
+      </w:r>
+      <w:r>
+        <w:t xml:space="preserve"> </w:t>
+      </w:r>
+      <w:r>
+        <w:t xml:space="preserve">Painel do gerenciador . Limpar métricas, problemas graves, incerteza e ação .</w:t>
+      </w:r>
+    </w:p>
+    <w:bookmarkEnd w:id="150"/>
+    <w:bookmarkStart w:id="152" w:name="plano-de-aprendizagem-de-trinta-dias"/>
+    <w:p>
+      <w:pPr>
+        <w:pStyle w:val="Heading1"/>
+      </w:pPr>
+      <w:r>
+        <w:t xml:space="preserve">28. Plano de Aprendizagem de Trinta Dias</w:t>
+      </w:r>
+    </w:p>
+    <w:p>
+      <w:pPr>
+        <w:numPr>
+          <w:ilvl w:val="0"/>
+          <w:numId w:val="1042"/>
+        </w:numPr>
+      </w:pPr>
+      <w:r>
+        <w:t xml:space="preserve">Um mês focado pode construir uma capacidade de nível de entrada útil.*</w:t>
+      </w:r>
+    </w:p>
+    <w:p>
+      <w:pPr>
+        <w:numPr>
+          <w:ilvl w:val="0"/>
+          <w:numId w:val="1042"/>
+        </w:numPr>
+        <w:pStyle w:val="Heading2"/>
+      </w:pPr>
+      <w:bookmarkStart w:id="151" w:name="dias-foco-entrega"/>
+      <w:r>
+        <w:t xml:space="preserve">Dias** * Foco** * Entrega**</w:t>
+      </w:r>
+      <w:bookmarkEnd w:id="151"/>
+    </w:p>
+    <w:p>
+      <w:pPr>
+        <w:numPr>
+          <w:ilvl w:val="0"/>
+          <w:numId w:val="1000"/>
+        </w:numPr>
+      </w:pPr>
+      <w:r>
+        <w:t xml:space="preserve">1–3 termos TPRM/C-SCRM, ciclo de vida, funções . Mapa de conceito e registro de ciclo de vida .</w:t>
+      </w:r>
+      <w:r>
+        <w:t xml:space="preserve"> </w:t>
+      </w:r>
+      <w:r>
+        <w:t xml:space="preserve">Inventário, criticidade, nivelamento, risco inerente</w:t>
+      </w:r>
+      <w:r>
+        <w:t xml:space="preserve"> </w:t>
+      </w:r>
+      <w:r>
+        <w:t xml:space="preserve">• 7–10 • Due diligence e NIST SP 1326 • Três avaliações baseadas em investigação</w:t>
+      </w:r>
+      <w:r>
+        <w:t xml:space="preserve"> </w:t>
+      </w:r>
+      <w:r>
+        <w:t xml:space="preserve">SOC 2, ISO, teste de caneta, política, diagramas .</w:t>
+      </w:r>
+      <w:r>
+        <w:t xml:space="preserve"> </w:t>
+      </w:r>
+      <w:r>
+        <w:t xml:space="preserve">Risco, resultados, tratamento, excepções .</w:t>
+      </w:r>
+      <w:r>
+        <w:t xml:space="preserve"> </w:t>
+      </w:r>
+      <w:r>
+        <w:t xml:space="preserve">17–19 Contratos, onboarding, monitoring</w:t>
+      </w:r>
+      <w:r>
+        <w:t xml:space="preserve"> </w:t>
+      </w:r>
+      <w:r>
+        <w:t xml:space="preserve">• 20–22 • Incidentes, resiliência, saída</w:t>
+      </w:r>
+      <w:r>
+        <w:t xml:space="preserve"> </w:t>
+      </w:r>
+      <w:r>
+        <w:t xml:space="preserve">Na nuvem, na cadeia de suprimentos de software, na IA, três avaliações focadas</w:t>
+      </w:r>
+      <w:r>
+        <w:t xml:space="preserve"> </w:t>
+      </w:r>
+      <w:r>
+        <w:t xml:space="preserve">• 26–27; • Laboratório de ferramentas de código aberto;</w:t>
+      </w:r>
+      <w:r>
+        <w:t xml:space="preserve"> </w:t>
+      </w:r>
+      <w:r>
+        <w:t xml:space="preserve">28–30 Metrics, portfolio, entreviste o Dashboard, memo do gerente, cinco histórias do STAR</w:t>
+      </w:r>
+    </w:p>
+    <w:p>
+      <w:pPr>
+        <w:numPr>
+          <w:ilvl w:val="0"/>
+          <w:numId w:val="1043"/>
+        </w:numPr>
+        <w:pStyle w:val="Compact"/>
+      </w:pPr>
+      <w:r>
+        <w:t xml:space="preserve">Preparação da entrevista</w:t>
+      </w:r>
+    </w:p>
+    <w:p>
+      <w:pPr>
+        <w:numPr>
+          <w:ilvl w:val="0"/>
+          <w:numId w:val="1044"/>
+        </w:numPr>
+        <w:pStyle w:val="Compact"/>
+      </w:pPr>
+      <w:r>
+        <w:t xml:space="preserve">As respostas de entrevista devem ser curtas, precisas e ligadas a exemplos.*</w:t>
+      </w:r>
+    </w:p>
+    <w:bookmarkEnd w:id="152"/>
+    <w:bookmarkStart w:id="153" w:name="o-que-é-tprm"/>
+    <w:p>
+      <w:pPr>
+        <w:pStyle w:val="Heading1"/>
+      </w:pPr>
+      <w:r>
+        <w:t xml:space="preserve"># 29.1 O que é TPRM?</w:t>
+      </w:r>
+    </w:p>
+    <w:p>
+      <w:pPr>
+        <w:pStyle w:val="FirstParagraph"/>
+      </w:pPr>
+      <w:r>
+        <w:t xml:space="preserve">Um processo de ciclo de vida para identificar, avaliar, contratar, monitorar, responder e sair dos riscos de organizações, produtos, pessoas e serviços externos.</w:t>
+      </w:r>
+    </w:p>
+    <w:bookmarkEnd w:id="153"/>
+    <w:bookmarkStart w:id="154" w:name="tprm-versus-c-scrm"/>
+    <w:p>
+      <w:pPr>
+        <w:pStyle w:val="Heading1"/>
+      </w:pPr>
+      <w:r>
+        <w:t xml:space="preserve"># 29,2 TPRM versus C-SCRM?</w:t>
+      </w:r>
+    </w:p>
+    <w:p>
+      <w:pPr>
+        <w:pStyle w:val="FirstParagraph"/>
+      </w:pPr>
+      <w:r>
+        <w:t xml:space="preserve">TPRM gerencia relações externas amplamente. O C-SCRM se concentra no risco de segurança cibernética em toda a cadeia de suprimentos de tecnologia e no ciclo de vida do produto ou serviço.</w:t>
+      </w:r>
+    </w:p>
+    <w:bookmarkEnd w:id="154"/>
+    <w:bookmarkStart w:id="161" w:name="risco-inerente-versus-residual"/>
+    <w:p>
+      <w:pPr>
+        <w:pStyle w:val="Heading1"/>
+      </w:pPr>
+      <w:r>
+        <w:t xml:space="preserve"># 29.3 Risco inerente versus residual?</w:t>
+      </w:r>
+    </w:p>
+    <w:p>
+      <w:pPr>
+        <w:pStyle w:val="FirstParagraph"/>
+      </w:pPr>
+      <w:r>
+        <w:t xml:space="preserve">O risco inerente existe antes dos controlos. O risco residual permanece após controles e tratamento verificados.</w:t>
+      </w:r>
+    </w:p>
+    <w:bookmarkStart w:id="155" w:name="como-se-classifica-um-fornecedor"/>
+    <w:p>
+      <w:pPr>
+        <w:pStyle w:val="Heading2"/>
+      </w:pPr>
+      <w:r>
+        <w:t xml:space="preserve">29.4 Como se classifica um fornecedor?</w:t>
+      </w:r>
+    </w:p>
+    <w:p>
+      <w:pPr>
+        <w:pStyle w:val="FirstParagraph"/>
+      </w:pPr>
+      <w:r>
+        <w:t xml:space="preserve">Use fatores de impacto documentados como dados, privilégios, disponibilidade, autoridade de mudança, substituibilidade, alcance, geografia e dependências a jusante.</w:t>
+      </w:r>
+    </w:p>
+    <w:bookmarkEnd w:id="155"/>
+    <w:bookmarkStart w:id="156" w:name="como-você-revê-um-relatório-soc-2"/>
+    <w:p>
+      <w:pPr>
+        <w:pStyle w:val="Heading2"/>
+      </w:pPr>
+      <w:r>
+        <w:t xml:space="preserve">29.5 Como você revê um relatório SOC 2?</w:t>
+      </w:r>
+    </w:p>
+    <w:p>
+      <w:pPr>
+        <w:pStyle w:val="FirstParagraph"/>
+      </w:pPr>
+      <w:r>
+        <w:t xml:space="preserve">Verifique a entidade e sistema exatos, critérios, período, opinião, testes, exceções, CUECs, organizações de subserviço e eventos subsequentes; em seguida, mapeá-lo para o uso real.</w:t>
+      </w:r>
+    </w:p>
+    <w:bookmarkEnd w:id="156"/>
+    <w:bookmarkStart w:id="157" w:name="limitação-do-questionário"/>
+    <w:p>
+      <w:pPr>
+        <w:pStyle w:val="Heading2"/>
+      </w:pPr>
+      <w:r>
+        <w:t xml:space="preserve">29.6 Limitação do questionário?</w:t>
+      </w:r>
+    </w:p>
+    <w:p>
+      <w:pPr>
+        <w:pStyle w:val="FirstParagraph"/>
+      </w:pPr>
+      <w:r>
+        <w:t xml:space="preserve">É uma afirmação de fornecedor. Valido respostas importantes com evidências relevantes, atuais, confiáveis e lacunas de registro.</w:t>
+      </w:r>
+    </w:p>
+    <w:bookmarkEnd w:id="157"/>
+    <w:bookmarkStart w:id="158" w:name="o-que-é-uma-sbom"/>
+    <w:p>
+      <w:pPr>
+        <w:pStyle w:val="Heading2"/>
+      </w:pPr>
+      <w:r>
+        <w:t xml:space="preserve">29.7 O que é uma SBOM?</w:t>
+      </w:r>
+    </w:p>
+    <w:p>
+      <w:pPr>
+        <w:pStyle w:val="FirstParagraph"/>
+      </w:pPr>
+      <w:r>
+        <w:t xml:space="preserve">Um inventário estruturado de componentes de software e relacionamentos. Ele melhora a visibilidade, mas não prova segurança ou vulnerabilidade aplicabilidade.</w:t>
+      </w:r>
+    </w:p>
+    <w:bookmarkEnd w:id="158"/>
+    <w:bookmarkStart w:id="159" w:name="como-se-fecha-uma-descoberta"/>
+    <w:p>
+      <w:pPr>
+        <w:pStyle w:val="Heading2"/>
+      </w:pPr>
+      <w:r>
+        <w:t xml:space="preserve">29.8 Como se fecha uma descoberta?</w:t>
+      </w:r>
+    </w:p>
+    <w:p>
+      <w:pPr>
+        <w:pStyle w:val="FirstParagraph"/>
+      </w:pPr>
+      <w:r>
+        <w:t xml:space="preserve">Reteste o controle corrigido usando critérios definidos e evidências confiáveis; não feche apenas porque o fornecedor diz que é fixo.</w:t>
+      </w:r>
+    </w:p>
+    <w:bookmarkEnd w:id="159"/>
+    <w:bookmarkStart w:id="160" w:name="Xd9085b9990fbedf9e4d32e1c3938c350a126f3f"/>
+    <w:p>
+      <w:pPr>
+        <w:pStyle w:val="Heading2"/>
+      </w:pPr>
+      <w:r>
+        <w:t xml:space="preserve">29.9 E se um fornecedor crítico recusar provas?</w:t>
+      </w:r>
+    </w:p>
+    <w:p>
+      <w:pPr>
+        <w:pStyle w:val="FirstParagraph"/>
+      </w:pPr>
+      <w:r>
+        <w:t xml:space="preserve">Registre a lacuna, use provas independentes disponíveis, considere opções de design e contrato, avalie incerteza e risco e aumente para o tomador de decisão autorizado.</w:t>
+      </w:r>
+    </w:p>
+    <w:bookmarkEnd w:id="160"/>
+    <w:bookmarkEnd w:id="161"/>
+    <w:bookmarkStart w:id="162" w:name="o-que-faz-um-bom-analista-júnior"/>
+    <w:p>
+      <w:pPr>
+        <w:pStyle w:val="Heading1"/>
+      </w:pPr>
+      <w:r>
+        <w:t xml:space="preserve"># 29.10 O que faz um bom analista júnior?</w:t>
+      </w:r>
+    </w:p>
+    <w:p>
+      <w:pPr>
+        <w:pStyle w:val="FirstParagraph"/>
+      </w:pPr>
+      <w:r>
+        <w:t xml:space="preserve">Escopo cuidadoso, registros completos, ceticismo de evidência, escrita clara, acompanhamento respeitoso, manipulação segura e conclusões honestas.</w:t>
+      </w:r>
+    </w:p>
+    <w:bookmarkEnd w:id="162"/>
+    <w:bookmarkStart w:id="163" w:name="perguntas-para-fazer-ao-empregador"/>
+    <w:p>
+      <w:pPr>
+        <w:pStyle w:val="Heading1"/>
+      </w:pPr>
+      <w:r>
+        <w:t xml:space="preserve"># 29.11 Perguntas para fazer ao empregador</w:t>
+      </w:r>
+    </w:p>
+    <w:p>
+      <w:pPr>
+        <w:pStyle w:val="FirstParagraph"/>
+      </w:pPr>
+      <w:r>
+        <w:t xml:space="preserve">Quais fornecedores e riscos são mais importantes para o programa?</w:t>
+      </w:r>
+    </w:p>
+    <w:p>
+      <w:pPr>
+        <w:pStyle w:val="BodyText"/>
+      </w:pPr>
+      <w:r>
+        <w:t xml:space="preserve">Como os inventários são reconciliados com os registros de compras, finanças, identidade, rede e aplicativos?</w:t>
+      </w:r>
+    </w:p>
+    <w:p>
+      <w:pPr>
+        <w:pStyle w:val="BodyText"/>
+      </w:pPr>
+      <w:r>
+        <w:t xml:space="preserve">Que provas e normas contratuais são utilizadas por nível?</w:t>
+      </w:r>
+    </w:p>
+    <w:p>
+      <w:pPr>
+        <w:pStyle w:val="BodyText"/>
+      </w:pPr>
+      <w:r>
+        <w:t xml:space="preserve">Como se agravam as graves descobertas, exceções, incidentes e renovações?</w:t>
+      </w:r>
+    </w:p>
+    <w:p>
+      <w:pPr>
+        <w:pStyle w:val="BodyText"/>
+      </w:pPr>
+      <w:r>
+        <w:t xml:space="preserve">Quais ferramentas são aprovadas, e como é analisado o trabalho do analista?</w:t>
+      </w:r>
+    </w:p>
+    <w:p>
+      <w:pPr>
+        <w:pStyle w:val="BodyText"/>
+      </w:pPr>
+      <w:r>
+        <w:t xml:space="preserve">Como seria o sucesso nos primeiros 90 dias?</w:t>
+      </w:r>
+    </w:p>
+    <w:bookmarkEnd w:id="163"/>
+    <w:bookmarkStart w:id="164" w:name="modelos-glossário-índice-e-referências"/>
+    <w:p>
+      <w:pPr>
+        <w:pStyle w:val="Heading1"/>
+      </w:pPr>
+      <w:r>
+        <w:t xml:space="preserve">30. Modelos, Glossário, Índice e Referências</w:t>
+      </w:r>
+    </w:p>
+    <w:p>
+      <w:pPr>
+        <w:numPr>
+          <w:ilvl w:val="0"/>
+          <w:numId w:val="1045"/>
+        </w:numPr>
+        <w:pStyle w:val="Compact"/>
+      </w:pPr>
+      <w:r>
+        <w:t xml:space="preserve">Estruturas reutilizáveis, termos-chave, índice de assunto e pontos de partida oficiais.*</w:t>
+      </w:r>
+    </w:p>
+    <w:bookmarkEnd w:id="164"/>
+    <w:bookmarkStart w:id="166" w:name="registro-de-inventário-do-fornecedor"/>
+    <w:p>
+      <w:pPr>
+        <w:pStyle w:val="Heading1"/>
+      </w:pPr>
+      <w:r>
+        <w:t xml:space="preserve"># 30.1 Registro de inventário do fornecedor</w:t>
+      </w:r>
+    </w:p>
+    <w:p>
+      <w:pPr>
+        <w:numPr>
+          <w:ilvl w:val="0"/>
+          <w:numId w:val="1046"/>
+        </w:numPr>
+        <w:pStyle w:val="Heading2"/>
+      </w:pPr>
+      <w:bookmarkStart w:id="165" w:name="campo-entrada"/>
+      <w:r>
+        <w:t xml:space="preserve">Campo** * Entrada**</w:t>
+      </w:r>
+      <w:bookmarkEnd w:id="165"/>
+    </w:p>
+    <w:p>
+      <w:pPr>
+        <w:numPr>
+          <w:ilvl w:val="0"/>
+          <w:numId w:val="1000"/>
+        </w:numPr>
+        <w:pStyle w:val="Compact"/>
+      </w:pPr>
+      <w:r>
+        <w:t xml:space="preserve">Nome jurídico / serviço</w:t>
+      </w:r>
+      <w:r>
+        <w:t xml:space="preserve"> </w:t>
+      </w:r>
+      <w:r>
+        <w:t xml:space="preserve">Os donos de empresas e técnicos</w:t>
+      </w:r>
+      <w:r>
+        <w:t xml:space="preserve"> </w:t>
+      </w:r>
+      <w:r>
+        <w:t xml:space="preserve">O objectivo e os processos críticos</w:t>
+      </w:r>
+      <w:r>
+        <w:t xml:space="preserve"> </w:t>
+      </w:r>
+      <w:r>
+        <w:t xml:space="preserve">Dados/localizações/transferências</w:t>
+      </w:r>
+      <w:r>
+        <w:t xml:space="preserve"> </w:t>
+      </w:r>
+      <w:r>
+        <w:t xml:space="preserve">Acesso / integrações / privilégios</w:t>
+      </w:r>
+      <w:r>
+        <w:t xml:space="preserve"> </w:t>
+      </w:r>
+      <w:r>
+        <w:t xml:space="preserve">Quartas partes / concentração</w:t>
+      </w:r>
+    </w:p>
+    <w:p>
+      <w:pPr>
+        <w:numPr>
+          <w:ilvl w:val="0"/>
+          <w:numId w:val="1046"/>
+        </w:numPr>
+        <w:pStyle w:val="Compact"/>
+      </w:pPr>
+      <w:r>
+        <w:t xml:space="preserve">Risco inerente / residual :                                                  </w:t>
+      </w:r>
+      <w:r>
+        <w:t xml:space="preserve"> </w:t>
+      </w:r>
+      <w:r>
+        <w:t xml:space="preserve">Datas do contrato / renovação / anúncio</w:t>
+      </w:r>
+      <w:r>
+        <w:t xml:space="preserve"> </w:t>
+      </w:r>
+      <w:r>
+        <w:t xml:space="preserve">Avaliação / conclusões / excepções</w:t>
+      </w:r>
+    </w:p>
+    <w:p>
+      <w:pPr>
+        <w:numPr>
+          <w:ilvl w:val="0"/>
+          <w:numId w:val="1046"/>
+        </w:numPr>
+        <w:pStyle w:val="Compact"/>
+      </w:pPr>
+      <w:r>
+        <w:t xml:space="preserve">Monitorização / incidente / estado de saída</w:t>
+      </w:r>
+    </w:p>
+    <w:bookmarkEnd w:id="166"/>
+    <w:bookmarkStart w:id="168" w:name="papel-de-trabalho-de-dupla-diligencia"/>
+    <w:p>
+      <w:pPr>
+        <w:pStyle w:val="Heading1"/>
+      </w:pPr>
+      <w:r>
+        <w:t xml:space="preserve"># 30.2 Papel de trabalho de dupla diligencia</w:t>
+      </w:r>
+    </w:p>
+    <w:p>
+      <w:pPr>
+        <w:numPr>
+          <w:ilvl w:val="0"/>
+          <w:numId w:val="1047"/>
+        </w:numPr>
+        <w:pStyle w:val="Compact"/>
+      </w:pPr>
+      <w:r>
+        <w:t xml:space="preserve">Campo** * Entrada**</w:t>
+      </w:r>
+      <w:r>
+        <w:t xml:space="preserve"> </w:t>
+      </w:r>
+      <w:r>
+        <w:t xml:space="preserve">□—————————————————————————————————————-</w:t>
+      </w:r>
+      <w:r>
+        <w:t xml:space="preserve"> </w:t>
+      </w:r>
+      <w:r>
+        <w:t xml:space="preserve">Decisão e âmbito de aplicação</w:t>
+      </w:r>
+      <w:r>
+        <w:t xml:space="preserve"> </w:t>
+      </w:r>
+      <w:r>
+        <w:t xml:space="preserve">Fontes / datas / fiabilidade</w:t>
+      </w:r>
+    </w:p>
+    <w:p>
+      <w:pPr>
+        <w:numPr>
+          <w:ilvl w:val="0"/>
+          <w:numId w:val="1047"/>
+        </w:numPr>
+        <w:pStyle w:val="Compact"/>
+      </w:pPr>
+      <w:r>
+        <w:t xml:space="preserve">FOCI *                                                        </w:t>
+      </w:r>
+      <w:r>
+        <w:br/>
+      </w:r>
+      <w:r>
+        <w:t xml:space="preserve">Provas</w:t>
+      </w:r>
+      <w:r>
+        <w:t xml:space="preserve"> </w:t>
+      </w:r>
+      <w:r>
+        <w:t xml:space="preserve">Resiliência</w:t>
+      </w:r>
+      <w:r>
+        <w:t xml:space="preserve"> </w:t>
+      </w:r>
+      <w:r>
+        <w:t xml:space="preserve">• Práticas cibernéticas fundamentais</w:t>
+      </w:r>
+    </w:p>
+    <w:p>
+      <w:pPr>
+        <w:numPr>
+          <w:ilvl w:val="0"/>
+          <w:numId w:val="1047"/>
+        </w:numPr>
+        <w:pStyle w:val="Compact"/>
+      </w:pPr>
+      <w:r>
+        <w:t xml:space="preserve">Listas das cadeias de abastecimento</w:t>
+      </w:r>
+    </w:p>
+    <w:p>
+      <w:pPr>
+        <w:numPr>
+          <w:ilvl w:val="0"/>
+          <w:numId w:val="1047"/>
+        </w:numPr>
+        <w:pStyle w:val="Compact"/>
+      </w:pPr>
+      <w:r>
+        <w:t xml:space="preserve">Gaps/incerteza de provas</w:t>
+      </w:r>
+      <w:r>
+        <w:t xml:space="preserve"> </w:t>
+      </w:r>
+      <w:r>
+        <w:t xml:space="preserve">Cenários de risco / tratamento</w:t>
+      </w:r>
+      <w:r>
+        <w:t xml:space="preserve"> </w:t>
+      </w:r>
+      <w:r>
+        <w:t xml:space="preserve">Conclusão / aprovante / expiração</w:t>
+      </w:r>
+    </w:p>
+    <w:bookmarkStart w:id="167" w:name="revisão-da-garantia"/>
+    <w:p>
+      <w:pPr>
+        <w:pStyle w:val="Heading2"/>
+      </w:pPr>
+      <w:r>
+        <w:t xml:space="preserve">30.3 Revisão da garantia</w:t>
+      </w:r>
+    </w:p>
+    <w:p>
+      <w:pPr>
+        <w:numPr>
+          <w:ilvl w:val="0"/>
+          <w:numId w:val="1048"/>
+        </w:numPr>
+        <w:pStyle w:val="Compact"/>
+      </w:pPr>
+      <w:r>
+        <w:t xml:space="preserve">Campo** * Entrada**</w:t>
+      </w:r>
+      <w:r>
+        <w:t xml:space="preserve"> </w:t>
+      </w:r>
+      <w:r>
+        <w:t xml:space="preserve">□——————————————————————————————————————————————————————</w:t>
+      </w:r>
+      <w:r>
+        <w:t xml:space="preserve"> </w:t>
+      </w:r>
+      <w:r>
+        <w:t xml:space="preserve">Artigo / emissor / data</w:t>
+      </w:r>
+      <w:r>
+        <w:t xml:space="preserve"> </w:t>
+      </w:r>
+      <w:r>
+        <w:t xml:space="preserve">Entity / system / location scope (Entity / system / location)</w:t>
+      </w:r>
+      <w:r>
+        <w:t xml:space="preserve"> </w:t>
+      </w:r>
+      <w:r>
+        <w:t xml:space="preserve">□ Critérios / padrão / período</w:t>
+      </w:r>
+      <w:r>
+        <w:t xml:space="preserve"> </w:t>
+      </w:r>
+      <w:r>
+        <w:t xml:space="preserve">Opinião ou estatuto</w:t>
+      </w:r>
+      <w:r>
+        <w:t xml:space="preserve"> </w:t>
+      </w:r>
+      <w:r>
+        <w:t xml:space="preserve">Testes/excepções/descobertas</w:t>
+      </w:r>
+      <w:r>
+        <w:t xml:space="preserve"> </w:t>
+      </w:r>
+      <w:r>
+        <w:t xml:space="preserve">• CUEC / deveres dos clientes</w:t>
+      </w:r>
+      <w:r>
+        <w:t xml:space="preserve"> </w:t>
+      </w:r>
+      <w:r>
+        <w:t xml:space="preserve">As organizações subservientes são:</w:t>
+      </w:r>
+      <w:r>
+        <w:t xml:space="preserve"> </w:t>
+      </w:r>
+      <w:r>
+        <w:t xml:space="preserve">□ Eventos posteriores / mudanças</w:t>
+      </w:r>
+      <w:r>
+        <w:t xml:space="preserve"> </w:t>
+      </w:r>
+      <w:r>
+        <w:t xml:space="preserve">Aplicabilidade à nossa utilização</w:t>
+      </w:r>
+    </w:p>
+    <w:p>
+      <w:pPr>
+        <w:numPr>
+          <w:ilvl w:val="0"/>
+          <w:numId w:val="1048"/>
+        </w:numPr>
+        <w:pStyle w:val="Compact"/>
+      </w:pPr>
+      <w:r>
+        <w:t xml:space="preserve">Gaps / action / reteste *                                                   </w:t>
+      </w:r>
+    </w:p>
+    <w:bookmarkEnd w:id="167"/>
+    <w:bookmarkEnd w:id="168"/>
+    <w:bookmarkStart w:id="170" w:name="registro-de-busca-e-exceção"/>
+    <w:p>
+      <w:pPr>
+        <w:pStyle w:val="Heading1"/>
+      </w:pPr>
+      <w:r>
+        <w:t xml:space="preserve"># 30.4 Registro de busca e exceção</w:t>
+      </w:r>
+    </w:p>
+    <w:p>
+      <w:pPr>
+        <w:numPr>
+          <w:ilvl w:val="0"/>
+          <w:numId w:val="1049"/>
+        </w:numPr>
+        <w:pStyle w:val="Compact"/>
+      </w:pPr>
+      <w:r>
+        <w:t xml:space="preserve">Campo** * Entrada**</w:t>
+      </w:r>
+      <w:r>
+        <w:t xml:space="preserve"> </w:t>
+      </w:r>
+      <w:r>
+        <w:t xml:space="preserve">□————————————————————————————————————————————————-</w:t>
+      </w:r>
+      <w:r>
+        <w:t xml:space="preserve"> </w:t>
+      </w:r>
+      <w:r>
+        <w:t xml:space="preserve">• Critérios:</w:t>
+      </w:r>
+    </w:p>
+    <w:p>
+      <w:pPr>
+        <w:numPr>
+          <w:ilvl w:val="0"/>
+          <w:numId w:val="1049"/>
+        </w:numPr>
+        <w:pStyle w:val="Compact"/>
+      </w:pPr>
+      <w:r>
+        <w:t xml:space="preserve">Condição / população / evidência</w:t>
+      </w:r>
+    </w:p>
+    <w:p>
+      <w:pPr>
+        <w:numPr>
+          <w:ilvl w:val="0"/>
+          <w:numId w:val="1049"/>
+        </w:numPr>
+        <w:pStyle w:val="Compact"/>
+      </w:pPr>
+      <w:r>
+        <w:t xml:space="preserve">Cenário de risco / impacto</w:t>
+      </w:r>
+      <w:r>
+        <w:t xml:space="preserve"> </w:t>
+      </w:r>
+      <w:r>
+        <w:t xml:space="preserve">Causa / incerteza</w:t>
+      </w:r>
+      <w:r>
+        <w:t xml:space="preserve"> </w:t>
+      </w:r>
+      <w:r>
+        <w:t xml:space="preserve">Acção/protecção provisória</w:t>
+      </w:r>
+      <w:r>
+        <w:t xml:space="preserve"> </w:t>
+      </w:r>
+      <w:r>
+        <w:t xml:space="preserve">O proprietário / data de vencimento</w:t>
+      </w:r>
+      <w:r>
+        <w:t xml:space="preserve"> </w:t>
+      </w:r>
+      <w:r>
+        <w:t xml:space="preserve">Aprovador/expirador de excepção</w:t>
+      </w:r>
+    </w:p>
+    <w:p>
+      <w:pPr>
+        <w:numPr>
+          <w:ilvl w:val="0"/>
+          <w:numId w:val="1049"/>
+        </w:numPr>
+        <w:pStyle w:val="Compact"/>
+      </w:pPr>
+      <w:r>
+        <w:t xml:space="preserve">Monitorização / desencadeamento</w:t>
+      </w:r>
+      <w:r>
+        <w:t xml:space="preserve"> </w:t>
+      </w:r>
+      <w:r>
+        <w:t xml:space="preserve">O método de reteste / prova</w:t>
+      </w:r>
+      <w:r>
+        <w:t xml:space="preserve"> </w:t>
+      </w:r>
+      <w:r>
+        <w:t xml:space="preserve">Resultado / data de encerramento</w:t>
+      </w:r>
+    </w:p>
+    <w:bookmarkStart w:id="169" w:name="verificação-de-contrato-e-saída"/>
+    <w:p>
+      <w:pPr>
+        <w:pStyle w:val="Heading2"/>
+      </w:pPr>
+      <w:r>
+        <w:t xml:space="preserve">30.5 Verificação de contrato e saída</w:t>
+      </w:r>
+    </w:p>
+    <w:p>
+      <w:pPr>
+        <w:pStyle w:val="FirstParagraph"/>
+      </w:pPr>
+      <w:r>
+        <w:t xml:space="preserve">Segurança, privacidade, confidencialidade, acesso, registro, vulnerabilidade, desenvolvimento, uso de dados, treinamento de IA, localização, subprocessador, garantia, auditoria, incidente, resiliência, mudança, seguro/passivo, rescisão, transição, retorno, exclusão e deveres pós-terminação revisados.</w:t>
+      </w:r>
+    </w:p>
+    <w:p>
+      <w:pPr>
+        <w:pStyle w:val="BodyText"/>
+      </w:pPr>
+      <w:r>
+        <w:t xml:space="preserve">Cada desvio material tem uma decisão de risco documentada e proprietário.</w:t>
+      </w:r>
+    </w:p>
+    <w:p>
+      <w:pPr>
+        <w:pStyle w:val="BodyText"/>
+      </w:pPr>
+      <w:r>
+        <w:t xml:space="preserve">O inventário de saída abrange dados, contas, chaves, certificados, agentes, rotas, dispositivos, integrações, subprocessadores, backups, logs, artefatos de IA, porões legais e prova de exclusão.</w:t>
+      </w:r>
+    </w:p>
+    <w:bookmarkEnd w:id="169"/>
+    <w:bookmarkEnd w:id="170"/>
+    <w:bookmarkStart w:id="172" w:name="glossário"/>
+    <w:p>
+      <w:pPr>
+        <w:pStyle w:val="Heading1"/>
+      </w:pPr>
+      <w:r>
+        <w:t xml:space="preserve"># 30.6 Glossário</w:t>
+      </w:r>
+    </w:p>
+    <w:bookmarkStart w:id="171" w:name="section-3"/>
+    <w:p>
+      <w:pPr>
+        <w:pStyle w:val="Heading2"/>
+      </w:pPr>
+      <w:r>
+        <w:t xml:space="preserve">* ** ** ** ** ** ** **</w:t>
+      </w:r>
+    </w:p>
+    <w:p>
+      <w:pPr>
+        <w:pStyle w:val="FirstParagraph"/>
+      </w:pPr>
+      <w:r>
+        <w:t xml:space="preserve">□ Atestado : Uma declaração ou relatório que fornece garantias sobre determinado assunto.</w:t>
+      </w:r>
+      <w:r>
+        <w:t xml:space="preserve"> </w:t>
+      </w:r>
+      <w:r>
+        <w:t xml:space="preserve">Gestão do risco da cadeia de abastecimento de segurança cibernética.</w:t>
+      </w:r>
+      <w:r>
+        <w:t xml:space="preserve"> </w:t>
+      </w:r>
+      <w:r>
+        <w:t xml:space="preserve">• Risco de concentração • Exposição criada quando vários serviços críticos dependem do mesmo fornecedor, local, tecnologia ou recurso.</w:t>
+      </w:r>
+      <w:r>
+        <w:t xml:space="preserve"> </w:t>
+      </w:r>
+      <w:r>
+        <w:t xml:space="preserve">(CUEC) Controle complementar da entidade do usuário: um controle que o cliente deve realizar para que os objetivos do relatório sejam alcançados. □</w:t>
+      </w:r>
+      <w:r>
+        <w:t xml:space="preserve"> </w:t>
+      </w:r>
+      <w:r>
+        <w:t xml:space="preserve">• Due diligence • Investigação investigativa de informações pertinentes sobre o fornecedor ou produto para uma decisão informada. □</w:t>
+      </w:r>
+      <w:r>
+        <w:t xml:space="preserve"> </w:t>
+      </w:r>
+      <w:r>
+        <w:t xml:space="preserve">Primeiro partido A organização que gere o seu próprio risco.</w:t>
+      </w:r>
+      <w:r>
+        <w:t xml:space="preserve"> </w:t>
+      </w:r>
+      <w:r>
+        <w:t xml:space="preserve">□ FOCI □ Propriedade estrangeira, controle ou influência.</w:t>
+      </w:r>
+      <w:r>
+        <w:t xml:space="preserve"> </w:t>
+      </w:r>
+      <w:r>
+        <w:t xml:space="preserve">□ Quarta parte : Um fornecedor ou dependência utilizado por terceiros da organização. □</w:t>
+      </w:r>
+      <w:r>
+        <w:t xml:space="preserve"> </w:t>
+      </w:r>
+      <w:r>
+        <w:t xml:space="preserve">- Risco inerente - Risco antes de considerar controles ou tratamento. □</w:t>
+      </w:r>
+      <w:r>
+        <w:t xml:space="preserve"> </w:t>
+      </w:r>
+      <w:r>
+        <w:t xml:space="preserve">□ Provencia □ Origem rastreável e histórico de um produto, componente, código, dados, ou processo.</w:t>
+      </w:r>
+      <w:r>
+        <w:t xml:space="preserve"> </w:t>
+      </w:r>
+      <w:r>
+        <w:t xml:space="preserve">Risco residual . Risco remanescente após o tratamento.</w:t>
+      </w:r>
+      <w:r>
+        <w:t xml:space="preserve"> </w:t>
+      </w:r>
+      <w:r>
+        <w:t xml:space="preserve">□ Apetece-se ao risco □ Quantidade e tipo de risco que uma organização está disposta a perseguir ou reter. □</w:t>
+      </w:r>
+      <w:r>
+        <w:t xml:space="preserve"> </w:t>
+      </w:r>
+      <w:r>
+        <w:t xml:space="preserve">O projeto de lei de software de materiais: um inventário de componentes estruturados.</w:t>
+      </w:r>
+      <w:r>
+        <w:t xml:space="preserve"> </w:t>
+      </w:r>
+      <w:r>
+        <w:t xml:space="preserve">□ Subprocessador; Uma parte envolvida por um processador para processar dados pessoais. □</w:t>
+      </w:r>
+      <w:r>
+        <w:t xml:space="preserve"> </w:t>
+      </w:r>
+      <w:r>
+        <w:t xml:space="preserve">□ Terceiros Uma organização externa, produto, serviço ou pessoa que apoia a organização. □</w:t>
+      </w:r>
+      <w:r>
+        <w:t xml:space="preserve"> </w:t>
+      </w:r>
+      <w:r>
+        <w:t xml:space="preserve">Gestão de riscos de terceiros ao longo do ciclo de vida da relação.</w:t>
+      </w:r>
+    </w:p>
+    <w:bookmarkEnd w:id="171"/>
+    <w:bookmarkEnd w:id="172"/>
+    <w:bookmarkStart w:id="186" w:name="índice-de-assunto"/>
+    <w:p>
+      <w:pPr>
+        <w:pStyle w:val="Heading1"/>
+      </w:pPr>
+      <w:r>
         <w:t xml:space="preserve"># 30.7 Índice de assunto</w:t>
       </w:r>
     </w:p>
-    <w:bookmarkStart w:id="143" w:name="sujeito-capítulo"/>
+    <w:bookmarkStart w:id="173" w:name="sujeito-capítulo"/>
     <w:p>
       <w:pPr>
         <w:pStyle w:val="Heading2"/>
@@ -7036,8 +7510,8 @@
         <w:t xml:space="preserve">Monitoramento do fornecedor .. 11 .</w:t>
       </w:r>
     </w:p>
-    <w:bookmarkEnd w:id="143"/>
-    <w:bookmarkStart w:id="154" w:name="referências-oficiais"/>
+    <w:bookmarkEnd w:id="173"/>
+    <w:bookmarkStart w:id="184" w:name="referências-oficiais"/>
     <w:p>
       <w:pPr>
         <w:pStyle w:val="Heading2"/>
@@ -7050,7 +7524,7 @@
       <w:pPr>
         <w:pStyle w:val="FirstParagraph"/>
       </w:pPr>
-      <w:hyperlink r:id="rId144">
+      <w:hyperlink r:id="rId174">
         <w:r>
           <w:rPr>
             <w:rStyle w:val="Hyperlink"/>
@@ -7063,7 +7537,7 @@
       <w:pPr>
         <w:pStyle w:val="BodyText"/>
       </w:pPr>
-      <w:hyperlink r:id="rId145">
+      <w:hyperlink r:id="rId175">
         <w:r>
           <w:rPr>
             <w:rStyle w:val="Hyperlink"/>
@@ -7076,7 +7550,7 @@
       <w:pPr>
         <w:pStyle w:val="BodyText"/>
       </w:pPr>
-      <w:hyperlink r:id="rId146">
+      <w:hyperlink r:id="rId176">
         <w:r>
           <w:rPr>
             <w:rStyle w:val="Hyperlink"/>
@@ -7089,7 +7563,7 @@
       <w:pPr>
         <w:pStyle w:val="BodyText"/>
       </w:pPr>
-      <w:hyperlink r:id="rId147">
+      <w:hyperlink r:id="rId177">
         <w:r>
           <w:rPr>
             <w:rStyle w:val="Hyperlink"/>
@@ -7102,7 +7576,7 @@
       <w:pPr>
         <w:pStyle w:val="BodyText"/>
       </w:pPr>
-      <w:hyperlink r:id="rId148">
+      <w:hyperlink r:id="rId178">
         <w:r>
           <w:rPr>
             <w:rStyle w:val="Hyperlink"/>
@@ -7115,7 +7589,7 @@
       <w:pPr>
         <w:pStyle w:val="BodyText"/>
       </w:pPr>
-      <w:hyperlink r:id="rId149">
+      <w:hyperlink r:id="rId179">
         <w:r>
           <w:rPr>
             <w:rStyle w:val="Hyperlink"/>
@@ -7128,7 +7602,7 @@
       <w:pPr>
         <w:pStyle w:val="BodyText"/>
       </w:pPr>
-      <w:hyperlink r:id="rId150">
+      <w:hyperlink r:id="rId180">
         <w:r>
           <w:rPr>
             <w:rStyle w:val="Hyperlink"/>
@@ -7141,7 +7615,7 @@
       <w:pPr>
         <w:pStyle w:val="BodyText"/>
       </w:pPr>
-      <w:hyperlink r:id="rId151">
+      <w:hyperlink r:id="rId181">
         <w:r>
           <w:rPr>
             <w:rStyle w:val="Hyperlink"/>
@@ -7179,7 +7653,7 @@
       <w:pPr>
         <w:pStyle w:val="BodyText"/>
       </w:pPr>
-      <w:hyperlink r:id="rId152">
+      <w:hyperlink r:id="rId182">
         <w:r>
           <w:rPr>
             <w:rStyle w:val="Hyperlink"/>
@@ -7192,7 +7666,7 @@
       <w:pPr>
         <w:pStyle w:val="BodyText"/>
       </w:pPr>
-      <w:hyperlink r:id="rId153">
+      <w:hyperlink r:id="rId183">
         <w:r>
           <w:rPr>
             <w:rStyle w:val="Hyperlink"/>
@@ -7207,8 +7681,8 @@
         </w:r>
       </w:hyperlink>
     </w:p>
-    <w:bookmarkEnd w:id="154"/>
-    <w:bookmarkStart w:id="155" w:name="X3fc763f32871b302217f7620206116c0e53a941"/>
+    <w:bookmarkEnd w:id="184"/>
+    <w:bookmarkStart w:id="185" w:name="X3fc763f32871b302217f7620206116c0e53a941"/>
     <w:p>
       <w:pPr>
         <w:pStyle w:val="Heading2"/>
@@ -7227,8 +7701,8 @@
         <w:t xml:space="preserve">Quadros, orientações, leis, contratos, fornecedores, ameaças, ferramentas, produtos e interpretações oficiais mudam. Confirmar a atual fonte oficial e obrigações aplicáveis antes de uma decisão ou avaliação reais. □</w:t>
       </w:r>
     </w:p>
-    <w:bookmarkEnd w:id="155"/>
-    <w:bookmarkEnd w:id="156"/>
+    <w:bookmarkEnd w:id="185"/>
+    <w:bookmarkEnd w:id="186"/>
     <w:sectPr/>
   </w:body>
 </w:document>

--- a/07-third-party-risk/Third_Party_Risk_and_Supply_Chain/Portugues_BR/Third_Party_Risk_Management_and_Cyber_Supply_Chain_Security_Manual_Portugues_BR_v1.0.docx
+++ b/07-third-party-risk/Third_Party_Risk_and_Supply_Chain/Portugues_BR/Third_Party_Risk_Management_and_Cyber_Supply_Chain_Security_Manual_Portugues_BR_v1.0.docx
@@ -9108,7 +9108,7 @@
         <w:rFonts w:asciiTheme="minorHAnsi" w:cstheme="minorBidi" w:eastAsiaTheme="minorHAnsi" w:hAnsiTheme="minorHAnsi"/>
         <w:sz w:val="24"/>
         <w:szCs w:val="24"/>
-        <w:lang w:bidi="ar-SA" w:eastAsia="en-US" w:val="en-US"/>
+        <w:lang w:bidi="ar-SA" w:eastAsia="pt-BR" w:val="pt-BR"/>
       </w:rPr>
     </w:rPrDefault>
     <w:pPrDefault>
